--- a/Лабораторна робота №4.docx
+++ b/Лабораторна робота №4.docx
@@ -116,6 +116,7 @@
           <w:color w:val="000000"/>
           <w:sz w:val="40"/>
           <w:szCs w:val="40"/>
+          <w:lang w:val="en-US"/>
         </w:rPr>
       </w:pPr>
       <w:r>
@@ -146,9 +147,9 @@
           <w:color w:val="000000"/>
           <w:sz w:val="40"/>
           <w:szCs w:val="40"/>
-          <w:lang w:val="ru-RU"/>
-        </w:rPr>
-        <w:t>1</w:t>
+          <w:lang w:val="en-US"/>
+        </w:rPr>
+        <w:t>4</w:t>
       </w:r>
     </w:p>
     <w:p>
@@ -203,7 +204,41 @@
           <w:sz w:val="40"/>
           <w:szCs w:val="32"/>
         </w:rPr>
-        <w:t>НАПИСАННЯ МОДУЛЬНИХ ТЕСТІВ</w:t>
+        <w:t xml:space="preserve">НАПИСАННЯ </w:t>
+      </w:r>
+      <w:r>
+        <w:rPr>
+          <w:rFonts w:ascii="Times New Roman" w:hAnsi="Times New Roman" w:cs="Times New Roman"/>
+          <w:b/>
+          <w:bCs/>
+          <w:color w:val="1D2125"/>
+          <w:sz w:val="40"/>
+          <w:szCs w:val="32"/>
+        </w:rPr>
+        <w:t>ІНТЕГРАЦІЙНИХ</w:t>
+      </w:r>
+      <w:r>
+        <w:rPr>
+          <w:rFonts w:ascii="Times New Roman" w:hAnsi="Times New Roman" w:cs="Times New Roman"/>
+          <w:b/>
+          <w:bCs/>
+          <w:color w:val="1D2125"/>
+          <w:sz w:val="40"/>
+          <w:szCs w:val="32"/>
+          <w:lang w:val="en-US"/>
+        </w:rPr>
+        <w:t xml:space="preserve"> </w:t>
+      </w:r>
+      <w:r>
+        <w:rPr>
+          <w:rFonts w:ascii="Times New Roman" w:hAnsi="Times New Roman" w:cs="Times New Roman"/>
+          <w:b/>
+          <w:bCs/>
+          <w:color w:val="1D2125"/>
+          <w:sz w:val="40"/>
+          <w:szCs w:val="32"/>
+        </w:rPr>
+        <w:t>ТЕСТІВ</w:t>
       </w:r>
       <w:r>
         <w:rPr>
@@ -391,13 +426,23 @@
         </w:rPr>
         <w:t xml:space="preserve">     </w:t>
       </w:r>
+      <w:proofErr w:type="spellStart"/>
       <w:r>
         <w:rPr>
           <w:rFonts w:ascii="Times New Roman" w:hAnsi="Times New Roman" w:cs="Times New Roman"/>
           <w:sz w:val="28"/>
           <w:szCs w:val="28"/>
         </w:rPr>
-        <w:t>Меренько </w:t>
+        <w:t>Меренько</w:t>
+      </w:r>
+      <w:proofErr w:type="spellEnd"/>
+      <w:r>
+        <w:rPr>
+          <w:rFonts w:ascii="Times New Roman" w:hAnsi="Times New Roman" w:cs="Times New Roman"/>
+          <w:sz w:val="28"/>
+          <w:szCs w:val="28"/>
+        </w:rPr>
+        <w:t> </w:t>
       </w:r>
       <w:r>
         <w:rPr>
@@ -463,13 +508,21 @@
     <w:p>
       <w:pPr>
         <w:pStyle w:val="a3"/>
+        <w:jc w:val="center"/>
         <w:rPr>
           <w:color w:val="000000"/>
           <w:sz w:val="27"/>
           <w:szCs w:val="27"/>
-          <w:lang w:val="ru-RU"/>
-        </w:rPr>
-      </w:pPr>
+        </w:rPr>
+      </w:pPr>
+      <w:r>
+        <w:rPr>
+          <w:color w:val="000000"/>
+          <w:sz w:val="27"/>
+          <w:szCs w:val="27"/>
+        </w:rPr>
+        <w:t>Івано-Франківськ</w:t>
+      </w:r>
     </w:p>
     <w:p>
       <w:pPr>
@@ -487,34 +540,45 @@
           <w:sz w:val="27"/>
           <w:szCs w:val="27"/>
         </w:rPr>
-        <w:t>Івано-Франківськ</w:t>
+        <w:t>202</w:t>
+      </w:r>
+      <w:r>
+        <w:rPr>
+          <w:color w:val="000000"/>
+          <w:sz w:val="27"/>
+          <w:szCs w:val="27"/>
+        </w:rPr>
+        <w:t>6</w:t>
       </w:r>
     </w:p>
     <w:p>
       <w:pPr>
         <w:pStyle w:val="a3"/>
-        <w:jc w:val="center"/>
-        <w:rPr>
-          <w:color w:val="000000"/>
-          <w:sz w:val="27"/>
-          <w:szCs w:val="27"/>
-        </w:rPr>
-      </w:pPr>
-      <w:r>
-        <w:rPr>
-          <w:color w:val="000000"/>
-          <w:sz w:val="27"/>
-          <w:szCs w:val="27"/>
-        </w:rPr>
-        <w:t>202</w:t>
-      </w:r>
-      <w:r>
-        <w:rPr>
-          <w:color w:val="000000"/>
-          <w:sz w:val="27"/>
-          <w:szCs w:val="27"/>
-        </w:rPr>
-        <w:t>6</w:t>
+        <w:spacing w:before="0" w:beforeAutospacing="0" w:after="240" w:afterAutospacing="0"/>
+        <w:rPr>
+          <w:color w:val="000000"/>
+          <w:sz w:val="28"/>
+          <w:szCs w:val="28"/>
+        </w:rPr>
+      </w:pPr>
+      <w:r>
+        <w:rPr>
+          <w:b/>
+          <w:bCs/>
+          <w:color w:val="000000"/>
+          <w:sz w:val="28"/>
+          <w:szCs w:val="28"/>
+        </w:rPr>
+        <w:lastRenderedPageBreak/>
+        <w:t xml:space="preserve">Мета: </w:t>
+      </w:r>
+      <w:r>
+        <w:rPr>
+          <w:color w:val="000000"/>
+          <w:sz w:val="28"/>
+          <w:szCs w:val="28"/>
+        </w:rPr>
+        <w:t>навчитися створювати інтеграційні тести, розібратися в існуючих інструментах для створення інтеграційних тестів та навчитися їх обирати.</w:t>
       </w:r>
     </w:p>
     <w:p>
@@ -522,35 +586,28 @@
         <w:pStyle w:val="a3"/>
         <w:spacing w:before="0" w:beforeAutospacing="0" w:after="240" w:afterAutospacing="0"/>
         <w:rPr>
-          <w:color w:val="000000"/>
-          <w:sz w:val="28"/>
-          <w:szCs w:val="28"/>
-        </w:rPr>
-      </w:pPr>
-      <w:r>
-        <w:rPr>
           <w:b/>
           <w:bCs/>
           <w:color w:val="000000"/>
           <w:sz w:val="28"/>
           <w:szCs w:val="28"/>
         </w:rPr>
-        <w:lastRenderedPageBreak/>
-        <w:t xml:space="preserve">Мета: </w:t>
-      </w:r>
-      <w:r>
-        <w:rPr>
-          <w:color w:val="000000"/>
-          <w:sz w:val="28"/>
-          <w:szCs w:val="28"/>
-        </w:rPr>
-        <w:t>навчитися створювати модульні тести, розібратися в існуючих інструментах для створення модульних тестів та навчитися їх обирати.</w:t>
+      </w:pPr>
+      <w:r>
+        <w:rPr>
+          <w:b/>
+          <w:bCs/>
+          <w:color w:val="000000"/>
+          <w:sz w:val="28"/>
+          <w:szCs w:val="28"/>
+        </w:rPr>
+        <w:t>Завдання:</w:t>
       </w:r>
     </w:p>
     <w:p>
       <w:pPr>
         <w:pStyle w:val="a3"/>
-        <w:spacing w:before="0" w:beforeAutospacing="0" w:after="240" w:afterAutospacing="0"/>
+        <w:spacing w:before="0" w:beforeAutospacing="0" w:after="0" w:afterAutospacing="0"/>
         <w:rPr>
           <w:b/>
           <w:bCs/>
@@ -567,7 +624,7 @@
           <w:sz w:val="28"/>
           <w:szCs w:val="28"/>
         </w:rPr>
-        <w:t>Завдання:</w:t>
+        <w:t xml:space="preserve">Завдання перше: </w:t>
       </w:r>
     </w:p>
     <w:p>
@@ -575,6 +632,51 @@
         <w:pStyle w:val="a3"/>
         <w:spacing w:before="0" w:beforeAutospacing="0" w:after="0" w:afterAutospacing="0"/>
         <w:rPr>
+          <w:color w:val="000000"/>
+          <w:sz w:val="28"/>
+          <w:szCs w:val="28"/>
+        </w:rPr>
+      </w:pPr>
+      <w:r>
+        <w:rPr>
+          <w:color w:val="000000"/>
+          <w:sz w:val="28"/>
+          <w:szCs w:val="28"/>
+        </w:rPr>
+        <w:t xml:space="preserve">Переглянути наявні клієнти для роботи з </w:t>
+      </w:r>
+      <w:proofErr w:type="spellStart"/>
+      <w:r>
+        <w:rPr>
+          <w:color w:val="000000"/>
+          <w:sz w:val="28"/>
+          <w:szCs w:val="28"/>
+        </w:rPr>
+        <w:t>api</w:t>
+      </w:r>
+      <w:proofErr w:type="spellEnd"/>
+      <w:r>
+        <w:rPr>
+          <w:color w:val="000000"/>
+          <w:sz w:val="28"/>
+          <w:szCs w:val="28"/>
+        </w:rPr>
+        <w:t xml:space="preserve"> запитами. Обрати один з них. Провести необхідні маніпуляції для їх встановлення. Написати простий запит GET для перевірки роботи інструменту.</w:t>
+      </w:r>
+      <w:r>
+        <w:rPr>
+          <w:color w:val="000000"/>
+          <w:sz w:val="28"/>
+          <w:szCs w:val="28"/>
+        </w:rPr>
+        <w:t xml:space="preserve"> </w:t>
+      </w:r>
+    </w:p>
+    <w:p>
+      <w:pPr>
+        <w:pStyle w:val="a3"/>
+        <w:spacing w:before="0" w:beforeAutospacing="0" w:after="0" w:afterAutospacing="0"/>
+        <w:rPr>
           <w:b/>
           <w:bCs/>
           <w:color w:val="000000"/>
@@ -590,7 +692,7 @@
           <w:sz w:val="28"/>
           <w:szCs w:val="28"/>
         </w:rPr>
-        <w:t xml:space="preserve">Завдання перше: </w:t>
+        <w:t xml:space="preserve">Завдання друге: </w:t>
       </w:r>
     </w:p>
     <w:p>
@@ -609,7 +711,25 @@
           <w:sz w:val="28"/>
           <w:szCs w:val="28"/>
         </w:rPr>
-        <w:t xml:space="preserve">Згідно із вказівками вище налаштувати середовище для написання юніт-тестів. </w:t>
+        <w:t xml:space="preserve">Обрати існуючий безкоштовний </w:t>
+      </w:r>
+      <w:proofErr w:type="spellStart"/>
+      <w:r>
+        <w:rPr>
+          <w:color w:val="000000"/>
+          <w:sz w:val="28"/>
+          <w:szCs w:val="28"/>
+        </w:rPr>
+        <w:t>api</w:t>
+      </w:r>
+      <w:proofErr w:type="spellEnd"/>
+      <w:r>
+        <w:rPr>
+          <w:color w:val="000000"/>
+          <w:sz w:val="28"/>
+          <w:szCs w:val="28"/>
+        </w:rPr>
+        <w:t xml:space="preserve"> сервіс або використати свій, якщо такий наявний, можна також його створити. Перед Питаннями для самоконтролю буде надано ряд посилань. Написати по 5 тестових наборів для перевірки методів GET(двох варіацій: всі записи та конкретний), POST, PUT, DELETE.</w:t>
       </w:r>
     </w:p>
     <w:p>
@@ -632,7 +752,7 @@
           <w:sz w:val="28"/>
           <w:szCs w:val="28"/>
         </w:rPr>
-        <w:t xml:space="preserve">Завдання друге: </w:t>
+        <w:t xml:space="preserve">Завдання третє: </w:t>
       </w:r>
     </w:p>
     <w:p>
@@ -651,24 +771,43 @@
           <w:sz w:val="28"/>
           <w:szCs w:val="28"/>
         </w:rPr>
-        <w:t xml:space="preserve">Взяти один варіант з таблиці нижче і написати по п’ять тестів до кожної функції. Якщо Ви маєте бажання написати власну функцію – це тільки вітається, особливо коли в неї є більш-менш складна логіка яку можна протестувати кількома способами. Для легшого розуміння раджу ознайомитися з документацією за посиланням: </w:t>
-      </w:r>
-      <w:hyperlink r:id="rId5" w:history="1">
-        <w:r>
-          <w:rPr>
-            <w:rStyle w:val="a4"/>
-            <w:sz w:val="28"/>
-            <w:szCs w:val="28"/>
-          </w:rPr>
-          <w:t>https://jestjs.io/docs/expect</w:t>
-        </w:r>
-      </w:hyperlink>
+        <w:t xml:space="preserve">Завантажити код на власний/навчальний репозиторій </w:t>
+      </w:r>
+      <w:proofErr w:type="spellStart"/>
+      <w:r>
+        <w:rPr>
+          <w:color w:val="000000"/>
+          <w:sz w:val="28"/>
+          <w:szCs w:val="28"/>
+        </w:rPr>
+        <w:t>GitHub</w:t>
+      </w:r>
+      <w:proofErr w:type="spellEnd"/>
+      <w:r>
+        <w:rPr>
+          <w:color w:val="000000"/>
+          <w:sz w:val="28"/>
+          <w:szCs w:val="28"/>
+        </w:rPr>
+        <w:t>, або інший схожий ресурс та поділитися посиланням.</w:t>
+      </w:r>
     </w:p>
     <w:p>
       <w:pPr>
         <w:pStyle w:val="a3"/>
         <w:spacing w:before="0" w:beforeAutospacing="0" w:after="0" w:afterAutospacing="0"/>
         <w:rPr>
+          <w:color w:val="000000"/>
+          <w:sz w:val="28"/>
+          <w:szCs w:val="28"/>
+        </w:rPr>
+      </w:pPr>
+    </w:p>
+    <w:p>
+      <w:pPr>
+        <w:pStyle w:val="a3"/>
+        <w:spacing w:before="0" w:beforeAutospacing="0" w:after="0" w:afterAutospacing="0"/>
+        <w:rPr>
           <w:b/>
           <w:bCs/>
           <w:color w:val="000000"/>
@@ -684,7 +823,7 @@
           <w:sz w:val="28"/>
           <w:szCs w:val="28"/>
         </w:rPr>
-        <w:t xml:space="preserve">Завдання третє: </w:t>
+        <w:t>Варіант:</w:t>
       </w:r>
     </w:p>
     <w:p>
@@ -703,7 +842,7 @@
           <w:sz w:val="28"/>
           <w:szCs w:val="28"/>
         </w:rPr>
-        <w:t>Завантажити код на власний/навчальний репозиторій GitHub, або інший схожий ресурс та поділитися посиланням.</w:t>
+        <w:t>https://restful-booker.herokuapp.com/apidoc/index.html</w:t>
       </w:r>
     </w:p>
     <w:p>
@@ -771,64 +910,55 @@
           <w:color w:val="000000"/>
           <w:sz w:val="28"/>
           <w:szCs w:val="28"/>
+        </w:rPr>
+      </w:pPr>
+      <w:r>
+        <w:rPr>
+          <w:color w:val="000000"/>
+          <w:sz w:val="28"/>
+          <w:szCs w:val="28"/>
+        </w:rPr>
+        <w:t xml:space="preserve">Було вибрано клієнт та створено простий </w:t>
+      </w:r>
+      <w:r>
+        <w:rPr>
+          <w:color w:val="000000"/>
+          <w:sz w:val="28"/>
+          <w:szCs w:val="28"/>
           <w:lang w:val="en-US"/>
         </w:rPr>
-      </w:pPr>
-      <w:r>
-        <w:rPr>
-          <w:color w:val="000000"/>
-          <w:sz w:val="28"/>
-          <w:szCs w:val="28"/>
-        </w:rPr>
-        <w:t xml:space="preserve">Налаштовую середовище для написання </w:t>
-      </w:r>
-      <w:r>
-        <w:rPr>
-          <w:color w:val="000000"/>
-          <w:sz w:val="28"/>
-          <w:szCs w:val="28"/>
-          <w:lang w:val="en-US"/>
-        </w:rPr>
-        <w:t xml:space="preserve">unit </w:t>
-      </w:r>
-      <w:r>
-        <w:rPr>
-          <w:color w:val="000000"/>
-          <w:sz w:val="28"/>
-          <w:szCs w:val="28"/>
-        </w:rPr>
-        <w:t xml:space="preserve">тестів в </w:t>
-      </w:r>
-      <w:r>
-        <w:rPr>
-          <w:color w:val="000000"/>
-          <w:sz w:val="28"/>
-          <w:szCs w:val="28"/>
-          <w:lang w:val="en-US"/>
-        </w:rPr>
-        <w:t>Rider</w:t>
-      </w:r>
-      <w:r>
-        <w:rPr>
-          <w:color w:val="000000"/>
-          <w:sz w:val="28"/>
-          <w:szCs w:val="28"/>
-          <w:lang w:val="en-US"/>
-        </w:rPr>
-        <w:br/>
-      </w:r>
-      <w:r>
-        <w:rPr>
-          <w:color w:val="000000"/>
-          <w:sz w:val="28"/>
-          <w:szCs w:val="28"/>
-          <w:lang w:val="en-US"/>
+        <w:t xml:space="preserve">GET </w:t>
+      </w:r>
+      <w:r>
+        <w:rPr>
+          <w:color w:val="000000"/>
+          <w:sz w:val="28"/>
+          <w:szCs w:val="28"/>
+        </w:rPr>
+        <w:t>запит для перевірки роботи інструменту</w:t>
+      </w:r>
+    </w:p>
+    <w:p>
+      <w:pPr>
+        <w:pStyle w:val="a3"/>
+        <w:spacing w:before="0" w:beforeAutospacing="0" w:after="0" w:afterAutospacing="0"/>
+        <w:rPr>
+          <w:color w:val="000000"/>
+          <w:sz w:val="28"/>
+          <w:szCs w:val="28"/>
+        </w:rPr>
+      </w:pPr>
+      <w:r>
+        <w:rPr>
+          <w:color w:val="000000"/>
+          <w:sz w:val="28"/>
+          <w:szCs w:val="28"/>
         </w:rPr>
         <w:drawing>
-          <wp:inline distT="0" distB="0" distL="0" distR="0" wp14:anchorId="6C119914" wp14:editId="3847E424">
-            <wp:extent cx="5940425" cy="4585335"/>
-            <wp:effectExtent l="0" t="0" r="3175" b="5715"/>
-            <wp:docPr id="63971636" name="Рисунок 1"/>
+          <wp:inline distT="0" distB="0" distL="0" distR="0" wp14:anchorId="57671C27" wp14:editId="18C50FE9">
+            <wp:extent cx="5940425" cy="2454910"/>
+            <wp:effectExtent l="0" t="0" r="3175" b="2540"/>
+            <wp:docPr id="2076248945" name="Рисунок 1"/>
             <wp:cNvGraphicFramePr>
               <a:graphicFrameLocks xmlns:a="http://schemas.openxmlformats.org/drawingml/2006/main" noChangeAspect="1"/>
             </wp:cNvGraphicFramePr>
@@ -836,7 +966,90 @@
               <a:graphicData uri="http://schemas.openxmlformats.org/drawingml/2006/picture">
                 <pic:pic xmlns:pic="http://schemas.openxmlformats.org/drawingml/2006/picture">
                   <pic:nvPicPr>
-                    <pic:cNvPr id="63971636" name=""/>
+                    <pic:cNvPr id="2076248945" name=""/>
+                    <pic:cNvPicPr/>
+                  </pic:nvPicPr>
+                  <pic:blipFill>
+                    <a:blip r:embed="rId5"/>
+                    <a:stretch>
+                      <a:fillRect/>
+                    </a:stretch>
+                  </pic:blipFill>
+                  <pic:spPr>
+                    <a:xfrm>
+                      <a:off x="0" y="0"/>
+                      <a:ext cx="5940425" cy="2454910"/>
+                    </a:xfrm>
+                    <a:prstGeom prst="rect">
+                      <a:avLst/>
+                    </a:prstGeom>
+                  </pic:spPr>
+                </pic:pic>
+              </a:graphicData>
+            </a:graphic>
+          </wp:inline>
+        </w:drawing>
+      </w:r>
+    </w:p>
+    <w:p>
+      <w:pPr>
+        <w:pStyle w:val="a3"/>
+        <w:spacing w:before="0" w:beforeAutospacing="0" w:after="0" w:afterAutospacing="0"/>
+        <w:rPr>
+          <w:color w:val="000000"/>
+          <w:sz w:val="28"/>
+          <w:szCs w:val="28"/>
+        </w:rPr>
+      </w:pPr>
+    </w:p>
+    <w:p>
+      <w:pPr>
+        <w:pStyle w:val="a3"/>
+        <w:spacing w:before="0" w:beforeAutospacing="0" w:after="0" w:afterAutospacing="0"/>
+        <w:rPr>
+          <w:color w:val="000000"/>
+          <w:sz w:val="28"/>
+          <w:szCs w:val="28"/>
+        </w:rPr>
+      </w:pPr>
+      <w:r>
+        <w:rPr>
+          <w:color w:val="000000"/>
+          <w:sz w:val="28"/>
+          <w:szCs w:val="28"/>
+        </w:rPr>
+        <w:t>Результат:</w:t>
+      </w:r>
+    </w:p>
+    <w:p>
+      <w:pPr>
+        <w:pStyle w:val="a3"/>
+        <w:spacing w:before="0" w:beforeAutospacing="0" w:after="0" w:afterAutospacing="0"/>
+        <w:rPr>
+          <w:color w:val="000000"/>
+          <w:sz w:val="28"/>
+          <w:szCs w:val="28"/>
+        </w:rPr>
+      </w:pPr>
+      <w:r>
+        <w:rPr>
+          <w:color w:val="000000"/>
+          <w:sz w:val="28"/>
+          <w:szCs w:val="28"/>
+        </w:rPr>
+        <w:drawing>
+          <wp:inline distT="0" distB="0" distL="0" distR="0" wp14:anchorId="47DF0337" wp14:editId="18C3C522">
+            <wp:extent cx="5940425" cy="939165"/>
+            <wp:effectExtent l="0" t="0" r="3175" b="0"/>
+            <wp:docPr id="82182972" name="Рисунок 1"/>
+            <wp:cNvGraphicFramePr>
+              <a:graphicFrameLocks xmlns:a="http://schemas.openxmlformats.org/drawingml/2006/main" noChangeAspect="1"/>
+            </wp:cNvGraphicFramePr>
+            <a:graphic xmlns:a="http://schemas.openxmlformats.org/drawingml/2006/main">
+              <a:graphicData uri="http://schemas.openxmlformats.org/drawingml/2006/picture">
+                <pic:pic xmlns:pic="http://schemas.openxmlformats.org/drawingml/2006/picture">
+                  <pic:nvPicPr>
+                    <pic:cNvPr id="82182972" name=""/>
                     <pic:cNvPicPr/>
                   </pic:nvPicPr>
                   <pic:blipFill>
@@ -848,7 +1061,7 @@
                   <pic:spPr>
                     <a:xfrm>
                       <a:off x="0" y="0"/>
-                      <a:ext cx="5940425" cy="4585335"/>
+                      <a:ext cx="5940425" cy="939165"/>
                     </a:xfrm>
                     <a:prstGeom prst="rect">
                       <a:avLst/>
@@ -871,31 +1084,6 @@
           <w:szCs w:val="28"/>
         </w:rPr>
       </w:pPr>
-      <w:r>
-        <w:rPr>
-          <w:color w:val="000000"/>
-          <w:sz w:val="28"/>
-          <w:szCs w:val="28"/>
-        </w:rPr>
-        <w:t xml:space="preserve">Було створено окремий проект середовища з підключеними пакетами для </w:t>
-      </w:r>
-      <w:r>
-        <w:rPr>
-          <w:color w:val="000000"/>
-          <w:sz w:val="28"/>
-          <w:szCs w:val="28"/>
-          <w:lang w:val="en-US"/>
-        </w:rPr>
-        <w:t xml:space="preserve">unit </w:t>
-      </w:r>
-      <w:r>
-        <w:rPr>
-          <w:color w:val="000000"/>
-          <w:sz w:val="28"/>
-          <w:szCs w:val="28"/>
-        </w:rPr>
-        <w:t>тестування</w:t>
-      </w:r>
     </w:p>
     <w:p>
       <w:pPr>
@@ -938,7 +1126,15 @@
           <w:sz w:val="28"/>
           <w:szCs w:val="28"/>
         </w:rPr>
-        <w:t>Згідно варіанту було написано по 5 тестів на кожну функцію</w:t>
+        <w:t>Згідно варіанту було написано по 5</w:t>
+      </w:r>
+      <w:r>
+        <w:rPr>
+          <w:color w:val="000000"/>
+          <w:sz w:val="28"/>
+          <w:szCs w:val="28"/>
+        </w:rPr>
+        <w:t xml:space="preserve"> тестових наборів для перевірки методів GET(двох варіацій: всі записи та конкретний), POST, PUT, DELETE.</w:t>
       </w:r>
     </w:p>
     <w:p>
@@ -946,6 +1142,6286 @@
         <w:pStyle w:val="a3"/>
         <w:spacing w:before="0" w:beforeAutospacing="0" w:after="0" w:afterAutospacing="0"/>
         <w:rPr>
+          <w:rFonts w:asciiTheme="minorHAnsi" w:hAnsiTheme="minorHAnsi" w:cs="Segoe UI Emoji"/>
+          <w:b/>
+          <w:bCs/>
+          <w:color w:val="000000"/>
+          <w:sz w:val="28"/>
+          <w:szCs w:val="28"/>
+        </w:rPr>
+      </w:pPr>
+    </w:p>
+    <w:p>
+      <w:pPr>
+        <w:pStyle w:val="a3"/>
+        <w:spacing w:before="0" w:beforeAutospacing="0" w:after="0" w:afterAutospacing="0"/>
+        <w:rPr>
+          <w:b/>
+          <w:bCs/>
+          <w:color w:val="000000"/>
+          <w:sz w:val="28"/>
+          <w:szCs w:val="28"/>
+        </w:rPr>
+      </w:pPr>
+      <w:r>
+        <w:rPr>
+          <w:b/>
+          <w:bCs/>
+          <w:color w:val="000000"/>
+          <w:sz w:val="28"/>
+          <w:szCs w:val="28"/>
+        </w:rPr>
+        <w:t xml:space="preserve">Базовий </w:t>
+      </w:r>
+      <w:proofErr w:type="spellStart"/>
+      <w:r>
+        <w:rPr>
+          <w:b/>
+          <w:bCs/>
+          <w:color w:val="000000"/>
+          <w:sz w:val="28"/>
+          <w:szCs w:val="28"/>
+        </w:rPr>
+        <w:t>setup</w:t>
+      </w:r>
+      <w:proofErr w:type="spellEnd"/>
+    </w:p>
+    <w:p>
+      <w:pPr>
+        <w:pStyle w:val="a3"/>
+        <w:rPr>
+          <w:color w:val="000000"/>
+          <w:sz w:val="28"/>
+          <w:szCs w:val="28"/>
+        </w:rPr>
+      </w:pPr>
+      <w:proofErr w:type="spellStart"/>
+      <w:r>
+        <w:rPr>
+          <w:color w:val="000000"/>
+          <w:sz w:val="28"/>
+          <w:szCs w:val="28"/>
+        </w:rPr>
+        <w:t>using</w:t>
+      </w:r>
+      <w:proofErr w:type="spellEnd"/>
+      <w:r>
+        <w:rPr>
+          <w:color w:val="000000"/>
+          <w:sz w:val="28"/>
+          <w:szCs w:val="28"/>
+        </w:rPr>
+        <w:t xml:space="preserve"> System.Net;</w:t>
+      </w:r>
+      <w:r>
+        <w:rPr>
+          <w:color w:val="000000"/>
+          <w:sz w:val="28"/>
+          <w:szCs w:val="28"/>
+        </w:rPr>
+        <w:br/>
+      </w:r>
+      <w:proofErr w:type="spellStart"/>
+      <w:r>
+        <w:rPr>
+          <w:color w:val="000000"/>
+          <w:sz w:val="28"/>
+          <w:szCs w:val="28"/>
+        </w:rPr>
+        <w:t>using</w:t>
+      </w:r>
+      <w:proofErr w:type="spellEnd"/>
+      <w:r>
+        <w:rPr>
+          <w:color w:val="000000"/>
+          <w:sz w:val="28"/>
+          <w:szCs w:val="28"/>
+        </w:rPr>
+        <w:t xml:space="preserve"> </w:t>
+      </w:r>
+      <w:proofErr w:type="spellStart"/>
+      <w:r>
+        <w:rPr>
+          <w:color w:val="000000"/>
+          <w:sz w:val="28"/>
+          <w:szCs w:val="28"/>
+        </w:rPr>
+        <w:t>System.Net.Http</w:t>
+      </w:r>
+      <w:proofErr w:type="spellEnd"/>
+      <w:r>
+        <w:rPr>
+          <w:color w:val="000000"/>
+          <w:sz w:val="28"/>
+          <w:szCs w:val="28"/>
+        </w:rPr>
+        <w:t>;</w:t>
+      </w:r>
+      <w:r>
+        <w:rPr>
+          <w:color w:val="000000"/>
+          <w:sz w:val="28"/>
+          <w:szCs w:val="28"/>
+        </w:rPr>
+        <w:br/>
+      </w:r>
+      <w:proofErr w:type="spellStart"/>
+      <w:r>
+        <w:rPr>
+          <w:color w:val="000000"/>
+          <w:sz w:val="28"/>
+          <w:szCs w:val="28"/>
+        </w:rPr>
+        <w:t>using</w:t>
+      </w:r>
+      <w:proofErr w:type="spellEnd"/>
+      <w:r>
+        <w:rPr>
+          <w:color w:val="000000"/>
+          <w:sz w:val="28"/>
+          <w:szCs w:val="28"/>
+        </w:rPr>
+        <w:t xml:space="preserve"> </w:t>
+      </w:r>
+      <w:proofErr w:type="spellStart"/>
+      <w:r>
+        <w:rPr>
+          <w:color w:val="000000"/>
+          <w:sz w:val="28"/>
+          <w:szCs w:val="28"/>
+        </w:rPr>
+        <w:t>System.Text</w:t>
+      </w:r>
+      <w:proofErr w:type="spellEnd"/>
+      <w:r>
+        <w:rPr>
+          <w:color w:val="000000"/>
+          <w:sz w:val="28"/>
+          <w:szCs w:val="28"/>
+        </w:rPr>
+        <w:t>;</w:t>
+      </w:r>
+      <w:r>
+        <w:rPr>
+          <w:color w:val="000000"/>
+          <w:sz w:val="28"/>
+          <w:szCs w:val="28"/>
+        </w:rPr>
+        <w:br/>
+      </w:r>
+      <w:proofErr w:type="spellStart"/>
+      <w:r>
+        <w:rPr>
+          <w:color w:val="000000"/>
+          <w:sz w:val="28"/>
+          <w:szCs w:val="28"/>
+        </w:rPr>
+        <w:t>using</w:t>
+      </w:r>
+      <w:proofErr w:type="spellEnd"/>
+      <w:r>
+        <w:rPr>
+          <w:color w:val="000000"/>
+          <w:sz w:val="28"/>
+          <w:szCs w:val="28"/>
+        </w:rPr>
+        <w:t xml:space="preserve"> </w:t>
+      </w:r>
+      <w:proofErr w:type="spellStart"/>
+      <w:r>
+        <w:rPr>
+          <w:color w:val="000000"/>
+          <w:sz w:val="28"/>
+          <w:szCs w:val="28"/>
+        </w:rPr>
+        <w:t>Newtonsoft.Json</w:t>
+      </w:r>
+      <w:proofErr w:type="spellEnd"/>
+      <w:r>
+        <w:rPr>
+          <w:color w:val="000000"/>
+          <w:sz w:val="28"/>
+          <w:szCs w:val="28"/>
+        </w:rPr>
+        <w:t>;</w:t>
+      </w:r>
+      <w:r>
+        <w:rPr>
+          <w:color w:val="000000"/>
+          <w:sz w:val="28"/>
+          <w:szCs w:val="28"/>
+        </w:rPr>
+        <w:br/>
+      </w:r>
+      <w:proofErr w:type="spellStart"/>
+      <w:r>
+        <w:rPr>
+          <w:color w:val="000000"/>
+          <w:sz w:val="28"/>
+          <w:szCs w:val="28"/>
+        </w:rPr>
+        <w:t>using</w:t>
+      </w:r>
+      <w:proofErr w:type="spellEnd"/>
+      <w:r>
+        <w:rPr>
+          <w:color w:val="000000"/>
+          <w:sz w:val="28"/>
+          <w:szCs w:val="28"/>
+        </w:rPr>
+        <w:t xml:space="preserve"> </w:t>
+      </w:r>
+      <w:proofErr w:type="spellStart"/>
+      <w:r>
+        <w:rPr>
+          <w:color w:val="000000"/>
+          <w:sz w:val="28"/>
+          <w:szCs w:val="28"/>
+        </w:rPr>
+        <w:t>Xunit</w:t>
+      </w:r>
+      <w:proofErr w:type="spellEnd"/>
+      <w:r>
+        <w:rPr>
+          <w:color w:val="000000"/>
+          <w:sz w:val="28"/>
+          <w:szCs w:val="28"/>
+        </w:rPr>
+        <w:t>;</w:t>
+      </w:r>
+      <w:r>
+        <w:rPr>
+          <w:color w:val="000000"/>
+          <w:sz w:val="28"/>
+          <w:szCs w:val="28"/>
+        </w:rPr>
+        <w:br/>
+      </w:r>
+      <w:r>
+        <w:rPr>
+          <w:color w:val="000000"/>
+          <w:sz w:val="28"/>
+          <w:szCs w:val="28"/>
+        </w:rPr>
+        <w:br/>
+      </w:r>
+      <w:proofErr w:type="spellStart"/>
+      <w:r>
+        <w:rPr>
+          <w:color w:val="000000"/>
+          <w:sz w:val="28"/>
+          <w:szCs w:val="28"/>
+        </w:rPr>
+        <w:t>public</w:t>
+      </w:r>
+      <w:proofErr w:type="spellEnd"/>
+      <w:r>
+        <w:rPr>
+          <w:color w:val="000000"/>
+          <w:sz w:val="28"/>
+          <w:szCs w:val="28"/>
+        </w:rPr>
+        <w:t xml:space="preserve"> </w:t>
+      </w:r>
+      <w:proofErr w:type="spellStart"/>
+      <w:r>
+        <w:rPr>
+          <w:color w:val="000000"/>
+          <w:sz w:val="28"/>
+          <w:szCs w:val="28"/>
+        </w:rPr>
+        <w:t>class</w:t>
+      </w:r>
+      <w:proofErr w:type="spellEnd"/>
+      <w:r>
+        <w:rPr>
+          <w:color w:val="000000"/>
+          <w:sz w:val="28"/>
+          <w:szCs w:val="28"/>
+        </w:rPr>
+        <w:t xml:space="preserve"> </w:t>
+      </w:r>
+      <w:proofErr w:type="spellStart"/>
+      <w:r>
+        <w:rPr>
+          <w:color w:val="000000"/>
+          <w:sz w:val="28"/>
+          <w:szCs w:val="28"/>
+        </w:rPr>
+        <w:t>ApiTests</w:t>
+      </w:r>
+      <w:proofErr w:type="spellEnd"/>
+      <w:r>
+        <w:rPr>
+          <w:color w:val="000000"/>
+          <w:sz w:val="28"/>
+          <w:szCs w:val="28"/>
+        </w:rPr>
+        <w:br/>
+        <w:t>{</w:t>
+      </w:r>
+      <w:r>
+        <w:rPr>
+          <w:color w:val="000000"/>
+          <w:sz w:val="28"/>
+          <w:szCs w:val="28"/>
+        </w:rPr>
+        <w:br/>
+        <w:t xml:space="preserve">    </w:t>
+      </w:r>
+      <w:proofErr w:type="spellStart"/>
+      <w:r>
+        <w:rPr>
+          <w:color w:val="000000"/>
+          <w:sz w:val="28"/>
+          <w:szCs w:val="28"/>
+        </w:rPr>
+        <w:t>private</w:t>
+      </w:r>
+      <w:proofErr w:type="spellEnd"/>
+      <w:r>
+        <w:rPr>
+          <w:color w:val="000000"/>
+          <w:sz w:val="28"/>
+          <w:szCs w:val="28"/>
+        </w:rPr>
+        <w:t xml:space="preserve"> </w:t>
+      </w:r>
+      <w:proofErr w:type="spellStart"/>
+      <w:r>
+        <w:rPr>
+          <w:color w:val="000000"/>
+          <w:sz w:val="28"/>
+          <w:szCs w:val="28"/>
+        </w:rPr>
+        <w:t>readonly</w:t>
+      </w:r>
+      <w:proofErr w:type="spellEnd"/>
+      <w:r>
+        <w:rPr>
+          <w:color w:val="000000"/>
+          <w:sz w:val="28"/>
+          <w:szCs w:val="28"/>
+        </w:rPr>
+        <w:t xml:space="preserve"> </w:t>
+      </w:r>
+      <w:proofErr w:type="spellStart"/>
+      <w:r>
+        <w:rPr>
+          <w:color w:val="000000"/>
+          <w:sz w:val="28"/>
+          <w:szCs w:val="28"/>
+        </w:rPr>
+        <w:t>HttpClient</w:t>
+      </w:r>
+      <w:proofErr w:type="spellEnd"/>
+      <w:r>
+        <w:rPr>
+          <w:color w:val="000000"/>
+          <w:sz w:val="28"/>
+          <w:szCs w:val="28"/>
+        </w:rPr>
+        <w:t xml:space="preserve"> _</w:t>
+      </w:r>
+      <w:proofErr w:type="spellStart"/>
+      <w:r>
+        <w:rPr>
+          <w:color w:val="000000"/>
+          <w:sz w:val="28"/>
+          <w:szCs w:val="28"/>
+        </w:rPr>
+        <w:t>client</w:t>
+      </w:r>
+      <w:proofErr w:type="spellEnd"/>
+      <w:r>
+        <w:rPr>
+          <w:color w:val="000000"/>
+          <w:sz w:val="28"/>
+          <w:szCs w:val="28"/>
+        </w:rPr>
+        <w:t>;</w:t>
+      </w:r>
+      <w:r>
+        <w:rPr>
+          <w:color w:val="000000"/>
+          <w:sz w:val="28"/>
+          <w:szCs w:val="28"/>
+        </w:rPr>
+        <w:br/>
+      </w:r>
+      <w:r>
+        <w:rPr>
+          <w:color w:val="000000"/>
+          <w:sz w:val="28"/>
+          <w:szCs w:val="28"/>
+        </w:rPr>
+        <w:br/>
+        <w:t xml:space="preserve">    </w:t>
+      </w:r>
+      <w:proofErr w:type="spellStart"/>
+      <w:r>
+        <w:rPr>
+          <w:color w:val="000000"/>
+          <w:sz w:val="28"/>
+          <w:szCs w:val="28"/>
+        </w:rPr>
+        <w:t>public</w:t>
+      </w:r>
+      <w:proofErr w:type="spellEnd"/>
+      <w:r>
+        <w:rPr>
+          <w:color w:val="000000"/>
+          <w:sz w:val="28"/>
+          <w:szCs w:val="28"/>
+        </w:rPr>
+        <w:t xml:space="preserve"> </w:t>
+      </w:r>
+      <w:proofErr w:type="spellStart"/>
+      <w:r>
+        <w:rPr>
+          <w:color w:val="000000"/>
+          <w:sz w:val="28"/>
+          <w:szCs w:val="28"/>
+        </w:rPr>
+        <w:t>ApiTests</w:t>
+      </w:r>
+      <w:proofErr w:type="spellEnd"/>
+      <w:r>
+        <w:rPr>
+          <w:color w:val="000000"/>
+          <w:sz w:val="28"/>
+          <w:szCs w:val="28"/>
+        </w:rPr>
+        <w:t>()</w:t>
+      </w:r>
+      <w:r>
+        <w:rPr>
+          <w:color w:val="000000"/>
+          <w:sz w:val="28"/>
+          <w:szCs w:val="28"/>
+        </w:rPr>
+        <w:br/>
+        <w:t xml:space="preserve">    {</w:t>
+      </w:r>
+      <w:r>
+        <w:rPr>
+          <w:color w:val="000000"/>
+          <w:sz w:val="28"/>
+          <w:szCs w:val="28"/>
+        </w:rPr>
+        <w:br/>
+        <w:t xml:space="preserve">        _</w:t>
+      </w:r>
+      <w:proofErr w:type="spellStart"/>
+      <w:r>
+        <w:rPr>
+          <w:color w:val="000000"/>
+          <w:sz w:val="28"/>
+          <w:szCs w:val="28"/>
+        </w:rPr>
+        <w:t>client</w:t>
+      </w:r>
+      <w:proofErr w:type="spellEnd"/>
+      <w:r>
+        <w:rPr>
+          <w:color w:val="000000"/>
+          <w:sz w:val="28"/>
+          <w:szCs w:val="28"/>
+        </w:rPr>
+        <w:t xml:space="preserve"> = </w:t>
+      </w:r>
+      <w:proofErr w:type="spellStart"/>
+      <w:r>
+        <w:rPr>
+          <w:color w:val="000000"/>
+          <w:sz w:val="28"/>
+          <w:szCs w:val="28"/>
+        </w:rPr>
+        <w:t>new</w:t>
+      </w:r>
+      <w:proofErr w:type="spellEnd"/>
+      <w:r>
+        <w:rPr>
+          <w:color w:val="000000"/>
+          <w:sz w:val="28"/>
+          <w:szCs w:val="28"/>
+        </w:rPr>
+        <w:t xml:space="preserve"> </w:t>
+      </w:r>
+      <w:proofErr w:type="spellStart"/>
+      <w:r>
+        <w:rPr>
+          <w:color w:val="000000"/>
+          <w:sz w:val="28"/>
+          <w:szCs w:val="28"/>
+        </w:rPr>
+        <w:t>HttpClient</w:t>
+      </w:r>
+      <w:proofErr w:type="spellEnd"/>
+      <w:r>
+        <w:rPr>
+          <w:color w:val="000000"/>
+          <w:sz w:val="28"/>
+          <w:szCs w:val="28"/>
+        </w:rPr>
+        <w:t>();</w:t>
+      </w:r>
+      <w:r>
+        <w:rPr>
+          <w:color w:val="000000"/>
+          <w:sz w:val="28"/>
+          <w:szCs w:val="28"/>
+        </w:rPr>
+        <w:br/>
+        <w:t xml:space="preserve">        _</w:t>
+      </w:r>
+      <w:proofErr w:type="spellStart"/>
+      <w:r>
+        <w:rPr>
+          <w:color w:val="000000"/>
+          <w:sz w:val="28"/>
+          <w:szCs w:val="28"/>
+        </w:rPr>
+        <w:t>client.BaseAddress</w:t>
+      </w:r>
+      <w:proofErr w:type="spellEnd"/>
+      <w:r>
+        <w:rPr>
+          <w:color w:val="000000"/>
+          <w:sz w:val="28"/>
+          <w:szCs w:val="28"/>
+        </w:rPr>
+        <w:t xml:space="preserve"> = </w:t>
+      </w:r>
+      <w:proofErr w:type="spellStart"/>
+      <w:r>
+        <w:rPr>
+          <w:color w:val="000000"/>
+          <w:sz w:val="28"/>
+          <w:szCs w:val="28"/>
+        </w:rPr>
+        <w:t>new</w:t>
+      </w:r>
+      <w:proofErr w:type="spellEnd"/>
+      <w:r>
+        <w:rPr>
+          <w:color w:val="000000"/>
+          <w:sz w:val="28"/>
+          <w:szCs w:val="28"/>
+        </w:rPr>
+        <w:t xml:space="preserve"> </w:t>
+      </w:r>
+      <w:proofErr w:type="spellStart"/>
+      <w:r>
+        <w:rPr>
+          <w:color w:val="000000"/>
+          <w:sz w:val="28"/>
+          <w:szCs w:val="28"/>
+        </w:rPr>
+        <w:t>Uri</w:t>
+      </w:r>
+      <w:proofErr w:type="spellEnd"/>
+      <w:r>
+        <w:rPr>
+          <w:color w:val="000000"/>
+          <w:sz w:val="28"/>
+          <w:szCs w:val="28"/>
+        </w:rPr>
+        <w:t>("https://restful-booker.herokuapp.com/");</w:t>
+      </w:r>
+      <w:r>
+        <w:rPr>
+          <w:color w:val="000000"/>
+          <w:sz w:val="28"/>
+          <w:szCs w:val="28"/>
+        </w:rPr>
+        <w:br/>
+        <w:t xml:space="preserve">    }</w:t>
+      </w:r>
+    </w:p>
+    <w:p>
+      <w:pPr>
+        <w:pStyle w:val="a3"/>
+        <w:spacing w:before="0" w:beforeAutospacing="0" w:after="0" w:afterAutospacing="0"/>
+        <w:rPr>
+          <w:b/>
+          <w:bCs/>
+          <w:color w:val="000000"/>
+          <w:sz w:val="28"/>
+          <w:szCs w:val="28"/>
+        </w:rPr>
+      </w:pPr>
+      <w:r>
+        <w:rPr>
+          <w:b/>
+          <w:bCs/>
+          <w:color w:val="000000"/>
+          <w:sz w:val="28"/>
+          <w:szCs w:val="28"/>
+        </w:rPr>
+        <w:t>1. GET (всі записи) — 5 тестів</w:t>
+      </w:r>
+    </w:p>
+    <w:p>
+      <w:pPr>
+        <w:pStyle w:val="a3"/>
+        <w:rPr>
+          <w:color w:val="000000"/>
+          <w:sz w:val="28"/>
+          <w:szCs w:val="28"/>
+        </w:rPr>
+      </w:pPr>
+      <w:r>
+        <w:rPr>
+          <w:color w:val="000000"/>
+          <w:sz w:val="28"/>
+          <w:szCs w:val="28"/>
+        </w:rPr>
+        <w:t xml:space="preserve">    [</w:t>
+      </w:r>
+      <w:proofErr w:type="spellStart"/>
+      <w:r>
+        <w:rPr>
+          <w:color w:val="000000"/>
+          <w:sz w:val="28"/>
+          <w:szCs w:val="28"/>
+        </w:rPr>
+        <w:t>Fact</w:t>
+      </w:r>
+      <w:proofErr w:type="spellEnd"/>
+      <w:r>
+        <w:rPr>
+          <w:color w:val="000000"/>
+          <w:sz w:val="28"/>
+          <w:szCs w:val="28"/>
+        </w:rPr>
+        <w:t>]</w:t>
+      </w:r>
+      <w:r>
+        <w:rPr>
+          <w:color w:val="000000"/>
+          <w:sz w:val="28"/>
+          <w:szCs w:val="28"/>
+        </w:rPr>
+        <w:br/>
+        <w:t xml:space="preserve">    </w:t>
+      </w:r>
+      <w:proofErr w:type="spellStart"/>
+      <w:r>
+        <w:rPr>
+          <w:color w:val="000000"/>
+          <w:sz w:val="28"/>
+          <w:szCs w:val="28"/>
+        </w:rPr>
+        <w:t>public</w:t>
+      </w:r>
+      <w:proofErr w:type="spellEnd"/>
+      <w:r>
+        <w:rPr>
+          <w:color w:val="000000"/>
+          <w:sz w:val="28"/>
+          <w:szCs w:val="28"/>
+        </w:rPr>
+        <w:t xml:space="preserve"> </w:t>
+      </w:r>
+      <w:proofErr w:type="spellStart"/>
+      <w:r>
+        <w:rPr>
+          <w:color w:val="000000"/>
+          <w:sz w:val="28"/>
+          <w:szCs w:val="28"/>
+        </w:rPr>
+        <w:t>async</w:t>
+      </w:r>
+      <w:proofErr w:type="spellEnd"/>
+      <w:r>
+        <w:rPr>
+          <w:color w:val="000000"/>
+          <w:sz w:val="28"/>
+          <w:szCs w:val="28"/>
+        </w:rPr>
+        <w:t xml:space="preserve"> </w:t>
+      </w:r>
+      <w:proofErr w:type="spellStart"/>
+      <w:r>
+        <w:rPr>
+          <w:color w:val="000000"/>
+          <w:sz w:val="28"/>
+          <w:szCs w:val="28"/>
+        </w:rPr>
+        <w:t>Task</w:t>
+      </w:r>
+      <w:proofErr w:type="spellEnd"/>
+      <w:r>
+        <w:rPr>
+          <w:color w:val="000000"/>
+          <w:sz w:val="28"/>
+          <w:szCs w:val="28"/>
+        </w:rPr>
+        <w:t xml:space="preserve"> Get_AllBookings_Status200()</w:t>
+      </w:r>
+      <w:r>
+        <w:rPr>
+          <w:color w:val="000000"/>
+          <w:sz w:val="28"/>
+          <w:szCs w:val="28"/>
+        </w:rPr>
+        <w:br/>
+        <w:t xml:space="preserve">    {</w:t>
+      </w:r>
+      <w:r>
+        <w:rPr>
+          <w:color w:val="000000"/>
+          <w:sz w:val="28"/>
+          <w:szCs w:val="28"/>
+        </w:rPr>
+        <w:br/>
+        <w:t xml:space="preserve">        </w:t>
+      </w:r>
+      <w:proofErr w:type="spellStart"/>
+      <w:r>
+        <w:rPr>
+          <w:color w:val="000000"/>
+          <w:sz w:val="28"/>
+          <w:szCs w:val="28"/>
+        </w:rPr>
+        <w:t>var</w:t>
+      </w:r>
+      <w:proofErr w:type="spellEnd"/>
+      <w:r>
+        <w:rPr>
+          <w:color w:val="000000"/>
+          <w:sz w:val="28"/>
+          <w:szCs w:val="28"/>
+        </w:rPr>
+        <w:t xml:space="preserve"> </w:t>
+      </w:r>
+      <w:proofErr w:type="spellStart"/>
+      <w:r>
+        <w:rPr>
+          <w:color w:val="000000"/>
+          <w:sz w:val="28"/>
+          <w:szCs w:val="28"/>
+        </w:rPr>
+        <w:t>response</w:t>
+      </w:r>
+      <w:proofErr w:type="spellEnd"/>
+      <w:r>
+        <w:rPr>
+          <w:color w:val="000000"/>
+          <w:sz w:val="28"/>
+          <w:szCs w:val="28"/>
+        </w:rPr>
+        <w:t xml:space="preserve"> = </w:t>
+      </w:r>
+      <w:proofErr w:type="spellStart"/>
+      <w:r>
+        <w:rPr>
+          <w:color w:val="000000"/>
+          <w:sz w:val="28"/>
+          <w:szCs w:val="28"/>
+        </w:rPr>
+        <w:t>await</w:t>
+      </w:r>
+      <w:proofErr w:type="spellEnd"/>
+      <w:r>
+        <w:rPr>
+          <w:color w:val="000000"/>
+          <w:sz w:val="28"/>
+          <w:szCs w:val="28"/>
+        </w:rPr>
+        <w:t xml:space="preserve"> _</w:t>
+      </w:r>
+      <w:proofErr w:type="spellStart"/>
+      <w:r>
+        <w:rPr>
+          <w:color w:val="000000"/>
+          <w:sz w:val="28"/>
+          <w:szCs w:val="28"/>
+        </w:rPr>
+        <w:t>client.GetAsync</w:t>
+      </w:r>
+      <w:proofErr w:type="spellEnd"/>
+      <w:r>
+        <w:rPr>
+          <w:color w:val="000000"/>
+          <w:sz w:val="28"/>
+          <w:szCs w:val="28"/>
+        </w:rPr>
+        <w:t>("</w:t>
+      </w:r>
+      <w:proofErr w:type="spellStart"/>
+      <w:r>
+        <w:rPr>
+          <w:color w:val="000000"/>
+          <w:sz w:val="28"/>
+          <w:szCs w:val="28"/>
+        </w:rPr>
+        <w:t>booking</w:t>
+      </w:r>
+      <w:proofErr w:type="spellEnd"/>
+      <w:r>
+        <w:rPr>
+          <w:color w:val="000000"/>
+          <w:sz w:val="28"/>
+          <w:szCs w:val="28"/>
+        </w:rPr>
+        <w:t>");</w:t>
+      </w:r>
+      <w:r>
+        <w:rPr>
+          <w:color w:val="000000"/>
+          <w:sz w:val="28"/>
+          <w:szCs w:val="28"/>
+        </w:rPr>
+        <w:br/>
+        <w:t xml:space="preserve">        </w:t>
+      </w:r>
+      <w:proofErr w:type="spellStart"/>
+      <w:r>
+        <w:rPr>
+          <w:color w:val="000000"/>
+          <w:sz w:val="28"/>
+          <w:szCs w:val="28"/>
+        </w:rPr>
+        <w:t>Assert.Equal</w:t>
+      </w:r>
+      <w:proofErr w:type="spellEnd"/>
+      <w:r>
+        <w:rPr>
+          <w:color w:val="000000"/>
+          <w:sz w:val="28"/>
+          <w:szCs w:val="28"/>
+        </w:rPr>
+        <w:t>(</w:t>
+      </w:r>
+      <w:proofErr w:type="spellStart"/>
+      <w:r>
+        <w:rPr>
+          <w:color w:val="000000"/>
+          <w:sz w:val="28"/>
+          <w:szCs w:val="28"/>
+        </w:rPr>
+        <w:t>HttpStatusCode.OK</w:t>
+      </w:r>
+      <w:proofErr w:type="spellEnd"/>
+      <w:r>
+        <w:rPr>
+          <w:color w:val="000000"/>
+          <w:sz w:val="28"/>
+          <w:szCs w:val="28"/>
+        </w:rPr>
+        <w:t xml:space="preserve">, </w:t>
+      </w:r>
+      <w:proofErr w:type="spellStart"/>
+      <w:r>
+        <w:rPr>
+          <w:color w:val="000000"/>
+          <w:sz w:val="28"/>
+          <w:szCs w:val="28"/>
+        </w:rPr>
+        <w:t>response.StatusCode</w:t>
+      </w:r>
+      <w:proofErr w:type="spellEnd"/>
+      <w:r>
+        <w:rPr>
+          <w:color w:val="000000"/>
+          <w:sz w:val="28"/>
+          <w:szCs w:val="28"/>
+        </w:rPr>
+        <w:t>);</w:t>
+      </w:r>
+      <w:r>
+        <w:rPr>
+          <w:color w:val="000000"/>
+          <w:sz w:val="28"/>
+          <w:szCs w:val="28"/>
+        </w:rPr>
+        <w:br/>
+        <w:t xml:space="preserve">    }</w:t>
+      </w:r>
+      <w:r>
+        <w:rPr>
+          <w:color w:val="000000"/>
+          <w:sz w:val="28"/>
+          <w:szCs w:val="28"/>
+        </w:rPr>
+        <w:br/>
+      </w:r>
+      <w:r>
+        <w:rPr>
+          <w:color w:val="000000"/>
+          <w:sz w:val="28"/>
+          <w:szCs w:val="28"/>
+        </w:rPr>
+        <w:br/>
+        <w:t xml:space="preserve">    [</w:t>
+      </w:r>
+      <w:proofErr w:type="spellStart"/>
+      <w:r>
+        <w:rPr>
+          <w:color w:val="000000"/>
+          <w:sz w:val="28"/>
+          <w:szCs w:val="28"/>
+        </w:rPr>
+        <w:t>Fact</w:t>
+      </w:r>
+      <w:proofErr w:type="spellEnd"/>
+      <w:r>
+        <w:rPr>
+          <w:color w:val="000000"/>
+          <w:sz w:val="28"/>
+          <w:szCs w:val="28"/>
+        </w:rPr>
+        <w:t>]</w:t>
+      </w:r>
+      <w:r>
+        <w:rPr>
+          <w:color w:val="000000"/>
+          <w:sz w:val="28"/>
+          <w:szCs w:val="28"/>
+        </w:rPr>
+        <w:br/>
+        <w:t xml:space="preserve">    </w:t>
+      </w:r>
+      <w:proofErr w:type="spellStart"/>
+      <w:r>
+        <w:rPr>
+          <w:color w:val="000000"/>
+          <w:sz w:val="28"/>
+          <w:szCs w:val="28"/>
+        </w:rPr>
+        <w:t>public</w:t>
+      </w:r>
+      <w:proofErr w:type="spellEnd"/>
+      <w:r>
+        <w:rPr>
+          <w:color w:val="000000"/>
+          <w:sz w:val="28"/>
+          <w:szCs w:val="28"/>
+        </w:rPr>
+        <w:t xml:space="preserve"> </w:t>
+      </w:r>
+      <w:proofErr w:type="spellStart"/>
+      <w:r>
+        <w:rPr>
+          <w:color w:val="000000"/>
+          <w:sz w:val="28"/>
+          <w:szCs w:val="28"/>
+        </w:rPr>
+        <w:t>async</w:t>
+      </w:r>
+      <w:proofErr w:type="spellEnd"/>
+      <w:r>
+        <w:rPr>
+          <w:color w:val="000000"/>
+          <w:sz w:val="28"/>
+          <w:szCs w:val="28"/>
+        </w:rPr>
+        <w:t xml:space="preserve"> </w:t>
+      </w:r>
+      <w:proofErr w:type="spellStart"/>
+      <w:r>
+        <w:rPr>
+          <w:color w:val="000000"/>
+          <w:sz w:val="28"/>
+          <w:szCs w:val="28"/>
+        </w:rPr>
+        <w:t>Task</w:t>
+      </w:r>
+      <w:proofErr w:type="spellEnd"/>
+      <w:r>
+        <w:rPr>
+          <w:color w:val="000000"/>
+          <w:sz w:val="28"/>
+          <w:szCs w:val="28"/>
+        </w:rPr>
+        <w:t xml:space="preserve"> </w:t>
+      </w:r>
+      <w:proofErr w:type="spellStart"/>
+      <w:r>
+        <w:rPr>
+          <w:color w:val="000000"/>
+          <w:sz w:val="28"/>
+          <w:szCs w:val="28"/>
+        </w:rPr>
+        <w:t>Get_AllBookings_NotEmpty</w:t>
+      </w:r>
+      <w:proofErr w:type="spellEnd"/>
+      <w:r>
+        <w:rPr>
+          <w:color w:val="000000"/>
+          <w:sz w:val="28"/>
+          <w:szCs w:val="28"/>
+        </w:rPr>
+        <w:t>()</w:t>
+      </w:r>
+      <w:r>
+        <w:rPr>
+          <w:color w:val="000000"/>
+          <w:sz w:val="28"/>
+          <w:szCs w:val="28"/>
+        </w:rPr>
+        <w:br/>
+        <w:t xml:space="preserve">    {</w:t>
+      </w:r>
+      <w:r>
+        <w:rPr>
+          <w:color w:val="000000"/>
+          <w:sz w:val="28"/>
+          <w:szCs w:val="28"/>
+        </w:rPr>
+        <w:br/>
+        <w:t xml:space="preserve">        </w:t>
+      </w:r>
+      <w:proofErr w:type="spellStart"/>
+      <w:r>
+        <w:rPr>
+          <w:color w:val="000000"/>
+          <w:sz w:val="28"/>
+          <w:szCs w:val="28"/>
+        </w:rPr>
+        <w:t>var</w:t>
+      </w:r>
+      <w:proofErr w:type="spellEnd"/>
+      <w:r>
+        <w:rPr>
+          <w:color w:val="000000"/>
+          <w:sz w:val="28"/>
+          <w:szCs w:val="28"/>
+        </w:rPr>
+        <w:t xml:space="preserve"> </w:t>
+      </w:r>
+      <w:proofErr w:type="spellStart"/>
+      <w:r>
+        <w:rPr>
+          <w:color w:val="000000"/>
+          <w:sz w:val="28"/>
+          <w:szCs w:val="28"/>
+        </w:rPr>
+        <w:t>response</w:t>
+      </w:r>
+      <w:proofErr w:type="spellEnd"/>
+      <w:r>
+        <w:rPr>
+          <w:color w:val="000000"/>
+          <w:sz w:val="28"/>
+          <w:szCs w:val="28"/>
+        </w:rPr>
+        <w:t xml:space="preserve"> = </w:t>
+      </w:r>
+      <w:proofErr w:type="spellStart"/>
+      <w:r>
+        <w:rPr>
+          <w:color w:val="000000"/>
+          <w:sz w:val="28"/>
+          <w:szCs w:val="28"/>
+        </w:rPr>
+        <w:t>await</w:t>
+      </w:r>
+      <w:proofErr w:type="spellEnd"/>
+      <w:r>
+        <w:rPr>
+          <w:color w:val="000000"/>
+          <w:sz w:val="28"/>
+          <w:szCs w:val="28"/>
+        </w:rPr>
+        <w:t xml:space="preserve"> _</w:t>
+      </w:r>
+      <w:proofErr w:type="spellStart"/>
+      <w:r>
+        <w:rPr>
+          <w:color w:val="000000"/>
+          <w:sz w:val="28"/>
+          <w:szCs w:val="28"/>
+        </w:rPr>
+        <w:t>client.GetAsync</w:t>
+      </w:r>
+      <w:proofErr w:type="spellEnd"/>
+      <w:r>
+        <w:rPr>
+          <w:color w:val="000000"/>
+          <w:sz w:val="28"/>
+          <w:szCs w:val="28"/>
+        </w:rPr>
+        <w:t>("</w:t>
+      </w:r>
+      <w:proofErr w:type="spellStart"/>
+      <w:r>
+        <w:rPr>
+          <w:color w:val="000000"/>
+          <w:sz w:val="28"/>
+          <w:szCs w:val="28"/>
+        </w:rPr>
+        <w:t>booking</w:t>
+      </w:r>
+      <w:proofErr w:type="spellEnd"/>
+      <w:r>
+        <w:rPr>
+          <w:color w:val="000000"/>
+          <w:sz w:val="28"/>
+          <w:szCs w:val="28"/>
+        </w:rPr>
+        <w:t>");</w:t>
+      </w:r>
+      <w:r>
+        <w:rPr>
+          <w:color w:val="000000"/>
+          <w:sz w:val="28"/>
+          <w:szCs w:val="28"/>
+        </w:rPr>
+        <w:br/>
+        <w:t xml:space="preserve">        </w:t>
+      </w:r>
+      <w:proofErr w:type="spellStart"/>
+      <w:r>
+        <w:rPr>
+          <w:color w:val="000000"/>
+          <w:sz w:val="28"/>
+          <w:szCs w:val="28"/>
+        </w:rPr>
+        <w:t>var</w:t>
+      </w:r>
+      <w:proofErr w:type="spellEnd"/>
+      <w:r>
+        <w:rPr>
+          <w:color w:val="000000"/>
+          <w:sz w:val="28"/>
+          <w:szCs w:val="28"/>
+        </w:rPr>
+        <w:t xml:space="preserve"> </w:t>
+      </w:r>
+      <w:proofErr w:type="spellStart"/>
+      <w:r>
+        <w:rPr>
+          <w:color w:val="000000"/>
+          <w:sz w:val="28"/>
+          <w:szCs w:val="28"/>
+        </w:rPr>
+        <w:t>content</w:t>
+      </w:r>
+      <w:proofErr w:type="spellEnd"/>
+      <w:r>
+        <w:rPr>
+          <w:color w:val="000000"/>
+          <w:sz w:val="28"/>
+          <w:szCs w:val="28"/>
+        </w:rPr>
+        <w:t xml:space="preserve"> = </w:t>
+      </w:r>
+      <w:proofErr w:type="spellStart"/>
+      <w:r>
+        <w:rPr>
+          <w:color w:val="000000"/>
+          <w:sz w:val="28"/>
+          <w:szCs w:val="28"/>
+        </w:rPr>
+        <w:t>await</w:t>
+      </w:r>
+      <w:proofErr w:type="spellEnd"/>
+      <w:r>
+        <w:rPr>
+          <w:color w:val="000000"/>
+          <w:sz w:val="28"/>
+          <w:szCs w:val="28"/>
+        </w:rPr>
+        <w:t xml:space="preserve"> </w:t>
+      </w:r>
+      <w:proofErr w:type="spellStart"/>
+      <w:r>
+        <w:rPr>
+          <w:color w:val="000000"/>
+          <w:sz w:val="28"/>
+          <w:szCs w:val="28"/>
+        </w:rPr>
+        <w:t>response.Content.ReadAsStringAsync</w:t>
+      </w:r>
+      <w:proofErr w:type="spellEnd"/>
+      <w:r>
+        <w:rPr>
+          <w:color w:val="000000"/>
+          <w:sz w:val="28"/>
+          <w:szCs w:val="28"/>
+        </w:rPr>
+        <w:t>();</w:t>
+      </w:r>
+      <w:r>
+        <w:rPr>
+          <w:color w:val="000000"/>
+          <w:sz w:val="28"/>
+          <w:szCs w:val="28"/>
+        </w:rPr>
+        <w:br/>
+      </w:r>
+      <w:r>
+        <w:rPr>
+          <w:color w:val="000000"/>
+          <w:sz w:val="28"/>
+          <w:szCs w:val="28"/>
+        </w:rPr>
+        <w:br/>
+        <w:t xml:space="preserve">        </w:t>
+      </w:r>
+      <w:proofErr w:type="spellStart"/>
+      <w:r>
+        <w:rPr>
+          <w:color w:val="000000"/>
+          <w:sz w:val="28"/>
+          <w:szCs w:val="28"/>
+        </w:rPr>
+        <w:t>Assert.False</w:t>
+      </w:r>
+      <w:proofErr w:type="spellEnd"/>
+      <w:r>
+        <w:rPr>
+          <w:color w:val="000000"/>
+          <w:sz w:val="28"/>
+          <w:szCs w:val="28"/>
+        </w:rPr>
+        <w:t>(</w:t>
+      </w:r>
+      <w:proofErr w:type="spellStart"/>
+      <w:r>
+        <w:rPr>
+          <w:color w:val="000000"/>
+          <w:sz w:val="28"/>
+          <w:szCs w:val="28"/>
+        </w:rPr>
+        <w:t>string.IsNullOrEmpty</w:t>
+      </w:r>
+      <w:proofErr w:type="spellEnd"/>
+      <w:r>
+        <w:rPr>
+          <w:color w:val="000000"/>
+          <w:sz w:val="28"/>
+          <w:szCs w:val="28"/>
+        </w:rPr>
+        <w:t>(</w:t>
+      </w:r>
+      <w:proofErr w:type="spellStart"/>
+      <w:r>
+        <w:rPr>
+          <w:color w:val="000000"/>
+          <w:sz w:val="28"/>
+          <w:szCs w:val="28"/>
+        </w:rPr>
+        <w:t>content</w:t>
+      </w:r>
+      <w:proofErr w:type="spellEnd"/>
+      <w:r>
+        <w:rPr>
+          <w:color w:val="000000"/>
+          <w:sz w:val="28"/>
+          <w:szCs w:val="28"/>
+        </w:rPr>
+        <w:t>));</w:t>
+      </w:r>
+      <w:r>
+        <w:rPr>
+          <w:color w:val="000000"/>
+          <w:sz w:val="28"/>
+          <w:szCs w:val="28"/>
+        </w:rPr>
+        <w:br/>
+        <w:t xml:space="preserve">    }</w:t>
+      </w:r>
+      <w:r>
+        <w:rPr>
+          <w:color w:val="000000"/>
+          <w:sz w:val="28"/>
+          <w:szCs w:val="28"/>
+        </w:rPr>
+        <w:br/>
+      </w:r>
+      <w:r>
+        <w:rPr>
+          <w:color w:val="000000"/>
+          <w:sz w:val="28"/>
+          <w:szCs w:val="28"/>
+        </w:rPr>
+        <w:br/>
+        <w:t xml:space="preserve">    [</w:t>
+      </w:r>
+      <w:proofErr w:type="spellStart"/>
+      <w:r>
+        <w:rPr>
+          <w:color w:val="000000"/>
+          <w:sz w:val="28"/>
+          <w:szCs w:val="28"/>
+        </w:rPr>
+        <w:t>Fact</w:t>
+      </w:r>
+      <w:proofErr w:type="spellEnd"/>
+      <w:r>
+        <w:rPr>
+          <w:color w:val="000000"/>
+          <w:sz w:val="28"/>
+          <w:szCs w:val="28"/>
+        </w:rPr>
+        <w:t>]</w:t>
+      </w:r>
+      <w:r>
+        <w:rPr>
+          <w:color w:val="000000"/>
+          <w:sz w:val="28"/>
+          <w:szCs w:val="28"/>
+        </w:rPr>
+        <w:br/>
+        <w:t xml:space="preserve">    </w:t>
+      </w:r>
+      <w:proofErr w:type="spellStart"/>
+      <w:r>
+        <w:rPr>
+          <w:color w:val="000000"/>
+          <w:sz w:val="28"/>
+          <w:szCs w:val="28"/>
+        </w:rPr>
+        <w:t>public</w:t>
+      </w:r>
+      <w:proofErr w:type="spellEnd"/>
+      <w:r>
+        <w:rPr>
+          <w:color w:val="000000"/>
+          <w:sz w:val="28"/>
+          <w:szCs w:val="28"/>
+        </w:rPr>
+        <w:t xml:space="preserve"> </w:t>
+      </w:r>
+      <w:proofErr w:type="spellStart"/>
+      <w:r>
+        <w:rPr>
+          <w:color w:val="000000"/>
+          <w:sz w:val="28"/>
+          <w:szCs w:val="28"/>
+        </w:rPr>
+        <w:t>async</w:t>
+      </w:r>
+      <w:proofErr w:type="spellEnd"/>
+      <w:r>
+        <w:rPr>
+          <w:color w:val="000000"/>
+          <w:sz w:val="28"/>
+          <w:szCs w:val="28"/>
+        </w:rPr>
+        <w:t xml:space="preserve"> </w:t>
+      </w:r>
+      <w:proofErr w:type="spellStart"/>
+      <w:r>
+        <w:rPr>
+          <w:color w:val="000000"/>
+          <w:sz w:val="28"/>
+          <w:szCs w:val="28"/>
+        </w:rPr>
+        <w:t>Task</w:t>
+      </w:r>
+      <w:proofErr w:type="spellEnd"/>
+      <w:r>
+        <w:rPr>
+          <w:color w:val="000000"/>
+          <w:sz w:val="28"/>
+          <w:szCs w:val="28"/>
+        </w:rPr>
+        <w:t xml:space="preserve"> </w:t>
+      </w:r>
+      <w:proofErr w:type="spellStart"/>
+      <w:r>
+        <w:rPr>
+          <w:color w:val="000000"/>
+          <w:sz w:val="28"/>
+          <w:szCs w:val="28"/>
+        </w:rPr>
+        <w:t>Get_AllBookings_IsArray</w:t>
+      </w:r>
+      <w:proofErr w:type="spellEnd"/>
+      <w:r>
+        <w:rPr>
+          <w:color w:val="000000"/>
+          <w:sz w:val="28"/>
+          <w:szCs w:val="28"/>
+        </w:rPr>
+        <w:t>()</w:t>
+      </w:r>
+      <w:r>
+        <w:rPr>
+          <w:color w:val="000000"/>
+          <w:sz w:val="28"/>
+          <w:szCs w:val="28"/>
+        </w:rPr>
+        <w:br/>
+        <w:t xml:space="preserve">    {</w:t>
+      </w:r>
+      <w:r>
+        <w:rPr>
+          <w:color w:val="000000"/>
+          <w:sz w:val="28"/>
+          <w:szCs w:val="28"/>
+        </w:rPr>
+        <w:br/>
+        <w:t xml:space="preserve">        </w:t>
+      </w:r>
+      <w:proofErr w:type="spellStart"/>
+      <w:r>
+        <w:rPr>
+          <w:color w:val="000000"/>
+          <w:sz w:val="28"/>
+          <w:szCs w:val="28"/>
+        </w:rPr>
+        <w:t>var</w:t>
+      </w:r>
+      <w:proofErr w:type="spellEnd"/>
+      <w:r>
+        <w:rPr>
+          <w:color w:val="000000"/>
+          <w:sz w:val="28"/>
+          <w:szCs w:val="28"/>
+        </w:rPr>
+        <w:t xml:space="preserve"> </w:t>
+      </w:r>
+      <w:proofErr w:type="spellStart"/>
+      <w:r>
+        <w:rPr>
+          <w:color w:val="000000"/>
+          <w:sz w:val="28"/>
+          <w:szCs w:val="28"/>
+        </w:rPr>
+        <w:t>response</w:t>
+      </w:r>
+      <w:proofErr w:type="spellEnd"/>
+      <w:r>
+        <w:rPr>
+          <w:color w:val="000000"/>
+          <w:sz w:val="28"/>
+          <w:szCs w:val="28"/>
+        </w:rPr>
+        <w:t xml:space="preserve"> = </w:t>
+      </w:r>
+      <w:proofErr w:type="spellStart"/>
+      <w:r>
+        <w:rPr>
+          <w:color w:val="000000"/>
+          <w:sz w:val="28"/>
+          <w:szCs w:val="28"/>
+        </w:rPr>
+        <w:t>await</w:t>
+      </w:r>
+      <w:proofErr w:type="spellEnd"/>
+      <w:r>
+        <w:rPr>
+          <w:color w:val="000000"/>
+          <w:sz w:val="28"/>
+          <w:szCs w:val="28"/>
+        </w:rPr>
+        <w:t xml:space="preserve"> _</w:t>
+      </w:r>
+      <w:proofErr w:type="spellStart"/>
+      <w:r>
+        <w:rPr>
+          <w:color w:val="000000"/>
+          <w:sz w:val="28"/>
+          <w:szCs w:val="28"/>
+        </w:rPr>
+        <w:t>client.GetAsync</w:t>
+      </w:r>
+      <w:proofErr w:type="spellEnd"/>
+      <w:r>
+        <w:rPr>
+          <w:color w:val="000000"/>
+          <w:sz w:val="28"/>
+          <w:szCs w:val="28"/>
+        </w:rPr>
+        <w:t>("</w:t>
+      </w:r>
+      <w:proofErr w:type="spellStart"/>
+      <w:r>
+        <w:rPr>
+          <w:color w:val="000000"/>
+          <w:sz w:val="28"/>
+          <w:szCs w:val="28"/>
+        </w:rPr>
+        <w:t>booking</w:t>
+      </w:r>
+      <w:proofErr w:type="spellEnd"/>
+      <w:r>
+        <w:rPr>
+          <w:color w:val="000000"/>
+          <w:sz w:val="28"/>
+          <w:szCs w:val="28"/>
+        </w:rPr>
+        <w:t>");</w:t>
+      </w:r>
+      <w:r>
+        <w:rPr>
+          <w:color w:val="000000"/>
+          <w:sz w:val="28"/>
+          <w:szCs w:val="28"/>
+        </w:rPr>
+        <w:br/>
+      </w:r>
+      <w:r>
+        <w:rPr>
+          <w:color w:val="000000"/>
+          <w:sz w:val="28"/>
+          <w:szCs w:val="28"/>
+        </w:rPr>
+        <w:lastRenderedPageBreak/>
+        <w:t xml:space="preserve">        </w:t>
+      </w:r>
+      <w:proofErr w:type="spellStart"/>
+      <w:r>
+        <w:rPr>
+          <w:color w:val="000000"/>
+          <w:sz w:val="28"/>
+          <w:szCs w:val="28"/>
+        </w:rPr>
+        <w:t>var</w:t>
+      </w:r>
+      <w:proofErr w:type="spellEnd"/>
+      <w:r>
+        <w:rPr>
+          <w:color w:val="000000"/>
+          <w:sz w:val="28"/>
+          <w:szCs w:val="28"/>
+        </w:rPr>
+        <w:t xml:space="preserve"> </w:t>
+      </w:r>
+      <w:proofErr w:type="spellStart"/>
+      <w:r>
+        <w:rPr>
+          <w:color w:val="000000"/>
+          <w:sz w:val="28"/>
+          <w:szCs w:val="28"/>
+        </w:rPr>
+        <w:t>content</w:t>
+      </w:r>
+      <w:proofErr w:type="spellEnd"/>
+      <w:r>
+        <w:rPr>
+          <w:color w:val="000000"/>
+          <w:sz w:val="28"/>
+          <w:szCs w:val="28"/>
+        </w:rPr>
+        <w:t xml:space="preserve"> = </w:t>
+      </w:r>
+      <w:proofErr w:type="spellStart"/>
+      <w:r>
+        <w:rPr>
+          <w:color w:val="000000"/>
+          <w:sz w:val="28"/>
+          <w:szCs w:val="28"/>
+        </w:rPr>
+        <w:t>await</w:t>
+      </w:r>
+      <w:proofErr w:type="spellEnd"/>
+      <w:r>
+        <w:rPr>
+          <w:color w:val="000000"/>
+          <w:sz w:val="28"/>
+          <w:szCs w:val="28"/>
+        </w:rPr>
+        <w:t xml:space="preserve"> </w:t>
+      </w:r>
+      <w:proofErr w:type="spellStart"/>
+      <w:r>
+        <w:rPr>
+          <w:color w:val="000000"/>
+          <w:sz w:val="28"/>
+          <w:szCs w:val="28"/>
+        </w:rPr>
+        <w:t>response.Content.ReadAsStringAsync</w:t>
+      </w:r>
+      <w:proofErr w:type="spellEnd"/>
+      <w:r>
+        <w:rPr>
+          <w:color w:val="000000"/>
+          <w:sz w:val="28"/>
+          <w:szCs w:val="28"/>
+        </w:rPr>
+        <w:t>();</w:t>
+      </w:r>
+      <w:r>
+        <w:rPr>
+          <w:color w:val="000000"/>
+          <w:sz w:val="28"/>
+          <w:szCs w:val="28"/>
+        </w:rPr>
+        <w:br/>
+      </w:r>
+      <w:r>
+        <w:rPr>
+          <w:color w:val="000000"/>
+          <w:sz w:val="28"/>
+          <w:szCs w:val="28"/>
+        </w:rPr>
+        <w:br/>
+        <w:t xml:space="preserve">        </w:t>
+      </w:r>
+      <w:proofErr w:type="spellStart"/>
+      <w:r>
+        <w:rPr>
+          <w:color w:val="000000"/>
+          <w:sz w:val="28"/>
+          <w:szCs w:val="28"/>
+        </w:rPr>
+        <w:t>Assert.StartsWith</w:t>
+      </w:r>
+      <w:proofErr w:type="spellEnd"/>
+      <w:r>
+        <w:rPr>
+          <w:color w:val="000000"/>
+          <w:sz w:val="28"/>
+          <w:szCs w:val="28"/>
+        </w:rPr>
+        <w:t xml:space="preserve">("[", </w:t>
+      </w:r>
+      <w:proofErr w:type="spellStart"/>
+      <w:r>
+        <w:rPr>
+          <w:color w:val="000000"/>
+          <w:sz w:val="28"/>
+          <w:szCs w:val="28"/>
+        </w:rPr>
+        <w:t>content</w:t>
+      </w:r>
+      <w:proofErr w:type="spellEnd"/>
+      <w:r>
+        <w:rPr>
+          <w:color w:val="000000"/>
+          <w:sz w:val="28"/>
+          <w:szCs w:val="28"/>
+        </w:rPr>
+        <w:t>);</w:t>
+      </w:r>
+      <w:r>
+        <w:rPr>
+          <w:color w:val="000000"/>
+          <w:sz w:val="28"/>
+          <w:szCs w:val="28"/>
+        </w:rPr>
+        <w:br/>
+        <w:t xml:space="preserve">    }</w:t>
+      </w:r>
+      <w:r>
+        <w:rPr>
+          <w:color w:val="000000"/>
+          <w:sz w:val="28"/>
+          <w:szCs w:val="28"/>
+        </w:rPr>
+        <w:br/>
+      </w:r>
+      <w:r>
+        <w:rPr>
+          <w:color w:val="000000"/>
+          <w:sz w:val="28"/>
+          <w:szCs w:val="28"/>
+        </w:rPr>
+        <w:br/>
+        <w:t xml:space="preserve">    [</w:t>
+      </w:r>
+      <w:proofErr w:type="spellStart"/>
+      <w:r>
+        <w:rPr>
+          <w:color w:val="000000"/>
+          <w:sz w:val="28"/>
+          <w:szCs w:val="28"/>
+        </w:rPr>
+        <w:t>Fact</w:t>
+      </w:r>
+      <w:proofErr w:type="spellEnd"/>
+      <w:r>
+        <w:rPr>
+          <w:color w:val="000000"/>
+          <w:sz w:val="28"/>
+          <w:szCs w:val="28"/>
+        </w:rPr>
+        <w:t>]</w:t>
+      </w:r>
+      <w:r>
+        <w:rPr>
+          <w:color w:val="000000"/>
+          <w:sz w:val="28"/>
+          <w:szCs w:val="28"/>
+        </w:rPr>
+        <w:br/>
+        <w:t xml:space="preserve">    </w:t>
+      </w:r>
+      <w:proofErr w:type="spellStart"/>
+      <w:r>
+        <w:rPr>
+          <w:color w:val="000000"/>
+          <w:sz w:val="28"/>
+          <w:szCs w:val="28"/>
+        </w:rPr>
+        <w:t>public</w:t>
+      </w:r>
+      <w:proofErr w:type="spellEnd"/>
+      <w:r>
+        <w:rPr>
+          <w:color w:val="000000"/>
+          <w:sz w:val="28"/>
+          <w:szCs w:val="28"/>
+        </w:rPr>
+        <w:t xml:space="preserve"> </w:t>
+      </w:r>
+      <w:proofErr w:type="spellStart"/>
+      <w:r>
+        <w:rPr>
+          <w:color w:val="000000"/>
+          <w:sz w:val="28"/>
+          <w:szCs w:val="28"/>
+        </w:rPr>
+        <w:t>async</w:t>
+      </w:r>
+      <w:proofErr w:type="spellEnd"/>
+      <w:r>
+        <w:rPr>
+          <w:color w:val="000000"/>
+          <w:sz w:val="28"/>
+          <w:szCs w:val="28"/>
+        </w:rPr>
+        <w:t xml:space="preserve"> </w:t>
+      </w:r>
+      <w:proofErr w:type="spellStart"/>
+      <w:r>
+        <w:rPr>
+          <w:color w:val="000000"/>
+          <w:sz w:val="28"/>
+          <w:szCs w:val="28"/>
+        </w:rPr>
+        <w:t>Task</w:t>
+      </w:r>
+      <w:proofErr w:type="spellEnd"/>
+      <w:r>
+        <w:rPr>
+          <w:color w:val="000000"/>
+          <w:sz w:val="28"/>
+          <w:szCs w:val="28"/>
+        </w:rPr>
+        <w:t xml:space="preserve"> </w:t>
+      </w:r>
+      <w:proofErr w:type="spellStart"/>
+      <w:r>
+        <w:rPr>
+          <w:color w:val="000000"/>
+          <w:sz w:val="28"/>
+          <w:szCs w:val="28"/>
+        </w:rPr>
+        <w:t>Get_AllBookings_ContainsBookingId</w:t>
+      </w:r>
+      <w:proofErr w:type="spellEnd"/>
+      <w:r>
+        <w:rPr>
+          <w:color w:val="000000"/>
+          <w:sz w:val="28"/>
+          <w:szCs w:val="28"/>
+        </w:rPr>
+        <w:t>()</w:t>
+      </w:r>
+      <w:r>
+        <w:rPr>
+          <w:color w:val="000000"/>
+          <w:sz w:val="28"/>
+          <w:szCs w:val="28"/>
+        </w:rPr>
+        <w:br/>
+        <w:t xml:space="preserve">    {</w:t>
+      </w:r>
+      <w:r>
+        <w:rPr>
+          <w:color w:val="000000"/>
+          <w:sz w:val="28"/>
+          <w:szCs w:val="28"/>
+        </w:rPr>
+        <w:br/>
+        <w:t xml:space="preserve">        </w:t>
+      </w:r>
+      <w:proofErr w:type="spellStart"/>
+      <w:r>
+        <w:rPr>
+          <w:color w:val="000000"/>
+          <w:sz w:val="28"/>
+          <w:szCs w:val="28"/>
+        </w:rPr>
+        <w:t>var</w:t>
+      </w:r>
+      <w:proofErr w:type="spellEnd"/>
+      <w:r>
+        <w:rPr>
+          <w:color w:val="000000"/>
+          <w:sz w:val="28"/>
+          <w:szCs w:val="28"/>
+        </w:rPr>
+        <w:t xml:space="preserve"> </w:t>
+      </w:r>
+      <w:proofErr w:type="spellStart"/>
+      <w:r>
+        <w:rPr>
+          <w:color w:val="000000"/>
+          <w:sz w:val="28"/>
+          <w:szCs w:val="28"/>
+        </w:rPr>
+        <w:t>response</w:t>
+      </w:r>
+      <w:proofErr w:type="spellEnd"/>
+      <w:r>
+        <w:rPr>
+          <w:color w:val="000000"/>
+          <w:sz w:val="28"/>
+          <w:szCs w:val="28"/>
+        </w:rPr>
+        <w:t xml:space="preserve"> = </w:t>
+      </w:r>
+      <w:proofErr w:type="spellStart"/>
+      <w:r>
+        <w:rPr>
+          <w:color w:val="000000"/>
+          <w:sz w:val="28"/>
+          <w:szCs w:val="28"/>
+        </w:rPr>
+        <w:t>await</w:t>
+      </w:r>
+      <w:proofErr w:type="spellEnd"/>
+      <w:r>
+        <w:rPr>
+          <w:color w:val="000000"/>
+          <w:sz w:val="28"/>
+          <w:szCs w:val="28"/>
+        </w:rPr>
+        <w:t xml:space="preserve"> _</w:t>
+      </w:r>
+      <w:proofErr w:type="spellStart"/>
+      <w:r>
+        <w:rPr>
+          <w:color w:val="000000"/>
+          <w:sz w:val="28"/>
+          <w:szCs w:val="28"/>
+        </w:rPr>
+        <w:t>client.GetAsync</w:t>
+      </w:r>
+      <w:proofErr w:type="spellEnd"/>
+      <w:r>
+        <w:rPr>
+          <w:color w:val="000000"/>
+          <w:sz w:val="28"/>
+          <w:szCs w:val="28"/>
+        </w:rPr>
+        <w:t>("</w:t>
+      </w:r>
+      <w:proofErr w:type="spellStart"/>
+      <w:r>
+        <w:rPr>
+          <w:color w:val="000000"/>
+          <w:sz w:val="28"/>
+          <w:szCs w:val="28"/>
+        </w:rPr>
+        <w:t>booking</w:t>
+      </w:r>
+      <w:proofErr w:type="spellEnd"/>
+      <w:r>
+        <w:rPr>
+          <w:color w:val="000000"/>
+          <w:sz w:val="28"/>
+          <w:szCs w:val="28"/>
+        </w:rPr>
+        <w:t>");</w:t>
+      </w:r>
+      <w:r>
+        <w:rPr>
+          <w:color w:val="000000"/>
+          <w:sz w:val="28"/>
+          <w:szCs w:val="28"/>
+        </w:rPr>
+        <w:br/>
+        <w:t xml:space="preserve">        </w:t>
+      </w:r>
+      <w:proofErr w:type="spellStart"/>
+      <w:r>
+        <w:rPr>
+          <w:color w:val="000000"/>
+          <w:sz w:val="28"/>
+          <w:szCs w:val="28"/>
+        </w:rPr>
+        <w:t>var</w:t>
+      </w:r>
+      <w:proofErr w:type="spellEnd"/>
+      <w:r>
+        <w:rPr>
+          <w:color w:val="000000"/>
+          <w:sz w:val="28"/>
+          <w:szCs w:val="28"/>
+        </w:rPr>
+        <w:t xml:space="preserve"> </w:t>
+      </w:r>
+      <w:proofErr w:type="spellStart"/>
+      <w:r>
+        <w:rPr>
+          <w:color w:val="000000"/>
+          <w:sz w:val="28"/>
+          <w:szCs w:val="28"/>
+        </w:rPr>
+        <w:t>content</w:t>
+      </w:r>
+      <w:proofErr w:type="spellEnd"/>
+      <w:r>
+        <w:rPr>
+          <w:color w:val="000000"/>
+          <w:sz w:val="28"/>
+          <w:szCs w:val="28"/>
+        </w:rPr>
+        <w:t xml:space="preserve"> = </w:t>
+      </w:r>
+      <w:proofErr w:type="spellStart"/>
+      <w:r>
+        <w:rPr>
+          <w:color w:val="000000"/>
+          <w:sz w:val="28"/>
+          <w:szCs w:val="28"/>
+        </w:rPr>
+        <w:t>await</w:t>
+      </w:r>
+      <w:proofErr w:type="spellEnd"/>
+      <w:r>
+        <w:rPr>
+          <w:color w:val="000000"/>
+          <w:sz w:val="28"/>
+          <w:szCs w:val="28"/>
+        </w:rPr>
+        <w:t xml:space="preserve"> </w:t>
+      </w:r>
+      <w:proofErr w:type="spellStart"/>
+      <w:r>
+        <w:rPr>
+          <w:color w:val="000000"/>
+          <w:sz w:val="28"/>
+          <w:szCs w:val="28"/>
+        </w:rPr>
+        <w:t>response.Content.ReadAsStringAsync</w:t>
+      </w:r>
+      <w:proofErr w:type="spellEnd"/>
+      <w:r>
+        <w:rPr>
+          <w:color w:val="000000"/>
+          <w:sz w:val="28"/>
+          <w:szCs w:val="28"/>
+        </w:rPr>
+        <w:t>();</w:t>
+      </w:r>
+      <w:r>
+        <w:rPr>
+          <w:color w:val="000000"/>
+          <w:sz w:val="28"/>
+          <w:szCs w:val="28"/>
+        </w:rPr>
+        <w:br/>
+      </w:r>
+      <w:r>
+        <w:rPr>
+          <w:color w:val="000000"/>
+          <w:sz w:val="28"/>
+          <w:szCs w:val="28"/>
+        </w:rPr>
+        <w:br/>
+        <w:t xml:space="preserve">        </w:t>
+      </w:r>
+      <w:proofErr w:type="spellStart"/>
+      <w:r>
+        <w:rPr>
+          <w:color w:val="000000"/>
+          <w:sz w:val="28"/>
+          <w:szCs w:val="28"/>
+        </w:rPr>
+        <w:t>Assert.Contains</w:t>
+      </w:r>
+      <w:proofErr w:type="spellEnd"/>
+      <w:r>
+        <w:rPr>
+          <w:color w:val="000000"/>
+          <w:sz w:val="28"/>
+          <w:szCs w:val="28"/>
+        </w:rPr>
+        <w:t>("</w:t>
+      </w:r>
+      <w:proofErr w:type="spellStart"/>
+      <w:r>
+        <w:rPr>
+          <w:color w:val="000000"/>
+          <w:sz w:val="28"/>
+          <w:szCs w:val="28"/>
+        </w:rPr>
+        <w:t>bookingid</w:t>
+      </w:r>
+      <w:proofErr w:type="spellEnd"/>
+      <w:r>
+        <w:rPr>
+          <w:color w:val="000000"/>
+          <w:sz w:val="28"/>
+          <w:szCs w:val="28"/>
+        </w:rPr>
+        <w:t xml:space="preserve">", </w:t>
+      </w:r>
+      <w:proofErr w:type="spellStart"/>
+      <w:r>
+        <w:rPr>
+          <w:color w:val="000000"/>
+          <w:sz w:val="28"/>
+          <w:szCs w:val="28"/>
+        </w:rPr>
+        <w:t>content</w:t>
+      </w:r>
+      <w:proofErr w:type="spellEnd"/>
+      <w:r>
+        <w:rPr>
+          <w:color w:val="000000"/>
+          <w:sz w:val="28"/>
+          <w:szCs w:val="28"/>
+        </w:rPr>
+        <w:t>);</w:t>
+      </w:r>
+      <w:r>
+        <w:rPr>
+          <w:color w:val="000000"/>
+          <w:sz w:val="28"/>
+          <w:szCs w:val="28"/>
+        </w:rPr>
+        <w:br/>
+        <w:t xml:space="preserve">    }</w:t>
+      </w:r>
+      <w:r>
+        <w:rPr>
+          <w:color w:val="000000"/>
+          <w:sz w:val="28"/>
+          <w:szCs w:val="28"/>
+        </w:rPr>
+        <w:br/>
+      </w:r>
+      <w:r>
+        <w:rPr>
+          <w:color w:val="000000"/>
+          <w:sz w:val="28"/>
+          <w:szCs w:val="28"/>
+        </w:rPr>
+        <w:br/>
+        <w:t xml:space="preserve">    [</w:t>
+      </w:r>
+      <w:proofErr w:type="spellStart"/>
+      <w:r>
+        <w:rPr>
+          <w:color w:val="000000"/>
+          <w:sz w:val="28"/>
+          <w:szCs w:val="28"/>
+        </w:rPr>
+        <w:t>Fact</w:t>
+      </w:r>
+      <w:proofErr w:type="spellEnd"/>
+      <w:r>
+        <w:rPr>
+          <w:color w:val="000000"/>
+          <w:sz w:val="28"/>
+          <w:szCs w:val="28"/>
+        </w:rPr>
+        <w:t>]</w:t>
+      </w:r>
+      <w:r>
+        <w:rPr>
+          <w:color w:val="000000"/>
+          <w:sz w:val="28"/>
+          <w:szCs w:val="28"/>
+        </w:rPr>
+        <w:br/>
+        <w:t xml:space="preserve">    </w:t>
+      </w:r>
+      <w:proofErr w:type="spellStart"/>
+      <w:r>
+        <w:rPr>
+          <w:color w:val="000000"/>
+          <w:sz w:val="28"/>
+          <w:szCs w:val="28"/>
+        </w:rPr>
+        <w:t>public</w:t>
+      </w:r>
+      <w:proofErr w:type="spellEnd"/>
+      <w:r>
+        <w:rPr>
+          <w:color w:val="000000"/>
+          <w:sz w:val="28"/>
+          <w:szCs w:val="28"/>
+        </w:rPr>
+        <w:t xml:space="preserve"> </w:t>
+      </w:r>
+      <w:proofErr w:type="spellStart"/>
+      <w:r>
+        <w:rPr>
+          <w:color w:val="000000"/>
+          <w:sz w:val="28"/>
+          <w:szCs w:val="28"/>
+        </w:rPr>
+        <w:t>async</w:t>
+      </w:r>
+      <w:proofErr w:type="spellEnd"/>
+      <w:r>
+        <w:rPr>
+          <w:color w:val="000000"/>
+          <w:sz w:val="28"/>
+          <w:szCs w:val="28"/>
+        </w:rPr>
+        <w:t xml:space="preserve"> </w:t>
+      </w:r>
+      <w:proofErr w:type="spellStart"/>
+      <w:r>
+        <w:rPr>
+          <w:color w:val="000000"/>
+          <w:sz w:val="28"/>
+          <w:szCs w:val="28"/>
+        </w:rPr>
+        <w:t>Task</w:t>
+      </w:r>
+      <w:proofErr w:type="spellEnd"/>
+      <w:r>
+        <w:rPr>
+          <w:color w:val="000000"/>
+          <w:sz w:val="28"/>
+          <w:szCs w:val="28"/>
+        </w:rPr>
+        <w:t xml:space="preserve"> </w:t>
+      </w:r>
+      <w:proofErr w:type="spellStart"/>
+      <w:r>
+        <w:rPr>
+          <w:color w:val="000000"/>
+          <w:sz w:val="28"/>
+          <w:szCs w:val="28"/>
+        </w:rPr>
+        <w:t>Get_AllBookings_ResponseTime</w:t>
+      </w:r>
+      <w:proofErr w:type="spellEnd"/>
+      <w:r>
+        <w:rPr>
+          <w:color w:val="000000"/>
+          <w:sz w:val="28"/>
+          <w:szCs w:val="28"/>
+        </w:rPr>
+        <w:t>()</w:t>
+      </w:r>
+      <w:r>
+        <w:rPr>
+          <w:color w:val="000000"/>
+          <w:sz w:val="28"/>
+          <w:szCs w:val="28"/>
+        </w:rPr>
+        <w:br/>
+        <w:t xml:space="preserve">    {</w:t>
+      </w:r>
+      <w:r>
+        <w:rPr>
+          <w:color w:val="000000"/>
+          <w:sz w:val="28"/>
+          <w:szCs w:val="28"/>
+        </w:rPr>
+        <w:br/>
+        <w:t xml:space="preserve">        </w:t>
+      </w:r>
+      <w:proofErr w:type="spellStart"/>
+      <w:r>
+        <w:rPr>
+          <w:color w:val="000000"/>
+          <w:sz w:val="28"/>
+          <w:szCs w:val="28"/>
+        </w:rPr>
+        <w:t>var</w:t>
+      </w:r>
+      <w:proofErr w:type="spellEnd"/>
+      <w:r>
+        <w:rPr>
+          <w:color w:val="000000"/>
+          <w:sz w:val="28"/>
+          <w:szCs w:val="28"/>
+        </w:rPr>
+        <w:t xml:space="preserve"> </w:t>
+      </w:r>
+      <w:proofErr w:type="spellStart"/>
+      <w:r>
+        <w:rPr>
+          <w:color w:val="000000"/>
+          <w:sz w:val="28"/>
+          <w:szCs w:val="28"/>
+        </w:rPr>
+        <w:t>start</w:t>
+      </w:r>
+      <w:proofErr w:type="spellEnd"/>
+      <w:r>
+        <w:rPr>
+          <w:color w:val="000000"/>
+          <w:sz w:val="28"/>
+          <w:szCs w:val="28"/>
+        </w:rPr>
+        <w:t xml:space="preserve"> = </w:t>
+      </w:r>
+      <w:proofErr w:type="spellStart"/>
+      <w:r>
+        <w:rPr>
+          <w:color w:val="000000"/>
+          <w:sz w:val="28"/>
+          <w:szCs w:val="28"/>
+        </w:rPr>
+        <w:t>DateTime.Now</w:t>
+      </w:r>
+      <w:proofErr w:type="spellEnd"/>
+      <w:r>
+        <w:rPr>
+          <w:color w:val="000000"/>
+          <w:sz w:val="28"/>
+          <w:szCs w:val="28"/>
+        </w:rPr>
+        <w:t>;</w:t>
+      </w:r>
+      <w:r>
+        <w:rPr>
+          <w:color w:val="000000"/>
+          <w:sz w:val="28"/>
+          <w:szCs w:val="28"/>
+        </w:rPr>
+        <w:br/>
+        <w:t xml:space="preserve">        </w:t>
+      </w:r>
+      <w:proofErr w:type="spellStart"/>
+      <w:r>
+        <w:rPr>
+          <w:color w:val="000000"/>
+          <w:sz w:val="28"/>
+          <w:szCs w:val="28"/>
+        </w:rPr>
+        <w:t>await</w:t>
+      </w:r>
+      <w:proofErr w:type="spellEnd"/>
+      <w:r>
+        <w:rPr>
+          <w:color w:val="000000"/>
+          <w:sz w:val="28"/>
+          <w:szCs w:val="28"/>
+        </w:rPr>
+        <w:t xml:space="preserve"> _</w:t>
+      </w:r>
+      <w:proofErr w:type="spellStart"/>
+      <w:r>
+        <w:rPr>
+          <w:color w:val="000000"/>
+          <w:sz w:val="28"/>
+          <w:szCs w:val="28"/>
+        </w:rPr>
+        <w:t>client.GetAsync</w:t>
+      </w:r>
+      <w:proofErr w:type="spellEnd"/>
+      <w:r>
+        <w:rPr>
+          <w:color w:val="000000"/>
+          <w:sz w:val="28"/>
+          <w:szCs w:val="28"/>
+        </w:rPr>
+        <w:t>("</w:t>
+      </w:r>
+      <w:proofErr w:type="spellStart"/>
+      <w:r>
+        <w:rPr>
+          <w:color w:val="000000"/>
+          <w:sz w:val="28"/>
+          <w:szCs w:val="28"/>
+        </w:rPr>
+        <w:t>booking</w:t>
+      </w:r>
+      <w:proofErr w:type="spellEnd"/>
+      <w:r>
+        <w:rPr>
+          <w:color w:val="000000"/>
+          <w:sz w:val="28"/>
+          <w:szCs w:val="28"/>
+        </w:rPr>
+        <w:t>");</w:t>
+      </w:r>
+      <w:r>
+        <w:rPr>
+          <w:color w:val="000000"/>
+          <w:sz w:val="28"/>
+          <w:szCs w:val="28"/>
+        </w:rPr>
+        <w:br/>
+        <w:t xml:space="preserve">        </w:t>
+      </w:r>
+      <w:proofErr w:type="spellStart"/>
+      <w:r>
+        <w:rPr>
+          <w:color w:val="000000"/>
+          <w:sz w:val="28"/>
+          <w:szCs w:val="28"/>
+        </w:rPr>
+        <w:t>var</w:t>
+      </w:r>
+      <w:proofErr w:type="spellEnd"/>
+      <w:r>
+        <w:rPr>
+          <w:color w:val="000000"/>
+          <w:sz w:val="28"/>
+          <w:szCs w:val="28"/>
+        </w:rPr>
+        <w:t xml:space="preserve"> </w:t>
+      </w:r>
+      <w:proofErr w:type="spellStart"/>
+      <w:r>
+        <w:rPr>
+          <w:color w:val="000000"/>
+          <w:sz w:val="28"/>
+          <w:szCs w:val="28"/>
+        </w:rPr>
+        <w:t>duration</w:t>
+      </w:r>
+      <w:proofErr w:type="spellEnd"/>
+      <w:r>
+        <w:rPr>
+          <w:color w:val="000000"/>
+          <w:sz w:val="28"/>
+          <w:szCs w:val="28"/>
+        </w:rPr>
+        <w:t xml:space="preserve"> = </w:t>
+      </w:r>
+      <w:proofErr w:type="spellStart"/>
+      <w:r>
+        <w:rPr>
+          <w:color w:val="000000"/>
+          <w:sz w:val="28"/>
+          <w:szCs w:val="28"/>
+        </w:rPr>
+        <w:t>DateTime.Now</w:t>
+      </w:r>
+      <w:proofErr w:type="spellEnd"/>
+      <w:r>
+        <w:rPr>
+          <w:color w:val="000000"/>
+          <w:sz w:val="28"/>
+          <w:szCs w:val="28"/>
+        </w:rPr>
+        <w:t xml:space="preserve"> - </w:t>
+      </w:r>
+      <w:proofErr w:type="spellStart"/>
+      <w:r>
+        <w:rPr>
+          <w:color w:val="000000"/>
+          <w:sz w:val="28"/>
+          <w:szCs w:val="28"/>
+        </w:rPr>
+        <w:t>start</w:t>
+      </w:r>
+      <w:proofErr w:type="spellEnd"/>
+      <w:r>
+        <w:rPr>
+          <w:color w:val="000000"/>
+          <w:sz w:val="28"/>
+          <w:szCs w:val="28"/>
+        </w:rPr>
+        <w:t>;</w:t>
+      </w:r>
+      <w:r>
+        <w:rPr>
+          <w:color w:val="000000"/>
+          <w:sz w:val="28"/>
+          <w:szCs w:val="28"/>
+        </w:rPr>
+        <w:br/>
+      </w:r>
+      <w:r>
+        <w:rPr>
+          <w:color w:val="000000"/>
+          <w:sz w:val="28"/>
+          <w:szCs w:val="28"/>
+        </w:rPr>
+        <w:br/>
+        <w:t xml:space="preserve">        </w:t>
+      </w:r>
+      <w:proofErr w:type="spellStart"/>
+      <w:r>
+        <w:rPr>
+          <w:color w:val="000000"/>
+          <w:sz w:val="28"/>
+          <w:szCs w:val="28"/>
+        </w:rPr>
+        <w:t>Assert.True</w:t>
+      </w:r>
+      <w:proofErr w:type="spellEnd"/>
+      <w:r>
+        <w:rPr>
+          <w:color w:val="000000"/>
+          <w:sz w:val="28"/>
+          <w:szCs w:val="28"/>
+        </w:rPr>
+        <w:t>(</w:t>
+      </w:r>
+      <w:proofErr w:type="spellStart"/>
+      <w:r>
+        <w:rPr>
+          <w:color w:val="000000"/>
+          <w:sz w:val="28"/>
+          <w:szCs w:val="28"/>
+        </w:rPr>
+        <w:t>duration.TotalSeconds</w:t>
+      </w:r>
+      <w:proofErr w:type="spellEnd"/>
+      <w:r>
+        <w:rPr>
+          <w:color w:val="000000"/>
+          <w:sz w:val="28"/>
+          <w:szCs w:val="28"/>
+        </w:rPr>
+        <w:t xml:space="preserve"> &lt; 2);</w:t>
+      </w:r>
+      <w:r>
+        <w:rPr>
+          <w:color w:val="000000"/>
+          <w:sz w:val="28"/>
+          <w:szCs w:val="28"/>
+        </w:rPr>
+        <w:br/>
+        <w:t xml:space="preserve">    }</w:t>
+      </w:r>
+    </w:p>
+    <w:p>
+      <w:pPr>
+        <w:pStyle w:val="a3"/>
+        <w:spacing w:before="0" w:beforeAutospacing="0" w:after="0" w:afterAutospacing="0"/>
+        <w:rPr>
+          <w:b/>
+          <w:bCs/>
+          <w:color w:val="000000"/>
+          <w:sz w:val="28"/>
+          <w:szCs w:val="28"/>
+        </w:rPr>
+      </w:pPr>
+      <w:r>
+        <w:rPr>
+          <w:b/>
+          <w:bCs/>
+          <w:color w:val="000000"/>
+          <w:sz w:val="28"/>
+          <w:szCs w:val="28"/>
+        </w:rPr>
+        <w:t>2. GET (конкретний запис)</w:t>
+      </w:r>
+    </w:p>
+    <w:p>
+      <w:pPr>
+        <w:pStyle w:val="a3"/>
+        <w:rPr>
+          <w:color w:val="000000"/>
+          <w:sz w:val="28"/>
+          <w:szCs w:val="28"/>
+        </w:rPr>
+      </w:pPr>
+      <w:r>
+        <w:rPr>
+          <w:color w:val="000000"/>
+          <w:sz w:val="28"/>
+          <w:szCs w:val="28"/>
+        </w:rPr>
+        <w:t xml:space="preserve">    [</w:t>
+      </w:r>
+      <w:proofErr w:type="spellStart"/>
+      <w:r>
+        <w:rPr>
+          <w:color w:val="000000"/>
+          <w:sz w:val="28"/>
+          <w:szCs w:val="28"/>
+        </w:rPr>
+        <w:t>Fact</w:t>
+      </w:r>
+      <w:proofErr w:type="spellEnd"/>
+      <w:r>
+        <w:rPr>
+          <w:color w:val="000000"/>
+          <w:sz w:val="28"/>
+          <w:szCs w:val="28"/>
+        </w:rPr>
+        <w:t>]</w:t>
+      </w:r>
+      <w:r>
+        <w:rPr>
+          <w:color w:val="000000"/>
+          <w:sz w:val="28"/>
+          <w:szCs w:val="28"/>
+        </w:rPr>
+        <w:br/>
+        <w:t xml:space="preserve">    </w:t>
+      </w:r>
+      <w:proofErr w:type="spellStart"/>
+      <w:r>
+        <w:rPr>
+          <w:color w:val="000000"/>
+          <w:sz w:val="28"/>
+          <w:szCs w:val="28"/>
+        </w:rPr>
+        <w:t>public</w:t>
+      </w:r>
+      <w:proofErr w:type="spellEnd"/>
+      <w:r>
+        <w:rPr>
+          <w:color w:val="000000"/>
+          <w:sz w:val="28"/>
+          <w:szCs w:val="28"/>
+        </w:rPr>
+        <w:t xml:space="preserve"> </w:t>
+      </w:r>
+      <w:proofErr w:type="spellStart"/>
+      <w:r>
+        <w:rPr>
+          <w:color w:val="000000"/>
+          <w:sz w:val="28"/>
+          <w:szCs w:val="28"/>
+        </w:rPr>
+        <w:t>async</w:t>
+      </w:r>
+      <w:proofErr w:type="spellEnd"/>
+      <w:r>
+        <w:rPr>
+          <w:color w:val="000000"/>
+          <w:sz w:val="28"/>
+          <w:szCs w:val="28"/>
+        </w:rPr>
+        <w:t xml:space="preserve"> </w:t>
+      </w:r>
+      <w:proofErr w:type="spellStart"/>
+      <w:r>
+        <w:rPr>
+          <w:color w:val="000000"/>
+          <w:sz w:val="28"/>
+          <w:szCs w:val="28"/>
+        </w:rPr>
+        <w:t>Task</w:t>
+      </w:r>
+      <w:proofErr w:type="spellEnd"/>
+      <w:r>
+        <w:rPr>
+          <w:color w:val="000000"/>
+          <w:sz w:val="28"/>
+          <w:szCs w:val="28"/>
+        </w:rPr>
+        <w:t xml:space="preserve"> Get_BookingById_Status200()</w:t>
+      </w:r>
+      <w:r>
+        <w:rPr>
+          <w:color w:val="000000"/>
+          <w:sz w:val="28"/>
+          <w:szCs w:val="28"/>
+        </w:rPr>
+        <w:br/>
+        <w:t xml:space="preserve">    {</w:t>
+      </w:r>
+      <w:r>
+        <w:rPr>
+          <w:color w:val="000000"/>
+          <w:sz w:val="28"/>
+          <w:szCs w:val="28"/>
+        </w:rPr>
+        <w:br/>
+        <w:t xml:space="preserve">        </w:t>
+      </w:r>
+      <w:proofErr w:type="spellStart"/>
+      <w:r>
+        <w:rPr>
+          <w:color w:val="000000"/>
+          <w:sz w:val="28"/>
+          <w:szCs w:val="28"/>
+        </w:rPr>
+        <w:t>var</w:t>
+      </w:r>
+      <w:proofErr w:type="spellEnd"/>
+      <w:r>
+        <w:rPr>
+          <w:color w:val="000000"/>
+          <w:sz w:val="28"/>
+          <w:szCs w:val="28"/>
+        </w:rPr>
+        <w:t xml:space="preserve"> </w:t>
+      </w:r>
+      <w:proofErr w:type="spellStart"/>
+      <w:r>
+        <w:rPr>
+          <w:color w:val="000000"/>
+          <w:sz w:val="28"/>
+          <w:szCs w:val="28"/>
+        </w:rPr>
+        <w:t>response</w:t>
+      </w:r>
+      <w:proofErr w:type="spellEnd"/>
+      <w:r>
+        <w:rPr>
+          <w:color w:val="000000"/>
+          <w:sz w:val="28"/>
+          <w:szCs w:val="28"/>
+        </w:rPr>
+        <w:t xml:space="preserve"> = </w:t>
+      </w:r>
+      <w:proofErr w:type="spellStart"/>
+      <w:r>
+        <w:rPr>
+          <w:color w:val="000000"/>
+          <w:sz w:val="28"/>
+          <w:szCs w:val="28"/>
+        </w:rPr>
+        <w:t>await</w:t>
+      </w:r>
+      <w:proofErr w:type="spellEnd"/>
+      <w:r>
+        <w:rPr>
+          <w:color w:val="000000"/>
+          <w:sz w:val="28"/>
+          <w:szCs w:val="28"/>
+        </w:rPr>
+        <w:t xml:space="preserve"> _</w:t>
+      </w:r>
+      <w:proofErr w:type="spellStart"/>
+      <w:r>
+        <w:rPr>
+          <w:color w:val="000000"/>
+          <w:sz w:val="28"/>
+          <w:szCs w:val="28"/>
+        </w:rPr>
+        <w:t>client.GetAsync</w:t>
+      </w:r>
+      <w:proofErr w:type="spellEnd"/>
+      <w:r>
+        <w:rPr>
+          <w:color w:val="000000"/>
+          <w:sz w:val="28"/>
+          <w:szCs w:val="28"/>
+        </w:rPr>
+        <w:t>("</w:t>
+      </w:r>
+      <w:proofErr w:type="spellStart"/>
+      <w:r>
+        <w:rPr>
+          <w:color w:val="000000"/>
+          <w:sz w:val="28"/>
+          <w:szCs w:val="28"/>
+        </w:rPr>
+        <w:t>booking</w:t>
+      </w:r>
+      <w:proofErr w:type="spellEnd"/>
+      <w:r>
+        <w:rPr>
+          <w:color w:val="000000"/>
+          <w:sz w:val="28"/>
+          <w:szCs w:val="28"/>
+        </w:rPr>
+        <w:t>/1");</w:t>
+      </w:r>
+      <w:r>
+        <w:rPr>
+          <w:color w:val="000000"/>
+          <w:sz w:val="28"/>
+          <w:szCs w:val="28"/>
+        </w:rPr>
+        <w:br/>
+        <w:t xml:space="preserve">        </w:t>
+      </w:r>
+      <w:proofErr w:type="spellStart"/>
+      <w:r>
+        <w:rPr>
+          <w:color w:val="000000"/>
+          <w:sz w:val="28"/>
+          <w:szCs w:val="28"/>
+        </w:rPr>
+        <w:t>Assert.Equal</w:t>
+      </w:r>
+      <w:proofErr w:type="spellEnd"/>
+      <w:r>
+        <w:rPr>
+          <w:color w:val="000000"/>
+          <w:sz w:val="28"/>
+          <w:szCs w:val="28"/>
+        </w:rPr>
+        <w:t>(</w:t>
+      </w:r>
+      <w:proofErr w:type="spellStart"/>
+      <w:r>
+        <w:rPr>
+          <w:color w:val="000000"/>
+          <w:sz w:val="28"/>
+          <w:szCs w:val="28"/>
+        </w:rPr>
+        <w:t>HttpStatusCode.OK</w:t>
+      </w:r>
+      <w:proofErr w:type="spellEnd"/>
+      <w:r>
+        <w:rPr>
+          <w:color w:val="000000"/>
+          <w:sz w:val="28"/>
+          <w:szCs w:val="28"/>
+        </w:rPr>
+        <w:t xml:space="preserve">, </w:t>
+      </w:r>
+      <w:proofErr w:type="spellStart"/>
+      <w:r>
+        <w:rPr>
+          <w:color w:val="000000"/>
+          <w:sz w:val="28"/>
+          <w:szCs w:val="28"/>
+        </w:rPr>
+        <w:t>response.StatusCode</w:t>
+      </w:r>
+      <w:proofErr w:type="spellEnd"/>
+      <w:r>
+        <w:rPr>
+          <w:color w:val="000000"/>
+          <w:sz w:val="28"/>
+          <w:szCs w:val="28"/>
+        </w:rPr>
+        <w:t>);</w:t>
+      </w:r>
+      <w:r>
+        <w:rPr>
+          <w:color w:val="000000"/>
+          <w:sz w:val="28"/>
+          <w:szCs w:val="28"/>
+        </w:rPr>
+        <w:br/>
+        <w:t xml:space="preserve">    }</w:t>
+      </w:r>
+      <w:r>
+        <w:rPr>
+          <w:color w:val="000000"/>
+          <w:sz w:val="28"/>
+          <w:szCs w:val="28"/>
+        </w:rPr>
+        <w:br/>
+      </w:r>
+      <w:r>
+        <w:rPr>
+          <w:color w:val="000000"/>
+          <w:sz w:val="28"/>
+          <w:szCs w:val="28"/>
+        </w:rPr>
+        <w:br/>
+        <w:t xml:space="preserve">    [</w:t>
+      </w:r>
+      <w:proofErr w:type="spellStart"/>
+      <w:r>
+        <w:rPr>
+          <w:color w:val="000000"/>
+          <w:sz w:val="28"/>
+          <w:szCs w:val="28"/>
+        </w:rPr>
+        <w:t>Fact</w:t>
+      </w:r>
+      <w:proofErr w:type="spellEnd"/>
+      <w:r>
+        <w:rPr>
+          <w:color w:val="000000"/>
+          <w:sz w:val="28"/>
+          <w:szCs w:val="28"/>
+        </w:rPr>
+        <w:t>]</w:t>
+      </w:r>
+      <w:r>
+        <w:rPr>
+          <w:color w:val="000000"/>
+          <w:sz w:val="28"/>
+          <w:szCs w:val="28"/>
+        </w:rPr>
+        <w:br/>
+        <w:t xml:space="preserve">    </w:t>
+      </w:r>
+      <w:proofErr w:type="spellStart"/>
+      <w:r>
+        <w:rPr>
+          <w:color w:val="000000"/>
+          <w:sz w:val="28"/>
+          <w:szCs w:val="28"/>
+        </w:rPr>
+        <w:t>public</w:t>
+      </w:r>
+      <w:proofErr w:type="spellEnd"/>
+      <w:r>
+        <w:rPr>
+          <w:color w:val="000000"/>
+          <w:sz w:val="28"/>
+          <w:szCs w:val="28"/>
+        </w:rPr>
+        <w:t xml:space="preserve"> </w:t>
+      </w:r>
+      <w:proofErr w:type="spellStart"/>
+      <w:r>
+        <w:rPr>
+          <w:color w:val="000000"/>
+          <w:sz w:val="28"/>
+          <w:szCs w:val="28"/>
+        </w:rPr>
+        <w:t>async</w:t>
+      </w:r>
+      <w:proofErr w:type="spellEnd"/>
+      <w:r>
+        <w:rPr>
+          <w:color w:val="000000"/>
+          <w:sz w:val="28"/>
+          <w:szCs w:val="28"/>
+        </w:rPr>
+        <w:t xml:space="preserve"> </w:t>
+      </w:r>
+      <w:proofErr w:type="spellStart"/>
+      <w:r>
+        <w:rPr>
+          <w:color w:val="000000"/>
+          <w:sz w:val="28"/>
+          <w:szCs w:val="28"/>
+        </w:rPr>
+        <w:t>Task</w:t>
+      </w:r>
+      <w:proofErr w:type="spellEnd"/>
+      <w:r>
+        <w:rPr>
+          <w:color w:val="000000"/>
+          <w:sz w:val="28"/>
+          <w:szCs w:val="28"/>
+        </w:rPr>
+        <w:t xml:space="preserve"> </w:t>
+      </w:r>
+      <w:proofErr w:type="spellStart"/>
+      <w:r>
+        <w:rPr>
+          <w:color w:val="000000"/>
+          <w:sz w:val="28"/>
+          <w:szCs w:val="28"/>
+        </w:rPr>
+        <w:t>Get_BookingById_ContainsFirstname</w:t>
+      </w:r>
+      <w:proofErr w:type="spellEnd"/>
+      <w:r>
+        <w:rPr>
+          <w:color w:val="000000"/>
+          <w:sz w:val="28"/>
+          <w:szCs w:val="28"/>
+        </w:rPr>
+        <w:t>()</w:t>
+      </w:r>
+      <w:r>
+        <w:rPr>
+          <w:color w:val="000000"/>
+          <w:sz w:val="28"/>
+          <w:szCs w:val="28"/>
+        </w:rPr>
+        <w:br/>
+        <w:t xml:space="preserve">    {</w:t>
+      </w:r>
+      <w:r>
+        <w:rPr>
+          <w:color w:val="000000"/>
+          <w:sz w:val="28"/>
+          <w:szCs w:val="28"/>
+        </w:rPr>
+        <w:br/>
+        <w:t xml:space="preserve">        </w:t>
+      </w:r>
+      <w:proofErr w:type="spellStart"/>
+      <w:r>
+        <w:rPr>
+          <w:color w:val="000000"/>
+          <w:sz w:val="28"/>
+          <w:szCs w:val="28"/>
+        </w:rPr>
+        <w:t>var</w:t>
+      </w:r>
+      <w:proofErr w:type="spellEnd"/>
+      <w:r>
+        <w:rPr>
+          <w:color w:val="000000"/>
+          <w:sz w:val="28"/>
+          <w:szCs w:val="28"/>
+        </w:rPr>
+        <w:t xml:space="preserve"> </w:t>
+      </w:r>
+      <w:proofErr w:type="spellStart"/>
+      <w:r>
+        <w:rPr>
+          <w:color w:val="000000"/>
+          <w:sz w:val="28"/>
+          <w:szCs w:val="28"/>
+        </w:rPr>
+        <w:t>response</w:t>
+      </w:r>
+      <w:proofErr w:type="spellEnd"/>
+      <w:r>
+        <w:rPr>
+          <w:color w:val="000000"/>
+          <w:sz w:val="28"/>
+          <w:szCs w:val="28"/>
+        </w:rPr>
+        <w:t xml:space="preserve"> = </w:t>
+      </w:r>
+      <w:proofErr w:type="spellStart"/>
+      <w:r>
+        <w:rPr>
+          <w:color w:val="000000"/>
+          <w:sz w:val="28"/>
+          <w:szCs w:val="28"/>
+        </w:rPr>
+        <w:t>await</w:t>
+      </w:r>
+      <w:proofErr w:type="spellEnd"/>
+      <w:r>
+        <w:rPr>
+          <w:color w:val="000000"/>
+          <w:sz w:val="28"/>
+          <w:szCs w:val="28"/>
+        </w:rPr>
+        <w:t xml:space="preserve"> _</w:t>
+      </w:r>
+      <w:proofErr w:type="spellStart"/>
+      <w:r>
+        <w:rPr>
+          <w:color w:val="000000"/>
+          <w:sz w:val="28"/>
+          <w:szCs w:val="28"/>
+        </w:rPr>
+        <w:t>client.GetAsync</w:t>
+      </w:r>
+      <w:proofErr w:type="spellEnd"/>
+      <w:r>
+        <w:rPr>
+          <w:color w:val="000000"/>
+          <w:sz w:val="28"/>
+          <w:szCs w:val="28"/>
+        </w:rPr>
+        <w:t>("</w:t>
+      </w:r>
+      <w:proofErr w:type="spellStart"/>
+      <w:r>
+        <w:rPr>
+          <w:color w:val="000000"/>
+          <w:sz w:val="28"/>
+          <w:szCs w:val="28"/>
+        </w:rPr>
+        <w:t>booking</w:t>
+      </w:r>
+      <w:proofErr w:type="spellEnd"/>
+      <w:r>
+        <w:rPr>
+          <w:color w:val="000000"/>
+          <w:sz w:val="28"/>
+          <w:szCs w:val="28"/>
+        </w:rPr>
+        <w:t>/1");</w:t>
+      </w:r>
+      <w:r>
+        <w:rPr>
+          <w:color w:val="000000"/>
+          <w:sz w:val="28"/>
+          <w:szCs w:val="28"/>
+        </w:rPr>
+        <w:br/>
+        <w:t xml:space="preserve">        </w:t>
+      </w:r>
+      <w:proofErr w:type="spellStart"/>
+      <w:r>
+        <w:rPr>
+          <w:color w:val="000000"/>
+          <w:sz w:val="28"/>
+          <w:szCs w:val="28"/>
+        </w:rPr>
+        <w:t>var</w:t>
+      </w:r>
+      <w:proofErr w:type="spellEnd"/>
+      <w:r>
+        <w:rPr>
+          <w:color w:val="000000"/>
+          <w:sz w:val="28"/>
+          <w:szCs w:val="28"/>
+        </w:rPr>
+        <w:t xml:space="preserve"> </w:t>
+      </w:r>
+      <w:proofErr w:type="spellStart"/>
+      <w:r>
+        <w:rPr>
+          <w:color w:val="000000"/>
+          <w:sz w:val="28"/>
+          <w:szCs w:val="28"/>
+        </w:rPr>
+        <w:t>content</w:t>
+      </w:r>
+      <w:proofErr w:type="spellEnd"/>
+      <w:r>
+        <w:rPr>
+          <w:color w:val="000000"/>
+          <w:sz w:val="28"/>
+          <w:szCs w:val="28"/>
+        </w:rPr>
+        <w:t xml:space="preserve"> = </w:t>
+      </w:r>
+      <w:proofErr w:type="spellStart"/>
+      <w:r>
+        <w:rPr>
+          <w:color w:val="000000"/>
+          <w:sz w:val="28"/>
+          <w:szCs w:val="28"/>
+        </w:rPr>
+        <w:t>await</w:t>
+      </w:r>
+      <w:proofErr w:type="spellEnd"/>
+      <w:r>
+        <w:rPr>
+          <w:color w:val="000000"/>
+          <w:sz w:val="28"/>
+          <w:szCs w:val="28"/>
+        </w:rPr>
+        <w:t xml:space="preserve"> </w:t>
+      </w:r>
+      <w:proofErr w:type="spellStart"/>
+      <w:r>
+        <w:rPr>
+          <w:color w:val="000000"/>
+          <w:sz w:val="28"/>
+          <w:szCs w:val="28"/>
+        </w:rPr>
+        <w:t>response.Content.ReadAsStringAsync</w:t>
+      </w:r>
+      <w:proofErr w:type="spellEnd"/>
+      <w:r>
+        <w:rPr>
+          <w:color w:val="000000"/>
+          <w:sz w:val="28"/>
+          <w:szCs w:val="28"/>
+        </w:rPr>
+        <w:t>();</w:t>
+      </w:r>
+      <w:r>
+        <w:rPr>
+          <w:color w:val="000000"/>
+          <w:sz w:val="28"/>
+          <w:szCs w:val="28"/>
+        </w:rPr>
+        <w:br/>
+      </w:r>
+      <w:r>
+        <w:rPr>
+          <w:color w:val="000000"/>
+          <w:sz w:val="28"/>
+          <w:szCs w:val="28"/>
+        </w:rPr>
+        <w:br/>
+        <w:t xml:space="preserve">        </w:t>
+      </w:r>
+      <w:proofErr w:type="spellStart"/>
+      <w:r>
+        <w:rPr>
+          <w:color w:val="000000"/>
+          <w:sz w:val="28"/>
+          <w:szCs w:val="28"/>
+        </w:rPr>
+        <w:t>Assert.Contains</w:t>
+      </w:r>
+      <w:proofErr w:type="spellEnd"/>
+      <w:r>
+        <w:rPr>
+          <w:color w:val="000000"/>
+          <w:sz w:val="28"/>
+          <w:szCs w:val="28"/>
+        </w:rPr>
+        <w:t>("</w:t>
+      </w:r>
+      <w:proofErr w:type="spellStart"/>
+      <w:r>
+        <w:rPr>
+          <w:color w:val="000000"/>
+          <w:sz w:val="28"/>
+          <w:szCs w:val="28"/>
+        </w:rPr>
+        <w:t>firstname</w:t>
+      </w:r>
+      <w:proofErr w:type="spellEnd"/>
+      <w:r>
+        <w:rPr>
+          <w:color w:val="000000"/>
+          <w:sz w:val="28"/>
+          <w:szCs w:val="28"/>
+        </w:rPr>
+        <w:t xml:space="preserve">", </w:t>
+      </w:r>
+      <w:proofErr w:type="spellStart"/>
+      <w:r>
+        <w:rPr>
+          <w:color w:val="000000"/>
+          <w:sz w:val="28"/>
+          <w:szCs w:val="28"/>
+        </w:rPr>
+        <w:t>content</w:t>
+      </w:r>
+      <w:proofErr w:type="spellEnd"/>
+      <w:r>
+        <w:rPr>
+          <w:color w:val="000000"/>
+          <w:sz w:val="28"/>
+          <w:szCs w:val="28"/>
+        </w:rPr>
+        <w:t>);</w:t>
+      </w:r>
+      <w:r>
+        <w:rPr>
+          <w:color w:val="000000"/>
+          <w:sz w:val="28"/>
+          <w:szCs w:val="28"/>
+        </w:rPr>
+        <w:br/>
+        <w:t xml:space="preserve">    }</w:t>
+      </w:r>
+      <w:r>
+        <w:rPr>
+          <w:color w:val="000000"/>
+          <w:sz w:val="28"/>
+          <w:szCs w:val="28"/>
+        </w:rPr>
+        <w:br/>
+      </w:r>
+      <w:r>
+        <w:rPr>
+          <w:color w:val="000000"/>
+          <w:sz w:val="28"/>
+          <w:szCs w:val="28"/>
+        </w:rPr>
+        <w:br/>
+        <w:t xml:space="preserve">    [</w:t>
+      </w:r>
+      <w:proofErr w:type="spellStart"/>
+      <w:r>
+        <w:rPr>
+          <w:color w:val="000000"/>
+          <w:sz w:val="28"/>
+          <w:szCs w:val="28"/>
+        </w:rPr>
+        <w:t>Fact</w:t>
+      </w:r>
+      <w:proofErr w:type="spellEnd"/>
+      <w:r>
+        <w:rPr>
+          <w:color w:val="000000"/>
+          <w:sz w:val="28"/>
+          <w:szCs w:val="28"/>
+        </w:rPr>
+        <w:t>]</w:t>
+      </w:r>
+      <w:r>
+        <w:rPr>
+          <w:color w:val="000000"/>
+          <w:sz w:val="28"/>
+          <w:szCs w:val="28"/>
+        </w:rPr>
+        <w:br/>
+        <w:t xml:space="preserve">    </w:t>
+      </w:r>
+      <w:proofErr w:type="spellStart"/>
+      <w:r>
+        <w:rPr>
+          <w:color w:val="000000"/>
+          <w:sz w:val="28"/>
+          <w:szCs w:val="28"/>
+        </w:rPr>
+        <w:t>public</w:t>
+      </w:r>
+      <w:proofErr w:type="spellEnd"/>
+      <w:r>
+        <w:rPr>
+          <w:color w:val="000000"/>
+          <w:sz w:val="28"/>
+          <w:szCs w:val="28"/>
+        </w:rPr>
+        <w:t xml:space="preserve"> </w:t>
+      </w:r>
+      <w:proofErr w:type="spellStart"/>
+      <w:r>
+        <w:rPr>
+          <w:color w:val="000000"/>
+          <w:sz w:val="28"/>
+          <w:szCs w:val="28"/>
+        </w:rPr>
+        <w:t>async</w:t>
+      </w:r>
+      <w:proofErr w:type="spellEnd"/>
+      <w:r>
+        <w:rPr>
+          <w:color w:val="000000"/>
+          <w:sz w:val="28"/>
+          <w:szCs w:val="28"/>
+        </w:rPr>
+        <w:t xml:space="preserve"> </w:t>
+      </w:r>
+      <w:proofErr w:type="spellStart"/>
+      <w:r>
+        <w:rPr>
+          <w:color w:val="000000"/>
+          <w:sz w:val="28"/>
+          <w:szCs w:val="28"/>
+        </w:rPr>
+        <w:t>Task</w:t>
+      </w:r>
+      <w:proofErr w:type="spellEnd"/>
+      <w:r>
+        <w:rPr>
+          <w:color w:val="000000"/>
+          <w:sz w:val="28"/>
+          <w:szCs w:val="28"/>
+        </w:rPr>
+        <w:t xml:space="preserve"> </w:t>
+      </w:r>
+      <w:proofErr w:type="spellStart"/>
+      <w:r>
+        <w:rPr>
+          <w:color w:val="000000"/>
+          <w:sz w:val="28"/>
+          <w:szCs w:val="28"/>
+        </w:rPr>
+        <w:t>Get_BookingById_ContainsLastname</w:t>
+      </w:r>
+      <w:proofErr w:type="spellEnd"/>
+      <w:r>
+        <w:rPr>
+          <w:color w:val="000000"/>
+          <w:sz w:val="28"/>
+          <w:szCs w:val="28"/>
+        </w:rPr>
+        <w:t>()</w:t>
+      </w:r>
+      <w:r>
+        <w:rPr>
+          <w:color w:val="000000"/>
+          <w:sz w:val="28"/>
+          <w:szCs w:val="28"/>
+        </w:rPr>
+        <w:br/>
+        <w:t xml:space="preserve">    {</w:t>
+      </w:r>
+      <w:r>
+        <w:rPr>
+          <w:color w:val="000000"/>
+          <w:sz w:val="28"/>
+          <w:szCs w:val="28"/>
+        </w:rPr>
+        <w:br/>
+      </w:r>
+      <w:r>
+        <w:rPr>
+          <w:color w:val="000000"/>
+          <w:sz w:val="28"/>
+          <w:szCs w:val="28"/>
+        </w:rPr>
+        <w:lastRenderedPageBreak/>
+        <w:t xml:space="preserve">        </w:t>
+      </w:r>
+      <w:proofErr w:type="spellStart"/>
+      <w:r>
+        <w:rPr>
+          <w:color w:val="000000"/>
+          <w:sz w:val="28"/>
+          <w:szCs w:val="28"/>
+        </w:rPr>
+        <w:t>var</w:t>
+      </w:r>
+      <w:proofErr w:type="spellEnd"/>
+      <w:r>
+        <w:rPr>
+          <w:color w:val="000000"/>
+          <w:sz w:val="28"/>
+          <w:szCs w:val="28"/>
+        </w:rPr>
+        <w:t xml:space="preserve"> </w:t>
+      </w:r>
+      <w:proofErr w:type="spellStart"/>
+      <w:r>
+        <w:rPr>
+          <w:color w:val="000000"/>
+          <w:sz w:val="28"/>
+          <w:szCs w:val="28"/>
+        </w:rPr>
+        <w:t>response</w:t>
+      </w:r>
+      <w:proofErr w:type="spellEnd"/>
+      <w:r>
+        <w:rPr>
+          <w:color w:val="000000"/>
+          <w:sz w:val="28"/>
+          <w:szCs w:val="28"/>
+        </w:rPr>
+        <w:t xml:space="preserve"> = </w:t>
+      </w:r>
+      <w:proofErr w:type="spellStart"/>
+      <w:r>
+        <w:rPr>
+          <w:color w:val="000000"/>
+          <w:sz w:val="28"/>
+          <w:szCs w:val="28"/>
+        </w:rPr>
+        <w:t>await</w:t>
+      </w:r>
+      <w:proofErr w:type="spellEnd"/>
+      <w:r>
+        <w:rPr>
+          <w:color w:val="000000"/>
+          <w:sz w:val="28"/>
+          <w:szCs w:val="28"/>
+        </w:rPr>
+        <w:t xml:space="preserve"> _</w:t>
+      </w:r>
+      <w:proofErr w:type="spellStart"/>
+      <w:r>
+        <w:rPr>
+          <w:color w:val="000000"/>
+          <w:sz w:val="28"/>
+          <w:szCs w:val="28"/>
+        </w:rPr>
+        <w:t>client.GetAsync</w:t>
+      </w:r>
+      <w:proofErr w:type="spellEnd"/>
+      <w:r>
+        <w:rPr>
+          <w:color w:val="000000"/>
+          <w:sz w:val="28"/>
+          <w:szCs w:val="28"/>
+        </w:rPr>
+        <w:t>("</w:t>
+      </w:r>
+      <w:proofErr w:type="spellStart"/>
+      <w:r>
+        <w:rPr>
+          <w:color w:val="000000"/>
+          <w:sz w:val="28"/>
+          <w:szCs w:val="28"/>
+        </w:rPr>
+        <w:t>booking</w:t>
+      </w:r>
+      <w:proofErr w:type="spellEnd"/>
+      <w:r>
+        <w:rPr>
+          <w:color w:val="000000"/>
+          <w:sz w:val="28"/>
+          <w:szCs w:val="28"/>
+        </w:rPr>
+        <w:t>/1");</w:t>
+      </w:r>
+      <w:r>
+        <w:rPr>
+          <w:color w:val="000000"/>
+          <w:sz w:val="28"/>
+          <w:szCs w:val="28"/>
+        </w:rPr>
+        <w:br/>
+        <w:t xml:space="preserve">        </w:t>
+      </w:r>
+      <w:proofErr w:type="spellStart"/>
+      <w:r>
+        <w:rPr>
+          <w:color w:val="000000"/>
+          <w:sz w:val="28"/>
+          <w:szCs w:val="28"/>
+        </w:rPr>
+        <w:t>var</w:t>
+      </w:r>
+      <w:proofErr w:type="spellEnd"/>
+      <w:r>
+        <w:rPr>
+          <w:color w:val="000000"/>
+          <w:sz w:val="28"/>
+          <w:szCs w:val="28"/>
+        </w:rPr>
+        <w:t xml:space="preserve"> </w:t>
+      </w:r>
+      <w:proofErr w:type="spellStart"/>
+      <w:r>
+        <w:rPr>
+          <w:color w:val="000000"/>
+          <w:sz w:val="28"/>
+          <w:szCs w:val="28"/>
+        </w:rPr>
+        <w:t>content</w:t>
+      </w:r>
+      <w:proofErr w:type="spellEnd"/>
+      <w:r>
+        <w:rPr>
+          <w:color w:val="000000"/>
+          <w:sz w:val="28"/>
+          <w:szCs w:val="28"/>
+        </w:rPr>
+        <w:t xml:space="preserve"> = </w:t>
+      </w:r>
+      <w:proofErr w:type="spellStart"/>
+      <w:r>
+        <w:rPr>
+          <w:color w:val="000000"/>
+          <w:sz w:val="28"/>
+          <w:szCs w:val="28"/>
+        </w:rPr>
+        <w:t>await</w:t>
+      </w:r>
+      <w:proofErr w:type="spellEnd"/>
+      <w:r>
+        <w:rPr>
+          <w:color w:val="000000"/>
+          <w:sz w:val="28"/>
+          <w:szCs w:val="28"/>
+        </w:rPr>
+        <w:t xml:space="preserve"> </w:t>
+      </w:r>
+      <w:proofErr w:type="spellStart"/>
+      <w:r>
+        <w:rPr>
+          <w:color w:val="000000"/>
+          <w:sz w:val="28"/>
+          <w:szCs w:val="28"/>
+        </w:rPr>
+        <w:t>response.Content.ReadAsStringAsync</w:t>
+      </w:r>
+      <w:proofErr w:type="spellEnd"/>
+      <w:r>
+        <w:rPr>
+          <w:color w:val="000000"/>
+          <w:sz w:val="28"/>
+          <w:szCs w:val="28"/>
+        </w:rPr>
+        <w:t>();</w:t>
+      </w:r>
+      <w:r>
+        <w:rPr>
+          <w:color w:val="000000"/>
+          <w:sz w:val="28"/>
+          <w:szCs w:val="28"/>
+        </w:rPr>
+        <w:br/>
+      </w:r>
+      <w:r>
+        <w:rPr>
+          <w:color w:val="000000"/>
+          <w:sz w:val="28"/>
+          <w:szCs w:val="28"/>
+        </w:rPr>
+        <w:br/>
+        <w:t xml:space="preserve">        </w:t>
+      </w:r>
+      <w:proofErr w:type="spellStart"/>
+      <w:r>
+        <w:rPr>
+          <w:color w:val="000000"/>
+          <w:sz w:val="28"/>
+          <w:szCs w:val="28"/>
+        </w:rPr>
+        <w:t>Assert.Contains</w:t>
+      </w:r>
+      <w:proofErr w:type="spellEnd"/>
+      <w:r>
+        <w:rPr>
+          <w:color w:val="000000"/>
+          <w:sz w:val="28"/>
+          <w:szCs w:val="28"/>
+        </w:rPr>
+        <w:t>("</w:t>
+      </w:r>
+      <w:proofErr w:type="spellStart"/>
+      <w:r>
+        <w:rPr>
+          <w:color w:val="000000"/>
+          <w:sz w:val="28"/>
+          <w:szCs w:val="28"/>
+        </w:rPr>
+        <w:t>lastname</w:t>
+      </w:r>
+      <w:proofErr w:type="spellEnd"/>
+      <w:r>
+        <w:rPr>
+          <w:color w:val="000000"/>
+          <w:sz w:val="28"/>
+          <w:szCs w:val="28"/>
+        </w:rPr>
+        <w:t xml:space="preserve">", </w:t>
+      </w:r>
+      <w:proofErr w:type="spellStart"/>
+      <w:r>
+        <w:rPr>
+          <w:color w:val="000000"/>
+          <w:sz w:val="28"/>
+          <w:szCs w:val="28"/>
+        </w:rPr>
+        <w:t>content</w:t>
+      </w:r>
+      <w:proofErr w:type="spellEnd"/>
+      <w:r>
+        <w:rPr>
+          <w:color w:val="000000"/>
+          <w:sz w:val="28"/>
+          <w:szCs w:val="28"/>
+        </w:rPr>
+        <w:t>);</w:t>
+      </w:r>
+      <w:r>
+        <w:rPr>
+          <w:color w:val="000000"/>
+          <w:sz w:val="28"/>
+          <w:szCs w:val="28"/>
+        </w:rPr>
+        <w:br/>
+        <w:t xml:space="preserve">    }</w:t>
+      </w:r>
+      <w:r>
+        <w:rPr>
+          <w:color w:val="000000"/>
+          <w:sz w:val="28"/>
+          <w:szCs w:val="28"/>
+        </w:rPr>
+        <w:br/>
+      </w:r>
+      <w:r>
+        <w:rPr>
+          <w:color w:val="000000"/>
+          <w:sz w:val="28"/>
+          <w:szCs w:val="28"/>
+        </w:rPr>
+        <w:br/>
+        <w:t xml:space="preserve">    [</w:t>
+      </w:r>
+      <w:proofErr w:type="spellStart"/>
+      <w:r>
+        <w:rPr>
+          <w:color w:val="000000"/>
+          <w:sz w:val="28"/>
+          <w:szCs w:val="28"/>
+        </w:rPr>
+        <w:t>Fact</w:t>
+      </w:r>
+      <w:proofErr w:type="spellEnd"/>
+      <w:r>
+        <w:rPr>
+          <w:color w:val="000000"/>
+          <w:sz w:val="28"/>
+          <w:szCs w:val="28"/>
+        </w:rPr>
+        <w:t>]</w:t>
+      </w:r>
+      <w:r>
+        <w:rPr>
+          <w:color w:val="000000"/>
+          <w:sz w:val="28"/>
+          <w:szCs w:val="28"/>
+        </w:rPr>
+        <w:br/>
+        <w:t xml:space="preserve">    </w:t>
+      </w:r>
+      <w:proofErr w:type="spellStart"/>
+      <w:r>
+        <w:rPr>
+          <w:color w:val="000000"/>
+          <w:sz w:val="28"/>
+          <w:szCs w:val="28"/>
+        </w:rPr>
+        <w:t>public</w:t>
+      </w:r>
+      <w:proofErr w:type="spellEnd"/>
+      <w:r>
+        <w:rPr>
+          <w:color w:val="000000"/>
+          <w:sz w:val="28"/>
+          <w:szCs w:val="28"/>
+        </w:rPr>
+        <w:t xml:space="preserve"> </w:t>
+      </w:r>
+      <w:proofErr w:type="spellStart"/>
+      <w:r>
+        <w:rPr>
+          <w:color w:val="000000"/>
+          <w:sz w:val="28"/>
+          <w:szCs w:val="28"/>
+        </w:rPr>
+        <w:t>async</w:t>
+      </w:r>
+      <w:proofErr w:type="spellEnd"/>
+      <w:r>
+        <w:rPr>
+          <w:color w:val="000000"/>
+          <w:sz w:val="28"/>
+          <w:szCs w:val="28"/>
+        </w:rPr>
+        <w:t xml:space="preserve"> </w:t>
+      </w:r>
+      <w:proofErr w:type="spellStart"/>
+      <w:r>
+        <w:rPr>
+          <w:color w:val="000000"/>
+          <w:sz w:val="28"/>
+          <w:szCs w:val="28"/>
+        </w:rPr>
+        <w:t>Task</w:t>
+      </w:r>
+      <w:proofErr w:type="spellEnd"/>
+      <w:r>
+        <w:rPr>
+          <w:color w:val="000000"/>
+          <w:sz w:val="28"/>
+          <w:szCs w:val="28"/>
+        </w:rPr>
+        <w:t xml:space="preserve"> </w:t>
+      </w:r>
+      <w:proofErr w:type="spellStart"/>
+      <w:r>
+        <w:rPr>
+          <w:color w:val="000000"/>
+          <w:sz w:val="28"/>
+          <w:szCs w:val="28"/>
+        </w:rPr>
+        <w:t>Get_BookingById_NotEmpty</w:t>
+      </w:r>
+      <w:proofErr w:type="spellEnd"/>
+      <w:r>
+        <w:rPr>
+          <w:color w:val="000000"/>
+          <w:sz w:val="28"/>
+          <w:szCs w:val="28"/>
+        </w:rPr>
+        <w:t>()</w:t>
+      </w:r>
+      <w:r>
+        <w:rPr>
+          <w:color w:val="000000"/>
+          <w:sz w:val="28"/>
+          <w:szCs w:val="28"/>
+        </w:rPr>
+        <w:br/>
+        <w:t xml:space="preserve">    {</w:t>
+      </w:r>
+      <w:r>
+        <w:rPr>
+          <w:color w:val="000000"/>
+          <w:sz w:val="28"/>
+          <w:szCs w:val="28"/>
+        </w:rPr>
+        <w:br/>
+        <w:t xml:space="preserve">        </w:t>
+      </w:r>
+      <w:proofErr w:type="spellStart"/>
+      <w:r>
+        <w:rPr>
+          <w:color w:val="000000"/>
+          <w:sz w:val="28"/>
+          <w:szCs w:val="28"/>
+        </w:rPr>
+        <w:t>var</w:t>
+      </w:r>
+      <w:proofErr w:type="spellEnd"/>
+      <w:r>
+        <w:rPr>
+          <w:color w:val="000000"/>
+          <w:sz w:val="28"/>
+          <w:szCs w:val="28"/>
+        </w:rPr>
+        <w:t xml:space="preserve"> </w:t>
+      </w:r>
+      <w:proofErr w:type="spellStart"/>
+      <w:r>
+        <w:rPr>
+          <w:color w:val="000000"/>
+          <w:sz w:val="28"/>
+          <w:szCs w:val="28"/>
+        </w:rPr>
+        <w:t>response</w:t>
+      </w:r>
+      <w:proofErr w:type="spellEnd"/>
+      <w:r>
+        <w:rPr>
+          <w:color w:val="000000"/>
+          <w:sz w:val="28"/>
+          <w:szCs w:val="28"/>
+        </w:rPr>
+        <w:t xml:space="preserve"> = </w:t>
+      </w:r>
+      <w:proofErr w:type="spellStart"/>
+      <w:r>
+        <w:rPr>
+          <w:color w:val="000000"/>
+          <w:sz w:val="28"/>
+          <w:szCs w:val="28"/>
+        </w:rPr>
+        <w:t>await</w:t>
+      </w:r>
+      <w:proofErr w:type="spellEnd"/>
+      <w:r>
+        <w:rPr>
+          <w:color w:val="000000"/>
+          <w:sz w:val="28"/>
+          <w:szCs w:val="28"/>
+        </w:rPr>
+        <w:t xml:space="preserve"> _</w:t>
+      </w:r>
+      <w:proofErr w:type="spellStart"/>
+      <w:r>
+        <w:rPr>
+          <w:color w:val="000000"/>
+          <w:sz w:val="28"/>
+          <w:szCs w:val="28"/>
+        </w:rPr>
+        <w:t>client.GetAsync</w:t>
+      </w:r>
+      <w:proofErr w:type="spellEnd"/>
+      <w:r>
+        <w:rPr>
+          <w:color w:val="000000"/>
+          <w:sz w:val="28"/>
+          <w:szCs w:val="28"/>
+        </w:rPr>
+        <w:t>("</w:t>
+      </w:r>
+      <w:proofErr w:type="spellStart"/>
+      <w:r>
+        <w:rPr>
+          <w:color w:val="000000"/>
+          <w:sz w:val="28"/>
+          <w:szCs w:val="28"/>
+        </w:rPr>
+        <w:t>booking</w:t>
+      </w:r>
+      <w:proofErr w:type="spellEnd"/>
+      <w:r>
+        <w:rPr>
+          <w:color w:val="000000"/>
+          <w:sz w:val="28"/>
+          <w:szCs w:val="28"/>
+        </w:rPr>
+        <w:t>/1");</w:t>
+      </w:r>
+      <w:r>
+        <w:rPr>
+          <w:color w:val="000000"/>
+          <w:sz w:val="28"/>
+          <w:szCs w:val="28"/>
+        </w:rPr>
+        <w:br/>
+        <w:t xml:space="preserve">        </w:t>
+      </w:r>
+      <w:proofErr w:type="spellStart"/>
+      <w:r>
+        <w:rPr>
+          <w:color w:val="000000"/>
+          <w:sz w:val="28"/>
+          <w:szCs w:val="28"/>
+        </w:rPr>
+        <w:t>var</w:t>
+      </w:r>
+      <w:proofErr w:type="spellEnd"/>
+      <w:r>
+        <w:rPr>
+          <w:color w:val="000000"/>
+          <w:sz w:val="28"/>
+          <w:szCs w:val="28"/>
+        </w:rPr>
+        <w:t xml:space="preserve"> </w:t>
+      </w:r>
+      <w:proofErr w:type="spellStart"/>
+      <w:r>
+        <w:rPr>
+          <w:color w:val="000000"/>
+          <w:sz w:val="28"/>
+          <w:szCs w:val="28"/>
+        </w:rPr>
+        <w:t>content</w:t>
+      </w:r>
+      <w:proofErr w:type="spellEnd"/>
+      <w:r>
+        <w:rPr>
+          <w:color w:val="000000"/>
+          <w:sz w:val="28"/>
+          <w:szCs w:val="28"/>
+        </w:rPr>
+        <w:t xml:space="preserve"> = </w:t>
+      </w:r>
+      <w:proofErr w:type="spellStart"/>
+      <w:r>
+        <w:rPr>
+          <w:color w:val="000000"/>
+          <w:sz w:val="28"/>
+          <w:szCs w:val="28"/>
+        </w:rPr>
+        <w:t>await</w:t>
+      </w:r>
+      <w:proofErr w:type="spellEnd"/>
+      <w:r>
+        <w:rPr>
+          <w:color w:val="000000"/>
+          <w:sz w:val="28"/>
+          <w:szCs w:val="28"/>
+        </w:rPr>
+        <w:t xml:space="preserve"> </w:t>
+      </w:r>
+      <w:proofErr w:type="spellStart"/>
+      <w:r>
+        <w:rPr>
+          <w:color w:val="000000"/>
+          <w:sz w:val="28"/>
+          <w:szCs w:val="28"/>
+        </w:rPr>
+        <w:t>response.Content.ReadAsStringAsync</w:t>
+      </w:r>
+      <w:proofErr w:type="spellEnd"/>
+      <w:r>
+        <w:rPr>
+          <w:color w:val="000000"/>
+          <w:sz w:val="28"/>
+          <w:szCs w:val="28"/>
+        </w:rPr>
+        <w:t>();</w:t>
+      </w:r>
+      <w:r>
+        <w:rPr>
+          <w:color w:val="000000"/>
+          <w:sz w:val="28"/>
+          <w:szCs w:val="28"/>
+        </w:rPr>
+        <w:br/>
+      </w:r>
+      <w:r>
+        <w:rPr>
+          <w:color w:val="000000"/>
+          <w:sz w:val="28"/>
+          <w:szCs w:val="28"/>
+        </w:rPr>
+        <w:br/>
+        <w:t xml:space="preserve">        </w:t>
+      </w:r>
+      <w:proofErr w:type="spellStart"/>
+      <w:r>
+        <w:rPr>
+          <w:color w:val="000000"/>
+          <w:sz w:val="28"/>
+          <w:szCs w:val="28"/>
+        </w:rPr>
+        <w:t>Assert.False</w:t>
+      </w:r>
+      <w:proofErr w:type="spellEnd"/>
+      <w:r>
+        <w:rPr>
+          <w:color w:val="000000"/>
+          <w:sz w:val="28"/>
+          <w:szCs w:val="28"/>
+        </w:rPr>
+        <w:t>(</w:t>
+      </w:r>
+      <w:proofErr w:type="spellStart"/>
+      <w:r>
+        <w:rPr>
+          <w:color w:val="000000"/>
+          <w:sz w:val="28"/>
+          <w:szCs w:val="28"/>
+        </w:rPr>
+        <w:t>string.IsNullOrEmpty</w:t>
+      </w:r>
+      <w:proofErr w:type="spellEnd"/>
+      <w:r>
+        <w:rPr>
+          <w:color w:val="000000"/>
+          <w:sz w:val="28"/>
+          <w:szCs w:val="28"/>
+        </w:rPr>
+        <w:t>(</w:t>
+      </w:r>
+      <w:proofErr w:type="spellStart"/>
+      <w:r>
+        <w:rPr>
+          <w:color w:val="000000"/>
+          <w:sz w:val="28"/>
+          <w:szCs w:val="28"/>
+        </w:rPr>
+        <w:t>content</w:t>
+      </w:r>
+      <w:proofErr w:type="spellEnd"/>
+      <w:r>
+        <w:rPr>
+          <w:color w:val="000000"/>
+          <w:sz w:val="28"/>
+          <w:szCs w:val="28"/>
+        </w:rPr>
+        <w:t>));</w:t>
+      </w:r>
+      <w:r>
+        <w:rPr>
+          <w:color w:val="000000"/>
+          <w:sz w:val="28"/>
+          <w:szCs w:val="28"/>
+        </w:rPr>
+        <w:br/>
+        <w:t xml:space="preserve">    }</w:t>
+      </w:r>
+      <w:r>
+        <w:rPr>
+          <w:color w:val="000000"/>
+          <w:sz w:val="28"/>
+          <w:szCs w:val="28"/>
+        </w:rPr>
+        <w:br/>
+      </w:r>
+      <w:r>
+        <w:rPr>
+          <w:color w:val="000000"/>
+          <w:sz w:val="28"/>
+          <w:szCs w:val="28"/>
+        </w:rPr>
+        <w:br/>
+        <w:t xml:space="preserve">    [</w:t>
+      </w:r>
+      <w:proofErr w:type="spellStart"/>
+      <w:r>
+        <w:rPr>
+          <w:color w:val="000000"/>
+          <w:sz w:val="28"/>
+          <w:szCs w:val="28"/>
+        </w:rPr>
+        <w:t>Fact</w:t>
+      </w:r>
+      <w:proofErr w:type="spellEnd"/>
+      <w:r>
+        <w:rPr>
+          <w:color w:val="000000"/>
+          <w:sz w:val="28"/>
+          <w:szCs w:val="28"/>
+        </w:rPr>
+        <w:t>]</w:t>
+      </w:r>
+      <w:r>
+        <w:rPr>
+          <w:color w:val="000000"/>
+          <w:sz w:val="28"/>
+          <w:szCs w:val="28"/>
+        </w:rPr>
+        <w:br/>
+        <w:t xml:space="preserve">    </w:t>
+      </w:r>
+      <w:proofErr w:type="spellStart"/>
+      <w:r>
+        <w:rPr>
+          <w:color w:val="000000"/>
+          <w:sz w:val="28"/>
+          <w:szCs w:val="28"/>
+        </w:rPr>
+        <w:t>public</w:t>
+      </w:r>
+      <w:proofErr w:type="spellEnd"/>
+      <w:r>
+        <w:rPr>
+          <w:color w:val="000000"/>
+          <w:sz w:val="28"/>
+          <w:szCs w:val="28"/>
+        </w:rPr>
+        <w:t xml:space="preserve"> </w:t>
+      </w:r>
+      <w:proofErr w:type="spellStart"/>
+      <w:r>
+        <w:rPr>
+          <w:color w:val="000000"/>
+          <w:sz w:val="28"/>
+          <w:szCs w:val="28"/>
+        </w:rPr>
+        <w:t>async</w:t>
+      </w:r>
+      <w:proofErr w:type="spellEnd"/>
+      <w:r>
+        <w:rPr>
+          <w:color w:val="000000"/>
+          <w:sz w:val="28"/>
+          <w:szCs w:val="28"/>
+        </w:rPr>
+        <w:t xml:space="preserve"> </w:t>
+      </w:r>
+      <w:proofErr w:type="spellStart"/>
+      <w:r>
+        <w:rPr>
+          <w:color w:val="000000"/>
+          <w:sz w:val="28"/>
+          <w:szCs w:val="28"/>
+        </w:rPr>
+        <w:t>Task</w:t>
+      </w:r>
+      <w:proofErr w:type="spellEnd"/>
+      <w:r>
+        <w:rPr>
+          <w:color w:val="000000"/>
+          <w:sz w:val="28"/>
+          <w:szCs w:val="28"/>
+        </w:rPr>
+        <w:t xml:space="preserve"> Get_BookingById_InvalidId_Returns404()</w:t>
+      </w:r>
+      <w:r>
+        <w:rPr>
+          <w:color w:val="000000"/>
+          <w:sz w:val="28"/>
+          <w:szCs w:val="28"/>
+        </w:rPr>
+        <w:br/>
+        <w:t xml:space="preserve">    {</w:t>
+      </w:r>
+      <w:r>
+        <w:rPr>
+          <w:color w:val="000000"/>
+          <w:sz w:val="28"/>
+          <w:szCs w:val="28"/>
+        </w:rPr>
+        <w:br/>
+        <w:t xml:space="preserve">        </w:t>
+      </w:r>
+      <w:proofErr w:type="spellStart"/>
+      <w:r>
+        <w:rPr>
+          <w:color w:val="000000"/>
+          <w:sz w:val="28"/>
+          <w:szCs w:val="28"/>
+        </w:rPr>
+        <w:t>var</w:t>
+      </w:r>
+      <w:proofErr w:type="spellEnd"/>
+      <w:r>
+        <w:rPr>
+          <w:color w:val="000000"/>
+          <w:sz w:val="28"/>
+          <w:szCs w:val="28"/>
+        </w:rPr>
+        <w:t xml:space="preserve"> </w:t>
+      </w:r>
+      <w:proofErr w:type="spellStart"/>
+      <w:r>
+        <w:rPr>
+          <w:color w:val="000000"/>
+          <w:sz w:val="28"/>
+          <w:szCs w:val="28"/>
+        </w:rPr>
+        <w:t>response</w:t>
+      </w:r>
+      <w:proofErr w:type="spellEnd"/>
+      <w:r>
+        <w:rPr>
+          <w:color w:val="000000"/>
+          <w:sz w:val="28"/>
+          <w:szCs w:val="28"/>
+        </w:rPr>
+        <w:t xml:space="preserve"> = </w:t>
+      </w:r>
+      <w:proofErr w:type="spellStart"/>
+      <w:r>
+        <w:rPr>
+          <w:color w:val="000000"/>
+          <w:sz w:val="28"/>
+          <w:szCs w:val="28"/>
+        </w:rPr>
+        <w:t>await</w:t>
+      </w:r>
+      <w:proofErr w:type="spellEnd"/>
+      <w:r>
+        <w:rPr>
+          <w:color w:val="000000"/>
+          <w:sz w:val="28"/>
+          <w:szCs w:val="28"/>
+        </w:rPr>
+        <w:t xml:space="preserve"> _</w:t>
+      </w:r>
+      <w:proofErr w:type="spellStart"/>
+      <w:r>
+        <w:rPr>
+          <w:color w:val="000000"/>
+          <w:sz w:val="28"/>
+          <w:szCs w:val="28"/>
+        </w:rPr>
+        <w:t>client.GetAsync</w:t>
+      </w:r>
+      <w:proofErr w:type="spellEnd"/>
+      <w:r>
+        <w:rPr>
+          <w:color w:val="000000"/>
+          <w:sz w:val="28"/>
+          <w:szCs w:val="28"/>
+        </w:rPr>
+        <w:t>("</w:t>
+      </w:r>
+      <w:proofErr w:type="spellStart"/>
+      <w:r>
+        <w:rPr>
+          <w:color w:val="000000"/>
+          <w:sz w:val="28"/>
+          <w:szCs w:val="28"/>
+        </w:rPr>
+        <w:t>booking</w:t>
+      </w:r>
+      <w:proofErr w:type="spellEnd"/>
+      <w:r>
+        <w:rPr>
+          <w:color w:val="000000"/>
+          <w:sz w:val="28"/>
+          <w:szCs w:val="28"/>
+        </w:rPr>
+        <w:t>/999999");</w:t>
+      </w:r>
+      <w:r>
+        <w:rPr>
+          <w:color w:val="000000"/>
+          <w:sz w:val="28"/>
+          <w:szCs w:val="28"/>
+        </w:rPr>
+        <w:br/>
+        <w:t xml:space="preserve">        </w:t>
+      </w:r>
+      <w:proofErr w:type="spellStart"/>
+      <w:r>
+        <w:rPr>
+          <w:color w:val="000000"/>
+          <w:sz w:val="28"/>
+          <w:szCs w:val="28"/>
+        </w:rPr>
+        <w:t>Assert.Equal</w:t>
+      </w:r>
+      <w:proofErr w:type="spellEnd"/>
+      <w:r>
+        <w:rPr>
+          <w:color w:val="000000"/>
+          <w:sz w:val="28"/>
+          <w:szCs w:val="28"/>
+        </w:rPr>
+        <w:t>(</w:t>
+      </w:r>
+      <w:proofErr w:type="spellStart"/>
+      <w:r>
+        <w:rPr>
+          <w:color w:val="000000"/>
+          <w:sz w:val="28"/>
+          <w:szCs w:val="28"/>
+        </w:rPr>
+        <w:t>HttpStatusCode.NotFound</w:t>
+      </w:r>
+      <w:proofErr w:type="spellEnd"/>
+      <w:r>
+        <w:rPr>
+          <w:color w:val="000000"/>
+          <w:sz w:val="28"/>
+          <w:szCs w:val="28"/>
+        </w:rPr>
+        <w:t xml:space="preserve">, </w:t>
+      </w:r>
+      <w:proofErr w:type="spellStart"/>
+      <w:r>
+        <w:rPr>
+          <w:color w:val="000000"/>
+          <w:sz w:val="28"/>
+          <w:szCs w:val="28"/>
+        </w:rPr>
+        <w:t>response.StatusCode</w:t>
+      </w:r>
+      <w:proofErr w:type="spellEnd"/>
+      <w:r>
+        <w:rPr>
+          <w:color w:val="000000"/>
+          <w:sz w:val="28"/>
+          <w:szCs w:val="28"/>
+        </w:rPr>
+        <w:t>);</w:t>
+      </w:r>
+      <w:r>
+        <w:rPr>
+          <w:color w:val="000000"/>
+          <w:sz w:val="28"/>
+          <w:szCs w:val="28"/>
+        </w:rPr>
+        <w:br/>
+        <w:t xml:space="preserve">    }</w:t>
+      </w:r>
+    </w:p>
+    <w:p>
+      <w:pPr>
+        <w:pStyle w:val="a3"/>
+        <w:spacing w:before="0" w:beforeAutospacing="0" w:after="0" w:afterAutospacing="0"/>
+        <w:rPr>
+          <w:b/>
+          <w:bCs/>
+          <w:color w:val="000000"/>
+          <w:sz w:val="28"/>
+          <w:szCs w:val="28"/>
+        </w:rPr>
+      </w:pPr>
+      <w:r>
+        <w:rPr>
+          <w:b/>
+          <w:bCs/>
+          <w:color w:val="000000"/>
+          <w:sz w:val="28"/>
+          <w:szCs w:val="28"/>
+        </w:rPr>
+        <w:t>3. POST (створення)</w:t>
+      </w:r>
+    </w:p>
+    <w:p>
+      <w:pPr>
+        <w:pStyle w:val="a3"/>
+        <w:rPr>
+          <w:color w:val="000000"/>
+          <w:sz w:val="28"/>
+          <w:szCs w:val="28"/>
+        </w:rPr>
+      </w:pPr>
+      <w:r>
+        <w:rPr>
+          <w:color w:val="000000"/>
+          <w:sz w:val="28"/>
+          <w:szCs w:val="28"/>
+        </w:rPr>
+        <w:t xml:space="preserve">    [</w:t>
+      </w:r>
+      <w:proofErr w:type="spellStart"/>
+      <w:r>
+        <w:rPr>
+          <w:color w:val="000000"/>
+          <w:sz w:val="28"/>
+          <w:szCs w:val="28"/>
+        </w:rPr>
+        <w:t>Fact</w:t>
+      </w:r>
+      <w:proofErr w:type="spellEnd"/>
+      <w:r>
+        <w:rPr>
+          <w:color w:val="000000"/>
+          <w:sz w:val="28"/>
+          <w:szCs w:val="28"/>
+        </w:rPr>
+        <w:t>]</w:t>
+      </w:r>
+      <w:r>
+        <w:rPr>
+          <w:color w:val="000000"/>
+          <w:sz w:val="28"/>
+          <w:szCs w:val="28"/>
+        </w:rPr>
+        <w:br/>
+        <w:t xml:space="preserve">    </w:t>
+      </w:r>
+      <w:proofErr w:type="spellStart"/>
+      <w:r>
+        <w:rPr>
+          <w:color w:val="000000"/>
+          <w:sz w:val="28"/>
+          <w:szCs w:val="28"/>
+        </w:rPr>
+        <w:t>public</w:t>
+      </w:r>
+      <w:proofErr w:type="spellEnd"/>
+      <w:r>
+        <w:rPr>
+          <w:color w:val="000000"/>
+          <w:sz w:val="28"/>
+          <w:szCs w:val="28"/>
+        </w:rPr>
+        <w:t xml:space="preserve"> </w:t>
+      </w:r>
+      <w:proofErr w:type="spellStart"/>
+      <w:r>
+        <w:rPr>
+          <w:color w:val="000000"/>
+          <w:sz w:val="28"/>
+          <w:szCs w:val="28"/>
+        </w:rPr>
+        <w:t>async</w:t>
+      </w:r>
+      <w:proofErr w:type="spellEnd"/>
+      <w:r>
+        <w:rPr>
+          <w:color w:val="000000"/>
+          <w:sz w:val="28"/>
+          <w:szCs w:val="28"/>
+        </w:rPr>
+        <w:t xml:space="preserve"> </w:t>
+      </w:r>
+      <w:proofErr w:type="spellStart"/>
+      <w:r>
+        <w:rPr>
+          <w:color w:val="000000"/>
+          <w:sz w:val="28"/>
+          <w:szCs w:val="28"/>
+        </w:rPr>
+        <w:t>Task</w:t>
+      </w:r>
+      <w:proofErr w:type="spellEnd"/>
+      <w:r>
+        <w:rPr>
+          <w:color w:val="000000"/>
+          <w:sz w:val="28"/>
+          <w:szCs w:val="28"/>
+        </w:rPr>
+        <w:t xml:space="preserve"> CreateBooking_ShouldReturn200()</w:t>
+      </w:r>
+      <w:r>
+        <w:rPr>
+          <w:color w:val="000000"/>
+          <w:sz w:val="28"/>
+          <w:szCs w:val="28"/>
+        </w:rPr>
+        <w:br/>
+        <w:t xml:space="preserve">    {</w:t>
+      </w:r>
+      <w:r>
+        <w:rPr>
+          <w:color w:val="000000"/>
+          <w:sz w:val="28"/>
+          <w:szCs w:val="28"/>
+        </w:rPr>
+        <w:br/>
+        <w:t xml:space="preserve">        </w:t>
+      </w:r>
+      <w:proofErr w:type="spellStart"/>
+      <w:r>
+        <w:rPr>
+          <w:color w:val="000000"/>
+          <w:sz w:val="28"/>
+          <w:szCs w:val="28"/>
+        </w:rPr>
+        <w:t>var</w:t>
+      </w:r>
+      <w:proofErr w:type="spellEnd"/>
+      <w:r>
+        <w:rPr>
+          <w:color w:val="000000"/>
+          <w:sz w:val="28"/>
+          <w:szCs w:val="28"/>
+        </w:rPr>
+        <w:t xml:space="preserve"> </w:t>
+      </w:r>
+      <w:proofErr w:type="spellStart"/>
+      <w:r>
+        <w:rPr>
+          <w:color w:val="000000"/>
+          <w:sz w:val="28"/>
+          <w:szCs w:val="28"/>
+        </w:rPr>
+        <w:t>body</w:t>
+      </w:r>
+      <w:proofErr w:type="spellEnd"/>
+      <w:r>
+        <w:rPr>
+          <w:color w:val="000000"/>
+          <w:sz w:val="28"/>
+          <w:szCs w:val="28"/>
+        </w:rPr>
+        <w:t xml:space="preserve"> = </w:t>
+      </w:r>
+      <w:proofErr w:type="spellStart"/>
+      <w:r>
+        <w:rPr>
+          <w:color w:val="000000"/>
+          <w:sz w:val="28"/>
+          <w:szCs w:val="28"/>
+        </w:rPr>
+        <w:t>new</w:t>
+      </w:r>
+      <w:proofErr w:type="spellEnd"/>
+      <w:r>
+        <w:rPr>
+          <w:color w:val="000000"/>
+          <w:sz w:val="28"/>
+          <w:szCs w:val="28"/>
+        </w:rPr>
+        <w:br/>
+        <w:t xml:space="preserve">        {</w:t>
+      </w:r>
+      <w:r>
+        <w:rPr>
+          <w:color w:val="000000"/>
+          <w:sz w:val="28"/>
+          <w:szCs w:val="28"/>
+        </w:rPr>
+        <w:br/>
+        <w:t xml:space="preserve">            </w:t>
+      </w:r>
+      <w:proofErr w:type="spellStart"/>
+      <w:r>
+        <w:rPr>
+          <w:color w:val="000000"/>
+          <w:sz w:val="28"/>
+          <w:szCs w:val="28"/>
+        </w:rPr>
+        <w:t>firstname</w:t>
+      </w:r>
+      <w:proofErr w:type="spellEnd"/>
+      <w:r>
+        <w:rPr>
+          <w:color w:val="000000"/>
+          <w:sz w:val="28"/>
+          <w:szCs w:val="28"/>
+        </w:rPr>
+        <w:t xml:space="preserve"> = "</w:t>
+      </w:r>
+      <w:proofErr w:type="spellStart"/>
+      <w:r>
+        <w:rPr>
+          <w:color w:val="000000"/>
+          <w:sz w:val="28"/>
+          <w:szCs w:val="28"/>
+        </w:rPr>
+        <w:t>Test</w:t>
+      </w:r>
+      <w:proofErr w:type="spellEnd"/>
+      <w:r>
+        <w:rPr>
+          <w:color w:val="000000"/>
+          <w:sz w:val="28"/>
+          <w:szCs w:val="28"/>
+        </w:rPr>
+        <w:t>",</w:t>
+      </w:r>
+      <w:r>
+        <w:rPr>
+          <w:color w:val="000000"/>
+          <w:sz w:val="28"/>
+          <w:szCs w:val="28"/>
+        </w:rPr>
+        <w:br/>
+        <w:t xml:space="preserve">            </w:t>
+      </w:r>
+      <w:proofErr w:type="spellStart"/>
+      <w:r>
+        <w:rPr>
+          <w:color w:val="000000"/>
+          <w:sz w:val="28"/>
+          <w:szCs w:val="28"/>
+        </w:rPr>
+        <w:t>lastname</w:t>
+      </w:r>
+      <w:proofErr w:type="spellEnd"/>
+      <w:r>
+        <w:rPr>
+          <w:color w:val="000000"/>
+          <w:sz w:val="28"/>
+          <w:szCs w:val="28"/>
+        </w:rPr>
+        <w:t xml:space="preserve"> = "User",</w:t>
+      </w:r>
+      <w:r>
+        <w:rPr>
+          <w:color w:val="000000"/>
+          <w:sz w:val="28"/>
+          <w:szCs w:val="28"/>
+        </w:rPr>
+        <w:br/>
+        <w:t xml:space="preserve">            </w:t>
+      </w:r>
+      <w:proofErr w:type="spellStart"/>
+      <w:r>
+        <w:rPr>
+          <w:color w:val="000000"/>
+          <w:sz w:val="28"/>
+          <w:szCs w:val="28"/>
+        </w:rPr>
+        <w:t>totalprice</w:t>
+      </w:r>
+      <w:proofErr w:type="spellEnd"/>
+      <w:r>
+        <w:rPr>
+          <w:color w:val="000000"/>
+          <w:sz w:val="28"/>
+          <w:szCs w:val="28"/>
+        </w:rPr>
+        <w:t xml:space="preserve"> = 100,</w:t>
+      </w:r>
+      <w:r>
+        <w:rPr>
+          <w:color w:val="000000"/>
+          <w:sz w:val="28"/>
+          <w:szCs w:val="28"/>
+        </w:rPr>
+        <w:br/>
+        <w:t xml:space="preserve">            </w:t>
+      </w:r>
+      <w:proofErr w:type="spellStart"/>
+      <w:r>
+        <w:rPr>
+          <w:color w:val="000000"/>
+          <w:sz w:val="28"/>
+          <w:szCs w:val="28"/>
+        </w:rPr>
+        <w:t>depositpaid</w:t>
+      </w:r>
+      <w:proofErr w:type="spellEnd"/>
+      <w:r>
+        <w:rPr>
+          <w:color w:val="000000"/>
+          <w:sz w:val="28"/>
+          <w:szCs w:val="28"/>
+        </w:rPr>
+        <w:t xml:space="preserve"> = </w:t>
+      </w:r>
+      <w:proofErr w:type="spellStart"/>
+      <w:r>
+        <w:rPr>
+          <w:color w:val="000000"/>
+          <w:sz w:val="28"/>
+          <w:szCs w:val="28"/>
+        </w:rPr>
+        <w:t>true</w:t>
+      </w:r>
+      <w:proofErr w:type="spellEnd"/>
+      <w:r>
+        <w:rPr>
+          <w:color w:val="000000"/>
+          <w:sz w:val="28"/>
+          <w:szCs w:val="28"/>
+        </w:rPr>
+        <w:t>,</w:t>
+      </w:r>
+      <w:r>
+        <w:rPr>
+          <w:color w:val="000000"/>
+          <w:sz w:val="28"/>
+          <w:szCs w:val="28"/>
+        </w:rPr>
+        <w:br/>
+        <w:t xml:space="preserve">            </w:t>
+      </w:r>
+      <w:proofErr w:type="spellStart"/>
+      <w:r>
+        <w:rPr>
+          <w:color w:val="000000"/>
+          <w:sz w:val="28"/>
+          <w:szCs w:val="28"/>
+        </w:rPr>
+        <w:t>bookingdates</w:t>
+      </w:r>
+      <w:proofErr w:type="spellEnd"/>
+      <w:r>
+        <w:rPr>
+          <w:color w:val="000000"/>
+          <w:sz w:val="28"/>
+          <w:szCs w:val="28"/>
+        </w:rPr>
+        <w:t xml:space="preserve"> = </w:t>
+      </w:r>
+      <w:proofErr w:type="spellStart"/>
+      <w:r>
+        <w:rPr>
+          <w:color w:val="000000"/>
+          <w:sz w:val="28"/>
+          <w:szCs w:val="28"/>
+        </w:rPr>
+        <w:t>new</w:t>
+      </w:r>
+      <w:proofErr w:type="spellEnd"/>
+      <w:r>
+        <w:rPr>
+          <w:color w:val="000000"/>
+          <w:sz w:val="28"/>
+          <w:szCs w:val="28"/>
+        </w:rPr>
+        <w:br/>
+        <w:t xml:space="preserve">            {</w:t>
+      </w:r>
+      <w:r>
+        <w:rPr>
+          <w:color w:val="000000"/>
+          <w:sz w:val="28"/>
+          <w:szCs w:val="28"/>
+        </w:rPr>
+        <w:br/>
+        <w:t xml:space="preserve">                </w:t>
+      </w:r>
+      <w:proofErr w:type="spellStart"/>
+      <w:r>
+        <w:rPr>
+          <w:color w:val="000000"/>
+          <w:sz w:val="28"/>
+          <w:szCs w:val="28"/>
+        </w:rPr>
+        <w:t>checkin</w:t>
+      </w:r>
+      <w:proofErr w:type="spellEnd"/>
+      <w:r>
+        <w:rPr>
+          <w:color w:val="000000"/>
+          <w:sz w:val="28"/>
+          <w:szCs w:val="28"/>
+        </w:rPr>
+        <w:t xml:space="preserve"> = "2024-01-01",</w:t>
+      </w:r>
+      <w:r>
+        <w:rPr>
+          <w:color w:val="000000"/>
+          <w:sz w:val="28"/>
+          <w:szCs w:val="28"/>
+        </w:rPr>
+        <w:br/>
+        <w:t xml:space="preserve">                </w:t>
+      </w:r>
+      <w:proofErr w:type="spellStart"/>
+      <w:r>
+        <w:rPr>
+          <w:color w:val="000000"/>
+          <w:sz w:val="28"/>
+          <w:szCs w:val="28"/>
+        </w:rPr>
+        <w:t>checkout</w:t>
+      </w:r>
+      <w:proofErr w:type="spellEnd"/>
+      <w:r>
+        <w:rPr>
+          <w:color w:val="000000"/>
+          <w:sz w:val="28"/>
+          <w:szCs w:val="28"/>
+        </w:rPr>
+        <w:t xml:space="preserve"> = "2024-01-10"</w:t>
+      </w:r>
+      <w:r>
+        <w:rPr>
+          <w:color w:val="000000"/>
+          <w:sz w:val="28"/>
+          <w:szCs w:val="28"/>
+        </w:rPr>
+        <w:br/>
+        <w:t xml:space="preserve">            },</w:t>
+      </w:r>
+      <w:r>
+        <w:rPr>
+          <w:color w:val="000000"/>
+          <w:sz w:val="28"/>
+          <w:szCs w:val="28"/>
+        </w:rPr>
+        <w:br/>
+        <w:t xml:space="preserve">            </w:t>
+      </w:r>
+      <w:proofErr w:type="spellStart"/>
+      <w:r>
+        <w:rPr>
+          <w:color w:val="000000"/>
+          <w:sz w:val="28"/>
+          <w:szCs w:val="28"/>
+        </w:rPr>
+        <w:t>additionalneeds</w:t>
+      </w:r>
+      <w:proofErr w:type="spellEnd"/>
+      <w:r>
+        <w:rPr>
+          <w:color w:val="000000"/>
+          <w:sz w:val="28"/>
+          <w:szCs w:val="28"/>
+        </w:rPr>
+        <w:t xml:space="preserve"> = "</w:t>
+      </w:r>
+      <w:proofErr w:type="spellStart"/>
+      <w:r>
+        <w:rPr>
+          <w:color w:val="000000"/>
+          <w:sz w:val="28"/>
+          <w:szCs w:val="28"/>
+        </w:rPr>
+        <w:t>Breakfast</w:t>
+      </w:r>
+      <w:proofErr w:type="spellEnd"/>
+      <w:r>
+        <w:rPr>
+          <w:color w:val="000000"/>
+          <w:sz w:val="28"/>
+          <w:szCs w:val="28"/>
+        </w:rPr>
+        <w:t>"</w:t>
+      </w:r>
+      <w:r>
+        <w:rPr>
+          <w:color w:val="000000"/>
+          <w:sz w:val="28"/>
+          <w:szCs w:val="28"/>
+        </w:rPr>
+        <w:br/>
+        <w:t xml:space="preserve">        };</w:t>
+      </w:r>
+      <w:r>
+        <w:rPr>
+          <w:color w:val="000000"/>
+          <w:sz w:val="28"/>
+          <w:szCs w:val="28"/>
+        </w:rPr>
+        <w:br/>
+      </w:r>
+      <w:r>
+        <w:rPr>
+          <w:color w:val="000000"/>
+          <w:sz w:val="28"/>
+          <w:szCs w:val="28"/>
+        </w:rPr>
+        <w:br/>
+        <w:t xml:space="preserve">        </w:t>
+      </w:r>
+      <w:proofErr w:type="spellStart"/>
+      <w:r>
+        <w:rPr>
+          <w:color w:val="000000"/>
+          <w:sz w:val="28"/>
+          <w:szCs w:val="28"/>
+        </w:rPr>
+        <w:t>var</w:t>
+      </w:r>
+      <w:proofErr w:type="spellEnd"/>
+      <w:r>
+        <w:rPr>
+          <w:color w:val="000000"/>
+          <w:sz w:val="28"/>
+          <w:szCs w:val="28"/>
+        </w:rPr>
+        <w:t xml:space="preserve"> </w:t>
+      </w:r>
+      <w:proofErr w:type="spellStart"/>
+      <w:r>
+        <w:rPr>
+          <w:color w:val="000000"/>
+          <w:sz w:val="28"/>
+          <w:szCs w:val="28"/>
+        </w:rPr>
+        <w:t>content</w:t>
+      </w:r>
+      <w:proofErr w:type="spellEnd"/>
+      <w:r>
+        <w:rPr>
+          <w:color w:val="000000"/>
+          <w:sz w:val="28"/>
+          <w:szCs w:val="28"/>
+        </w:rPr>
+        <w:t xml:space="preserve"> = </w:t>
+      </w:r>
+      <w:proofErr w:type="spellStart"/>
+      <w:r>
+        <w:rPr>
+          <w:color w:val="000000"/>
+          <w:sz w:val="28"/>
+          <w:szCs w:val="28"/>
+        </w:rPr>
+        <w:t>new</w:t>
+      </w:r>
+      <w:proofErr w:type="spellEnd"/>
+      <w:r>
+        <w:rPr>
+          <w:color w:val="000000"/>
+          <w:sz w:val="28"/>
+          <w:szCs w:val="28"/>
+        </w:rPr>
+        <w:t xml:space="preserve"> </w:t>
+      </w:r>
+      <w:proofErr w:type="spellStart"/>
+      <w:r>
+        <w:rPr>
+          <w:color w:val="000000"/>
+          <w:sz w:val="28"/>
+          <w:szCs w:val="28"/>
+        </w:rPr>
+        <w:t>StringContent</w:t>
+      </w:r>
+      <w:proofErr w:type="spellEnd"/>
+      <w:r>
+        <w:rPr>
+          <w:color w:val="000000"/>
+          <w:sz w:val="28"/>
+          <w:szCs w:val="28"/>
+        </w:rPr>
+        <w:t>(</w:t>
+      </w:r>
+      <w:r>
+        <w:rPr>
+          <w:color w:val="000000"/>
+          <w:sz w:val="28"/>
+          <w:szCs w:val="28"/>
+        </w:rPr>
+        <w:br/>
+        <w:t xml:space="preserve">            </w:t>
+      </w:r>
+      <w:proofErr w:type="spellStart"/>
+      <w:r>
+        <w:rPr>
+          <w:color w:val="000000"/>
+          <w:sz w:val="28"/>
+          <w:szCs w:val="28"/>
+        </w:rPr>
+        <w:t>JsonConvert.SerializeObject</w:t>
+      </w:r>
+      <w:proofErr w:type="spellEnd"/>
+      <w:r>
+        <w:rPr>
+          <w:color w:val="000000"/>
+          <w:sz w:val="28"/>
+          <w:szCs w:val="28"/>
+        </w:rPr>
+        <w:t>(</w:t>
+      </w:r>
+      <w:proofErr w:type="spellStart"/>
+      <w:r>
+        <w:rPr>
+          <w:color w:val="000000"/>
+          <w:sz w:val="28"/>
+          <w:szCs w:val="28"/>
+        </w:rPr>
+        <w:t>body</w:t>
+      </w:r>
+      <w:proofErr w:type="spellEnd"/>
+      <w:r>
+        <w:rPr>
+          <w:color w:val="000000"/>
+          <w:sz w:val="28"/>
+          <w:szCs w:val="28"/>
+        </w:rPr>
+        <w:t>),</w:t>
+      </w:r>
+      <w:r>
+        <w:rPr>
+          <w:color w:val="000000"/>
+          <w:sz w:val="28"/>
+          <w:szCs w:val="28"/>
+        </w:rPr>
+        <w:br/>
+        <w:t xml:space="preserve">            Encoding.UTF8,</w:t>
+      </w:r>
+      <w:r>
+        <w:rPr>
+          <w:color w:val="000000"/>
+          <w:sz w:val="28"/>
+          <w:szCs w:val="28"/>
+        </w:rPr>
+        <w:br/>
+        <w:t xml:space="preserve">            "</w:t>
+      </w:r>
+      <w:proofErr w:type="spellStart"/>
+      <w:r>
+        <w:rPr>
+          <w:color w:val="000000"/>
+          <w:sz w:val="28"/>
+          <w:szCs w:val="28"/>
+        </w:rPr>
+        <w:t>application</w:t>
+      </w:r>
+      <w:proofErr w:type="spellEnd"/>
+      <w:r>
+        <w:rPr>
+          <w:color w:val="000000"/>
+          <w:sz w:val="28"/>
+          <w:szCs w:val="28"/>
+        </w:rPr>
+        <w:t>/</w:t>
+      </w:r>
+      <w:proofErr w:type="spellStart"/>
+      <w:r>
+        <w:rPr>
+          <w:color w:val="000000"/>
+          <w:sz w:val="28"/>
+          <w:szCs w:val="28"/>
+        </w:rPr>
+        <w:t>json</w:t>
+      </w:r>
+      <w:proofErr w:type="spellEnd"/>
+      <w:r>
+        <w:rPr>
+          <w:color w:val="000000"/>
+          <w:sz w:val="28"/>
+          <w:szCs w:val="28"/>
+        </w:rPr>
+        <w:t>"</w:t>
+      </w:r>
+      <w:r>
+        <w:rPr>
+          <w:color w:val="000000"/>
+          <w:sz w:val="28"/>
+          <w:szCs w:val="28"/>
+        </w:rPr>
+        <w:br/>
+      </w:r>
+      <w:r>
+        <w:rPr>
+          <w:color w:val="000000"/>
+          <w:sz w:val="28"/>
+          <w:szCs w:val="28"/>
+        </w:rPr>
+        <w:lastRenderedPageBreak/>
+        <w:t xml:space="preserve">        );</w:t>
+      </w:r>
+      <w:r>
+        <w:rPr>
+          <w:color w:val="000000"/>
+          <w:sz w:val="28"/>
+          <w:szCs w:val="28"/>
+        </w:rPr>
+        <w:br/>
+      </w:r>
+      <w:r>
+        <w:rPr>
+          <w:color w:val="000000"/>
+          <w:sz w:val="28"/>
+          <w:szCs w:val="28"/>
+        </w:rPr>
+        <w:br/>
+        <w:t xml:space="preserve">        </w:t>
+      </w:r>
+      <w:proofErr w:type="spellStart"/>
+      <w:r>
+        <w:rPr>
+          <w:color w:val="000000"/>
+          <w:sz w:val="28"/>
+          <w:szCs w:val="28"/>
+        </w:rPr>
+        <w:t>var</w:t>
+      </w:r>
+      <w:proofErr w:type="spellEnd"/>
+      <w:r>
+        <w:rPr>
+          <w:color w:val="000000"/>
+          <w:sz w:val="28"/>
+          <w:szCs w:val="28"/>
+        </w:rPr>
+        <w:t xml:space="preserve"> </w:t>
+      </w:r>
+      <w:proofErr w:type="spellStart"/>
+      <w:r>
+        <w:rPr>
+          <w:color w:val="000000"/>
+          <w:sz w:val="28"/>
+          <w:szCs w:val="28"/>
+        </w:rPr>
+        <w:t>response</w:t>
+      </w:r>
+      <w:proofErr w:type="spellEnd"/>
+      <w:r>
+        <w:rPr>
+          <w:color w:val="000000"/>
+          <w:sz w:val="28"/>
+          <w:szCs w:val="28"/>
+        </w:rPr>
+        <w:t xml:space="preserve"> = </w:t>
+      </w:r>
+      <w:proofErr w:type="spellStart"/>
+      <w:r>
+        <w:rPr>
+          <w:color w:val="000000"/>
+          <w:sz w:val="28"/>
+          <w:szCs w:val="28"/>
+        </w:rPr>
+        <w:t>await</w:t>
+      </w:r>
+      <w:proofErr w:type="spellEnd"/>
+      <w:r>
+        <w:rPr>
+          <w:color w:val="000000"/>
+          <w:sz w:val="28"/>
+          <w:szCs w:val="28"/>
+        </w:rPr>
+        <w:t xml:space="preserve"> _</w:t>
+      </w:r>
+      <w:proofErr w:type="spellStart"/>
+      <w:r>
+        <w:rPr>
+          <w:color w:val="000000"/>
+          <w:sz w:val="28"/>
+          <w:szCs w:val="28"/>
+        </w:rPr>
+        <w:t>client.PostAsync</w:t>
+      </w:r>
+      <w:proofErr w:type="spellEnd"/>
+      <w:r>
+        <w:rPr>
+          <w:color w:val="000000"/>
+          <w:sz w:val="28"/>
+          <w:szCs w:val="28"/>
+        </w:rPr>
+        <w:t>("</w:t>
+      </w:r>
+      <w:proofErr w:type="spellStart"/>
+      <w:r>
+        <w:rPr>
+          <w:color w:val="000000"/>
+          <w:sz w:val="28"/>
+          <w:szCs w:val="28"/>
+        </w:rPr>
+        <w:t>booking</w:t>
+      </w:r>
+      <w:proofErr w:type="spellEnd"/>
+      <w:r>
+        <w:rPr>
+          <w:color w:val="000000"/>
+          <w:sz w:val="28"/>
+          <w:szCs w:val="28"/>
+        </w:rPr>
+        <w:t xml:space="preserve">", </w:t>
+      </w:r>
+      <w:proofErr w:type="spellStart"/>
+      <w:r>
+        <w:rPr>
+          <w:color w:val="000000"/>
+          <w:sz w:val="28"/>
+          <w:szCs w:val="28"/>
+        </w:rPr>
+        <w:t>content</w:t>
+      </w:r>
+      <w:proofErr w:type="spellEnd"/>
+      <w:r>
+        <w:rPr>
+          <w:color w:val="000000"/>
+          <w:sz w:val="28"/>
+          <w:szCs w:val="28"/>
+        </w:rPr>
+        <w:t>);</w:t>
+      </w:r>
+      <w:r>
+        <w:rPr>
+          <w:color w:val="000000"/>
+          <w:sz w:val="28"/>
+          <w:szCs w:val="28"/>
+        </w:rPr>
+        <w:br/>
+      </w:r>
+      <w:r>
+        <w:rPr>
+          <w:color w:val="000000"/>
+          <w:sz w:val="28"/>
+          <w:szCs w:val="28"/>
+        </w:rPr>
+        <w:br/>
+        <w:t xml:space="preserve">        </w:t>
+      </w:r>
+      <w:proofErr w:type="spellStart"/>
+      <w:r>
+        <w:rPr>
+          <w:color w:val="000000"/>
+          <w:sz w:val="28"/>
+          <w:szCs w:val="28"/>
+        </w:rPr>
+        <w:t>Assert.Equal</w:t>
+      </w:r>
+      <w:proofErr w:type="spellEnd"/>
+      <w:r>
+        <w:rPr>
+          <w:color w:val="000000"/>
+          <w:sz w:val="28"/>
+          <w:szCs w:val="28"/>
+        </w:rPr>
+        <w:t>(</w:t>
+      </w:r>
+      <w:proofErr w:type="spellStart"/>
+      <w:r>
+        <w:rPr>
+          <w:color w:val="000000"/>
+          <w:sz w:val="28"/>
+          <w:szCs w:val="28"/>
+        </w:rPr>
+        <w:t>HttpStatusCode.OK</w:t>
+      </w:r>
+      <w:proofErr w:type="spellEnd"/>
+      <w:r>
+        <w:rPr>
+          <w:color w:val="000000"/>
+          <w:sz w:val="28"/>
+          <w:szCs w:val="28"/>
+        </w:rPr>
+        <w:t xml:space="preserve">, </w:t>
+      </w:r>
+      <w:proofErr w:type="spellStart"/>
+      <w:r>
+        <w:rPr>
+          <w:color w:val="000000"/>
+          <w:sz w:val="28"/>
+          <w:szCs w:val="28"/>
+        </w:rPr>
+        <w:t>response.StatusCode</w:t>
+      </w:r>
+      <w:proofErr w:type="spellEnd"/>
+      <w:r>
+        <w:rPr>
+          <w:color w:val="000000"/>
+          <w:sz w:val="28"/>
+          <w:szCs w:val="28"/>
+        </w:rPr>
+        <w:t>);</w:t>
+      </w:r>
+      <w:r>
+        <w:rPr>
+          <w:color w:val="000000"/>
+          <w:sz w:val="28"/>
+          <w:szCs w:val="28"/>
+        </w:rPr>
+        <w:br/>
+        <w:t xml:space="preserve">    }</w:t>
+      </w:r>
+    </w:p>
+    <w:p>
+      <w:pPr>
+        <w:pStyle w:val="a3"/>
+        <w:spacing w:before="0" w:beforeAutospacing="0" w:after="0" w:afterAutospacing="0"/>
+        <w:rPr>
+          <w:color w:val="000000"/>
+          <w:sz w:val="28"/>
+          <w:szCs w:val="28"/>
+        </w:rPr>
+      </w:pPr>
+      <w:r>
+        <w:rPr>
+          <w:color w:val="000000"/>
+          <w:sz w:val="28"/>
+          <w:szCs w:val="28"/>
+        </w:rPr>
+        <w:t>+ ще 4 тести:</w:t>
+      </w:r>
+    </w:p>
+    <w:p>
+      <w:pPr>
+        <w:pStyle w:val="a3"/>
+        <w:numPr>
+          <w:ilvl w:val="0"/>
+          <w:numId w:val="37"/>
+        </w:numPr>
+        <w:spacing w:before="0" w:beforeAutospacing="0" w:after="0" w:afterAutospacing="0"/>
+        <w:rPr>
+          <w:color w:val="000000"/>
+          <w:sz w:val="28"/>
+          <w:szCs w:val="28"/>
+        </w:rPr>
+      </w:pPr>
+      <w:r>
+        <w:rPr>
+          <w:color w:val="000000"/>
+          <w:sz w:val="28"/>
+          <w:szCs w:val="28"/>
+        </w:rPr>
+        <w:t xml:space="preserve">перевірка що є </w:t>
+      </w:r>
+      <w:proofErr w:type="spellStart"/>
+      <w:r>
+        <w:rPr>
+          <w:color w:val="000000"/>
+          <w:sz w:val="28"/>
+          <w:szCs w:val="28"/>
+        </w:rPr>
+        <w:t>bookingid</w:t>
+      </w:r>
+      <w:proofErr w:type="spellEnd"/>
+      <w:r>
+        <w:rPr>
+          <w:color w:val="000000"/>
+          <w:sz w:val="28"/>
+          <w:szCs w:val="28"/>
+        </w:rPr>
+        <w:t xml:space="preserve"> </w:t>
+      </w:r>
+    </w:p>
+    <w:p>
+      <w:pPr>
+        <w:pStyle w:val="a3"/>
+        <w:numPr>
+          <w:ilvl w:val="0"/>
+          <w:numId w:val="37"/>
+        </w:numPr>
+        <w:spacing w:before="0" w:beforeAutospacing="0" w:after="0" w:afterAutospacing="0"/>
+        <w:rPr>
+          <w:color w:val="000000"/>
+          <w:sz w:val="28"/>
+          <w:szCs w:val="28"/>
+        </w:rPr>
+      </w:pPr>
+      <w:r>
+        <w:rPr>
+          <w:color w:val="000000"/>
+          <w:sz w:val="28"/>
+          <w:szCs w:val="28"/>
+        </w:rPr>
+        <w:t xml:space="preserve">перевірка </w:t>
+      </w:r>
+      <w:proofErr w:type="spellStart"/>
+      <w:r>
+        <w:rPr>
+          <w:color w:val="000000"/>
+          <w:sz w:val="28"/>
+          <w:szCs w:val="28"/>
+        </w:rPr>
+        <w:t>content-type</w:t>
+      </w:r>
+      <w:proofErr w:type="spellEnd"/>
+      <w:r>
+        <w:rPr>
+          <w:color w:val="000000"/>
+          <w:sz w:val="28"/>
+          <w:szCs w:val="28"/>
+        </w:rPr>
+        <w:t xml:space="preserve"> </w:t>
+      </w:r>
+    </w:p>
+    <w:p>
+      <w:pPr>
+        <w:pStyle w:val="a3"/>
+        <w:numPr>
+          <w:ilvl w:val="0"/>
+          <w:numId w:val="37"/>
+        </w:numPr>
+        <w:spacing w:before="0" w:beforeAutospacing="0" w:after="0" w:afterAutospacing="0"/>
+        <w:rPr>
+          <w:color w:val="000000"/>
+          <w:sz w:val="28"/>
+          <w:szCs w:val="28"/>
+        </w:rPr>
+      </w:pPr>
+      <w:r>
+        <w:rPr>
+          <w:color w:val="000000"/>
+          <w:sz w:val="28"/>
+          <w:szCs w:val="28"/>
+        </w:rPr>
+        <w:t xml:space="preserve">перевірка відповіді не пуста </w:t>
+      </w:r>
+    </w:p>
+    <w:p>
+      <w:pPr>
+        <w:pStyle w:val="a3"/>
+        <w:numPr>
+          <w:ilvl w:val="0"/>
+          <w:numId w:val="37"/>
+        </w:numPr>
+        <w:spacing w:before="0" w:beforeAutospacing="0" w:after="0" w:afterAutospacing="0"/>
+        <w:rPr>
+          <w:color w:val="000000"/>
+          <w:sz w:val="28"/>
+          <w:szCs w:val="28"/>
+        </w:rPr>
+      </w:pPr>
+      <w:r>
+        <w:rPr>
+          <w:color w:val="000000"/>
+          <w:sz w:val="28"/>
+          <w:szCs w:val="28"/>
+        </w:rPr>
+        <w:t>перевірка значень (</w:t>
+      </w:r>
+      <w:proofErr w:type="spellStart"/>
+      <w:r>
+        <w:rPr>
+          <w:color w:val="000000"/>
+          <w:sz w:val="28"/>
+          <w:szCs w:val="28"/>
+        </w:rPr>
+        <w:t>firstname</w:t>
+      </w:r>
+      <w:proofErr w:type="spellEnd"/>
+      <w:r>
+        <w:rPr>
+          <w:color w:val="000000"/>
+          <w:sz w:val="28"/>
+          <w:szCs w:val="28"/>
+        </w:rPr>
+        <w:t xml:space="preserve"> == </w:t>
+      </w:r>
+      <w:proofErr w:type="spellStart"/>
+      <w:r>
+        <w:rPr>
+          <w:color w:val="000000"/>
+          <w:sz w:val="28"/>
+          <w:szCs w:val="28"/>
+        </w:rPr>
+        <w:t>Test</w:t>
+      </w:r>
+      <w:proofErr w:type="spellEnd"/>
+      <w:r>
+        <w:rPr>
+          <w:color w:val="000000"/>
+          <w:sz w:val="28"/>
+          <w:szCs w:val="28"/>
+        </w:rPr>
+        <w:t xml:space="preserve">) </w:t>
+      </w:r>
+    </w:p>
+    <w:p>
+      <w:pPr>
+        <w:pStyle w:val="a3"/>
+        <w:rPr>
+          <w:color w:val="000000"/>
+          <w:sz w:val="28"/>
+          <w:szCs w:val="28"/>
+        </w:rPr>
+      </w:pPr>
+    </w:p>
+    <w:p>
+      <w:pPr>
+        <w:pStyle w:val="a3"/>
+        <w:spacing w:before="0" w:beforeAutospacing="0" w:after="0" w:afterAutospacing="0"/>
+        <w:rPr>
+          <w:b/>
+          <w:bCs/>
+          <w:color w:val="000000"/>
+          <w:sz w:val="28"/>
+          <w:szCs w:val="28"/>
+        </w:rPr>
+      </w:pPr>
+      <w:r>
+        <w:rPr>
+          <w:b/>
+          <w:bCs/>
+          <w:color w:val="000000"/>
+          <w:sz w:val="28"/>
+          <w:szCs w:val="28"/>
+        </w:rPr>
+        <w:t>4. PUT (оновлення)</w:t>
+      </w:r>
+    </w:p>
+    <w:p>
+      <w:pPr>
+        <w:pStyle w:val="a3"/>
+        <w:spacing w:before="0" w:beforeAutospacing="0" w:after="0" w:afterAutospacing="0"/>
+        <w:rPr>
+          <w:color w:val="000000"/>
+          <w:sz w:val="28"/>
+          <w:szCs w:val="28"/>
+        </w:rPr>
+      </w:pPr>
+      <w:r>
+        <w:rPr>
+          <w:color w:val="000000"/>
+          <w:sz w:val="28"/>
+          <w:szCs w:val="28"/>
+        </w:rPr>
+        <w:t xml:space="preserve">Потрібен токен → API дозволяє </w:t>
+      </w:r>
+      <w:proofErr w:type="spellStart"/>
+      <w:r>
+        <w:rPr>
+          <w:color w:val="000000"/>
+          <w:sz w:val="28"/>
+          <w:szCs w:val="28"/>
+        </w:rPr>
+        <w:t>basic</w:t>
+      </w:r>
+      <w:proofErr w:type="spellEnd"/>
+      <w:r>
+        <w:rPr>
+          <w:color w:val="000000"/>
+          <w:sz w:val="28"/>
+          <w:szCs w:val="28"/>
+        </w:rPr>
+        <w:t xml:space="preserve"> </w:t>
+      </w:r>
+      <w:proofErr w:type="spellStart"/>
+      <w:r>
+        <w:rPr>
+          <w:color w:val="000000"/>
+          <w:sz w:val="28"/>
+          <w:szCs w:val="28"/>
+        </w:rPr>
+        <w:t>auth</w:t>
+      </w:r>
+      <w:proofErr w:type="spellEnd"/>
+    </w:p>
+    <w:p>
+      <w:pPr>
+        <w:pStyle w:val="a3"/>
+        <w:rPr>
+          <w:color w:val="000000"/>
+          <w:sz w:val="28"/>
+          <w:szCs w:val="28"/>
+        </w:rPr>
+      </w:pPr>
+      <w:r>
+        <w:rPr>
+          <w:color w:val="000000"/>
+          <w:sz w:val="28"/>
+          <w:szCs w:val="28"/>
+        </w:rPr>
+        <w:t>_</w:t>
+      </w:r>
+      <w:proofErr w:type="spellStart"/>
+      <w:r>
+        <w:rPr>
+          <w:color w:val="000000"/>
+          <w:sz w:val="28"/>
+          <w:szCs w:val="28"/>
+        </w:rPr>
+        <w:t>client.DefaultRequestHeaders.Add</w:t>
+      </w:r>
+      <w:proofErr w:type="spellEnd"/>
+      <w:r>
+        <w:rPr>
+          <w:color w:val="000000"/>
+          <w:sz w:val="28"/>
+          <w:szCs w:val="28"/>
+        </w:rPr>
+        <w:t>("</w:t>
+      </w:r>
+      <w:proofErr w:type="spellStart"/>
+      <w:r>
+        <w:rPr>
+          <w:color w:val="000000"/>
+          <w:sz w:val="28"/>
+          <w:szCs w:val="28"/>
+        </w:rPr>
+        <w:t>Cookie</w:t>
+      </w:r>
+      <w:proofErr w:type="spellEnd"/>
+      <w:r>
+        <w:rPr>
+          <w:color w:val="000000"/>
+          <w:sz w:val="28"/>
+          <w:szCs w:val="28"/>
+        </w:rPr>
+        <w:t>", "</w:t>
+      </w:r>
+      <w:proofErr w:type="spellStart"/>
+      <w:r>
+        <w:rPr>
+          <w:color w:val="000000"/>
+          <w:sz w:val="28"/>
+          <w:szCs w:val="28"/>
+        </w:rPr>
+        <w:t>token</w:t>
+      </w:r>
+      <w:proofErr w:type="spellEnd"/>
+      <w:r>
+        <w:rPr>
+          <w:color w:val="000000"/>
+          <w:sz w:val="28"/>
+          <w:szCs w:val="28"/>
+        </w:rPr>
+        <w:t>=abc123");</w:t>
+      </w:r>
+    </w:p>
+    <w:p>
+      <w:pPr>
+        <w:pStyle w:val="a3"/>
+        <w:spacing w:before="0" w:beforeAutospacing="0" w:after="0" w:afterAutospacing="0"/>
+        <w:rPr>
+          <w:color w:val="000000"/>
+          <w:sz w:val="28"/>
+          <w:szCs w:val="28"/>
+        </w:rPr>
+      </w:pPr>
+      <w:r>
+        <w:rPr>
+          <w:color w:val="000000"/>
+          <w:sz w:val="28"/>
+          <w:szCs w:val="28"/>
+        </w:rPr>
+        <w:t xml:space="preserve">(або можна пропустити і </w:t>
+      </w:r>
+      <w:proofErr w:type="spellStart"/>
+      <w:r>
+        <w:rPr>
+          <w:color w:val="000000"/>
+          <w:sz w:val="28"/>
+          <w:szCs w:val="28"/>
+        </w:rPr>
+        <w:t>протестити</w:t>
+      </w:r>
+      <w:proofErr w:type="spellEnd"/>
+      <w:r>
+        <w:rPr>
+          <w:color w:val="000000"/>
+          <w:sz w:val="28"/>
+          <w:szCs w:val="28"/>
+        </w:rPr>
+        <w:t xml:space="preserve"> 403 </w:t>
+      </w:r>
+      <w:r>
+        <w:rPr>
+          <w:rFonts w:ascii="Segoe UI Emoji" w:hAnsi="Segoe UI Emoji" w:cs="Segoe UI Emoji"/>
+          <w:color w:val="000000"/>
+          <w:sz w:val="28"/>
+          <w:szCs w:val="28"/>
+        </w:rPr>
+        <w:t>😄</w:t>
+      </w:r>
+      <w:r>
+        <w:rPr>
+          <w:color w:val="000000"/>
+          <w:sz w:val="28"/>
+          <w:szCs w:val="28"/>
+        </w:rPr>
+        <w:t>)</w:t>
+      </w:r>
+    </w:p>
+    <w:p>
+      <w:pPr>
+        <w:pStyle w:val="a3"/>
+        <w:rPr>
+          <w:color w:val="000000"/>
+          <w:sz w:val="28"/>
+          <w:szCs w:val="28"/>
+        </w:rPr>
+      </w:pPr>
+      <w:r>
+        <w:rPr>
+          <w:color w:val="000000"/>
+          <w:sz w:val="28"/>
+          <w:szCs w:val="28"/>
+        </w:rPr>
+        <w:t xml:space="preserve">    [</w:t>
+      </w:r>
+      <w:proofErr w:type="spellStart"/>
+      <w:r>
+        <w:rPr>
+          <w:color w:val="000000"/>
+          <w:sz w:val="28"/>
+          <w:szCs w:val="28"/>
+        </w:rPr>
+        <w:t>Fact</w:t>
+      </w:r>
+      <w:proofErr w:type="spellEnd"/>
+      <w:r>
+        <w:rPr>
+          <w:color w:val="000000"/>
+          <w:sz w:val="28"/>
+          <w:szCs w:val="28"/>
+        </w:rPr>
+        <w:t>]</w:t>
+      </w:r>
+      <w:r>
+        <w:rPr>
+          <w:color w:val="000000"/>
+          <w:sz w:val="28"/>
+          <w:szCs w:val="28"/>
+        </w:rPr>
+        <w:br/>
+        <w:t xml:space="preserve">    </w:t>
+      </w:r>
+      <w:proofErr w:type="spellStart"/>
+      <w:r>
+        <w:rPr>
+          <w:color w:val="000000"/>
+          <w:sz w:val="28"/>
+          <w:szCs w:val="28"/>
+        </w:rPr>
+        <w:t>public</w:t>
+      </w:r>
+      <w:proofErr w:type="spellEnd"/>
+      <w:r>
+        <w:rPr>
+          <w:color w:val="000000"/>
+          <w:sz w:val="28"/>
+          <w:szCs w:val="28"/>
+        </w:rPr>
+        <w:t xml:space="preserve"> </w:t>
+      </w:r>
+      <w:proofErr w:type="spellStart"/>
+      <w:r>
+        <w:rPr>
+          <w:color w:val="000000"/>
+          <w:sz w:val="28"/>
+          <w:szCs w:val="28"/>
+        </w:rPr>
+        <w:t>async</w:t>
+      </w:r>
+      <w:proofErr w:type="spellEnd"/>
+      <w:r>
+        <w:rPr>
+          <w:color w:val="000000"/>
+          <w:sz w:val="28"/>
+          <w:szCs w:val="28"/>
+        </w:rPr>
+        <w:t xml:space="preserve"> </w:t>
+      </w:r>
+      <w:proofErr w:type="spellStart"/>
+      <w:r>
+        <w:rPr>
+          <w:color w:val="000000"/>
+          <w:sz w:val="28"/>
+          <w:szCs w:val="28"/>
+        </w:rPr>
+        <w:t>Task</w:t>
+      </w:r>
+      <w:proofErr w:type="spellEnd"/>
+      <w:r>
+        <w:rPr>
+          <w:color w:val="000000"/>
+          <w:sz w:val="28"/>
+          <w:szCs w:val="28"/>
+        </w:rPr>
+        <w:t xml:space="preserve"> </w:t>
+      </w:r>
+      <w:proofErr w:type="spellStart"/>
+      <w:r>
+        <w:rPr>
+          <w:color w:val="000000"/>
+          <w:sz w:val="28"/>
+          <w:szCs w:val="28"/>
+        </w:rPr>
+        <w:t>UpdateBooking_WithoutAuth_ShouldFail</w:t>
+      </w:r>
+      <w:proofErr w:type="spellEnd"/>
+      <w:r>
+        <w:rPr>
+          <w:color w:val="000000"/>
+          <w:sz w:val="28"/>
+          <w:szCs w:val="28"/>
+        </w:rPr>
+        <w:t>()</w:t>
+      </w:r>
+      <w:r>
+        <w:rPr>
+          <w:color w:val="000000"/>
+          <w:sz w:val="28"/>
+          <w:szCs w:val="28"/>
+        </w:rPr>
+        <w:br/>
+        <w:t xml:space="preserve">    {</w:t>
+      </w:r>
+      <w:r>
+        <w:rPr>
+          <w:color w:val="000000"/>
+          <w:sz w:val="28"/>
+          <w:szCs w:val="28"/>
+        </w:rPr>
+        <w:br/>
+        <w:t xml:space="preserve">        </w:t>
+      </w:r>
+      <w:proofErr w:type="spellStart"/>
+      <w:r>
+        <w:rPr>
+          <w:color w:val="000000"/>
+          <w:sz w:val="28"/>
+          <w:szCs w:val="28"/>
+        </w:rPr>
+        <w:t>var</w:t>
+      </w:r>
+      <w:proofErr w:type="spellEnd"/>
+      <w:r>
+        <w:rPr>
+          <w:color w:val="000000"/>
+          <w:sz w:val="28"/>
+          <w:szCs w:val="28"/>
+        </w:rPr>
+        <w:t xml:space="preserve"> </w:t>
+      </w:r>
+      <w:proofErr w:type="spellStart"/>
+      <w:r>
+        <w:rPr>
+          <w:color w:val="000000"/>
+          <w:sz w:val="28"/>
+          <w:szCs w:val="28"/>
+        </w:rPr>
+        <w:t>response</w:t>
+      </w:r>
+      <w:proofErr w:type="spellEnd"/>
+      <w:r>
+        <w:rPr>
+          <w:color w:val="000000"/>
+          <w:sz w:val="28"/>
+          <w:szCs w:val="28"/>
+        </w:rPr>
+        <w:t xml:space="preserve"> = </w:t>
+      </w:r>
+      <w:proofErr w:type="spellStart"/>
+      <w:r>
+        <w:rPr>
+          <w:color w:val="000000"/>
+          <w:sz w:val="28"/>
+          <w:szCs w:val="28"/>
+        </w:rPr>
+        <w:t>await</w:t>
+      </w:r>
+      <w:proofErr w:type="spellEnd"/>
+      <w:r>
+        <w:rPr>
+          <w:color w:val="000000"/>
+          <w:sz w:val="28"/>
+          <w:szCs w:val="28"/>
+        </w:rPr>
+        <w:t xml:space="preserve"> _</w:t>
+      </w:r>
+      <w:proofErr w:type="spellStart"/>
+      <w:r>
+        <w:rPr>
+          <w:color w:val="000000"/>
+          <w:sz w:val="28"/>
+          <w:szCs w:val="28"/>
+        </w:rPr>
+        <w:t>client.PutAsync</w:t>
+      </w:r>
+      <w:proofErr w:type="spellEnd"/>
+      <w:r>
+        <w:rPr>
+          <w:color w:val="000000"/>
+          <w:sz w:val="28"/>
+          <w:szCs w:val="28"/>
+        </w:rPr>
+        <w:t>("</w:t>
+      </w:r>
+      <w:proofErr w:type="spellStart"/>
+      <w:r>
+        <w:rPr>
+          <w:color w:val="000000"/>
+          <w:sz w:val="28"/>
+          <w:szCs w:val="28"/>
+        </w:rPr>
+        <w:t>booking</w:t>
+      </w:r>
+      <w:proofErr w:type="spellEnd"/>
+      <w:r>
+        <w:rPr>
+          <w:color w:val="000000"/>
+          <w:sz w:val="28"/>
+          <w:szCs w:val="28"/>
+        </w:rPr>
+        <w:t xml:space="preserve">/1", </w:t>
+      </w:r>
+      <w:proofErr w:type="spellStart"/>
+      <w:r>
+        <w:rPr>
+          <w:color w:val="000000"/>
+          <w:sz w:val="28"/>
+          <w:szCs w:val="28"/>
+        </w:rPr>
+        <w:t>null</w:t>
+      </w:r>
+      <w:proofErr w:type="spellEnd"/>
+      <w:r>
+        <w:rPr>
+          <w:color w:val="000000"/>
+          <w:sz w:val="28"/>
+          <w:szCs w:val="28"/>
+        </w:rPr>
+        <w:t>);</w:t>
+      </w:r>
+      <w:r>
+        <w:rPr>
+          <w:color w:val="000000"/>
+          <w:sz w:val="28"/>
+          <w:szCs w:val="28"/>
+        </w:rPr>
+        <w:br/>
+        <w:t xml:space="preserve">        </w:t>
+      </w:r>
+      <w:proofErr w:type="spellStart"/>
+      <w:r>
+        <w:rPr>
+          <w:color w:val="000000"/>
+          <w:sz w:val="28"/>
+          <w:szCs w:val="28"/>
+        </w:rPr>
+        <w:t>Assert.True</w:t>
+      </w:r>
+      <w:proofErr w:type="spellEnd"/>
+      <w:r>
+        <w:rPr>
+          <w:color w:val="000000"/>
+          <w:sz w:val="28"/>
+          <w:szCs w:val="28"/>
+        </w:rPr>
+        <w:t>(</w:t>
+      </w:r>
+      <w:proofErr w:type="spellStart"/>
+      <w:r>
+        <w:rPr>
+          <w:color w:val="000000"/>
+          <w:sz w:val="28"/>
+          <w:szCs w:val="28"/>
+        </w:rPr>
+        <w:t>response.StatusCode</w:t>
+      </w:r>
+      <w:proofErr w:type="spellEnd"/>
+      <w:r>
+        <w:rPr>
+          <w:color w:val="000000"/>
+          <w:sz w:val="28"/>
+          <w:szCs w:val="28"/>
+        </w:rPr>
+        <w:t xml:space="preserve"> == </w:t>
+      </w:r>
+      <w:proofErr w:type="spellStart"/>
+      <w:r>
+        <w:rPr>
+          <w:color w:val="000000"/>
+          <w:sz w:val="28"/>
+          <w:szCs w:val="28"/>
+        </w:rPr>
+        <w:t>HttpStatusCode.Forbidden</w:t>
+      </w:r>
+      <w:proofErr w:type="spellEnd"/>
+      <w:r>
+        <w:rPr>
+          <w:color w:val="000000"/>
+          <w:sz w:val="28"/>
+          <w:szCs w:val="28"/>
+        </w:rPr>
+        <w:t xml:space="preserve"> ||</w:t>
+      </w:r>
+      <w:r>
+        <w:rPr>
+          <w:color w:val="000000"/>
+          <w:sz w:val="28"/>
+          <w:szCs w:val="28"/>
+        </w:rPr>
+        <w:br/>
+        <w:t xml:space="preserve">                    </w:t>
+      </w:r>
+      <w:proofErr w:type="spellStart"/>
+      <w:r>
+        <w:rPr>
+          <w:color w:val="000000"/>
+          <w:sz w:val="28"/>
+          <w:szCs w:val="28"/>
+        </w:rPr>
+        <w:t>response.StatusCode</w:t>
+      </w:r>
+      <w:proofErr w:type="spellEnd"/>
+      <w:r>
+        <w:rPr>
+          <w:color w:val="000000"/>
+          <w:sz w:val="28"/>
+          <w:szCs w:val="28"/>
+        </w:rPr>
+        <w:t xml:space="preserve"> == </w:t>
+      </w:r>
+      <w:proofErr w:type="spellStart"/>
+      <w:r>
+        <w:rPr>
+          <w:color w:val="000000"/>
+          <w:sz w:val="28"/>
+          <w:szCs w:val="28"/>
+        </w:rPr>
+        <w:t>HttpStatusCode.MethodNotAllowed</w:t>
+      </w:r>
+      <w:proofErr w:type="spellEnd"/>
+      <w:r>
+        <w:rPr>
+          <w:color w:val="000000"/>
+          <w:sz w:val="28"/>
+          <w:szCs w:val="28"/>
+        </w:rPr>
+        <w:t>);</w:t>
+      </w:r>
+      <w:r>
+        <w:rPr>
+          <w:color w:val="000000"/>
+          <w:sz w:val="28"/>
+          <w:szCs w:val="28"/>
+        </w:rPr>
+        <w:br/>
+        <w:t xml:space="preserve">    }</w:t>
+      </w:r>
+    </w:p>
+    <w:p>
+      <w:pPr>
+        <w:pStyle w:val="a3"/>
+        <w:spacing w:before="0" w:beforeAutospacing="0" w:after="0" w:afterAutospacing="0"/>
+        <w:rPr>
+          <w:color w:val="000000"/>
+          <w:sz w:val="28"/>
+          <w:szCs w:val="28"/>
+        </w:rPr>
+      </w:pPr>
+      <w:r>
+        <w:rPr>
+          <w:color w:val="000000"/>
+          <w:sz w:val="28"/>
+          <w:szCs w:val="28"/>
+        </w:rPr>
+        <w:t>ще 4 аналогічні</w:t>
+      </w:r>
+    </w:p>
+    <w:p>
+      <w:pPr>
+        <w:pStyle w:val="a3"/>
+        <w:rPr>
+          <w:color w:val="000000"/>
+          <w:sz w:val="28"/>
+          <w:szCs w:val="28"/>
+        </w:rPr>
+      </w:pPr>
+    </w:p>
+    <w:p>
+      <w:pPr>
+        <w:pStyle w:val="a3"/>
+        <w:spacing w:before="0" w:beforeAutospacing="0" w:after="0" w:afterAutospacing="0"/>
+        <w:rPr>
+          <w:b/>
+          <w:bCs/>
+          <w:color w:val="000000"/>
+          <w:sz w:val="28"/>
+          <w:szCs w:val="28"/>
+        </w:rPr>
+      </w:pPr>
+      <w:r>
+        <w:rPr>
+          <w:b/>
+          <w:bCs/>
+          <w:color w:val="000000"/>
+          <w:sz w:val="28"/>
+          <w:szCs w:val="28"/>
+        </w:rPr>
+        <w:t>5. DELETE</w:t>
+      </w:r>
+    </w:p>
+    <w:p>
+      <w:pPr>
+        <w:pStyle w:val="a3"/>
+        <w:rPr>
+          <w:color w:val="000000"/>
+          <w:sz w:val="28"/>
+          <w:szCs w:val="28"/>
+        </w:rPr>
+      </w:pPr>
+      <w:r>
+        <w:rPr>
+          <w:color w:val="000000"/>
+          <w:sz w:val="28"/>
+          <w:szCs w:val="28"/>
+        </w:rPr>
+        <w:t xml:space="preserve">    [</w:t>
+      </w:r>
+      <w:proofErr w:type="spellStart"/>
+      <w:r>
+        <w:rPr>
+          <w:color w:val="000000"/>
+          <w:sz w:val="28"/>
+          <w:szCs w:val="28"/>
+        </w:rPr>
+        <w:t>Fact</w:t>
+      </w:r>
+      <w:proofErr w:type="spellEnd"/>
+      <w:r>
+        <w:rPr>
+          <w:color w:val="000000"/>
+          <w:sz w:val="28"/>
+          <w:szCs w:val="28"/>
+        </w:rPr>
+        <w:t>]</w:t>
+      </w:r>
+      <w:r>
+        <w:rPr>
+          <w:color w:val="000000"/>
+          <w:sz w:val="28"/>
+          <w:szCs w:val="28"/>
+        </w:rPr>
+        <w:br/>
+        <w:t xml:space="preserve">    </w:t>
+      </w:r>
+      <w:proofErr w:type="spellStart"/>
+      <w:r>
+        <w:rPr>
+          <w:color w:val="000000"/>
+          <w:sz w:val="28"/>
+          <w:szCs w:val="28"/>
+        </w:rPr>
+        <w:t>public</w:t>
+      </w:r>
+      <w:proofErr w:type="spellEnd"/>
+      <w:r>
+        <w:rPr>
+          <w:color w:val="000000"/>
+          <w:sz w:val="28"/>
+          <w:szCs w:val="28"/>
+        </w:rPr>
+        <w:t xml:space="preserve"> </w:t>
+      </w:r>
+      <w:proofErr w:type="spellStart"/>
+      <w:r>
+        <w:rPr>
+          <w:color w:val="000000"/>
+          <w:sz w:val="28"/>
+          <w:szCs w:val="28"/>
+        </w:rPr>
+        <w:t>async</w:t>
+      </w:r>
+      <w:proofErr w:type="spellEnd"/>
+      <w:r>
+        <w:rPr>
+          <w:color w:val="000000"/>
+          <w:sz w:val="28"/>
+          <w:szCs w:val="28"/>
+        </w:rPr>
+        <w:t xml:space="preserve"> </w:t>
+      </w:r>
+      <w:proofErr w:type="spellStart"/>
+      <w:r>
+        <w:rPr>
+          <w:color w:val="000000"/>
+          <w:sz w:val="28"/>
+          <w:szCs w:val="28"/>
+        </w:rPr>
+        <w:t>Task</w:t>
+      </w:r>
+      <w:proofErr w:type="spellEnd"/>
+      <w:r>
+        <w:rPr>
+          <w:color w:val="000000"/>
+          <w:sz w:val="28"/>
+          <w:szCs w:val="28"/>
+        </w:rPr>
+        <w:t xml:space="preserve"> </w:t>
+      </w:r>
+      <w:proofErr w:type="spellStart"/>
+      <w:r>
+        <w:rPr>
+          <w:color w:val="000000"/>
+          <w:sz w:val="28"/>
+          <w:szCs w:val="28"/>
+        </w:rPr>
+        <w:t>DeleteBooking_WithoutAuth_ShouldFail</w:t>
+      </w:r>
+      <w:proofErr w:type="spellEnd"/>
+      <w:r>
+        <w:rPr>
+          <w:color w:val="000000"/>
+          <w:sz w:val="28"/>
+          <w:szCs w:val="28"/>
+        </w:rPr>
+        <w:t>()</w:t>
+      </w:r>
+      <w:r>
+        <w:rPr>
+          <w:color w:val="000000"/>
+          <w:sz w:val="28"/>
+          <w:szCs w:val="28"/>
+        </w:rPr>
+        <w:br/>
+        <w:t xml:space="preserve">    {</w:t>
+      </w:r>
+      <w:r>
+        <w:rPr>
+          <w:color w:val="000000"/>
+          <w:sz w:val="28"/>
+          <w:szCs w:val="28"/>
+        </w:rPr>
+        <w:br/>
+        <w:t xml:space="preserve">        </w:t>
+      </w:r>
+      <w:proofErr w:type="spellStart"/>
+      <w:r>
+        <w:rPr>
+          <w:color w:val="000000"/>
+          <w:sz w:val="28"/>
+          <w:szCs w:val="28"/>
+        </w:rPr>
+        <w:t>var</w:t>
+      </w:r>
+      <w:proofErr w:type="spellEnd"/>
+      <w:r>
+        <w:rPr>
+          <w:color w:val="000000"/>
+          <w:sz w:val="28"/>
+          <w:szCs w:val="28"/>
+        </w:rPr>
+        <w:t xml:space="preserve"> </w:t>
+      </w:r>
+      <w:proofErr w:type="spellStart"/>
+      <w:r>
+        <w:rPr>
+          <w:color w:val="000000"/>
+          <w:sz w:val="28"/>
+          <w:szCs w:val="28"/>
+        </w:rPr>
+        <w:t>response</w:t>
+      </w:r>
+      <w:proofErr w:type="spellEnd"/>
+      <w:r>
+        <w:rPr>
+          <w:color w:val="000000"/>
+          <w:sz w:val="28"/>
+          <w:szCs w:val="28"/>
+        </w:rPr>
+        <w:t xml:space="preserve"> = </w:t>
+      </w:r>
+      <w:proofErr w:type="spellStart"/>
+      <w:r>
+        <w:rPr>
+          <w:color w:val="000000"/>
+          <w:sz w:val="28"/>
+          <w:szCs w:val="28"/>
+        </w:rPr>
+        <w:t>await</w:t>
+      </w:r>
+      <w:proofErr w:type="spellEnd"/>
+      <w:r>
+        <w:rPr>
+          <w:color w:val="000000"/>
+          <w:sz w:val="28"/>
+          <w:szCs w:val="28"/>
+        </w:rPr>
+        <w:t xml:space="preserve"> _</w:t>
+      </w:r>
+      <w:proofErr w:type="spellStart"/>
+      <w:r>
+        <w:rPr>
+          <w:color w:val="000000"/>
+          <w:sz w:val="28"/>
+          <w:szCs w:val="28"/>
+        </w:rPr>
+        <w:t>client.DeleteAsync</w:t>
+      </w:r>
+      <w:proofErr w:type="spellEnd"/>
+      <w:r>
+        <w:rPr>
+          <w:color w:val="000000"/>
+          <w:sz w:val="28"/>
+          <w:szCs w:val="28"/>
+        </w:rPr>
+        <w:t>("</w:t>
+      </w:r>
+      <w:proofErr w:type="spellStart"/>
+      <w:r>
+        <w:rPr>
+          <w:color w:val="000000"/>
+          <w:sz w:val="28"/>
+          <w:szCs w:val="28"/>
+        </w:rPr>
+        <w:t>booking</w:t>
+      </w:r>
+      <w:proofErr w:type="spellEnd"/>
+      <w:r>
+        <w:rPr>
+          <w:color w:val="000000"/>
+          <w:sz w:val="28"/>
+          <w:szCs w:val="28"/>
+        </w:rPr>
+        <w:t>/1");</w:t>
+      </w:r>
+      <w:r>
+        <w:rPr>
+          <w:color w:val="000000"/>
+          <w:sz w:val="28"/>
+          <w:szCs w:val="28"/>
+        </w:rPr>
+        <w:br/>
+      </w:r>
+      <w:r>
+        <w:rPr>
+          <w:color w:val="000000"/>
+          <w:sz w:val="28"/>
+          <w:szCs w:val="28"/>
+        </w:rPr>
+        <w:br/>
+        <w:t xml:space="preserve">        </w:t>
+      </w:r>
+      <w:proofErr w:type="spellStart"/>
+      <w:r>
+        <w:rPr>
+          <w:color w:val="000000"/>
+          <w:sz w:val="28"/>
+          <w:szCs w:val="28"/>
+        </w:rPr>
+        <w:t>Assert.True</w:t>
+      </w:r>
+      <w:proofErr w:type="spellEnd"/>
+      <w:r>
+        <w:rPr>
+          <w:color w:val="000000"/>
+          <w:sz w:val="28"/>
+          <w:szCs w:val="28"/>
+        </w:rPr>
+        <w:t>(</w:t>
+      </w:r>
+      <w:proofErr w:type="spellStart"/>
+      <w:r>
+        <w:rPr>
+          <w:color w:val="000000"/>
+          <w:sz w:val="28"/>
+          <w:szCs w:val="28"/>
+        </w:rPr>
+        <w:t>response.StatusCode</w:t>
+      </w:r>
+      <w:proofErr w:type="spellEnd"/>
+      <w:r>
+        <w:rPr>
+          <w:color w:val="000000"/>
+          <w:sz w:val="28"/>
+          <w:szCs w:val="28"/>
+        </w:rPr>
+        <w:t xml:space="preserve"> == </w:t>
+      </w:r>
+      <w:proofErr w:type="spellStart"/>
+      <w:r>
+        <w:rPr>
+          <w:color w:val="000000"/>
+          <w:sz w:val="28"/>
+          <w:szCs w:val="28"/>
+        </w:rPr>
+        <w:t>HttpStatusCode.Forbidden</w:t>
+      </w:r>
+      <w:proofErr w:type="spellEnd"/>
+      <w:r>
+        <w:rPr>
+          <w:color w:val="000000"/>
+          <w:sz w:val="28"/>
+          <w:szCs w:val="28"/>
+        </w:rPr>
+        <w:t xml:space="preserve"> ||</w:t>
+      </w:r>
+      <w:r>
+        <w:rPr>
+          <w:color w:val="000000"/>
+          <w:sz w:val="28"/>
+          <w:szCs w:val="28"/>
+        </w:rPr>
+        <w:br/>
+        <w:t xml:space="preserve">                    </w:t>
+      </w:r>
+      <w:proofErr w:type="spellStart"/>
+      <w:r>
+        <w:rPr>
+          <w:color w:val="000000"/>
+          <w:sz w:val="28"/>
+          <w:szCs w:val="28"/>
+        </w:rPr>
+        <w:t>response.StatusCode</w:t>
+      </w:r>
+      <w:proofErr w:type="spellEnd"/>
+      <w:r>
+        <w:rPr>
+          <w:color w:val="000000"/>
+          <w:sz w:val="28"/>
+          <w:szCs w:val="28"/>
+        </w:rPr>
+        <w:t xml:space="preserve"> == </w:t>
+      </w:r>
+      <w:proofErr w:type="spellStart"/>
+      <w:r>
+        <w:rPr>
+          <w:color w:val="000000"/>
+          <w:sz w:val="28"/>
+          <w:szCs w:val="28"/>
+        </w:rPr>
+        <w:t>HttpStatusCode.MethodNotAllowed</w:t>
+      </w:r>
+      <w:proofErr w:type="spellEnd"/>
+      <w:r>
+        <w:rPr>
+          <w:color w:val="000000"/>
+          <w:sz w:val="28"/>
+          <w:szCs w:val="28"/>
+        </w:rPr>
+        <w:t>);</w:t>
+      </w:r>
+      <w:r>
+        <w:rPr>
+          <w:color w:val="000000"/>
+          <w:sz w:val="28"/>
+          <w:szCs w:val="28"/>
+        </w:rPr>
+        <w:br/>
+        <w:t xml:space="preserve">    }</w:t>
+      </w:r>
+    </w:p>
+    <w:p>
+      <w:pPr>
+        <w:pStyle w:val="a3"/>
+        <w:spacing w:before="0" w:beforeAutospacing="0" w:after="0" w:afterAutospacing="0"/>
+        <w:rPr>
+          <w:color w:val="000000"/>
+          <w:sz w:val="28"/>
+          <w:szCs w:val="28"/>
+        </w:rPr>
+      </w:pPr>
+    </w:p>
+    <w:p>
+      <w:pPr>
+        <w:pStyle w:val="a3"/>
+        <w:spacing w:before="0" w:beforeAutospacing="0" w:after="0" w:afterAutospacing="0"/>
+        <w:rPr>
+          <w:color w:val="000000"/>
+          <w:sz w:val="28"/>
+          <w:szCs w:val="28"/>
+        </w:rPr>
+      </w:pPr>
+      <w:r>
+        <w:rPr>
+          <w:color w:val="000000"/>
+          <w:sz w:val="28"/>
+          <w:szCs w:val="28"/>
+        </w:rPr>
+        <w:lastRenderedPageBreak/>
+        <w:t>Результат:</w:t>
+      </w:r>
+    </w:p>
+    <w:p>
+      <w:pPr>
+        <w:pStyle w:val="a3"/>
+        <w:spacing w:before="0" w:beforeAutospacing="0" w:after="0" w:afterAutospacing="0"/>
+        <w:rPr>
           <w:color w:val="000000"/>
           <w:sz w:val="28"/>
           <w:szCs w:val="28"/>
@@ -958,10 +7434,10 @@
           <w:szCs w:val="28"/>
         </w:rPr>
         <w:drawing>
-          <wp:inline distT="0" distB="0" distL="0" distR="0" wp14:anchorId="73D56E0B" wp14:editId="732D0291">
-            <wp:extent cx="5940425" cy="5422265"/>
-            <wp:effectExtent l="0" t="0" r="3175" b="6985"/>
-            <wp:docPr id="743487843" name="Рисунок 1"/>
+          <wp:inline distT="0" distB="0" distL="0" distR="0" wp14:anchorId="4C75C8C3" wp14:editId="59B76D54">
+            <wp:extent cx="5940425" cy="3280410"/>
+            <wp:effectExtent l="0" t="0" r="3175" b="0"/>
+            <wp:docPr id="101987524" name="Рисунок 1"/>
             <wp:cNvGraphicFramePr>
               <a:graphicFrameLocks xmlns:a="http://schemas.openxmlformats.org/drawingml/2006/main" noChangeAspect="1"/>
             </wp:cNvGraphicFramePr>
@@ -969,7 +7445,7 @@
               <a:graphicData uri="http://schemas.openxmlformats.org/drawingml/2006/picture">
                 <pic:pic xmlns:pic="http://schemas.openxmlformats.org/drawingml/2006/picture">
                   <pic:nvPicPr>
-                    <pic:cNvPr id="743487843" name=""/>
+                    <pic:cNvPr id="101987524" name=""/>
                     <pic:cNvPicPr/>
                   </pic:nvPicPr>
                   <pic:blipFill>
@@ -981,7 +7457,7 @@
                   <pic:spPr>
                     <a:xfrm>
                       <a:off x="0" y="0"/>
-                      <a:ext cx="5940425" cy="5422265"/>
+                      <a:ext cx="5940425" cy="3280410"/>
                     </a:xfrm>
                     <a:prstGeom prst="rect">
                       <a:avLst/>
@@ -1010,42 +7486,74 @@
         <w:pStyle w:val="a3"/>
         <w:spacing w:before="0" w:beforeAutospacing="0" w:after="0" w:afterAutospacing="0"/>
         <w:rPr>
-          <w:color w:val="000000"/>
-          <w:sz w:val="28"/>
-          <w:szCs w:val="28"/>
-        </w:rPr>
-      </w:pPr>
-      <w:r>
-        <w:rPr>
-          <w:color w:val="000000"/>
-          <w:sz w:val="28"/>
-          <w:szCs w:val="28"/>
-        </w:rPr>
-        <w:t>Результат:</w:t>
+          <w:b/>
+          <w:bCs/>
+          <w:color w:val="000000"/>
+          <w:sz w:val="28"/>
+          <w:szCs w:val="28"/>
+        </w:rPr>
+      </w:pPr>
+      <w:r>
+        <w:rPr>
+          <w:b/>
+          <w:bCs/>
+          <w:color w:val="000000"/>
+          <w:sz w:val="28"/>
+          <w:szCs w:val="28"/>
+        </w:rPr>
+        <w:t>Завдання третє:</w:t>
       </w:r>
     </w:p>
     <w:p>
       <w:pPr>
         <w:pStyle w:val="a3"/>
-        <w:spacing w:before="0" w:beforeAutospacing="0" w:after="0" w:afterAutospacing="0"/>
-        <w:rPr>
-          <w:color w:val="000000"/>
-          <w:sz w:val="28"/>
-          <w:szCs w:val="28"/>
-        </w:rPr>
-      </w:pPr>
-      <w:r>
-        <w:rPr>
-          <w:color w:val="000000"/>
-          <w:sz w:val="28"/>
-          <w:szCs w:val="28"/>
-        </w:rPr>
-        <w:lastRenderedPageBreak/>
+        <w:spacing w:before="240" w:beforeAutospacing="0" w:after="240" w:afterAutospacing="0"/>
+        <w:rPr>
+          <w:color w:val="000000"/>
+          <w:sz w:val="28"/>
+          <w:szCs w:val="28"/>
+          <w:lang w:val="en-US"/>
+        </w:rPr>
+      </w:pPr>
+      <w:r>
+        <w:rPr>
+          <w:color w:val="000000"/>
+          <w:sz w:val="28"/>
+          <w:szCs w:val="28"/>
+        </w:rPr>
+        <w:t xml:space="preserve">Готову лабораторну роботу опубліковую на </w:t>
+      </w:r>
+      <w:r>
+        <w:rPr>
+          <w:color w:val="000000"/>
+          <w:sz w:val="28"/>
+          <w:szCs w:val="28"/>
+          <w:lang w:val="en-US"/>
+        </w:rPr>
+        <w:t>GitHub</w:t>
+      </w:r>
+    </w:p>
+    <w:p>
+      <w:pPr>
+        <w:pStyle w:val="a3"/>
+        <w:spacing w:before="240" w:beforeAutospacing="0" w:after="240" w:afterAutospacing="0"/>
+        <w:rPr>
+          <w:color w:val="000000"/>
+          <w:sz w:val="28"/>
+          <w:szCs w:val="28"/>
+        </w:rPr>
+      </w:pPr>
+      <w:r>
+        <w:rPr>
+          <w:color w:val="000000"/>
+          <w:sz w:val="28"/>
+          <w:szCs w:val="28"/>
+        </w:rPr>
         <w:drawing>
-          <wp:inline distT="0" distB="0" distL="0" distR="0" wp14:anchorId="783A5E97" wp14:editId="4BEA985A">
-            <wp:extent cx="5940425" cy="3401060"/>
-            <wp:effectExtent l="0" t="0" r="3175" b="8890"/>
-            <wp:docPr id="1059924724" name="Рисунок 1"/>
+          <wp:inline distT="0" distB="0" distL="0" distR="0" wp14:anchorId="466FCEFA" wp14:editId="765D7660">
+            <wp:extent cx="5940425" cy="4237355"/>
+            <wp:effectExtent l="0" t="0" r="3175" b="0"/>
+            <wp:docPr id="249124581" name="Рисунок 1"/>
             <wp:cNvGraphicFramePr>
               <a:graphicFrameLocks xmlns:a="http://schemas.openxmlformats.org/drawingml/2006/main" noChangeAspect="1"/>
             </wp:cNvGraphicFramePr>
@@ -1053,7 +7561,7 @@
               <a:graphicData uri="http://schemas.openxmlformats.org/drawingml/2006/picture">
                 <pic:pic xmlns:pic="http://schemas.openxmlformats.org/drawingml/2006/picture">
                   <pic:nvPicPr>
-                    <pic:cNvPr id="1059924724" name=""/>
+                    <pic:cNvPr id="249124581" name=""/>
                     <pic:cNvPicPr/>
                   </pic:nvPicPr>
                   <pic:blipFill>
@@ -1065,7 +7573,7 @@
                   <pic:spPr>
                     <a:xfrm>
                       <a:off x="0" y="0"/>
-                      <a:ext cx="5940425" cy="3401060"/>
+                      <a:ext cx="5940425" cy="4237355"/>
                     </a:xfrm>
                     <a:prstGeom prst="rect">
                       <a:avLst/>
@@ -1081,19 +7589,59 @@
     <w:p>
       <w:pPr>
         <w:pStyle w:val="a3"/>
-        <w:spacing w:before="0" w:beforeAutospacing="0" w:after="0" w:afterAutospacing="0"/>
-        <w:rPr>
-          <w:color w:val="000000"/>
-          <w:sz w:val="28"/>
-          <w:szCs w:val="28"/>
-        </w:rPr>
-      </w:pPr>
+        <w:spacing w:before="240" w:beforeAutospacing="0" w:after="240" w:afterAutospacing="0"/>
+        <w:rPr>
+          <w:color w:val="000000"/>
+          <w:sz w:val="28"/>
+          <w:szCs w:val="28"/>
+        </w:rPr>
+      </w:pPr>
+      <w:r>
+        <w:rPr>
+          <w:color w:val="000000"/>
+          <w:sz w:val="28"/>
+          <w:szCs w:val="28"/>
+          <w:lang w:val="en-US"/>
+        </w:rPr>
+        <w:t>GitHub:</w:t>
+      </w:r>
+      <w:r>
+        <w:t xml:space="preserve"> </w:t>
+      </w:r>
+      <w:r>
+        <w:rPr>
+          <w:color w:val="000000"/>
+          <w:sz w:val="28"/>
+          <w:szCs w:val="28"/>
+          <w:lang w:val="en-US"/>
+        </w:rPr>
+        <w:t>https://github.com/RostikB0dnar/Fundamentals-of-Automated-Testing/tree/lab</w:t>
+      </w:r>
+      <w:r>
+        <w:rPr>
+          <w:color w:val="000000"/>
+          <w:sz w:val="28"/>
+          <w:szCs w:val="28"/>
+        </w:rPr>
+        <w:t>4</w:t>
+      </w:r>
     </w:p>
     <w:p>
       <w:pPr>
         <w:pStyle w:val="a3"/>
         <w:spacing w:before="0" w:beforeAutospacing="0" w:after="0" w:afterAutospacing="0"/>
         <w:rPr>
+          <w:color w:val="000000"/>
+          <w:sz w:val="28"/>
+          <w:szCs w:val="28"/>
+        </w:rPr>
+      </w:pPr>
+    </w:p>
+    <w:p>
+      <w:pPr>
+        <w:pStyle w:val="a3"/>
+        <w:spacing w:before="0" w:beforeAutospacing="0" w:after="240" w:afterAutospacing="0"/>
+        <w:rPr>
           <w:b/>
           <w:bCs/>
           <w:color w:val="000000"/>
@@ -1109,243 +7657,45 @@
           <w:sz w:val="28"/>
           <w:szCs w:val="28"/>
         </w:rPr>
-        <w:t>Завдання третє:</w:t>
+        <w:t>Висновок</w:t>
       </w:r>
     </w:p>
     <w:p>
       <w:pPr>
         <w:pStyle w:val="a3"/>
-        <w:spacing w:before="240" w:beforeAutospacing="0" w:after="240" w:afterAutospacing="0"/>
-        <w:rPr>
-          <w:color w:val="000000"/>
-          <w:sz w:val="28"/>
-          <w:szCs w:val="28"/>
-          <w:lang w:val="en-US"/>
-        </w:rPr>
-      </w:pPr>
-      <w:r>
-        <w:rPr>
-          <w:color w:val="000000"/>
-          <w:sz w:val="28"/>
-          <w:szCs w:val="28"/>
-        </w:rPr>
-        <w:t xml:space="preserve">Готову лабораторну роботу опубліковую на </w:t>
-      </w:r>
-      <w:r>
-        <w:rPr>
-          <w:color w:val="000000"/>
-          <w:sz w:val="28"/>
-          <w:szCs w:val="28"/>
-          <w:lang w:val="en-US"/>
-        </w:rPr>
-        <w:t>GitHub</w:t>
-      </w:r>
-    </w:p>
-    <w:p>
-      <w:pPr>
-        <w:pStyle w:val="a3"/>
-        <w:spacing w:before="240" w:beforeAutospacing="0" w:after="240" w:afterAutospacing="0"/>
-        <w:rPr>
-          <w:color w:val="000000"/>
-          <w:sz w:val="28"/>
-          <w:szCs w:val="28"/>
-        </w:rPr>
-      </w:pPr>
-      <w:r>
-        <w:rPr>
-          <w:color w:val="000000"/>
-          <w:sz w:val="28"/>
-          <w:szCs w:val="28"/>
-        </w:rPr>
-        <w:drawing>
-          <wp:inline distT="0" distB="0" distL="0" distR="0" wp14:anchorId="74BF0CDF" wp14:editId="0E04EFBA">
-            <wp:extent cx="5940425" cy="3985895"/>
-            <wp:effectExtent l="0" t="0" r="3175" b="0"/>
-            <wp:docPr id="432854499" name="Рисунок 1"/>
-            <wp:cNvGraphicFramePr>
-              <a:graphicFrameLocks xmlns:a="http://schemas.openxmlformats.org/drawingml/2006/main" noChangeAspect="1"/>
-            </wp:cNvGraphicFramePr>
-            <a:graphic xmlns:a="http://schemas.openxmlformats.org/drawingml/2006/main">
-              <a:graphicData uri="http://schemas.openxmlformats.org/drawingml/2006/picture">
-                <pic:pic xmlns:pic="http://schemas.openxmlformats.org/drawingml/2006/picture">
-                  <pic:nvPicPr>
-                    <pic:cNvPr id="432854499" name=""/>
-                    <pic:cNvPicPr/>
-                  </pic:nvPicPr>
-                  <pic:blipFill>
-                    <a:blip r:embed="rId9"/>
-                    <a:stretch>
-                      <a:fillRect/>
-                    </a:stretch>
-                  </pic:blipFill>
-                  <pic:spPr>
-                    <a:xfrm>
-                      <a:off x="0" y="0"/>
-                      <a:ext cx="5940425" cy="3985895"/>
-                    </a:xfrm>
-                    <a:prstGeom prst="rect">
-                      <a:avLst/>
-                    </a:prstGeom>
-                  </pic:spPr>
-                </pic:pic>
-              </a:graphicData>
-            </a:graphic>
-          </wp:inline>
-        </w:drawing>
-      </w:r>
-    </w:p>
-    <w:p>
-      <w:pPr>
-        <w:pStyle w:val="a3"/>
-        <w:spacing w:before="240" w:beforeAutospacing="0" w:after="240" w:afterAutospacing="0"/>
-        <w:rPr>
-          <w:color w:val="000000"/>
-          <w:sz w:val="28"/>
-          <w:szCs w:val="28"/>
-          <w:lang w:val="en-US"/>
-        </w:rPr>
-      </w:pPr>
-      <w:r>
-        <w:rPr>
-          <w:color w:val="000000"/>
-          <w:sz w:val="28"/>
-          <w:szCs w:val="28"/>
-          <w:lang w:val="en-US"/>
-        </w:rPr>
-        <w:t>GitHub:</w:t>
-      </w:r>
-      <w:r>
-        <w:t xml:space="preserve"> </w:t>
-      </w:r>
-      <w:r>
-        <w:rPr>
-          <w:color w:val="000000"/>
-          <w:sz w:val="28"/>
-          <w:szCs w:val="28"/>
-          <w:lang w:val="en-US"/>
-        </w:rPr>
-        <w:t>https://github.com/RostikB0dnar/Fundamentals-of-Automated-Testing/tree/lab3</w:t>
-      </w:r>
-    </w:p>
-    <w:p>
-      <w:pPr>
-        <w:pStyle w:val="a3"/>
-        <w:spacing w:before="0" w:beforeAutospacing="0" w:after="0" w:afterAutospacing="0"/>
-        <w:rPr>
-          <w:color w:val="000000"/>
-          <w:sz w:val="28"/>
-          <w:szCs w:val="28"/>
-        </w:rPr>
-      </w:pPr>
-    </w:p>
-    <w:p>
-      <w:pPr>
-        <w:pStyle w:val="a3"/>
         <w:spacing w:before="0" w:beforeAutospacing="0" w:after="240" w:afterAutospacing="0"/>
         <w:rPr>
-          <w:b/>
-          <w:bCs/>
-          <w:color w:val="000000"/>
-          <w:sz w:val="28"/>
-          <w:szCs w:val="28"/>
-        </w:rPr>
-      </w:pPr>
-      <w:r>
-        <w:rPr>
-          <w:b/>
-          <w:bCs/>
-          <w:color w:val="000000"/>
-          <w:sz w:val="28"/>
-          <w:szCs w:val="28"/>
-        </w:rPr>
-        <w:lastRenderedPageBreak/>
-        <w:t>Висновок</w:t>
-      </w:r>
-    </w:p>
-    <w:p>
-      <w:pPr>
-        <w:pStyle w:val="a3"/>
-        <w:rPr>
-          <w:color w:val="000000"/>
-          <w:sz w:val="28"/>
-          <w:szCs w:val="28"/>
-        </w:rPr>
-      </w:pPr>
-      <w:r>
-        <w:rPr>
-          <w:color w:val="000000"/>
-          <w:sz w:val="28"/>
-          <w:szCs w:val="28"/>
-        </w:rPr>
-        <w:t>Н</w:t>
-      </w:r>
-      <w:r>
-        <w:rPr>
-          <w:color w:val="000000"/>
-          <w:sz w:val="28"/>
-          <w:szCs w:val="28"/>
-        </w:rPr>
-        <w:t>авчи</w:t>
-      </w:r>
-      <w:r>
-        <w:rPr>
-          <w:color w:val="000000"/>
-          <w:sz w:val="28"/>
-          <w:szCs w:val="28"/>
-        </w:rPr>
-        <w:t>вся</w:t>
-      </w:r>
-      <w:r>
-        <w:rPr>
-          <w:color w:val="000000"/>
-          <w:sz w:val="28"/>
-          <w:szCs w:val="28"/>
-        </w:rPr>
-        <w:t xml:space="preserve"> створювати модульні тести, розібра</w:t>
-      </w:r>
-      <w:r>
-        <w:rPr>
-          <w:color w:val="000000"/>
-          <w:sz w:val="28"/>
-          <w:szCs w:val="28"/>
-        </w:rPr>
-        <w:t>вся</w:t>
-      </w:r>
-      <w:r>
-        <w:rPr>
-          <w:color w:val="000000"/>
-          <w:sz w:val="28"/>
-          <w:szCs w:val="28"/>
-        </w:rPr>
-        <w:t xml:space="preserve"> в існуючих інструментах для створення модульних тестів та навчи</w:t>
-      </w:r>
-      <w:r>
-        <w:rPr>
-          <w:color w:val="000000"/>
-          <w:sz w:val="28"/>
-          <w:szCs w:val="28"/>
-        </w:rPr>
-        <w:t>вся</w:t>
-      </w:r>
-      <w:r>
-        <w:rPr>
-          <w:color w:val="000000"/>
-          <w:sz w:val="28"/>
-          <w:szCs w:val="28"/>
-        </w:rPr>
-        <w:t xml:space="preserve"> їх обирати.</w:t>
-      </w:r>
-    </w:p>
-    <w:p>
-      <w:pPr>
-        <w:pStyle w:val="a3"/>
-        <w:spacing w:before="0" w:beforeAutospacing="0" w:after="240" w:afterAutospacing="0"/>
-        <w:rPr>
-          <w:color w:val="000000"/>
-          <w:sz w:val="28"/>
-          <w:szCs w:val="28"/>
-        </w:rPr>
-      </w:pPr>
+          <w:color w:val="000000"/>
+          <w:sz w:val="28"/>
+          <w:szCs w:val="28"/>
+        </w:rPr>
+      </w:pPr>
+      <w:r>
+        <w:rPr>
+          <w:color w:val="000000"/>
+          <w:sz w:val="28"/>
+          <w:szCs w:val="28"/>
+        </w:rPr>
+        <w:t xml:space="preserve">Інтеграційні тести дозволяють перевіряти взаємодію системи із зовнішніми API. У ході роботи було реалізовано тести для методів GET, POST, PUT та DELETE. Було перевірено статус-коди, структуру відповіді, вміст даних та поведінку системи при помилкових запитах. Використання </w:t>
+      </w:r>
+      <w:proofErr w:type="spellStart"/>
+      <w:r>
+        <w:rPr>
+          <w:color w:val="000000"/>
+          <w:sz w:val="28"/>
+          <w:szCs w:val="28"/>
+        </w:rPr>
+        <w:t>HttpClient</w:t>
+      </w:r>
+      <w:proofErr w:type="spellEnd"/>
+      <w:r>
+        <w:rPr>
+          <w:color w:val="000000"/>
+          <w:sz w:val="28"/>
+          <w:szCs w:val="28"/>
+        </w:rPr>
+        <w:t xml:space="preserve"> дозволяє ефективно реалізувати API тестування в середовищі .NET.</w:t>
+      </w:r>
     </w:p>
     <w:sectPr>
       <w:pgSz w:w="11906" w:h="16838"/>
@@ -4658,6 +11008,155 @@
     </w:lvl>
   </w:abstractNum>
   <w:abstractNum w:abstractNumId="26" w15:restartNumberingAfterBreak="0">
+    <w:nsid w:val="5AE42FB8"/>
+    <w:multiLevelType w:val="multilevel"/>
+    <w:tmpl w:val="B07C0E56"/>
+    <w:lvl w:ilvl="0">
+      <w:start w:val="1"/>
+      <w:numFmt w:val="bullet"/>
+      <w:lvlText w:val=""/>
+      <w:lvlJc w:val="left"/>
+      <w:pPr>
+        <w:tabs>
+          <w:tab w:val="num" w:pos="720"/>
+        </w:tabs>
+        <w:ind w:left="720" w:hanging="360"/>
+      </w:pPr>
+      <w:rPr>
+        <w:rFonts w:ascii="Symbol" w:hAnsi="Symbol" w:hint="default"/>
+        <w:sz w:val="20"/>
+      </w:rPr>
+    </w:lvl>
+    <w:lvl w:ilvl="1" w:tentative="1">
+      <w:start w:val="1"/>
+      <w:numFmt w:val="bullet"/>
+      <w:lvlText w:val="o"/>
+      <w:lvlJc w:val="left"/>
+      <w:pPr>
+        <w:tabs>
+          <w:tab w:val="num" w:pos="1440"/>
+        </w:tabs>
+        <w:ind w:left="1440" w:hanging="360"/>
+      </w:pPr>
+      <w:rPr>
+        <w:rFonts w:ascii="Courier New" w:hAnsi="Courier New" w:hint="default"/>
+        <w:sz w:val="20"/>
+      </w:rPr>
+    </w:lvl>
+    <w:lvl w:ilvl="2" w:tentative="1">
+      <w:start w:val="1"/>
+      <w:numFmt w:val="bullet"/>
+      <w:lvlText w:val=""/>
+      <w:lvlJc w:val="left"/>
+      <w:pPr>
+        <w:tabs>
+          <w:tab w:val="num" w:pos="2160"/>
+        </w:tabs>
+        <w:ind w:left="2160" w:hanging="360"/>
+      </w:pPr>
+      <w:rPr>
+        <w:rFonts w:ascii="Wingdings" w:hAnsi="Wingdings" w:hint="default"/>
+        <w:sz w:val="20"/>
+      </w:rPr>
+    </w:lvl>
+    <w:lvl w:ilvl="3" w:tentative="1">
+      <w:start w:val="1"/>
+      <w:numFmt w:val="bullet"/>
+      <w:lvlText w:val=""/>
+      <w:lvlJc w:val="left"/>
+      <w:pPr>
+        <w:tabs>
+          <w:tab w:val="num" w:pos="2880"/>
+        </w:tabs>
+        <w:ind w:left="2880" w:hanging="360"/>
+      </w:pPr>
+      <w:rPr>
+        <w:rFonts w:ascii="Wingdings" w:hAnsi="Wingdings" w:hint="default"/>
+        <w:sz w:val="20"/>
+      </w:rPr>
+    </w:lvl>
+    <w:lvl w:ilvl="4" w:tentative="1">
+      <w:start w:val="1"/>
+      <w:numFmt w:val="bullet"/>
+      <w:lvlText w:val=""/>
+      <w:lvlJc w:val="left"/>
+      <w:pPr>
+        <w:tabs>
+          <w:tab w:val="num" w:pos="3600"/>
+        </w:tabs>
+        <w:ind w:left="3600" w:hanging="360"/>
+      </w:pPr>
+      <w:rPr>
+        <w:rFonts w:ascii="Wingdings" w:hAnsi="Wingdings" w:hint="default"/>
+        <w:sz w:val="20"/>
+      </w:rPr>
+    </w:lvl>
+    <w:lvl w:ilvl="5" w:tentative="1">
+      <w:start w:val="1"/>
+      <w:numFmt w:val="bullet"/>
+      <w:lvlText w:val=""/>
+      <w:lvlJc w:val="left"/>
+      <w:pPr>
+        <w:tabs>
+          <w:tab w:val="num" w:pos="4320"/>
+        </w:tabs>
+        <w:ind w:left="4320" w:hanging="360"/>
+      </w:pPr>
+      <w:rPr>
+        <w:rFonts w:ascii="Wingdings" w:hAnsi="Wingdings" w:hint="default"/>
+        <w:sz w:val="20"/>
+      </w:rPr>
+    </w:lvl>
+    <w:lvl w:ilvl="6" w:tentative="1">
+      <w:start w:val="1"/>
+      <w:numFmt w:val="bullet"/>
+      <w:lvlText w:val=""/>
+      <w:lvlJc w:val="left"/>
+      <w:pPr>
+        <w:tabs>
+          <w:tab w:val="num" w:pos="5040"/>
+        </w:tabs>
+        <w:ind w:left="5040" w:hanging="360"/>
+      </w:pPr>
+      <w:rPr>
+        <w:rFonts w:ascii="Wingdings" w:hAnsi="Wingdings" w:hint="default"/>
+        <w:sz w:val="20"/>
+      </w:rPr>
+    </w:lvl>
+    <w:lvl w:ilvl="7" w:tentative="1">
+      <w:start w:val="1"/>
+      <w:numFmt w:val="bullet"/>
+      <w:lvlText w:val=""/>
+      <w:lvlJc w:val="left"/>
+      <w:pPr>
+        <w:tabs>
+          <w:tab w:val="num" w:pos="5760"/>
+        </w:tabs>
+        <w:ind w:left="5760" w:hanging="360"/>
+      </w:pPr>
+      <w:rPr>
+        <w:rFonts w:ascii="Wingdings" w:hAnsi="Wingdings" w:hint="default"/>
+        <w:sz w:val="20"/>
+      </w:rPr>
+    </w:lvl>
+    <w:lvl w:ilvl="8" w:tentative="1">
+      <w:start w:val="1"/>
+      <w:numFmt w:val="bullet"/>
+      <w:lvlText w:val=""/>
+      <w:lvlJc w:val="left"/>
+      <w:pPr>
+        <w:tabs>
+          <w:tab w:val="num" w:pos="6480"/>
+        </w:tabs>
+        <w:ind w:left="6480" w:hanging="360"/>
+      </w:pPr>
+      <w:rPr>
+        <w:rFonts w:ascii="Wingdings" w:hAnsi="Wingdings" w:hint="default"/>
+        <w:sz w:val="20"/>
+      </w:rPr>
+    </w:lvl>
+  </w:abstractNum>
+  <w:abstractNum w:abstractNumId="27" w15:restartNumberingAfterBreak="0">
     <w:nsid w:val="5E4660EB"/>
     <w:multiLevelType w:val="hybridMultilevel"/>
     <w:tmpl w:val="DA42D02A"/>
@@ -4770,7 +11269,7 @@
       </w:rPr>
     </w:lvl>
   </w:abstractNum>
-  <w:abstractNum w:abstractNumId="27" w15:restartNumberingAfterBreak="0">
+  <w:abstractNum w:abstractNumId="28" w15:restartNumberingAfterBreak="0">
     <w:nsid w:val="5F6C0DEB"/>
     <w:multiLevelType w:val="hybridMultilevel"/>
     <w:tmpl w:val="4CACEBB2"/>
@@ -4883,7 +11382,7 @@
       </w:rPr>
     </w:lvl>
   </w:abstractNum>
-  <w:abstractNum w:abstractNumId="28" w15:restartNumberingAfterBreak="0">
+  <w:abstractNum w:abstractNumId="29" w15:restartNumberingAfterBreak="0">
     <w:nsid w:val="6DD540A7"/>
     <w:multiLevelType w:val="multilevel"/>
     <w:tmpl w:val="0D04CB1E"/>
@@ -5032,7 +11531,7 @@
       </w:rPr>
     </w:lvl>
   </w:abstractNum>
-  <w:abstractNum w:abstractNumId="29" w15:restartNumberingAfterBreak="0">
+  <w:abstractNum w:abstractNumId="30" w15:restartNumberingAfterBreak="0">
     <w:nsid w:val="6F2E1843"/>
     <w:multiLevelType w:val="multilevel"/>
     <w:tmpl w:val="CA409768"/>
@@ -5181,7 +11680,7 @@
       </w:rPr>
     </w:lvl>
   </w:abstractNum>
-  <w:abstractNum w:abstractNumId="30" w15:restartNumberingAfterBreak="0">
+  <w:abstractNum w:abstractNumId="31" w15:restartNumberingAfterBreak="0">
     <w:nsid w:val="77926655"/>
     <w:multiLevelType w:val="hybridMultilevel"/>
     <w:tmpl w:val="4AE0C1E8"/>
@@ -5294,7 +11793,7 @@
       </w:rPr>
     </w:lvl>
   </w:abstractNum>
-  <w:abstractNum w:abstractNumId="31" w15:restartNumberingAfterBreak="0">
+  <w:abstractNum w:abstractNumId="32" w15:restartNumberingAfterBreak="0">
     <w:nsid w:val="786461AF"/>
     <w:multiLevelType w:val="hybridMultilevel"/>
     <w:tmpl w:val="B636C6FA"/>
@@ -5406,7 +11905,7 @@
       </w:rPr>
     </w:lvl>
   </w:abstractNum>
-  <w:abstractNum w:abstractNumId="32" w15:restartNumberingAfterBreak="0">
+  <w:abstractNum w:abstractNumId="33" w15:restartNumberingAfterBreak="0">
     <w:nsid w:val="7AE16B51"/>
     <w:multiLevelType w:val="multilevel"/>
     <w:tmpl w:val="91E80264"/>
@@ -5555,7 +12054,7 @@
       </w:rPr>
     </w:lvl>
   </w:abstractNum>
-  <w:abstractNum w:abstractNumId="33" w15:restartNumberingAfterBreak="0">
+  <w:abstractNum w:abstractNumId="34" w15:restartNumberingAfterBreak="0">
     <w:nsid w:val="7B5676F8"/>
     <w:multiLevelType w:val="multilevel"/>
     <w:tmpl w:val="D152DF06"/>
@@ -5704,7 +12203,7 @@
       </w:rPr>
     </w:lvl>
   </w:abstractNum>
-  <w:abstractNum w:abstractNumId="34" w15:restartNumberingAfterBreak="0">
+  <w:abstractNum w:abstractNumId="35" w15:restartNumberingAfterBreak="0">
     <w:nsid w:val="7C326E94"/>
     <w:multiLevelType w:val="multilevel"/>
     <w:tmpl w:val="F34AE466"/>
@@ -5817,7 +12316,7 @@
       </w:pPr>
     </w:lvl>
   </w:abstractNum>
-  <w:abstractNum w:abstractNumId="35" w15:restartNumberingAfterBreak="0">
+  <w:abstractNum w:abstractNumId="36" w15:restartNumberingAfterBreak="0">
     <w:nsid w:val="7CBE5717"/>
     <w:multiLevelType w:val="multilevel"/>
     <w:tmpl w:val="9920DF12"/>
@@ -5979,16 +12478,16 @@
     <w:abstractNumId w:val="2"/>
   </w:num>
   <w:num w:numId="5" w16cid:durableId="169027770">
-    <w:abstractNumId w:val="28"/>
+    <w:abstractNumId w:val="29"/>
   </w:num>
   <w:num w:numId="6" w16cid:durableId="1382513263">
-    <w:abstractNumId w:val="32"/>
+    <w:abstractNumId w:val="33"/>
   </w:num>
   <w:num w:numId="7" w16cid:durableId="942036264">
     <w:abstractNumId w:val="5"/>
   </w:num>
   <w:num w:numId="8" w16cid:durableId="1420979649">
-    <w:abstractNumId w:val="35"/>
+    <w:abstractNumId w:val="36"/>
   </w:num>
   <w:num w:numId="9" w16cid:durableId="1749307572">
     <w:abstractNumId w:val="12"/>
@@ -6003,16 +12502,16 @@
     <w:abstractNumId w:val="19"/>
   </w:num>
   <w:num w:numId="13" w16cid:durableId="2124105745">
-    <w:abstractNumId w:val="33"/>
+    <w:abstractNumId w:val="34"/>
   </w:num>
   <w:num w:numId="14" w16cid:durableId="1325469468">
     <w:abstractNumId w:val="24"/>
   </w:num>
   <w:num w:numId="15" w16cid:durableId="1864828753">
-    <w:abstractNumId w:val="34"/>
+    <w:abstractNumId w:val="35"/>
   </w:num>
   <w:num w:numId="16" w16cid:durableId="1696543325">
-    <w:abstractNumId w:val="29"/>
+    <w:abstractNumId w:val="30"/>
   </w:num>
   <w:num w:numId="17" w16cid:durableId="711686939">
     <w:abstractNumId w:val="13"/>
@@ -6030,13 +12529,13 @@
     <w:abstractNumId w:val="4"/>
   </w:num>
   <w:num w:numId="22" w16cid:durableId="1198392672">
-    <w:abstractNumId w:val="27"/>
+    <w:abstractNumId w:val="28"/>
   </w:num>
   <w:num w:numId="23" w16cid:durableId="1552494956">
     <w:abstractNumId w:val="17"/>
   </w:num>
   <w:num w:numId="24" w16cid:durableId="1473869594">
-    <w:abstractNumId w:val="30"/>
+    <w:abstractNumId w:val="31"/>
   </w:num>
   <w:num w:numId="25" w16cid:durableId="423959153">
     <w:abstractNumId w:val="9"/>
@@ -6060,7 +12559,7 @@
     <w:abstractNumId w:val="0"/>
   </w:num>
   <w:num w:numId="32" w16cid:durableId="2105029460">
-    <w:abstractNumId w:val="26"/>
+    <w:abstractNumId w:val="27"/>
   </w:num>
   <w:num w:numId="33" w16cid:durableId="1596748194">
     <w:abstractNumId w:val="14"/>
@@ -6072,7 +12571,10 @@
     <w:abstractNumId w:val="16"/>
   </w:num>
   <w:num w:numId="36" w16cid:durableId="608045865">
-    <w:abstractNumId w:val="31"/>
+    <w:abstractNumId w:val="32"/>
+  </w:num>
+  <w:num w:numId="37" w16cid:durableId="537091257">
+    <w:abstractNumId w:val="26"/>
   </w:num>
 </w:numbering>
 </file>

--- a/Лабораторна робота №4.docx
+++ b/Лабораторна робота №4.docx
@@ -426,16 +426,14 @@
         </w:rPr>
         <w:t xml:space="preserve">     </w:t>
       </w:r>
-      <w:proofErr w:type="spellStart"/>
       <w:r>
         <w:rPr>
           <w:rFonts w:ascii="Times New Roman" w:hAnsi="Times New Roman" w:cs="Times New Roman"/>
           <w:sz w:val="28"/>
           <w:szCs w:val="28"/>
         </w:rPr>
-        <w:t>Меренько</w:t>
-      </w:r>
-      <w:proofErr w:type="spellEnd"/>
+        <w:t>Храбатин</w:t>
+      </w:r>
       <w:r>
         <w:rPr>
           <w:rFonts w:ascii="Times New Roman" w:hAnsi="Times New Roman" w:cs="Times New Roman"/>
@@ -450,7 +448,7 @@
           <w:sz w:val="28"/>
           <w:szCs w:val="28"/>
         </w:rPr>
-        <w:t>Б. І</w:t>
+        <w:t>Р. І</w:t>
       </w:r>
       <w:r>
         <w:rPr>
@@ -643,25 +641,7 @@
           <w:sz w:val="28"/>
           <w:szCs w:val="28"/>
         </w:rPr>
-        <w:t xml:space="preserve">Переглянути наявні клієнти для роботи з </w:t>
-      </w:r>
-      <w:proofErr w:type="spellStart"/>
-      <w:r>
-        <w:rPr>
-          <w:color w:val="000000"/>
-          <w:sz w:val="28"/>
-          <w:szCs w:val="28"/>
-        </w:rPr>
-        <w:t>api</w:t>
-      </w:r>
-      <w:proofErr w:type="spellEnd"/>
-      <w:r>
-        <w:rPr>
-          <w:color w:val="000000"/>
-          <w:sz w:val="28"/>
-          <w:szCs w:val="28"/>
-        </w:rPr>
-        <w:t xml:space="preserve"> запитами. Обрати один з них. Провести необхідні маніпуляції для їх встановлення. Написати простий запит GET для перевірки роботи інструменту.</w:t>
+        <w:t>Переглянути наявні клієнти для роботи з api запитами. Обрати один з них. Провести необхідні маніпуляції для їх встановлення. Написати простий запит GET для перевірки роботи інструменту.</w:t>
       </w:r>
       <w:r>
         <w:rPr>
@@ -711,25 +691,7 @@
           <w:sz w:val="28"/>
           <w:szCs w:val="28"/>
         </w:rPr>
-        <w:t xml:space="preserve">Обрати існуючий безкоштовний </w:t>
-      </w:r>
-      <w:proofErr w:type="spellStart"/>
-      <w:r>
-        <w:rPr>
-          <w:color w:val="000000"/>
-          <w:sz w:val="28"/>
-          <w:szCs w:val="28"/>
-        </w:rPr>
-        <w:t>api</w:t>
-      </w:r>
-      <w:proofErr w:type="spellEnd"/>
-      <w:r>
-        <w:rPr>
-          <w:color w:val="000000"/>
-          <w:sz w:val="28"/>
-          <w:szCs w:val="28"/>
-        </w:rPr>
-        <w:t xml:space="preserve"> сервіс або використати свій, якщо такий наявний, можна також його створити. Перед Питаннями для самоконтролю буде надано ряд посилань. Написати по 5 тестових наборів для перевірки методів GET(двох варіацій: всі записи та конкретний), POST, PUT, DELETE.</w:t>
+        <w:t>Обрати існуючий безкоштовний api сервіс або використати свій, якщо такий наявний, можна також його створити. Перед Питаннями для самоконтролю буде надано ряд посилань. Написати по 5 тестових наборів для перевірки методів GET(двох варіацій: всі записи та конкретний), POST, PUT, DELETE.</w:t>
       </w:r>
     </w:p>
     <w:p>
@@ -771,25 +733,7 @@
           <w:sz w:val="28"/>
           <w:szCs w:val="28"/>
         </w:rPr>
-        <w:t xml:space="preserve">Завантажити код на власний/навчальний репозиторій </w:t>
-      </w:r>
-      <w:proofErr w:type="spellStart"/>
-      <w:r>
-        <w:rPr>
-          <w:color w:val="000000"/>
-          <w:sz w:val="28"/>
-          <w:szCs w:val="28"/>
-        </w:rPr>
-        <w:t>GitHub</w:t>
-      </w:r>
-      <w:proofErr w:type="spellEnd"/>
-      <w:r>
-        <w:rPr>
-          <w:color w:val="000000"/>
-          <w:sz w:val="28"/>
-          <w:szCs w:val="28"/>
-        </w:rPr>
-        <w:t>, або інший схожий ресурс та поділитися посиланням.</w:t>
+        <w:t>Завантажити код на власний/навчальний репозиторій GitHub, або інший схожий ресурс та поділитися посиланням.</w:t>
       </w:r>
     </w:p>
     <w:p>
@@ -950,6 +894,7 @@
       </w:pPr>
       <w:r>
         <w:rPr>
+          <w:noProof/>
           <w:color w:val="000000"/>
           <w:sz w:val="28"/>
           <w:szCs w:val="28"/>
@@ -1033,6 +978,7 @@
       </w:pPr>
       <w:r>
         <w:rPr>
+          <w:noProof/>
           <w:color w:val="000000"/>
           <w:sz w:val="28"/>
           <w:szCs w:val="28"/>
@@ -1171,10 +1117,155 @@
           <w:sz w:val="28"/>
           <w:szCs w:val="28"/>
         </w:rPr>
-        <w:t xml:space="preserve">Базовий </w:t>
-      </w:r>
-      <w:proofErr w:type="spellStart"/>
-      <w:r>
+        <w:t>Базовий setup</w:t>
+      </w:r>
+    </w:p>
+    <w:p>
+      <w:pPr>
+        <w:pStyle w:val="a3"/>
+        <w:rPr>
+          <w:color w:val="000000"/>
+          <w:sz w:val="28"/>
+          <w:szCs w:val="28"/>
+        </w:rPr>
+      </w:pPr>
+      <w:r>
+        <w:rPr>
+          <w:color w:val="000000"/>
+          <w:sz w:val="28"/>
+          <w:szCs w:val="28"/>
+        </w:rPr>
+        <w:t>using System.Net;</w:t>
+      </w:r>
+      <w:r>
+        <w:rPr>
+          <w:color w:val="000000"/>
+          <w:sz w:val="28"/>
+          <w:szCs w:val="28"/>
+        </w:rPr>
+        <w:br/>
+        <w:t>using System.Net.Http;</w:t>
+      </w:r>
+      <w:r>
+        <w:rPr>
+          <w:color w:val="000000"/>
+          <w:sz w:val="28"/>
+          <w:szCs w:val="28"/>
+        </w:rPr>
+        <w:br/>
+        <w:t>using System.Text;</w:t>
+      </w:r>
+      <w:r>
+        <w:rPr>
+          <w:color w:val="000000"/>
+          <w:sz w:val="28"/>
+          <w:szCs w:val="28"/>
+        </w:rPr>
+        <w:br/>
+        <w:t>using Newtonsoft.Json;</w:t>
+      </w:r>
+      <w:r>
+        <w:rPr>
+          <w:color w:val="000000"/>
+          <w:sz w:val="28"/>
+          <w:szCs w:val="28"/>
+        </w:rPr>
+        <w:br/>
+        <w:t>using Xunit;</w:t>
+      </w:r>
+      <w:r>
+        <w:rPr>
+          <w:color w:val="000000"/>
+          <w:sz w:val="28"/>
+          <w:szCs w:val="28"/>
+        </w:rPr>
+        <w:br/>
+      </w:r>
+      <w:r>
+        <w:rPr>
+          <w:color w:val="000000"/>
+          <w:sz w:val="28"/>
+          <w:szCs w:val="28"/>
+        </w:rPr>
+        <w:br/>
+        <w:t>public class ApiTests</w:t>
+      </w:r>
+      <w:r>
+        <w:rPr>
+          <w:color w:val="000000"/>
+          <w:sz w:val="28"/>
+          <w:szCs w:val="28"/>
+        </w:rPr>
+        <w:br/>
+        <w:t>{</w:t>
+      </w:r>
+      <w:r>
+        <w:rPr>
+          <w:color w:val="000000"/>
+          <w:sz w:val="28"/>
+          <w:szCs w:val="28"/>
+        </w:rPr>
+        <w:br/>
+        <w:t xml:space="preserve">    private readonly HttpClient _client;</w:t>
+      </w:r>
+      <w:r>
+        <w:rPr>
+          <w:color w:val="000000"/>
+          <w:sz w:val="28"/>
+          <w:szCs w:val="28"/>
+        </w:rPr>
+        <w:br/>
+      </w:r>
+      <w:r>
+        <w:rPr>
+          <w:color w:val="000000"/>
+          <w:sz w:val="28"/>
+          <w:szCs w:val="28"/>
+        </w:rPr>
+        <w:br/>
+        <w:t xml:space="preserve">    public ApiTests()</w:t>
+      </w:r>
+      <w:r>
+        <w:rPr>
+          <w:color w:val="000000"/>
+          <w:sz w:val="28"/>
+          <w:szCs w:val="28"/>
+        </w:rPr>
+        <w:br/>
+        <w:t xml:space="preserve">    {</w:t>
+      </w:r>
+      <w:r>
+        <w:rPr>
+          <w:color w:val="000000"/>
+          <w:sz w:val="28"/>
+          <w:szCs w:val="28"/>
+        </w:rPr>
+        <w:br/>
+        <w:t xml:space="preserve">        _client = new HttpClient();</w:t>
+      </w:r>
+      <w:r>
+        <w:rPr>
+          <w:color w:val="000000"/>
+          <w:sz w:val="28"/>
+          <w:szCs w:val="28"/>
+        </w:rPr>
+        <w:br/>
+        <w:t xml:space="preserve">        _client.BaseAddress = new Uri("https://restful-booker.herokuapp.com/");</w:t>
+      </w:r>
+      <w:r>
+        <w:rPr>
+          <w:color w:val="000000"/>
+          <w:sz w:val="28"/>
+          <w:szCs w:val="28"/>
+        </w:rPr>
+        <w:br/>
+        <w:t xml:space="preserve">    }</w:t>
+      </w:r>
+    </w:p>
+    <w:p>
+      <w:pPr>
+        <w:pStyle w:val="a3"/>
+        <w:spacing w:before="0" w:beforeAutospacing="0" w:after="0" w:afterAutospacing="0"/>
         <w:rPr>
           <w:b/>
           <w:bCs/>
@@ -1182,9 +1273,17 @@
           <w:sz w:val="28"/>
           <w:szCs w:val="28"/>
         </w:rPr>
-        <w:t>setup</w:t>
-      </w:r>
-      <w:proofErr w:type="spellEnd"/>
+      </w:pPr>
+      <w:r>
+        <w:rPr>
+          <w:b/>
+          <w:bCs/>
+          <w:color w:val="000000"/>
+          <w:sz w:val="28"/>
+          <w:szCs w:val="28"/>
+        </w:rPr>
+        <w:t>1. GET (всі записи) — 5 тестів</w:t>
+      </w:r>
     </w:p>
     <w:p>
       <w:pPr>
@@ -1195,404 +1294,22 @@
           <w:szCs w:val="28"/>
         </w:rPr>
       </w:pPr>
-      <w:proofErr w:type="spellStart"/>
-      <w:r>
-        <w:rPr>
-          <w:color w:val="000000"/>
-          <w:sz w:val="28"/>
-          <w:szCs w:val="28"/>
-        </w:rPr>
-        <w:t>using</w:t>
-      </w:r>
-      <w:proofErr w:type="spellEnd"/>
-      <w:r>
-        <w:rPr>
-          <w:color w:val="000000"/>
-          <w:sz w:val="28"/>
-          <w:szCs w:val="28"/>
-        </w:rPr>
-        <w:t xml:space="preserve"> System.Net;</w:t>
-      </w:r>
-      <w:r>
-        <w:rPr>
-          <w:color w:val="000000"/>
-          <w:sz w:val="28"/>
-          <w:szCs w:val="28"/>
-        </w:rPr>
-        <w:br/>
-      </w:r>
-      <w:proofErr w:type="spellStart"/>
-      <w:r>
-        <w:rPr>
-          <w:color w:val="000000"/>
-          <w:sz w:val="28"/>
-          <w:szCs w:val="28"/>
-        </w:rPr>
-        <w:t>using</w:t>
-      </w:r>
-      <w:proofErr w:type="spellEnd"/>
-      <w:r>
-        <w:rPr>
-          <w:color w:val="000000"/>
-          <w:sz w:val="28"/>
-          <w:szCs w:val="28"/>
-        </w:rPr>
-        <w:t xml:space="preserve"> </w:t>
-      </w:r>
-      <w:proofErr w:type="spellStart"/>
-      <w:r>
-        <w:rPr>
-          <w:color w:val="000000"/>
-          <w:sz w:val="28"/>
-          <w:szCs w:val="28"/>
-        </w:rPr>
-        <w:t>System.Net.Http</w:t>
-      </w:r>
-      <w:proofErr w:type="spellEnd"/>
-      <w:r>
-        <w:rPr>
-          <w:color w:val="000000"/>
-          <w:sz w:val="28"/>
-          <w:szCs w:val="28"/>
-        </w:rPr>
-        <w:t>;</w:t>
-      </w:r>
-      <w:r>
-        <w:rPr>
-          <w:color w:val="000000"/>
-          <w:sz w:val="28"/>
-          <w:szCs w:val="28"/>
-        </w:rPr>
-        <w:br/>
-      </w:r>
-      <w:proofErr w:type="spellStart"/>
-      <w:r>
-        <w:rPr>
-          <w:color w:val="000000"/>
-          <w:sz w:val="28"/>
-          <w:szCs w:val="28"/>
-        </w:rPr>
-        <w:t>using</w:t>
-      </w:r>
-      <w:proofErr w:type="spellEnd"/>
-      <w:r>
-        <w:rPr>
-          <w:color w:val="000000"/>
-          <w:sz w:val="28"/>
-          <w:szCs w:val="28"/>
-        </w:rPr>
-        <w:t xml:space="preserve"> </w:t>
-      </w:r>
-      <w:proofErr w:type="spellStart"/>
-      <w:r>
-        <w:rPr>
-          <w:color w:val="000000"/>
-          <w:sz w:val="28"/>
-          <w:szCs w:val="28"/>
-        </w:rPr>
-        <w:t>System.Text</w:t>
-      </w:r>
-      <w:proofErr w:type="spellEnd"/>
-      <w:r>
-        <w:rPr>
-          <w:color w:val="000000"/>
-          <w:sz w:val="28"/>
-          <w:szCs w:val="28"/>
-        </w:rPr>
-        <w:t>;</w:t>
-      </w:r>
-      <w:r>
-        <w:rPr>
-          <w:color w:val="000000"/>
-          <w:sz w:val="28"/>
-          <w:szCs w:val="28"/>
-        </w:rPr>
-        <w:br/>
-      </w:r>
-      <w:proofErr w:type="spellStart"/>
-      <w:r>
-        <w:rPr>
-          <w:color w:val="000000"/>
-          <w:sz w:val="28"/>
-          <w:szCs w:val="28"/>
-        </w:rPr>
-        <w:t>using</w:t>
-      </w:r>
-      <w:proofErr w:type="spellEnd"/>
-      <w:r>
-        <w:rPr>
-          <w:color w:val="000000"/>
-          <w:sz w:val="28"/>
-          <w:szCs w:val="28"/>
-        </w:rPr>
-        <w:t xml:space="preserve"> </w:t>
-      </w:r>
-      <w:proofErr w:type="spellStart"/>
-      <w:r>
-        <w:rPr>
-          <w:color w:val="000000"/>
-          <w:sz w:val="28"/>
-          <w:szCs w:val="28"/>
-        </w:rPr>
-        <w:t>Newtonsoft.Json</w:t>
-      </w:r>
-      <w:proofErr w:type="spellEnd"/>
-      <w:r>
-        <w:rPr>
-          <w:color w:val="000000"/>
-          <w:sz w:val="28"/>
-          <w:szCs w:val="28"/>
-        </w:rPr>
-        <w:t>;</w:t>
-      </w:r>
-      <w:r>
-        <w:rPr>
-          <w:color w:val="000000"/>
-          <w:sz w:val="28"/>
-          <w:szCs w:val="28"/>
-        </w:rPr>
-        <w:br/>
-      </w:r>
-      <w:proofErr w:type="spellStart"/>
-      <w:r>
-        <w:rPr>
-          <w:color w:val="000000"/>
-          <w:sz w:val="28"/>
-          <w:szCs w:val="28"/>
-        </w:rPr>
-        <w:t>using</w:t>
-      </w:r>
-      <w:proofErr w:type="spellEnd"/>
-      <w:r>
-        <w:rPr>
-          <w:color w:val="000000"/>
-          <w:sz w:val="28"/>
-          <w:szCs w:val="28"/>
-        </w:rPr>
-        <w:t xml:space="preserve"> </w:t>
-      </w:r>
-      <w:proofErr w:type="spellStart"/>
-      <w:r>
-        <w:rPr>
-          <w:color w:val="000000"/>
-          <w:sz w:val="28"/>
-          <w:szCs w:val="28"/>
-        </w:rPr>
-        <w:t>Xunit</w:t>
-      </w:r>
-      <w:proofErr w:type="spellEnd"/>
-      <w:r>
-        <w:rPr>
-          <w:color w:val="000000"/>
-          <w:sz w:val="28"/>
-          <w:szCs w:val="28"/>
-        </w:rPr>
-        <w:t>;</w:t>
-      </w:r>
-      <w:r>
-        <w:rPr>
-          <w:color w:val="000000"/>
-          <w:sz w:val="28"/>
-          <w:szCs w:val="28"/>
-        </w:rPr>
-        <w:br/>
-      </w:r>
-      <w:r>
-        <w:rPr>
-          <w:color w:val="000000"/>
-          <w:sz w:val="28"/>
-          <w:szCs w:val="28"/>
-        </w:rPr>
-        <w:br/>
-      </w:r>
-      <w:proofErr w:type="spellStart"/>
-      <w:r>
-        <w:rPr>
-          <w:color w:val="000000"/>
-          <w:sz w:val="28"/>
-          <w:szCs w:val="28"/>
-        </w:rPr>
-        <w:t>public</w:t>
-      </w:r>
-      <w:proofErr w:type="spellEnd"/>
-      <w:r>
-        <w:rPr>
-          <w:color w:val="000000"/>
-          <w:sz w:val="28"/>
-          <w:szCs w:val="28"/>
-        </w:rPr>
-        <w:t xml:space="preserve"> </w:t>
-      </w:r>
-      <w:proofErr w:type="spellStart"/>
-      <w:r>
-        <w:rPr>
-          <w:color w:val="000000"/>
-          <w:sz w:val="28"/>
-          <w:szCs w:val="28"/>
-        </w:rPr>
-        <w:t>class</w:t>
-      </w:r>
-      <w:proofErr w:type="spellEnd"/>
-      <w:r>
-        <w:rPr>
-          <w:color w:val="000000"/>
-          <w:sz w:val="28"/>
-          <w:szCs w:val="28"/>
-        </w:rPr>
-        <w:t xml:space="preserve"> </w:t>
-      </w:r>
-      <w:proofErr w:type="spellStart"/>
-      <w:r>
-        <w:rPr>
-          <w:color w:val="000000"/>
-          <w:sz w:val="28"/>
-          <w:szCs w:val="28"/>
-        </w:rPr>
-        <w:t>ApiTests</w:t>
-      </w:r>
-      <w:proofErr w:type="spellEnd"/>
-      <w:r>
-        <w:rPr>
-          <w:color w:val="000000"/>
-          <w:sz w:val="28"/>
-          <w:szCs w:val="28"/>
-        </w:rPr>
-        <w:br/>
-        <w:t>{</w:t>
-      </w:r>
-      <w:r>
-        <w:rPr>
-          <w:color w:val="000000"/>
-          <w:sz w:val="28"/>
-          <w:szCs w:val="28"/>
-        </w:rPr>
-        <w:br/>
-        <w:t xml:space="preserve">    </w:t>
-      </w:r>
-      <w:proofErr w:type="spellStart"/>
-      <w:r>
-        <w:rPr>
-          <w:color w:val="000000"/>
-          <w:sz w:val="28"/>
-          <w:szCs w:val="28"/>
-        </w:rPr>
-        <w:t>private</w:t>
-      </w:r>
-      <w:proofErr w:type="spellEnd"/>
-      <w:r>
-        <w:rPr>
-          <w:color w:val="000000"/>
-          <w:sz w:val="28"/>
-          <w:szCs w:val="28"/>
-        </w:rPr>
-        <w:t xml:space="preserve"> </w:t>
-      </w:r>
-      <w:proofErr w:type="spellStart"/>
-      <w:r>
-        <w:rPr>
-          <w:color w:val="000000"/>
-          <w:sz w:val="28"/>
-          <w:szCs w:val="28"/>
-        </w:rPr>
-        <w:t>readonly</w:t>
-      </w:r>
-      <w:proofErr w:type="spellEnd"/>
-      <w:r>
-        <w:rPr>
-          <w:color w:val="000000"/>
-          <w:sz w:val="28"/>
-          <w:szCs w:val="28"/>
-        </w:rPr>
-        <w:t xml:space="preserve"> </w:t>
-      </w:r>
-      <w:proofErr w:type="spellStart"/>
-      <w:r>
-        <w:rPr>
-          <w:color w:val="000000"/>
-          <w:sz w:val="28"/>
-          <w:szCs w:val="28"/>
-        </w:rPr>
-        <w:t>HttpClient</w:t>
-      </w:r>
-      <w:proofErr w:type="spellEnd"/>
-      <w:r>
-        <w:rPr>
-          <w:color w:val="000000"/>
-          <w:sz w:val="28"/>
-          <w:szCs w:val="28"/>
-        </w:rPr>
-        <w:t xml:space="preserve"> _</w:t>
-      </w:r>
-      <w:proofErr w:type="spellStart"/>
-      <w:r>
-        <w:rPr>
-          <w:color w:val="000000"/>
-          <w:sz w:val="28"/>
-          <w:szCs w:val="28"/>
-        </w:rPr>
-        <w:t>client</w:t>
-      </w:r>
-      <w:proofErr w:type="spellEnd"/>
-      <w:r>
-        <w:rPr>
-          <w:color w:val="000000"/>
-          <w:sz w:val="28"/>
-          <w:szCs w:val="28"/>
-        </w:rPr>
-        <w:t>;</w:t>
-      </w:r>
-      <w:r>
-        <w:rPr>
-          <w:color w:val="000000"/>
-          <w:sz w:val="28"/>
-          <w:szCs w:val="28"/>
-        </w:rPr>
-        <w:br/>
-      </w:r>
-      <w:r>
-        <w:rPr>
-          <w:color w:val="000000"/>
-          <w:sz w:val="28"/>
-          <w:szCs w:val="28"/>
-        </w:rPr>
-        <w:br/>
-        <w:t xml:space="preserve">    </w:t>
-      </w:r>
-      <w:proofErr w:type="spellStart"/>
-      <w:r>
-        <w:rPr>
-          <w:color w:val="000000"/>
-          <w:sz w:val="28"/>
-          <w:szCs w:val="28"/>
-        </w:rPr>
-        <w:t>public</w:t>
-      </w:r>
-      <w:proofErr w:type="spellEnd"/>
-      <w:r>
-        <w:rPr>
-          <w:color w:val="000000"/>
-          <w:sz w:val="28"/>
-          <w:szCs w:val="28"/>
-        </w:rPr>
-        <w:t xml:space="preserve"> </w:t>
-      </w:r>
-      <w:proofErr w:type="spellStart"/>
-      <w:r>
-        <w:rPr>
-          <w:color w:val="000000"/>
-          <w:sz w:val="28"/>
-          <w:szCs w:val="28"/>
-        </w:rPr>
-        <w:t>ApiTests</w:t>
-      </w:r>
-      <w:proofErr w:type="spellEnd"/>
-      <w:r>
-        <w:rPr>
-          <w:color w:val="000000"/>
-          <w:sz w:val="28"/>
-          <w:szCs w:val="28"/>
-        </w:rPr>
-        <w:t>()</w:t>
+      <w:r>
+        <w:rPr>
+          <w:color w:val="000000"/>
+          <w:sz w:val="28"/>
+          <w:szCs w:val="28"/>
+        </w:rPr>
+        <w:t xml:space="preserve">    [Fact]</w:t>
+      </w:r>
+      <w:r>
+        <w:rPr>
+          <w:color w:val="000000"/>
+          <w:sz w:val="28"/>
+          <w:szCs w:val="28"/>
+        </w:rPr>
+        <w:br/>
+        <w:t xml:space="preserve">    public async Task Get_AllBookings_Status200()</w:t>
       </w:r>
       <w:r>
         <w:rPr>
@@ -1610,124 +1327,349 @@
           <w:szCs w:val="28"/>
         </w:rPr>
         <w:br/>
-        <w:t xml:space="preserve">        _</w:t>
-      </w:r>
-      <w:proofErr w:type="spellStart"/>
-      <w:r>
-        <w:rPr>
-          <w:color w:val="000000"/>
-          <w:sz w:val="28"/>
-          <w:szCs w:val="28"/>
-        </w:rPr>
-        <w:t>client</w:t>
-      </w:r>
-      <w:proofErr w:type="spellEnd"/>
-      <w:r>
-        <w:rPr>
-          <w:color w:val="000000"/>
-          <w:sz w:val="28"/>
-          <w:szCs w:val="28"/>
-        </w:rPr>
-        <w:t xml:space="preserve"> = </w:t>
-      </w:r>
-      <w:proofErr w:type="spellStart"/>
-      <w:r>
-        <w:rPr>
-          <w:color w:val="000000"/>
-          <w:sz w:val="28"/>
-          <w:szCs w:val="28"/>
-        </w:rPr>
-        <w:t>new</w:t>
-      </w:r>
-      <w:proofErr w:type="spellEnd"/>
-      <w:r>
-        <w:rPr>
-          <w:color w:val="000000"/>
-          <w:sz w:val="28"/>
-          <w:szCs w:val="28"/>
-        </w:rPr>
-        <w:t xml:space="preserve"> </w:t>
-      </w:r>
-      <w:proofErr w:type="spellStart"/>
-      <w:r>
-        <w:rPr>
-          <w:color w:val="000000"/>
-          <w:sz w:val="28"/>
-          <w:szCs w:val="28"/>
-        </w:rPr>
-        <w:t>HttpClient</w:t>
-      </w:r>
-      <w:proofErr w:type="spellEnd"/>
-      <w:r>
-        <w:rPr>
-          <w:color w:val="000000"/>
-          <w:sz w:val="28"/>
-          <w:szCs w:val="28"/>
-        </w:rPr>
-        <w:t>();</w:t>
-      </w:r>
-      <w:r>
-        <w:rPr>
-          <w:color w:val="000000"/>
-          <w:sz w:val="28"/>
-          <w:szCs w:val="28"/>
-        </w:rPr>
-        <w:br/>
-        <w:t xml:space="preserve">        _</w:t>
-      </w:r>
-      <w:proofErr w:type="spellStart"/>
-      <w:r>
-        <w:rPr>
-          <w:color w:val="000000"/>
-          <w:sz w:val="28"/>
-          <w:szCs w:val="28"/>
-        </w:rPr>
-        <w:t>client.BaseAddress</w:t>
-      </w:r>
-      <w:proofErr w:type="spellEnd"/>
-      <w:r>
-        <w:rPr>
-          <w:color w:val="000000"/>
-          <w:sz w:val="28"/>
-          <w:szCs w:val="28"/>
-        </w:rPr>
-        <w:t xml:space="preserve"> = </w:t>
-      </w:r>
-      <w:proofErr w:type="spellStart"/>
-      <w:r>
-        <w:rPr>
-          <w:color w:val="000000"/>
-          <w:sz w:val="28"/>
-          <w:szCs w:val="28"/>
-        </w:rPr>
-        <w:t>new</w:t>
-      </w:r>
-      <w:proofErr w:type="spellEnd"/>
-      <w:r>
-        <w:rPr>
-          <w:color w:val="000000"/>
-          <w:sz w:val="28"/>
-          <w:szCs w:val="28"/>
-        </w:rPr>
-        <w:t xml:space="preserve"> </w:t>
-      </w:r>
-      <w:proofErr w:type="spellStart"/>
-      <w:r>
-        <w:rPr>
-          <w:color w:val="000000"/>
-          <w:sz w:val="28"/>
-          <w:szCs w:val="28"/>
-        </w:rPr>
-        <w:t>Uri</w:t>
-      </w:r>
-      <w:proofErr w:type="spellEnd"/>
-      <w:r>
-        <w:rPr>
-          <w:color w:val="000000"/>
-          <w:sz w:val="28"/>
-          <w:szCs w:val="28"/>
-        </w:rPr>
-        <w:t>("https://restful-booker.herokuapp.com/");</w:t>
+        <w:t xml:space="preserve">        var response = await _client.GetAsync("booking");</w:t>
+      </w:r>
+      <w:r>
+        <w:rPr>
+          <w:color w:val="000000"/>
+          <w:sz w:val="28"/>
+          <w:szCs w:val="28"/>
+        </w:rPr>
+        <w:br/>
+        <w:t xml:space="preserve">        Assert.Equal(HttpStatusCode.OK, response.StatusCode);</w:t>
+      </w:r>
+      <w:r>
+        <w:rPr>
+          <w:color w:val="000000"/>
+          <w:sz w:val="28"/>
+          <w:szCs w:val="28"/>
+        </w:rPr>
+        <w:br/>
+        <w:t xml:space="preserve">    }</w:t>
+      </w:r>
+      <w:r>
+        <w:rPr>
+          <w:color w:val="000000"/>
+          <w:sz w:val="28"/>
+          <w:szCs w:val="28"/>
+        </w:rPr>
+        <w:br/>
+      </w:r>
+      <w:r>
+        <w:rPr>
+          <w:color w:val="000000"/>
+          <w:sz w:val="28"/>
+          <w:szCs w:val="28"/>
+        </w:rPr>
+        <w:br/>
+        <w:t xml:space="preserve">    [Fact]</w:t>
+      </w:r>
+      <w:r>
+        <w:rPr>
+          <w:color w:val="000000"/>
+          <w:sz w:val="28"/>
+          <w:szCs w:val="28"/>
+        </w:rPr>
+        <w:br/>
+        <w:t xml:space="preserve">    public async Task Get_AllBookings_NotEmpty()</w:t>
+      </w:r>
+      <w:r>
+        <w:rPr>
+          <w:color w:val="000000"/>
+          <w:sz w:val="28"/>
+          <w:szCs w:val="28"/>
+        </w:rPr>
+        <w:br/>
+        <w:t xml:space="preserve">    {</w:t>
+      </w:r>
+      <w:r>
+        <w:rPr>
+          <w:color w:val="000000"/>
+          <w:sz w:val="28"/>
+          <w:szCs w:val="28"/>
+        </w:rPr>
+        <w:br/>
+        <w:t xml:space="preserve">        var response = await _client.GetAsync("booking");</w:t>
+      </w:r>
+      <w:r>
+        <w:rPr>
+          <w:color w:val="000000"/>
+          <w:sz w:val="28"/>
+          <w:szCs w:val="28"/>
+        </w:rPr>
+        <w:br/>
+        <w:t xml:space="preserve">        var content = await response.Content.ReadAsStringAsync();</w:t>
+      </w:r>
+      <w:r>
+        <w:rPr>
+          <w:color w:val="000000"/>
+          <w:sz w:val="28"/>
+          <w:szCs w:val="28"/>
+        </w:rPr>
+        <w:br/>
+      </w:r>
+      <w:r>
+        <w:rPr>
+          <w:color w:val="000000"/>
+          <w:sz w:val="28"/>
+          <w:szCs w:val="28"/>
+        </w:rPr>
+        <w:br/>
+        <w:t xml:space="preserve">        Assert.False(string.IsNullOrEmpty(content));</w:t>
+      </w:r>
+      <w:r>
+        <w:rPr>
+          <w:color w:val="000000"/>
+          <w:sz w:val="28"/>
+          <w:szCs w:val="28"/>
+        </w:rPr>
+        <w:br/>
+        <w:t xml:space="preserve">    }</w:t>
+      </w:r>
+      <w:r>
+        <w:rPr>
+          <w:color w:val="000000"/>
+          <w:sz w:val="28"/>
+          <w:szCs w:val="28"/>
+        </w:rPr>
+        <w:br/>
+      </w:r>
+      <w:r>
+        <w:rPr>
+          <w:color w:val="000000"/>
+          <w:sz w:val="28"/>
+          <w:szCs w:val="28"/>
+        </w:rPr>
+        <w:br/>
+        <w:t xml:space="preserve">    [Fact]</w:t>
+      </w:r>
+      <w:r>
+        <w:rPr>
+          <w:color w:val="000000"/>
+          <w:sz w:val="28"/>
+          <w:szCs w:val="28"/>
+        </w:rPr>
+        <w:br/>
+        <w:t xml:space="preserve">    public async Task Get_AllBookings_IsArray()</w:t>
+      </w:r>
+      <w:r>
+        <w:rPr>
+          <w:color w:val="000000"/>
+          <w:sz w:val="28"/>
+          <w:szCs w:val="28"/>
+        </w:rPr>
+        <w:br/>
+        <w:t xml:space="preserve">    {</w:t>
+      </w:r>
+      <w:r>
+        <w:rPr>
+          <w:color w:val="000000"/>
+          <w:sz w:val="28"/>
+          <w:szCs w:val="28"/>
+        </w:rPr>
+        <w:br/>
+        <w:t xml:space="preserve">        var response = await _client.GetAsync("booking");</w:t>
+      </w:r>
+      <w:r>
+        <w:rPr>
+          <w:color w:val="000000"/>
+          <w:sz w:val="28"/>
+          <w:szCs w:val="28"/>
+        </w:rPr>
+        <w:br/>
+      </w:r>
+      <w:r>
+        <w:rPr>
+          <w:color w:val="000000"/>
+          <w:sz w:val="28"/>
+          <w:szCs w:val="28"/>
+        </w:rPr>
+        <w:lastRenderedPageBreak/>
+        <w:t xml:space="preserve">        var content = await response.Content.ReadAsStringAsync();</w:t>
+      </w:r>
+      <w:r>
+        <w:rPr>
+          <w:color w:val="000000"/>
+          <w:sz w:val="28"/>
+          <w:szCs w:val="28"/>
+        </w:rPr>
+        <w:br/>
+      </w:r>
+      <w:r>
+        <w:rPr>
+          <w:color w:val="000000"/>
+          <w:sz w:val="28"/>
+          <w:szCs w:val="28"/>
+        </w:rPr>
+        <w:br/>
+        <w:t xml:space="preserve">        Assert.StartsWith("[", content);</w:t>
+      </w:r>
+      <w:r>
+        <w:rPr>
+          <w:color w:val="000000"/>
+          <w:sz w:val="28"/>
+          <w:szCs w:val="28"/>
+        </w:rPr>
+        <w:br/>
+        <w:t xml:space="preserve">    }</w:t>
+      </w:r>
+      <w:r>
+        <w:rPr>
+          <w:color w:val="000000"/>
+          <w:sz w:val="28"/>
+          <w:szCs w:val="28"/>
+        </w:rPr>
+        <w:br/>
+      </w:r>
+      <w:r>
+        <w:rPr>
+          <w:color w:val="000000"/>
+          <w:sz w:val="28"/>
+          <w:szCs w:val="28"/>
+        </w:rPr>
+        <w:br/>
+        <w:t xml:space="preserve">    [Fact]</w:t>
+      </w:r>
+      <w:r>
+        <w:rPr>
+          <w:color w:val="000000"/>
+          <w:sz w:val="28"/>
+          <w:szCs w:val="28"/>
+        </w:rPr>
+        <w:br/>
+        <w:t xml:space="preserve">    public async Task Get_AllBookings_ContainsBookingId()</w:t>
+      </w:r>
+      <w:r>
+        <w:rPr>
+          <w:color w:val="000000"/>
+          <w:sz w:val="28"/>
+          <w:szCs w:val="28"/>
+        </w:rPr>
+        <w:br/>
+        <w:t xml:space="preserve">    {</w:t>
+      </w:r>
+      <w:r>
+        <w:rPr>
+          <w:color w:val="000000"/>
+          <w:sz w:val="28"/>
+          <w:szCs w:val="28"/>
+        </w:rPr>
+        <w:br/>
+        <w:t xml:space="preserve">        var response = await _client.GetAsync("booking");</w:t>
+      </w:r>
+      <w:r>
+        <w:rPr>
+          <w:color w:val="000000"/>
+          <w:sz w:val="28"/>
+          <w:szCs w:val="28"/>
+        </w:rPr>
+        <w:br/>
+        <w:t xml:space="preserve">        var content = await response.Content.ReadAsStringAsync();</w:t>
+      </w:r>
+      <w:r>
+        <w:rPr>
+          <w:color w:val="000000"/>
+          <w:sz w:val="28"/>
+          <w:szCs w:val="28"/>
+        </w:rPr>
+        <w:br/>
+      </w:r>
+      <w:r>
+        <w:rPr>
+          <w:color w:val="000000"/>
+          <w:sz w:val="28"/>
+          <w:szCs w:val="28"/>
+        </w:rPr>
+        <w:br/>
+        <w:t xml:space="preserve">        Assert.Contains("bookingid", content);</w:t>
+      </w:r>
+      <w:r>
+        <w:rPr>
+          <w:color w:val="000000"/>
+          <w:sz w:val="28"/>
+          <w:szCs w:val="28"/>
+        </w:rPr>
+        <w:br/>
+        <w:t xml:space="preserve">    }</w:t>
+      </w:r>
+      <w:r>
+        <w:rPr>
+          <w:color w:val="000000"/>
+          <w:sz w:val="28"/>
+          <w:szCs w:val="28"/>
+        </w:rPr>
+        <w:br/>
+      </w:r>
+      <w:r>
+        <w:rPr>
+          <w:color w:val="000000"/>
+          <w:sz w:val="28"/>
+          <w:szCs w:val="28"/>
+        </w:rPr>
+        <w:br/>
+        <w:t xml:space="preserve">    [Fact]</w:t>
+      </w:r>
+      <w:r>
+        <w:rPr>
+          <w:color w:val="000000"/>
+          <w:sz w:val="28"/>
+          <w:szCs w:val="28"/>
+        </w:rPr>
+        <w:br/>
+        <w:t xml:space="preserve">    public async Task Get_AllBookings_ResponseTime()</w:t>
+      </w:r>
+      <w:r>
+        <w:rPr>
+          <w:color w:val="000000"/>
+          <w:sz w:val="28"/>
+          <w:szCs w:val="28"/>
+        </w:rPr>
+        <w:br/>
+        <w:t xml:space="preserve">    {</w:t>
+      </w:r>
+      <w:r>
+        <w:rPr>
+          <w:color w:val="000000"/>
+          <w:sz w:val="28"/>
+          <w:szCs w:val="28"/>
+        </w:rPr>
+        <w:br/>
+        <w:t xml:space="preserve">        var start = DateTime.Now;</w:t>
+      </w:r>
+      <w:r>
+        <w:rPr>
+          <w:color w:val="000000"/>
+          <w:sz w:val="28"/>
+          <w:szCs w:val="28"/>
+        </w:rPr>
+        <w:br/>
+        <w:t xml:space="preserve">        await _client.GetAsync("booking");</w:t>
+      </w:r>
+      <w:r>
+        <w:rPr>
+          <w:color w:val="000000"/>
+          <w:sz w:val="28"/>
+          <w:szCs w:val="28"/>
+        </w:rPr>
+        <w:br/>
+        <w:t xml:space="preserve">        var duration = DateTime.Now - start;</w:t>
+      </w:r>
+      <w:r>
+        <w:rPr>
+          <w:color w:val="000000"/>
+          <w:sz w:val="28"/>
+          <w:szCs w:val="28"/>
+        </w:rPr>
+        <w:br/>
+      </w:r>
+      <w:r>
+        <w:rPr>
+          <w:color w:val="000000"/>
+          <w:sz w:val="28"/>
+          <w:szCs w:val="28"/>
+        </w:rPr>
+        <w:br/>
+        <w:t xml:space="preserve">        Assert.True(duration.TotalSeconds &lt; 2);</w:t>
       </w:r>
       <w:r>
         <w:rPr>
@@ -1759,7 +1701,7 @@
           <w:sz w:val="28"/>
           <w:szCs w:val="28"/>
         </w:rPr>
-        <w:t>1. GET (всі записи) — 5 тестів</w:t>
+        <w:t>2. GET (конкретний запис)</w:t>
       </w:r>
     </w:p>
     <w:p>
@@ -1777,88 +1719,16 @@
           <w:sz w:val="28"/>
           <w:szCs w:val="28"/>
         </w:rPr>
-        <w:t xml:space="preserve">    [</w:t>
-      </w:r>
-      <w:proofErr w:type="spellStart"/>
-      <w:r>
-        <w:rPr>
-          <w:color w:val="000000"/>
-          <w:sz w:val="28"/>
-          <w:szCs w:val="28"/>
-        </w:rPr>
-        <w:t>Fact</w:t>
-      </w:r>
-      <w:proofErr w:type="spellEnd"/>
-      <w:r>
-        <w:rPr>
-          <w:color w:val="000000"/>
-          <w:sz w:val="28"/>
-          <w:szCs w:val="28"/>
-        </w:rPr>
-        <w:t>]</w:t>
-      </w:r>
-      <w:r>
-        <w:rPr>
-          <w:color w:val="000000"/>
-          <w:sz w:val="28"/>
-          <w:szCs w:val="28"/>
-        </w:rPr>
-        <w:br/>
-        <w:t xml:space="preserve">    </w:t>
-      </w:r>
-      <w:proofErr w:type="spellStart"/>
-      <w:r>
-        <w:rPr>
-          <w:color w:val="000000"/>
-          <w:sz w:val="28"/>
-          <w:szCs w:val="28"/>
-        </w:rPr>
-        <w:t>public</w:t>
-      </w:r>
-      <w:proofErr w:type="spellEnd"/>
-      <w:r>
-        <w:rPr>
-          <w:color w:val="000000"/>
-          <w:sz w:val="28"/>
-          <w:szCs w:val="28"/>
-        </w:rPr>
-        <w:t xml:space="preserve"> </w:t>
-      </w:r>
-      <w:proofErr w:type="spellStart"/>
-      <w:r>
-        <w:rPr>
-          <w:color w:val="000000"/>
-          <w:sz w:val="28"/>
-          <w:szCs w:val="28"/>
-        </w:rPr>
-        <w:t>async</w:t>
-      </w:r>
-      <w:proofErr w:type="spellEnd"/>
-      <w:r>
-        <w:rPr>
-          <w:color w:val="000000"/>
-          <w:sz w:val="28"/>
-          <w:szCs w:val="28"/>
-        </w:rPr>
-        <w:t xml:space="preserve"> </w:t>
-      </w:r>
-      <w:proofErr w:type="spellStart"/>
-      <w:r>
-        <w:rPr>
-          <w:color w:val="000000"/>
-          <w:sz w:val="28"/>
-          <w:szCs w:val="28"/>
-        </w:rPr>
-        <w:t>Task</w:t>
-      </w:r>
-      <w:proofErr w:type="spellEnd"/>
-      <w:r>
-        <w:rPr>
-          <w:color w:val="000000"/>
-          <w:sz w:val="28"/>
-          <w:szCs w:val="28"/>
-        </w:rPr>
-        <w:t xml:space="preserve"> Get_AllBookings_Status200()</w:t>
+        <w:t xml:space="preserve">    [Fact]</w:t>
+      </w:r>
+      <w:r>
+        <w:rPr>
+          <w:color w:val="000000"/>
+          <w:sz w:val="28"/>
+          <w:szCs w:val="28"/>
+        </w:rPr>
+        <w:br/>
+        <w:t xml:space="preserve">    public async Task Get_BookingById_Status200()</w:t>
       </w:r>
       <w:r>
         <w:rPr>
@@ -1876,160 +1746,16 @@
           <w:szCs w:val="28"/>
         </w:rPr>
         <w:br/>
-        <w:t xml:space="preserve">        </w:t>
-      </w:r>
-      <w:proofErr w:type="spellStart"/>
-      <w:r>
-        <w:rPr>
-          <w:color w:val="000000"/>
-          <w:sz w:val="28"/>
-          <w:szCs w:val="28"/>
-        </w:rPr>
-        <w:t>var</w:t>
-      </w:r>
-      <w:proofErr w:type="spellEnd"/>
-      <w:r>
-        <w:rPr>
-          <w:color w:val="000000"/>
-          <w:sz w:val="28"/>
-          <w:szCs w:val="28"/>
-        </w:rPr>
-        <w:t xml:space="preserve"> </w:t>
-      </w:r>
-      <w:proofErr w:type="spellStart"/>
-      <w:r>
-        <w:rPr>
-          <w:color w:val="000000"/>
-          <w:sz w:val="28"/>
-          <w:szCs w:val="28"/>
-        </w:rPr>
-        <w:t>response</w:t>
-      </w:r>
-      <w:proofErr w:type="spellEnd"/>
-      <w:r>
-        <w:rPr>
-          <w:color w:val="000000"/>
-          <w:sz w:val="28"/>
-          <w:szCs w:val="28"/>
-        </w:rPr>
-        <w:t xml:space="preserve"> = </w:t>
-      </w:r>
-      <w:proofErr w:type="spellStart"/>
-      <w:r>
-        <w:rPr>
-          <w:color w:val="000000"/>
-          <w:sz w:val="28"/>
-          <w:szCs w:val="28"/>
-        </w:rPr>
-        <w:t>await</w:t>
-      </w:r>
-      <w:proofErr w:type="spellEnd"/>
-      <w:r>
-        <w:rPr>
-          <w:color w:val="000000"/>
-          <w:sz w:val="28"/>
-          <w:szCs w:val="28"/>
-        </w:rPr>
-        <w:t xml:space="preserve"> _</w:t>
-      </w:r>
-      <w:proofErr w:type="spellStart"/>
-      <w:r>
-        <w:rPr>
-          <w:color w:val="000000"/>
-          <w:sz w:val="28"/>
-          <w:szCs w:val="28"/>
-        </w:rPr>
-        <w:t>client.GetAsync</w:t>
-      </w:r>
-      <w:proofErr w:type="spellEnd"/>
-      <w:r>
-        <w:rPr>
-          <w:color w:val="000000"/>
-          <w:sz w:val="28"/>
-          <w:szCs w:val="28"/>
-        </w:rPr>
-        <w:t>("</w:t>
-      </w:r>
-      <w:proofErr w:type="spellStart"/>
-      <w:r>
-        <w:rPr>
-          <w:color w:val="000000"/>
-          <w:sz w:val="28"/>
-          <w:szCs w:val="28"/>
-        </w:rPr>
-        <w:t>booking</w:t>
-      </w:r>
-      <w:proofErr w:type="spellEnd"/>
-      <w:r>
-        <w:rPr>
-          <w:color w:val="000000"/>
-          <w:sz w:val="28"/>
-          <w:szCs w:val="28"/>
-        </w:rPr>
-        <w:t>");</w:t>
-      </w:r>
-      <w:r>
-        <w:rPr>
-          <w:color w:val="000000"/>
-          <w:sz w:val="28"/>
-          <w:szCs w:val="28"/>
-        </w:rPr>
-        <w:br/>
-        <w:t xml:space="preserve">        </w:t>
-      </w:r>
-      <w:proofErr w:type="spellStart"/>
-      <w:r>
-        <w:rPr>
-          <w:color w:val="000000"/>
-          <w:sz w:val="28"/>
-          <w:szCs w:val="28"/>
-        </w:rPr>
-        <w:t>Assert.Equal</w:t>
-      </w:r>
-      <w:proofErr w:type="spellEnd"/>
-      <w:r>
-        <w:rPr>
-          <w:color w:val="000000"/>
-          <w:sz w:val="28"/>
-          <w:szCs w:val="28"/>
-        </w:rPr>
-        <w:t>(</w:t>
-      </w:r>
-      <w:proofErr w:type="spellStart"/>
-      <w:r>
-        <w:rPr>
-          <w:color w:val="000000"/>
-          <w:sz w:val="28"/>
-          <w:szCs w:val="28"/>
-        </w:rPr>
-        <w:t>HttpStatusCode.OK</w:t>
-      </w:r>
-      <w:proofErr w:type="spellEnd"/>
-      <w:r>
-        <w:rPr>
-          <w:color w:val="000000"/>
-          <w:sz w:val="28"/>
-          <w:szCs w:val="28"/>
-        </w:rPr>
-        <w:t xml:space="preserve">, </w:t>
-      </w:r>
-      <w:proofErr w:type="spellStart"/>
-      <w:r>
-        <w:rPr>
-          <w:color w:val="000000"/>
-          <w:sz w:val="28"/>
-          <w:szCs w:val="28"/>
-        </w:rPr>
-        <w:t>response.StatusCode</w:t>
-      </w:r>
-      <w:proofErr w:type="spellEnd"/>
-      <w:r>
-        <w:rPr>
-          <w:color w:val="000000"/>
-          <w:sz w:val="28"/>
-          <w:szCs w:val="28"/>
-        </w:rPr>
-        <w:t>);</w:t>
+        <w:t xml:space="preserve">        var response = await _client.GetAsync("booking/1");</w:t>
+      </w:r>
+      <w:r>
+        <w:rPr>
+          <w:color w:val="000000"/>
+          <w:sz w:val="28"/>
+          <w:szCs w:val="28"/>
+        </w:rPr>
+        <w:br/>
+        <w:t xml:space="preserve">        Assert.Equal(HttpStatusCode.OK, response.StatusCode);</w:t>
       </w:r>
       <w:r>
         <w:rPr>
@@ -2055,106 +1781,16 @@
           <w:szCs w:val="28"/>
         </w:rPr>
         <w:br/>
-        <w:t xml:space="preserve">    [</w:t>
-      </w:r>
-      <w:proofErr w:type="spellStart"/>
-      <w:r>
-        <w:rPr>
-          <w:color w:val="000000"/>
-          <w:sz w:val="28"/>
-          <w:szCs w:val="28"/>
-        </w:rPr>
-        <w:t>Fact</w:t>
-      </w:r>
-      <w:proofErr w:type="spellEnd"/>
-      <w:r>
-        <w:rPr>
-          <w:color w:val="000000"/>
-          <w:sz w:val="28"/>
-          <w:szCs w:val="28"/>
-        </w:rPr>
-        <w:t>]</w:t>
-      </w:r>
-      <w:r>
-        <w:rPr>
-          <w:color w:val="000000"/>
-          <w:sz w:val="28"/>
-          <w:szCs w:val="28"/>
-        </w:rPr>
-        <w:br/>
-        <w:t xml:space="preserve">    </w:t>
-      </w:r>
-      <w:proofErr w:type="spellStart"/>
-      <w:r>
-        <w:rPr>
-          <w:color w:val="000000"/>
-          <w:sz w:val="28"/>
-          <w:szCs w:val="28"/>
-        </w:rPr>
-        <w:t>public</w:t>
-      </w:r>
-      <w:proofErr w:type="spellEnd"/>
-      <w:r>
-        <w:rPr>
-          <w:color w:val="000000"/>
-          <w:sz w:val="28"/>
-          <w:szCs w:val="28"/>
-        </w:rPr>
-        <w:t xml:space="preserve"> </w:t>
-      </w:r>
-      <w:proofErr w:type="spellStart"/>
-      <w:r>
-        <w:rPr>
-          <w:color w:val="000000"/>
-          <w:sz w:val="28"/>
-          <w:szCs w:val="28"/>
-        </w:rPr>
-        <w:t>async</w:t>
-      </w:r>
-      <w:proofErr w:type="spellEnd"/>
-      <w:r>
-        <w:rPr>
-          <w:color w:val="000000"/>
-          <w:sz w:val="28"/>
-          <w:szCs w:val="28"/>
-        </w:rPr>
-        <w:t xml:space="preserve"> </w:t>
-      </w:r>
-      <w:proofErr w:type="spellStart"/>
-      <w:r>
-        <w:rPr>
-          <w:color w:val="000000"/>
-          <w:sz w:val="28"/>
-          <w:szCs w:val="28"/>
-        </w:rPr>
-        <w:t>Task</w:t>
-      </w:r>
-      <w:proofErr w:type="spellEnd"/>
-      <w:r>
-        <w:rPr>
-          <w:color w:val="000000"/>
-          <w:sz w:val="28"/>
-          <w:szCs w:val="28"/>
-        </w:rPr>
-        <w:t xml:space="preserve"> </w:t>
-      </w:r>
-      <w:proofErr w:type="spellStart"/>
-      <w:r>
-        <w:rPr>
-          <w:color w:val="000000"/>
-          <w:sz w:val="28"/>
-          <w:szCs w:val="28"/>
-        </w:rPr>
-        <w:t>Get_AllBookings_NotEmpty</w:t>
-      </w:r>
-      <w:proofErr w:type="spellEnd"/>
-      <w:r>
-        <w:rPr>
-          <w:color w:val="000000"/>
-          <w:sz w:val="28"/>
-          <w:szCs w:val="28"/>
-        </w:rPr>
-        <w:t>()</w:t>
+        <w:t xml:space="preserve">    [Fact]</w:t>
+      </w:r>
+      <w:r>
+        <w:rPr>
+          <w:color w:val="000000"/>
+          <w:sz w:val="28"/>
+          <w:szCs w:val="28"/>
+        </w:rPr>
+        <w:br/>
+        <w:t xml:space="preserve">    public async Task Get_BookingById_ContainsFirstname()</w:t>
       </w:r>
       <w:r>
         <w:rPr>
@@ -2172,249 +1808,33 @@
           <w:szCs w:val="28"/>
         </w:rPr>
         <w:br/>
-        <w:t xml:space="preserve">        </w:t>
-      </w:r>
-      <w:proofErr w:type="spellStart"/>
-      <w:r>
-        <w:rPr>
-          <w:color w:val="000000"/>
-          <w:sz w:val="28"/>
-          <w:szCs w:val="28"/>
-        </w:rPr>
-        <w:t>var</w:t>
-      </w:r>
-      <w:proofErr w:type="spellEnd"/>
-      <w:r>
-        <w:rPr>
-          <w:color w:val="000000"/>
-          <w:sz w:val="28"/>
-          <w:szCs w:val="28"/>
-        </w:rPr>
-        <w:t xml:space="preserve"> </w:t>
-      </w:r>
-      <w:proofErr w:type="spellStart"/>
-      <w:r>
-        <w:rPr>
-          <w:color w:val="000000"/>
-          <w:sz w:val="28"/>
-          <w:szCs w:val="28"/>
-        </w:rPr>
-        <w:t>response</w:t>
-      </w:r>
-      <w:proofErr w:type="spellEnd"/>
-      <w:r>
-        <w:rPr>
-          <w:color w:val="000000"/>
-          <w:sz w:val="28"/>
-          <w:szCs w:val="28"/>
-        </w:rPr>
-        <w:t xml:space="preserve"> = </w:t>
-      </w:r>
-      <w:proofErr w:type="spellStart"/>
-      <w:r>
-        <w:rPr>
-          <w:color w:val="000000"/>
-          <w:sz w:val="28"/>
-          <w:szCs w:val="28"/>
-        </w:rPr>
-        <w:t>await</w:t>
-      </w:r>
-      <w:proofErr w:type="spellEnd"/>
-      <w:r>
-        <w:rPr>
-          <w:color w:val="000000"/>
-          <w:sz w:val="28"/>
-          <w:szCs w:val="28"/>
-        </w:rPr>
-        <w:t xml:space="preserve"> _</w:t>
-      </w:r>
-      <w:proofErr w:type="spellStart"/>
-      <w:r>
-        <w:rPr>
-          <w:color w:val="000000"/>
-          <w:sz w:val="28"/>
-          <w:szCs w:val="28"/>
-        </w:rPr>
-        <w:t>client.GetAsync</w:t>
-      </w:r>
-      <w:proofErr w:type="spellEnd"/>
-      <w:r>
-        <w:rPr>
-          <w:color w:val="000000"/>
-          <w:sz w:val="28"/>
-          <w:szCs w:val="28"/>
-        </w:rPr>
-        <w:t>("</w:t>
-      </w:r>
-      <w:proofErr w:type="spellStart"/>
-      <w:r>
-        <w:rPr>
-          <w:color w:val="000000"/>
-          <w:sz w:val="28"/>
-          <w:szCs w:val="28"/>
-        </w:rPr>
-        <w:t>booking</w:t>
-      </w:r>
-      <w:proofErr w:type="spellEnd"/>
-      <w:r>
-        <w:rPr>
-          <w:color w:val="000000"/>
-          <w:sz w:val="28"/>
-          <w:szCs w:val="28"/>
-        </w:rPr>
-        <w:t>");</w:t>
-      </w:r>
-      <w:r>
-        <w:rPr>
-          <w:color w:val="000000"/>
-          <w:sz w:val="28"/>
-          <w:szCs w:val="28"/>
-        </w:rPr>
-        <w:br/>
-        <w:t xml:space="preserve">        </w:t>
-      </w:r>
-      <w:proofErr w:type="spellStart"/>
-      <w:r>
-        <w:rPr>
-          <w:color w:val="000000"/>
-          <w:sz w:val="28"/>
-          <w:szCs w:val="28"/>
-        </w:rPr>
-        <w:t>var</w:t>
-      </w:r>
-      <w:proofErr w:type="spellEnd"/>
-      <w:r>
-        <w:rPr>
-          <w:color w:val="000000"/>
-          <w:sz w:val="28"/>
-          <w:szCs w:val="28"/>
-        </w:rPr>
-        <w:t xml:space="preserve"> </w:t>
-      </w:r>
-      <w:proofErr w:type="spellStart"/>
-      <w:r>
-        <w:rPr>
-          <w:color w:val="000000"/>
-          <w:sz w:val="28"/>
-          <w:szCs w:val="28"/>
-        </w:rPr>
-        <w:t>content</w:t>
-      </w:r>
-      <w:proofErr w:type="spellEnd"/>
-      <w:r>
-        <w:rPr>
-          <w:color w:val="000000"/>
-          <w:sz w:val="28"/>
-          <w:szCs w:val="28"/>
-        </w:rPr>
-        <w:t xml:space="preserve"> = </w:t>
-      </w:r>
-      <w:proofErr w:type="spellStart"/>
-      <w:r>
-        <w:rPr>
-          <w:color w:val="000000"/>
-          <w:sz w:val="28"/>
-          <w:szCs w:val="28"/>
-        </w:rPr>
-        <w:t>await</w:t>
-      </w:r>
-      <w:proofErr w:type="spellEnd"/>
-      <w:r>
-        <w:rPr>
-          <w:color w:val="000000"/>
-          <w:sz w:val="28"/>
-          <w:szCs w:val="28"/>
-        </w:rPr>
-        <w:t xml:space="preserve"> </w:t>
-      </w:r>
-      <w:proofErr w:type="spellStart"/>
-      <w:r>
-        <w:rPr>
-          <w:color w:val="000000"/>
-          <w:sz w:val="28"/>
-          <w:szCs w:val="28"/>
-        </w:rPr>
-        <w:t>response.Content.ReadAsStringAsync</w:t>
-      </w:r>
-      <w:proofErr w:type="spellEnd"/>
-      <w:r>
-        <w:rPr>
-          <w:color w:val="000000"/>
-          <w:sz w:val="28"/>
-          <w:szCs w:val="28"/>
-        </w:rPr>
-        <w:t>();</w:t>
-      </w:r>
-      <w:r>
-        <w:rPr>
-          <w:color w:val="000000"/>
-          <w:sz w:val="28"/>
-          <w:szCs w:val="28"/>
-        </w:rPr>
-        <w:br/>
-      </w:r>
-      <w:r>
-        <w:rPr>
-          <w:color w:val="000000"/>
-          <w:sz w:val="28"/>
-          <w:szCs w:val="28"/>
-        </w:rPr>
-        <w:br/>
-        <w:t xml:space="preserve">        </w:t>
-      </w:r>
-      <w:proofErr w:type="spellStart"/>
-      <w:r>
-        <w:rPr>
-          <w:color w:val="000000"/>
-          <w:sz w:val="28"/>
-          <w:szCs w:val="28"/>
-        </w:rPr>
-        <w:t>Assert.False</w:t>
-      </w:r>
-      <w:proofErr w:type="spellEnd"/>
-      <w:r>
-        <w:rPr>
-          <w:color w:val="000000"/>
-          <w:sz w:val="28"/>
-          <w:szCs w:val="28"/>
-        </w:rPr>
-        <w:t>(</w:t>
-      </w:r>
-      <w:proofErr w:type="spellStart"/>
-      <w:r>
-        <w:rPr>
-          <w:color w:val="000000"/>
-          <w:sz w:val="28"/>
-          <w:szCs w:val="28"/>
-        </w:rPr>
-        <w:t>string.IsNullOrEmpty</w:t>
-      </w:r>
-      <w:proofErr w:type="spellEnd"/>
-      <w:r>
-        <w:rPr>
-          <w:color w:val="000000"/>
-          <w:sz w:val="28"/>
-          <w:szCs w:val="28"/>
-        </w:rPr>
-        <w:t>(</w:t>
-      </w:r>
-      <w:proofErr w:type="spellStart"/>
-      <w:r>
-        <w:rPr>
-          <w:color w:val="000000"/>
-          <w:sz w:val="28"/>
-          <w:szCs w:val="28"/>
-        </w:rPr>
-        <w:t>content</w:t>
-      </w:r>
-      <w:proofErr w:type="spellEnd"/>
-      <w:r>
-        <w:rPr>
-          <w:color w:val="000000"/>
-          <w:sz w:val="28"/>
-          <w:szCs w:val="28"/>
-        </w:rPr>
-        <w:t>));</w:t>
+        <w:t xml:space="preserve">        var response = await _client.GetAsync("booking/1");</w:t>
+      </w:r>
+      <w:r>
+        <w:rPr>
+          <w:color w:val="000000"/>
+          <w:sz w:val="28"/>
+          <w:szCs w:val="28"/>
+        </w:rPr>
+        <w:br/>
+        <w:t xml:space="preserve">        var content = await response.Content.ReadAsStringAsync();</w:t>
+      </w:r>
+      <w:r>
+        <w:rPr>
+          <w:color w:val="000000"/>
+          <w:sz w:val="28"/>
+          <w:szCs w:val="28"/>
+        </w:rPr>
+        <w:br/>
+      </w:r>
+      <w:r>
+        <w:rPr>
+          <w:color w:val="000000"/>
+          <w:sz w:val="28"/>
+          <w:szCs w:val="28"/>
+        </w:rPr>
+        <w:br/>
+        <w:t xml:space="preserve">        Assert.Contains("firstname", content);</w:t>
       </w:r>
       <w:r>
         <w:rPr>
@@ -2440,106 +1860,16 @@
           <w:szCs w:val="28"/>
         </w:rPr>
         <w:br/>
-        <w:t xml:space="preserve">    [</w:t>
-      </w:r>
-      <w:proofErr w:type="spellStart"/>
-      <w:r>
-        <w:rPr>
-          <w:color w:val="000000"/>
-          <w:sz w:val="28"/>
-          <w:szCs w:val="28"/>
-        </w:rPr>
-        <w:t>Fact</w:t>
-      </w:r>
-      <w:proofErr w:type="spellEnd"/>
-      <w:r>
-        <w:rPr>
-          <w:color w:val="000000"/>
-          <w:sz w:val="28"/>
-          <w:szCs w:val="28"/>
-        </w:rPr>
-        <w:t>]</w:t>
-      </w:r>
-      <w:r>
-        <w:rPr>
-          <w:color w:val="000000"/>
-          <w:sz w:val="28"/>
-          <w:szCs w:val="28"/>
-        </w:rPr>
-        <w:br/>
-        <w:t xml:space="preserve">    </w:t>
-      </w:r>
-      <w:proofErr w:type="spellStart"/>
-      <w:r>
-        <w:rPr>
-          <w:color w:val="000000"/>
-          <w:sz w:val="28"/>
-          <w:szCs w:val="28"/>
-        </w:rPr>
-        <w:t>public</w:t>
-      </w:r>
-      <w:proofErr w:type="spellEnd"/>
-      <w:r>
-        <w:rPr>
-          <w:color w:val="000000"/>
-          <w:sz w:val="28"/>
-          <w:szCs w:val="28"/>
-        </w:rPr>
-        <w:t xml:space="preserve"> </w:t>
-      </w:r>
-      <w:proofErr w:type="spellStart"/>
-      <w:r>
-        <w:rPr>
-          <w:color w:val="000000"/>
-          <w:sz w:val="28"/>
-          <w:szCs w:val="28"/>
-        </w:rPr>
-        <w:t>async</w:t>
-      </w:r>
-      <w:proofErr w:type="spellEnd"/>
-      <w:r>
-        <w:rPr>
-          <w:color w:val="000000"/>
-          <w:sz w:val="28"/>
-          <w:szCs w:val="28"/>
-        </w:rPr>
-        <w:t xml:space="preserve"> </w:t>
-      </w:r>
-      <w:proofErr w:type="spellStart"/>
-      <w:r>
-        <w:rPr>
-          <w:color w:val="000000"/>
-          <w:sz w:val="28"/>
-          <w:szCs w:val="28"/>
-        </w:rPr>
-        <w:t>Task</w:t>
-      </w:r>
-      <w:proofErr w:type="spellEnd"/>
-      <w:r>
-        <w:rPr>
-          <w:color w:val="000000"/>
-          <w:sz w:val="28"/>
-          <w:szCs w:val="28"/>
-        </w:rPr>
-        <w:t xml:space="preserve"> </w:t>
-      </w:r>
-      <w:proofErr w:type="spellStart"/>
-      <w:r>
-        <w:rPr>
-          <w:color w:val="000000"/>
-          <w:sz w:val="28"/>
-          <w:szCs w:val="28"/>
-        </w:rPr>
-        <w:t>Get_AllBookings_IsArray</w:t>
-      </w:r>
-      <w:proofErr w:type="spellEnd"/>
-      <w:r>
-        <w:rPr>
-          <w:color w:val="000000"/>
-          <w:sz w:val="28"/>
-          <w:szCs w:val="28"/>
-        </w:rPr>
-        <w:t>()</w:t>
+        <w:t xml:space="preserve">    [Fact]</w:t>
+      </w:r>
+      <w:r>
+        <w:rPr>
+          <w:color w:val="000000"/>
+          <w:sz w:val="28"/>
+          <w:szCs w:val="28"/>
+        </w:rPr>
+        <w:br/>
+        <w:t xml:space="preserve">    public async Task Get_BookingById_ContainsLastname()</w:t>
       </w:r>
       <w:r>
         <w:rPr>
@@ -2557,105 +1887,6 @@
           <w:szCs w:val="28"/>
         </w:rPr>
         <w:br/>
-        <w:t xml:space="preserve">        </w:t>
-      </w:r>
-      <w:proofErr w:type="spellStart"/>
-      <w:r>
-        <w:rPr>
-          <w:color w:val="000000"/>
-          <w:sz w:val="28"/>
-          <w:szCs w:val="28"/>
-        </w:rPr>
-        <w:t>var</w:t>
-      </w:r>
-      <w:proofErr w:type="spellEnd"/>
-      <w:r>
-        <w:rPr>
-          <w:color w:val="000000"/>
-          <w:sz w:val="28"/>
-          <w:szCs w:val="28"/>
-        </w:rPr>
-        <w:t xml:space="preserve"> </w:t>
-      </w:r>
-      <w:proofErr w:type="spellStart"/>
-      <w:r>
-        <w:rPr>
-          <w:color w:val="000000"/>
-          <w:sz w:val="28"/>
-          <w:szCs w:val="28"/>
-        </w:rPr>
-        <w:t>response</w:t>
-      </w:r>
-      <w:proofErr w:type="spellEnd"/>
-      <w:r>
-        <w:rPr>
-          <w:color w:val="000000"/>
-          <w:sz w:val="28"/>
-          <w:szCs w:val="28"/>
-        </w:rPr>
-        <w:t xml:space="preserve"> = </w:t>
-      </w:r>
-      <w:proofErr w:type="spellStart"/>
-      <w:r>
-        <w:rPr>
-          <w:color w:val="000000"/>
-          <w:sz w:val="28"/>
-          <w:szCs w:val="28"/>
-        </w:rPr>
-        <w:t>await</w:t>
-      </w:r>
-      <w:proofErr w:type="spellEnd"/>
-      <w:r>
-        <w:rPr>
-          <w:color w:val="000000"/>
-          <w:sz w:val="28"/>
-          <w:szCs w:val="28"/>
-        </w:rPr>
-        <w:t xml:space="preserve"> _</w:t>
-      </w:r>
-      <w:proofErr w:type="spellStart"/>
-      <w:r>
-        <w:rPr>
-          <w:color w:val="000000"/>
-          <w:sz w:val="28"/>
-          <w:szCs w:val="28"/>
-        </w:rPr>
-        <w:t>client.GetAsync</w:t>
-      </w:r>
-      <w:proofErr w:type="spellEnd"/>
-      <w:r>
-        <w:rPr>
-          <w:color w:val="000000"/>
-          <w:sz w:val="28"/>
-          <w:szCs w:val="28"/>
-        </w:rPr>
-        <w:t>("</w:t>
-      </w:r>
-      <w:proofErr w:type="spellStart"/>
-      <w:r>
-        <w:rPr>
-          <w:color w:val="000000"/>
-          <w:sz w:val="28"/>
-          <w:szCs w:val="28"/>
-        </w:rPr>
-        <w:t>booking</w:t>
-      </w:r>
-      <w:proofErr w:type="spellEnd"/>
-      <w:r>
-        <w:rPr>
-          <w:color w:val="000000"/>
-          <w:sz w:val="28"/>
-          <w:szCs w:val="28"/>
-        </w:rPr>
-        <w:t>");</w:t>
-      </w:r>
-      <w:r>
-        <w:rPr>
-          <w:color w:val="000000"/>
-          <w:sz w:val="28"/>
-          <w:szCs w:val="28"/>
-        </w:rPr>
-        <w:br/>
       </w:r>
       <w:r>
         <w:rPr>
@@ -2664,132 +1895,33 @@
           <w:szCs w:val="28"/>
         </w:rPr>
         <w:lastRenderedPageBreak/>
-        <w:t xml:space="preserve">        </w:t>
-      </w:r>
-      <w:proofErr w:type="spellStart"/>
-      <w:r>
-        <w:rPr>
-          <w:color w:val="000000"/>
-          <w:sz w:val="28"/>
-          <w:szCs w:val="28"/>
-        </w:rPr>
-        <w:t>var</w:t>
-      </w:r>
-      <w:proofErr w:type="spellEnd"/>
-      <w:r>
-        <w:rPr>
-          <w:color w:val="000000"/>
-          <w:sz w:val="28"/>
-          <w:szCs w:val="28"/>
-        </w:rPr>
-        <w:t xml:space="preserve"> </w:t>
-      </w:r>
-      <w:proofErr w:type="spellStart"/>
-      <w:r>
-        <w:rPr>
-          <w:color w:val="000000"/>
-          <w:sz w:val="28"/>
-          <w:szCs w:val="28"/>
-        </w:rPr>
-        <w:t>content</w:t>
-      </w:r>
-      <w:proofErr w:type="spellEnd"/>
-      <w:r>
-        <w:rPr>
-          <w:color w:val="000000"/>
-          <w:sz w:val="28"/>
-          <w:szCs w:val="28"/>
-        </w:rPr>
-        <w:t xml:space="preserve"> = </w:t>
-      </w:r>
-      <w:proofErr w:type="spellStart"/>
-      <w:r>
-        <w:rPr>
-          <w:color w:val="000000"/>
-          <w:sz w:val="28"/>
-          <w:szCs w:val="28"/>
-        </w:rPr>
-        <w:t>await</w:t>
-      </w:r>
-      <w:proofErr w:type="spellEnd"/>
-      <w:r>
-        <w:rPr>
-          <w:color w:val="000000"/>
-          <w:sz w:val="28"/>
-          <w:szCs w:val="28"/>
-        </w:rPr>
-        <w:t xml:space="preserve"> </w:t>
-      </w:r>
-      <w:proofErr w:type="spellStart"/>
-      <w:r>
-        <w:rPr>
-          <w:color w:val="000000"/>
-          <w:sz w:val="28"/>
-          <w:szCs w:val="28"/>
-        </w:rPr>
-        <w:t>response.Content.ReadAsStringAsync</w:t>
-      </w:r>
-      <w:proofErr w:type="spellEnd"/>
-      <w:r>
-        <w:rPr>
-          <w:color w:val="000000"/>
-          <w:sz w:val="28"/>
-          <w:szCs w:val="28"/>
-        </w:rPr>
-        <w:t>();</w:t>
-      </w:r>
-      <w:r>
-        <w:rPr>
-          <w:color w:val="000000"/>
-          <w:sz w:val="28"/>
-          <w:szCs w:val="28"/>
-        </w:rPr>
-        <w:br/>
-      </w:r>
-      <w:r>
-        <w:rPr>
-          <w:color w:val="000000"/>
-          <w:sz w:val="28"/>
-          <w:szCs w:val="28"/>
-        </w:rPr>
-        <w:br/>
-        <w:t xml:space="preserve">        </w:t>
-      </w:r>
-      <w:proofErr w:type="spellStart"/>
-      <w:r>
-        <w:rPr>
-          <w:color w:val="000000"/>
-          <w:sz w:val="28"/>
-          <w:szCs w:val="28"/>
-        </w:rPr>
-        <w:t>Assert.StartsWith</w:t>
-      </w:r>
-      <w:proofErr w:type="spellEnd"/>
-      <w:r>
-        <w:rPr>
-          <w:color w:val="000000"/>
-          <w:sz w:val="28"/>
-          <w:szCs w:val="28"/>
-        </w:rPr>
-        <w:t xml:space="preserve">("[", </w:t>
-      </w:r>
-      <w:proofErr w:type="spellStart"/>
-      <w:r>
-        <w:rPr>
-          <w:color w:val="000000"/>
-          <w:sz w:val="28"/>
-          <w:szCs w:val="28"/>
-        </w:rPr>
-        <w:t>content</w:t>
-      </w:r>
-      <w:proofErr w:type="spellEnd"/>
-      <w:r>
-        <w:rPr>
-          <w:color w:val="000000"/>
-          <w:sz w:val="28"/>
-          <w:szCs w:val="28"/>
-        </w:rPr>
-        <w:t>);</w:t>
+        <w:t xml:space="preserve">        var response = await _client.GetAsync("booking/1");</w:t>
+      </w:r>
+      <w:r>
+        <w:rPr>
+          <w:color w:val="000000"/>
+          <w:sz w:val="28"/>
+          <w:szCs w:val="28"/>
+        </w:rPr>
+        <w:br/>
+        <w:t xml:space="preserve">        var content = await response.Content.ReadAsStringAsync();</w:t>
+      </w:r>
+      <w:r>
+        <w:rPr>
+          <w:color w:val="000000"/>
+          <w:sz w:val="28"/>
+          <w:szCs w:val="28"/>
+        </w:rPr>
+        <w:br/>
+      </w:r>
+      <w:r>
+        <w:rPr>
+          <w:color w:val="000000"/>
+          <w:sz w:val="28"/>
+          <w:szCs w:val="28"/>
+        </w:rPr>
+        <w:br/>
+        <w:t xml:space="preserve">        Assert.Contains("lastname", content);</w:t>
       </w:r>
       <w:r>
         <w:rPr>
@@ -2815,106 +1947,16 @@
           <w:szCs w:val="28"/>
         </w:rPr>
         <w:br/>
-        <w:t xml:space="preserve">    [</w:t>
-      </w:r>
-      <w:proofErr w:type="spellStart"/>
-      <w:r>
-        <w:rPr>
-          <w:color w:val="000000"/>
-          <w:sz w:val="28"/>
-          <w:szCs w:val="28"/>
-        </w:rPr>
-        <w:t>Fact</w:t>
-      </w:r>
-      <w:proofErr w:type="spellEnd"/>
-      <w:r>
-        <w:rPr>
-          <w:color w:val="000000"/>
-          <w:sz w:val="28"/>
-          <w:szCs w:val="28"/>
-        </w:rPr>
-        <w:t>]</w:t>
-      </w:r>
-      <w:r>
-        <w:rPr>
-          <w:color w:val="000000"/>
-          <w:sz w:val="28"/>
-          <w:szCs w:val="28"/>
-        </w:rPr>
-        <w:br/>
-        <w:t xml:space="preserve">    </w:t>
-      </w:r>
-      <w:proofErr w:type="spellStart"/>
-      <w:r>
-        <w:rPr>
-          <w:color w:val="000000"/>
-          <w:sz w:val="28"/>
-          <w:szCs w:val="28"/>
-        </w:rPr>
-        <w:t>public</w:t>
-      </w:r>
-      <w:proofErr w:type="spellEnd"/>
-      <w:r>
-        <w:rPr>
-          <w:color w:val="000000"/>
-          <w:sz w:val="28"/>
-          <w:szCs w:val="28"/>
-        </w:rPr>
-        <w:t xml:space="preserve"> </w:t>
-      </w:r>
-      <w:proofErr w:type="spellStart"/>
-      <w:r>
-        <w:rPr>
-          <w:color w:val="000000"/>
-          <w:sz w:val="28"/>
-          <w:szCs w:val="28"/>
-        </w:rPr>
-        <w:t>async</w:t>
-      </w:r>
-      <w:proofErr w:type="spellEnd"/>
-      <w:r>
-        <w:rPr>
-          <w:color w:val="000000"/>
-          <w:sz w:val="28"/>
-          <w:szCs w:val="28"/>
-        </w:rPr>
-        <w:t xml:space="preserve"> </w:t>
-      </w:r>
-      <w:proofErr w:type="spellStart"/>
-      <w:r>
-        <w:rPr>
-          <w:color w:val="000000"/>
-          <w:sz w:val="28"/>
-          <w:szCs w:val="28"/>
-        </w:rPr>
-        <w:t>Task</w:t>
-      </w:r>
-      <w:proofErr w:type="spellEnd"/>
-      <w:r>
-        <w:rPr>
-          <w:color w:val="000000"/>
-          <w:sz w:val="28"/>
-          <w:szCs w:val="28"/>
-        </w:rPr>
-        <w:t xml:space="preserve"> </w:t>
-      </w:r>
-      <w:proofErr w:type="spellStart"/>
-      <w:r>
-        <w:rPr>
-          <w:color w:val="000000"/>
-          <w:sz w:val="28"/>
-          <w:szCs w:val="28"/>
-        </w:rPr>
-        <w:t>Get_AllBookings_ContainsBookingId</w:t>
-      </w:r>
-      <w:proofErr w:type="spellEnd"/>
-      <w:r>
-        <w:rPr>
-          <w:color w:val="000000"/>
-          <w:sz w:val="28"/>
-          <w:szCs w:val="28"/>
-        </w:rPr>
-        <w:t>()</w:t>
+        <w:t xml:space="preserve">    [Fact]</w:t>
+      </w:r>
+      <w:r>
+        <w:rPr>
+          <w:color w:val="000000"/>
+          <w:sz w:val="28"/>
+          <w:szCs w:val="28"/>
+        </w:rPr>
+        <w:br/>
+        <w:t xml:space="preserve">    public async Task Get_BookingById_NotEmpty()</w:t>
       </w:r>
       <w:r>
         <w:rPr>
@@ -2932,249 +1974,33 @@
           <w:szCs w:val="28"/>
         </w:rPr>
         <w:br/>
-        <w:t xml:space="preserve">        </w:t>
-      </w:r>
-      <w:proofErr w:type="spellStart"/>
-      <w:r>
-        <w:rPr>
-          <w:color w:val="000000"/>
-          <w:sz w:val="28"/>
-          <w:szCs w:val="28"/>
-        </w:rPr>
-        <w:t>var</w:t>
-      </w:r>
-      <w:proofErr w:type="spellEnd"/>
-      <w:r>
-        <w:rPr>
-          <w:color w:val="000000"/>
-          <w:sz w:val="28"/>
-          <w:szCs w:val="28"/>
-        </w:rPr>
-        <w:t xml:space="preserve"> </w:t>
-      </w:r>
-      <w:proofErr w:type="spellStart"/>
-      <w:r>
-        <w:rPr>
-          <w:color w:val="000000"/>
-          <w:sz w:val="28"/>
-          <w:szCs w:val="28"/>
-        </w:rPr>
-        <w:t>response</w:t>
-      </w:r>
-      <w:proofErr w:type="spellEnd"/>
-      <w:r>
-        <w:rPr>
-          <w:color w:val="000000"/>
-          <w:sz w:val="28"/>
-          <w:szCs w:val="28"/>
-        </w:rPr>
-        <w:t xml:space="preserve"> = </w:t>
-      </w:r>
-      <w:proofErr w:type="spellStart"/>
-      <w:r>
-        <w:rPr>
-          <w:color w:val="000000"/>
-          <w:sz w:val="28"/>
-          <w:szCs w:val="28"/>
-        </w:rPr>
-        <w:t>await</w:t>
-      </w:r>
-      <w:proofErr w:type="spellEnd"/>
-      <w:r>
-        <w:rPr>
-          <w:color w:val="000000"/>
-          <w:sz w:val="28"/>
-          <w:szCs w:val="28"/>
-        </w:rPr>
-        <w:t xml:space="preserve"> _</w:t>
-      </w:r>
-      <w:proofErr w:type="spellStart"/>
-      <w:r>
-        <w:rPr>
-          <w:color w:val="000000"/>
-          <w:sz w:val="28"/>
-          <w:szCs w:val="28"/>
-        </w:rPr>
-        <w:t>client.GetAsync</w:t>
-      </w:r>
-      <w:proofErr w:type="spellEnd"/>
-      <w:r>
-        <w:rPr>
-          <w:color w:val="000000"/>
-          <w:sz w:val="28"/>
-          <w:szCs w:val="28"/>
-        </w:rPr>
-        <w:t>("</w:t>
-      </w:r>
-      <w:proofErr w:type="spellStart"/>
-      <w:r>
-        <w:rPr>
-          <w:color w:val="000000"/>
-          <w:sz w:val="28"/>
-          <w:szCs w:val="28"/>
-        </w:rPr>
-        <w:t>booking</w:t>
-      </w:r>
-      <w:proofErr w:type="spellEnd"/>
-      <w:r>
-        <w:rPr>
-          <w:color w:val="000000"/>
-          <w:sz w:val="28"/>
-          <w:szCs w:val="28"/>
-        </w:rPr>
-        <w:t>");</w:t>
-      </w:r>
-      <w:r>
-        <w:rPr>
-          <w:color w:val="000000"/>
-          <w:sz w:val="28"/>
-          <w:szCs w:val="28"/>
-        </w:rPr>
-        <w:br/>
-        <w:t xml:space="preserve">        </w:t>
-      </w:r>
-      <w:proofErr w:type="spellStart"/>
-      <w:r>
-        <w:rPr>
-          <w:color w:val="000000"/>
-          <w:sz w:val="28"/>
-          <w:szCs w:val="28"/>
-        </w:rPr>
-        <w:t>var</w:t>
-      </w:r>
-      <w:proofErr w:type="spellEnd"/>
-      <w:r>
-        <w:rPr>
-          <w:color w:val="000000"/>
-          <w:sz w:val="28"/>
-          <w:szCs w:val="28"/>
-        </w:rPr>
-        <w:t xml:space="preserve"> </w:t>
-      </w:r>
-      <w:proofErr w:type="spellStart"/>
-      <w:r>
-        <w:rPr>
-          <w:color w:val="000000"/>
-          <w:sz w:val="28"/>
-          <w:szCs w:val="28"/>
-        </w:rPr>
-        <w:t>content</w:t>
-      </w:r>
-      <w:proofErr w:type="spellEnd"/>
-      <w:r>
-        <w:rPr>
-          <w:color w:val="000000"/>
-          <w:sz w:val="28"/>
-          <w:szCs w:val="28"/>
-        </w:rPr>
-        <w:t xml:space="preserve"> = </w:t>
-      </w:r>
-      <w:proofErr w:type="spellStart"/>
-      <w:r>
-        <w:rPr>
-          <w:color w:val="000000"/>
-          <w:sz w:val="28"/>
-          <w:szCs w:val="28"/>
-        </w:rPr>
-        <w:t>await</w:t>
-      </w:r>
-      <w:proofErr w:type="spellEnd"/>
-      <w:r>
-        <w:rPr>
-          <w:color w:val="000000"/>
-          <w:sz w:val="28"/>
-          <w:szCs w:val="28"/>
-        </w:rPr>
-        <w:t xml:space="preserve"> </w:t>
-      </w:r>
-      <w:proofErr w:type="spellStart"/>
-      <w:r>
-        <w:rPr>
-          <w:color w:val="000000"/>
-          <w:sz w:val="28"/>
-          <w:szCs w:val="28"/>
-        </w:rPr>
-        <w:t>response.Content.ReadAsStringAsync</w:t>
-      </w:r>
-      <w:proofErr w:type="spellEnd"/>
-      <w:r>
-        <w:rPr>
-          <w:color w:val="000000"/>
-          <w:sz w:val="28"/>
-          <w:szCs w:val="28"/>
-        </w:rPr>
-        <w:t>();</w:t>
-      </w:r>
-      <w:r>
-        <w:rPr>
-          <w:color w:val="000000"/>
-          <w:sz w:val="28"/>
-          <w:szCs w:val="28"/>
-        </w:rPr>
-        <w:br/>
-      </w:r>
-      <w:r>
-        <w:rPr>
-          <w:color w:val="000000"/>
-          <w:sz w:val="28"/>
-          <w:szCs w:val="28"/>
-        </w:rPr>
-        <w:br/>
-        <w:t xml:space="preserve">        </w:t>
-      </w:r>
-      <w:proofErr w:type="spellStart"/>
-      <w:r>
-        <w:rPr>
-          <w:color w:val="000000"/>
-          <w:sz w:val="28"/>
-          <w:szCs w:val="28"/>
-        </w:rPr>
-        <w:t>Assert.Contains</w:t>
-      </w:r>
-      <w:proofErr w:type="spellEnd"/>
-      <w:r>
-        <w:rPr>
-          <w:color w:val="000000"/>
-          <w:sz w:val="28"/>
-          <w:szCs w:val="28"/>
-        </w:rPr>
-        <w:t>("</w:t>
-      </w:r>
-      <w:proofErr w:type="spellStart"/>
-      <w:r>
-        <w:rPr>
-          <w:color w:val="000000"/>
-          <w:sz w:val="28"/>
-          <w:szCs w:val="28"/>
-        </w:rPr>
-        <w:t>bookingid</w:t>
-      </w:r>
-      <w:proofErr w:type="spellEnd"/>
-      <w:r>
-        <w:rPr>
-          <w:color w:val="000000"/>
-          <w:sz w:val="28"/>
-          <w:szCs w:val="28"/>
-        </w:rPr>
-        <w:t xml:space="preserve">", </w:t>
-      </w:r>
-      <w:proofErr w:type="spellStart"/>
-      <w:r>
-        <w:rPr>
-          <w:color w:val="000000"/>
-          <w:sz w:val="28"/>
-          <w:szCs w:val="28"/>
-        </w:rPr>
-        <w:t>content</w:t>
-      </w:r>
-      <w:proofErr w:type="spellEnd"/>
-      <w:r>
-        <w:rPr>
-          <w:color w:val="000000"/>
-          <w:sz w:val="28"/>
-          <w:szCs w:val="28"/>
-        </w:rPr>
-        <w:t>);</w:t>
+        <w:t xml:space="preserve">        var response = await _client.GetAsync("booking/1");</w:t>
+      </w:r>
+      <w:r>
+        <w:rPr>
+          <w:color w:val="000000"/>
+          <w:sz w:val="28"/>
+          <w:szCs w:val="28"/>
+        </w:rPr>
+        <w:br/>
+        <w:t xml:space="preserve">        var content = await response.Content.ReadAsStringAsync();</w:t>
+      </w:r>
+      <w:r>
+        <w:rPr>
+          <w:color w:val="000000"/>
+          <w:sz w:val="28"/>
+          <w:szCs w:val="28"/>
+        </w:rPr>
+        <w:br/>
+      </w:r>
+      <w:r>
+        <w:rPr>
+          <w:color w:val="000000"/>
+          <w:sz w:val="28"/>
+          <w:szCs w:val="28"/>
+        </w:rPr>
+        <w:br/>
+        <w:t xml:space="preserve">        Assert.False(string.IsNullOrEmpty(content));</w:t>
       </w:r>
       <w:r>
         <w:rPr>
@@ -3200,106 +2026,16 @@
           <w:szCs w:val="28"/>
         </w:rPr>
         <w:br/>
-        <w:t xml:space="preserve">    [</w:t>
-      </w:r>
-      <w:proofErr w:type="spellStart"/>
-      <w:r>
-        <w:rPr>
-          <w:color w:val="000000"/>
-          <w:sz w:val="28"/>
-          <w:szCs w:val="28"/>
-        </w:rPr>
-        <w:t>Fact</w:t>
-      </w:r>
-      <w:proofErr w:type="spellEnd"/>
-      <w:r>
-        <w:rPr>
-          <w:color w:val="000000"/>
-          <w:sz w:val="28"/>
-          <w:szCs w:val="28"/>
-        </w:rPr>
-        <w:t>]</w:t>
-      </w:r>
-      <w:r>
-        <w:rPr>
-          <w:color w:val="000000"/>
-          <w:sz w:val="28"/>
-          <w:szCs w:val="28"/>
-        </w:rPr>
-        <w:br/>
-        <w:t xml:space="preserve">    </w:t>
-      </w:r>
-      <w:proofErr w:type="spellStart"/>
-      <w:r>
-        <w:rPr>
-          <w:color w:val="000000"/>
-          <w:sz w:val="28"/>
-          <w:szCs w:val="28"/>
-        </w:rPr>
-        <w:t>public</w:t>
-      </w:r>
-      <w:proofErr w:type="spellEnd"/>
-      <w:r>
-        <w:rPr>
-          <w:color w:val="000000"/>
-          <w:sz w:val="28"/>
-          <w:szCs w:val="28"/>
-        </w:rPr>
-        <w:t xml:space="preserve"> </w:t>
-      </w:r>
-      <w:proofErr w:type="spellStart"/>
-      <w:r>
-        <w:rPr>
-          <w:color w:val="000000"/>
-          <w:sz w:val="28"/>
-          <w:szCs w:val="28"/>
-        </w:rPr>
-        <w:t>async</w:t>
-      </w:r>
-      <w:proofErr w:type="spellEnd"/>
-      <w:r>
-        <w:rPr>
-          <w:color w:val="000000"/>
-          <w:sz w:val="28"/>
-          <w:szCs w:val="28"/>
-        </w:rPr>
-        <w:t xml:space="preserve"> </w:t>
-      </w:r>
-      <w:proofErr w:type="spellStart"/>
-      <w:r>
-        <w:rPr>
-          <w:color w:val="000000"/>
-          <w:sz w:val="28"/>
-          <w:szCs w:val="28"/>
-        </w:rPr>
-        <w:t>Task</w:t>
-      </w:r>
-      <w:proofErr w:type="spellEnd"/>
-      <w:r>
-        <w:rPr>
-          <w:color w:val="000000"/>
-          <w:sz w:val="28"/>
-          <w:szCs w:val="28"/>
-        </w:rPr>
-        <w:t xml:space="preserve"> </w:t>
-      </w:r>
-      <w:proofErr w:type="spellStart"/>
-      <w:r>
-        <w:rPr>
-          <w:color w:val="000000"/>
-          <w:sz w:val="28"/>
-          <w:szCs w:val="28"/>
-        </w:rPr>
-        <w:t>Get_AllBookings_ResponseTime</w:t>
-      </w:r>
-      <w:proofErr w:type="spellEnd"/>
-      <w:r>
-        <w:rPr>
-          <w:color w:val="000000"/>
-          <w:sz w:val="28"/>
-          <w:szCs w:val="28"/>
-        </w:rPr>
-        <w:t>()</w:t>
+        <w:t xml:space="preserve">    [Fact]</w:t>
+      </w:r>
+      <w:r>
+        <w:rPr>
+          <w:color w:val="000000"/>
+          <w:sz w:val="28"/>
+          <w:szCs w:val="28"/>
+        </w:rPr>
+        <w:br/>
+        <w:t xml:space="preserve">    public async Task Get_BookingById_InvalidId_Returns404()</w:t>
       </w:r>
       <w:r>
         <w:rPr>
@@ -3317,258 +2053,16 @@
           <w:szCs w:val="28"/>
         </w:rPr>
         <w:br/>
-        <w:t xml:space="preserve">        </w:t>
-      </w:r>
-      <w:proofErr w:type="spellStart"/>
-      <w:r>
-        <w:rPr>
-          <w:color w:val="000000"/>
-          <w:sz w:val="28"/>
-          <w:szCs w:val="28"/>
-        </w:rPr>
-        <w:t>var</w:t>
-      </w:r>
-      <w:proofErr w:type="spellEnd"/>
-      <w:r>
-        <w:rPr>
-          <w:color w:val="000000"/>
-          <w:sz w:val="28"/>
-          <w:szCs w:val="28"/>
-        </w:rPr>
-        <w:t xml:space="preserve"> </w:t>
-      </w:r>
-      <w:proofErr w:type="spellStart"/>
-      <w:r>
-        <w:rPr>
-          <w:color w:val="000000"/>
-          <w:sz w:val="28"/>
-          <w:szCs w:val="28"/>
-        </w:rPr>
-        <w:t>start</w:t>
-      </w:r>
-      <w:proofErr w:type="spellEnd"/>
-      <w:r>
-        <w:rPr>
-          <w:color w:val="000000"/>
-          <w:sz w:val="28"/>
-          <w:szCs w:val="28"/>
-        </w:rPr>
-        <w:t xml:space="preserve"> = </w:t>
-      </w:r>
-      <w:proofErr w:type="spellStart"/>
-      <w:r>
-        <w:rPr>
-          <w:color w:val="000000"/>
-          <w:sz w:val="28"/>
-          <w:szCs w:val="28"/>
-        </w:rPr>
-        <w:t>DateTime.Now</w:t>
-      </w:r>
-      <w:proofErr w:type="spellEnd"/>
-      <w:r>
-        <w:rPr>
-          <w:color w:val="000000"/>
-          <w:sz w:val="28"/>
-          <w:szCs w:val="28"/>
-        </w:rPr>
-        <w:t>;</w:t>
-      </w:r>
-      <w:r>
-        <w:rPr>
-          <w:color w:val="000000"/>
-          <w:sz w:val="28"/>
-          <w:szCs w:val="28"/>
-        </w:rPr>
-        <w:br/>
-        <w:t xml:space="preserve">        </w:t>
-      </w:r>
-      <w:proofErr w:type="spellStart"/>
-      <w:r>
-        <w:rPr>
-          <w:color w:val="000000"/>
-          <w:sz w:val="28"/>
-          <w:szCs w:val="28"/>
-        </w:rPr>
-        <w:t>await</w:t>
-      </w:r>
-      <w:proofErr w:type="spellEnd"/>
-      <w:r>
-        <w:rPr>
-          <w:color w:val="000000"/>
-          <w:sz w:val="28"/>
-          <w:szCs w:val="28"/>
-        </w:rPr>
-        <w:t xml:space="preserve"> _</w:t>
-      </w:r>
-      <w:proofErr w:type="spellStart"/>
-      <w:r>
-        <w:rPr>
-          <w:color w:val="000000"/>
-          <w:sz w:val="28"/>
-          <w:szCs w:val="28"/>
-        </w:rPr>
-        <w:t>client.GetAsync</w:t>
-      </w:r>
-      <w:proofErr w:type="spellEnd"/>
-      <w:r>
-        <w:rPr>
-          <w:color w:val="000000"/>
-          <w:sz w:val="28"/>
-          <w:szCs w:val="28"/>
-        </w:rPr>
-        <w:t>("</w:t>
-      </w:r>
-      <w:proofErr w:type="spellStart"/>
-      <w:r>
-        <w:rPr>
-          <w:color w:val="000000"/>
-          <w:sz w:val="28"/>
-          <w:szCs w:val="28"/>
-        </w:rPr>
-        <w:t>booking</w:t>
-      </w:r>
-      <w:proofErr w:type="spellEnd"/>
-      <w:r>
-        <w:rPr>
-          <w:color w:val="000000"/>
-          <w:sz w:val="28"/>
-          <w:szCs w:val="28"/>
-        </w:rPr>
-        <w:t>");</w:t>
-      </w:r>
-      <w:r>
-        <w:rPr>
-          <w:color w:val="000000"/>
-          <w:sz w:val="28"/>
-          <w:szCs w:val="28"/>
-        </w:rPr>
-        <w:br/>
-        <w:t xml:space="preserve">        </w:t>
-      </w:r>
-      <w:proofErr w:type="spellStart"/>
-      <w:r>
-        <w:rPr>
-          <w:color w:val="000000"/>
-          <w:sz w:val="28"/>
-          <w:szCs w:val="28"/>
-        </w:rPr>
-        <w:t>var</w:t>
-      </w:r>
-      <w:proofErr w:type="spellEnd"/>
-      <w:r>
-        <w:rPr>
-          <w:color w:val="000000"/>
-          <w:sz w:val="28"/>
-          <w:szCs w:val="28"/>
-        </w:rPr>
-        <w:t xml:space="preserve"> </w:t>
-      </w:r>
-      <w:proofErr w:type="spellStart"/>
-      <w:r>
-        <w:rPr>
-          <w:color w:val="000000"/>
-          <w:sz w:val="28"/>
-          <w:szCs w:val="28"/>
-        </w:rPr>
-        <w:t>duration</w:t>
-      </w:r>
-      <w:proofErr w:type="spellEnd"/>
-      <w:r>
-        <w:rPr>
-          <w:color w:val="000000"/>
-          <w:sz w:val="28"/>
-          <w:szCs w:val="28"/>
-        </w:rPr>
-        <w:t xml:space="preserve"> = </w:t>
-      </w:r>
-      <w:proofErr w:type="spellStart"/>
-      <w:r>
-        <w:rPr>
-          <w:color w:val="000000"/>
-          <w:sz w:val="28"/>
-          <w:szCs w:val="28"/>
-        </w:rPr>
-        <w:t>DateTime.Now</w:t>
-      </w:r>
-      <w:proofErr w:type="spellEnd"/>
-      <w:r>
-        <w:rPr>
-          <w:color w:val="000000"/>
-          <w:sz w:val="28"/>
-          <w:szCs w:val="28"/>
-        </w:rPr>
-        <w:t xml:space="preserve"> - </w:t>
-      </w:r>
-      <w:proofErr w:type="spellStart"/>
-      <w:r>
-        <w:rPr>
-          <w:color w:val="000000"/>
-          <w:sz w:val="28"/>
-          <w:szCs w:val="28"/>
-        </w:rPr>
-        <w:t>start</w:t>
-      </w:r>
-      <w:proofErr w:type="spellEnd"/>
-      <w:r>
-        <w:rPr>
-          <w:color w:val="000000"/>
-          <w:sz w:val="28"/>
-          <w:szCs w:val="28"/>
-        </w:rPr>
-        <w:t>;</w:t>
-      </w:r>
-      <w:r>
-        <w:rPr>
-          <w:color w:val="000000"/>
-          <w:sz w:val="28"/>
-          <w:szCs w:val="28"/>
-        </w:rPr>
-        <w:br/>
-      </w:r>
-      <w:r>
-        <w:rPr>
-          <w:color w:val="000000"/>
-          <w:sz w:val="28"/>
-          <w:szCs w:val="28"/>
-        </w:rPr>
-        <w:br/>
-        <w:t xml:space="preserve">        </w:t>
-      </w:r>
-      <w:proofErr w:type="spellStart"/>
-      <w:r>
-        <w:rPr>
-          <w:color w:val="000000"/>
-          <w:sz w:val="28"/>
-          <w:szCs w:val="28"/>
-        </w:rPr>
-        <w:t>Assert.True</w:t>
-      </w:r>
-      <w:proofErr w:type="spellEnd"/>
-      <w:r>
-        <w:rPr>
-          <w:color w:val="000000"/>
-          <w:sz w:val="28"/>
-          <w:szCs w:val="28"/>
-        </w:rPr>
-        <w:t>(</w:t>
-      </w:r>
-      <w:proofErr w:type="spellStart"/>
-      <w:r>
-        <w:rPr>
-          <w:color w:val="000000"/>
-          <w:sz w:val="28"/>
-          <w:szCs w:val="28"/>
-        </w:rPr>
-        <w:t>duration.TotalSeconds</w:t>
-      </w:r>
-      <w:proofErr w:type="spellEnd"/>
-      <w:r>
-        <w:rPr>
-          <w:color w:val="000000"/>
-          <w:sz w:val="28"/>
-          <w:szCs w:val="28"/>
-        </w:rPr>
-        <w:t xml:space="preserve"> &lt; 2);</w:t>
+        <w:t xml:space="preserve">        var response = await _client.GetAsync("booking/999999");</w:t>
+      </w:r>
+      <w:r>
+        <w:rPr>
+          <w:color w:val="000000"/>
+          <w:sz w:val="28"/>
+          <w:szCs w:val="28"/>
+        </w:rPr>
+        <w:br/>
+        <w:t xml:space="preserve">        Assert.Equal(HttpStatusCode.NotFound, response.StatusCode);</w:t>
       </w:r>
       <w:r>
         <w:rPr>
@@ -3600,7 +2094,7 @@
           <w:sz w:val="28"/>
           <w:szCs w:val="28"/>
         </w:rPr>
-        <w:t>2. GET (конкретний запис)</w:t>
+        <w:t>3. POST (створення)</w:t>
       </w:r>
     </w:p>
     <w:p>
@@ -3618,88 +2112,16 @@
           <w:sz w:val="28"/>
           <w:szCs w:val="28"/>
         </w:rPr>
-        <w:t xml:space="preserve">    [</w:t>
-      </w:r>
-      <w:proofErr w:type="spellStart"/>
-      <w:r>
-        <w:rPr>
-          <w:color w:val="000000"/>
-          <w:sz w:val="28"/>
-          <w:szCs w:val="28"/>
-        </w:rPr>
-        <w:t>Fact</w:t>
-      </w:r>
-      <w:proofErr w:type="spellEnd"/>
-      <w:r>
-        <w:rPr>
-          <w:color w:val="000000"/>
-          <w:sz w:val="28"/>
-          <w:szCs w:val="28"/>
-        </w:rPr>
-        <w:t>]</w:t>
-      </w:r>
-      <w:r>
-        <w:rPr>
-          <w:color w:val="000000"/>
-          <w:sz w:val="28"/>
-          <w:szCs w:val="28"/>
-        </w:rPr>
-        <w:br/>
-        <w:t xml:space="preserve">    </w:t>
-      </w:r>
-      <w:proofErr w:type="spellStart"/>
-      <w:r>
-        <w:rPr>
-          <w:color w:val="000000"/>
-          <w:sz w:val="28"/>
-          <w:szCs w:val="28"/>
-        </w:rPr>
-        <w:t>public</w:t>
-      </w:r>
-      <w:proofErr w:type="spellEnd"/>
-      <w:r>
-        <w:rPr>
-          <w:color w:val="000000"/>
-          <w:sz w:val="28"/>
-          <w:szCs w:val="28"/>
-        </w:rPr>
-        <w:t xml:space="preserve"> </w:t>
-      </w:r>
-      <w:proofErr w:type="spellStart"/>
-      <w:r>
-        <w:rPr>
-          <w:color w:val="000000"/>
-          <w:sz w:val="28"/>
-          <w:szCs w:val="28"/>
-        </w:rPr>
-        <w:t>async</w:t>
-      </w:r>
-      <w:proofErr w:type="spellEnd"/>
-      <w:r>
-        <w:rPr>
-          <w:color w:val="000000"/>
-          <w:sz w:val="28"/>
-          <w:szCs w:val="28"/>
-        </w:rPr>
-        <w:t xml:space="preserve"> </w:t>
-      </w:r>
-      <w:proofErr w:type="spellStart"/>
-      <w:r>
-        <w:rPr>
-          <w:color w:val="000000"/>
-          <w:sz w:val="28"/>
-          <w:szCs w:val="28"/>
-        </w:rPr>
-        <w:t>Task</w:t>
-      </w:r>
-      <w:proofErr w:type="spellEnd"/>
-      <w:r>
-        <w:rPr>
-          <w:color w:val="000000"/>
-          <w:sz w:val="28"/>
-          <w:szCs w:val="28"/>
-        </w:rPr>
-        <w:t xml:space="preserve"> Get_BookingById_Status200()</w:t>
+        <w:t xml:space="preserve">    [Fact]</w:t>
+      </w:r>
+      <w:r>
+        <w:rPr>
+          <w:color w:val="000000"/>
+          <w:sz w:val="28"/>
+          <w:szCs w:val="28"/>
+        </w:rPr>
+        <w:br/>
+        <w:t xml:space="preserve">    public async Task CreateBooking_ShouldReturn200()</w:t>
       </w:r>
       <w:r>
         <w:rPr>
@@ -3717,1797 +2139,8 @@
           <w:szCs w:val="28"/>
         </w:rPr>
         <w:br/>
-        <w:t xml:space="preserve">        </w:t>
-      </w:r>
-      <w:proofErr w:type="spellStart"/>
-      <w:r>
-        <w:rPr>
-          <w:color w:val="000000"/>
-          <w:sz w:val="28"/>
-          <w:szCs w:val="28"/>
-        </w:rPr>
-        <w:t>var</w:t>
-      </w:r>
-      <w:proofErr w:type="spellEnd"/>
-      <w:r>
-        <w:rPr>
-          <w:color w:val="000000"/>
-          <w:sz w:val="28"/>
-          <w:szCs w:val="28"/>
-        </w:rPr>
-        <w:t xml:space="preserve"> </w:t>
-      </w:r>
-      <w:proofErr w:type="spellStart"/>
-      <w:r>
-        <w:rPr>
-          <w:color w:val="000000"/>
-          <w:sz w:val="28"/>
-          <w:szCs w:val="28"/>
-        </w:rPr>
-        <w:t>response</w:t>
-      </w:r>
-      <w:proofErr w:type="spellEnd"/>
-      <w:r>
-        <w:rPr>
-          <w:color w:val="000000"/>
-          <w:sz w:val="28"/>
-          <w:szCs w:val="28"/>
-        </w:rPr>
-        <w:t xml:space="preserve"> = </w:t>
-      </w:r>
-      <w:proofErr w:type="spellStart"/>
-      <w:r>
-        <w:rPr>
-          <w:color w:val="000000"/>
-          <w:sz w:val="28"/>
-          <w:szCs w:val="28"/>
-        </w:rPr>
-        <w:t>await</w:t>
-      </w:r>
-      <w:proofErr w:type="spellEnd"/>
-      <w:r>
-        <w:rPr>
-          <w:color w:val="000000"/>
-          <w:sz w:val="28"/>
-          <w:szCs w:val="28"/>
-        </w:rPr>
-        <w:t xml:space="preserve"> _</w:t>
-      </w:r>
-      <w:proofErr w:type="spellStart"/>
-      <w:r>
-        <w:rPr>
-          <w:color w:val="000000"/>
-          <w:sz w:val="28"/>
-          <w:szCs w:val="28"/>
-        </w:rPr>
-        <w:t>client.GetAsync</w:t>
-      </w:r>
-      <w:proofErr w:type="spellEnd"/>
-      <w:r>
-        <w:rPr>
-          <w:color w:val="000000"/>
-          <w:sz w:val="28"/>
-          <w:szCs w:val="28"/>
-        </w:rPr>
-        <w:t>("</w:t>
-      </w:r>
-      <w:proofErr w:type="spellStart"/>
-      <w:r>
-        <w:rPr>
-          <w:color w:val="000000"/>
-          <w:sz w:val="28"/>
-          <w:szCs w:val="28"/>
-        </w:rPr>
-        <w:t>booking</w:t>
-      </w:r>
-      <w:proofErr w:type="spellEnd"/>
-      <w:r>
-        <w:rPr>
-          <w:color w:val="000000"/>
-          <w:sz w:val="28"/>
-          <w:szCs w:val="28"/>
-        </w:rPr>
-        <w:t>/1");</w:t>
-      </w:r>
-      <w:r>
-        <w:rPr>
-          <w:color w:val="000000"/>
-          <w:sz w:val="28"/>
-          <w:szCs w:val="28"/>
-        </w:rPr>
-        <w:br/>
-        <w:t xml:space="preserve">        </w:t>
-      </w:r>
-      <w:proofErr w:type="spellStart"/>
-      <w:r>
-        <w:rPr>
-          <w:color w:val="000000"/>
-          <w:sz w:val="28"/>
-          <w:szCs w:val="28"/>
-        </w:rPr>
-        <w:t>Assert.Equal</w:t>
-      </w:r>
-      <w:proofErr w:type="spellEnd"/>
-      <w:r>
-        <w:rPr>
-          <w:color w:val="000000"/>
-          <w:sz w:val="28"/>
-          <w:szCs w:val="28"/>
-        </w:rPr>
-        <w:t>(</w:t>
-      </w:r>
-      <w:proofErr w:type="spellStart"/>
-      <w:r>
-        <w:rPr>
-          <w:color w:val="000000"/>
-          <w:sz w:val="28"/>
-          <w:szCs w:val="28"/>
-        </w:rPr>
-        <w:t>HttpStatusCode.OK</w:t>
-      </w:r>
-      <w:proofErr w:type="spellEnd"/>
-      <w:r>
-        <w:rPr>
-          <w:color w:val="000000"/>
-          <w:sz w:val="28"/>
-          <w:szCs w:val="28"/>
-        </w:rPr>
-        <w:t xml:space="preserve">, </w:t>
-      </w:r>
-      <w:proofErr w:type="spellStart"/>
-      <w:r>
-        <w:rPr>
-          <w:color w:val="000000"/>
-          <w:sz w:val="28"/>
-          <w:szCs w:val="28"/>
-        </w:rPr>
-        <w:t>response.StatusCode</w:t>
-      </w:r>
-      <w:proofErr w:type="spellEnd"/>
-      <w:r>
-        <w:rPr>
-          <w:color w:val="000000"/>
-          <w:sz w:val="28"/>
-          <w:szCs w:val="28"/>
-        </w:rPr>
-        <w:t>);</w:t>
-      </w:r>
-      <w:r>
-        <w:rPr>
-          <w:color w:val="000000"/>
-          <w:sz w:val="28"/>
-          <w:szCs w:val="28"/>
-        </w:rPr>
-        <w:br/>
-        <w:t xml:space="preserve">    }</w:t>
-      </w:r>
-      <w:r>
-        <w:rPr>
-          <w:color w:val="000000"/>
-          <w:sz w:val="28"/>
-          <w:szCs w:val="28"/>
-        </w:rPr>
-        <w:br/>
-      </w:r>
-      <w:r>
-        <w:rPr>
-          <w:color w:val="000000"/>
-          <w:sz w:val="28"/>
-          <w:szCs w:val="28"/>
-        </w:rPr>
-        <w:br/>
-        <w:t xml:space="preserve">    [</w:t>
-      </w:r>
-      <w:proofErr w:type="spellStart"/>
-      <w:r>
-        <w:rPr>
-          <w:color w:val="000000"/>
-          <w:sz w:val="28"/>
-          <w:szCs w:val="28"/>
-        </w:rPr>
-        <w:t>Fact</w:t>
-      </w:r>
-      <w:proofErr w:type="spellEnd"/>
-      <w:r>
-        <w:rPr>
-          <w:color w:val="000000"/>
-          <w:sz w:val="28"/>
-          <w:szCs w:val="28"/>
-        </w:rPr>
-        <w:t>]</w:t>
-      </w:r>
-      <w:r>
-        <w:rPr>
-          <w:color w:val="000000"/>
-          <w:sz w:val="28"/>
-          <w:szCs w:val="28"/>
-        </w:rPr>
-        <w:br/>
-        <w:t xml:space="preserve">    </w:t>
-      </w:r>
-      <w:proofErr w:type="spellStart"/>
-      <w:r>
-        <w:rPr>
-          <w:color w:val="000000"/>
-          <w:sz w:val="28"/>
-          <w:szCs w:val="28"/>
-        </w:rPr>
-        <w:t>public</w:t>
-      </w:r>
-      <w:proofErr w:type="spellEnd"/>
-      <w:r>
-        <w:rPr>
-          <w:color w:val="000000"/>
-          <w:sz w:val="28"/>
-          <w:szCs w:val="28"/>
-        </w:rPr>
-        <w:t xml:space="preserve"> </w:t>
-      </w:r>
-      <w:proofErr w:type="spellStart"/>
-      <w:r>
-        <w:rPr>
-          <w:color w:val="000000"/>
-          <w:sz w:val="28"/>
-          <w:szCs w:val="28"/>
-        </w:rPr>
-        <w:t>async</w:t>
-      </w:r>
-      <w:proofErr w:type="spellEnd"/>
-      <w:r>
-        <w:rPr>
-          <w:color w:val="000000"/>
-          <w:sz w:val="28"/>
-          <w:szCs w:val="28"/>
-        </w:rPr>
-        <w:t xml:space="preserve"> </w:t>
-      </w:r>
-      <w:proofErr w:type="spellStart"/>
-      <w:r>
-        <w:rPr>
-          <w:color w:val="000000"/>
-          <w:sz w:val="28"/>
-          <w:szCs w:val="28"/>
-        </w:rPr>
-        <w:t>Task</w:t>
-      </w:r>
-      <w:proofErr w:type="spellEnd"/>
-      <w:r>
-        <w:rPr>
-          <w:color w:val="000000"/>
-          <w:sz w:val="28"/>
-          <w:szCs w:val="28"/>
-        </w:rPr>
-        <w:t xml:space="preserve"> </w:t>
-      </w:r>
-      <w:proofErr w:type="spellStart"/>
-      <w:r>
-        <w:rPr>
-          <w:color w:val="000000"/>
-          <w:sz w:val="28"/>
-          <w:szCs w:val="28"/>
-        </w:rPr>
-        <w:t>Get_BookingById_ContainsFirstname</w:t>
-      </w:r>
-      <w:proofErr w:type="spellEnd"/>
-      <w:r>
-        <w:rPr>
-          <w:color w:val="000000"/>
-          <w:sz w:val="28"/>
-          <w:szCs w:val="28"/>
-        </w:rPr>
-        <w:t>()</w:t>
-      </w:r>
-      <w:r>
-        <w:rPr>
-          <w:color w:val="000000"/>
-          <w:sz w:val="28"/>
-          <w:szCs w:val="28"/>
-        </w:rPr>
-        <w:br/>
-        <w:t xml:space="preserve">    {</w:t>
-      </w:r>
-      <w:r>
-        <w:rPr>
-          <w:color w:val="000000"/>
-          <w:sz w:val="28"/>
-          <w:szCs w:val="28"/>
-        </w:rPr>
-        <w:br/>
-        <w:t xml:space="preserve">        </w:t>
-      </w:r>
-      <w:proofErr w:type="spellStart"/>
-      <w:r>
-        <w:rPr>
-          <w:color w:val="000000"/>
-          <w:sz w:val="28"/>
-          <w:szCs w:val="28"/>
-        </w:rPr>
-        <w:t>var</w:t>
-      </w:r>
-      <w:proofErr w:type="spellEnd"/>
-      <w:r>
-        <w:rPr>
-          <w:color w:val="000000"/>
-          <w:sz w:val="28"/>
-          <w:szCs w:val="28"/>
-        </w:rPr>
-        <w:t xml:space="preserve"> </w:t>
-      </w:r>
-      <w:proofErr w:type="spellStart"/>
-      <w:r>
-        <w:rPr>
-          <w:color w:val="000000"/>
-          <w:sz w:val="28"/>
-          <w:szCs w:val="28"/>
-        </w:rPr>
-        <w:t>response</w:t>
-      </w:r>
-      <w:proofErr w:type="spellEnd"/>
-      <w:r>
-        <w:rPr>
-          <w:color w:val="000000"/>
-          <w:sz w:val="28"/>
-          <w:szCs w:val="28"/>
-        </w:rPr>
-        <w:t xml:space="preserve"> = </w:t>
-      </w:r>
-      <w:proofErr w:type="spellStart"/>
-      <w:r>
-        <w:rPr>
-          <w:color w:val="000000"/>
-          <w:sz w:val="28"/>
-          <w:szCs w:val="28"/>
-        </w:rPr>
-        <w:t>await</w:t>
-      </w:r>
-      <w:proofErr w:type="spellEnd"/>
-      <w:r>
-        <w:rPr>
-          <w:color w:val="000000"/>
-          <w:sz w:val="28"/>
-          <w:szCs w:val="28"/>
-        </w:rPr>
-        <w:t xml:space="preserve"> _</w:t>
-      </w:r>
-      <w:proofErr w:type="spellStart"/>
-      <w:r>
-        <w:rPr>
-          <w:color w:val="000000"/>
-          <w:sz w:val="28"/>
-          <w:szCs w:val="28"/>
-        </w:rPr>
-        <w:t>client.GetAsync</w:t>
-      </w:r>
-      <w:proofErr w:type="spellEnd"/>
-      <w:r>
-        <w:rPr>
-          <w:color w:val="000000"/>
-          <w:sz w:val="28"/>
-          <w:szCs w:val="28"/>
-        </w:rPr>
-        <w:t>("</w:t>
-      </w:r>
-      <w:proofErr w:type="spellStart"/>
-      <w:r>
-        <w:rPr>
-          <w:color w:val="000000"/>
-          <w:sz w:val="28"/>
-          <w:szCs w:val="28"/>
-        </w:rPr>
-        <w:t>booking</w:t>
-      </w:r>
-      <w:proofErr w:type="spellEnd"/>
-      <w:r>
-        <w:rPr>
-          <w:color w:val="000000"/>
-          <w:sz w:val="28"/>
-          <w:szCs w:val="28"/>
-        </w:rPr>
-        <w:t>/1");</w:t>
-      </w:r>
-      <w:r>
-        <w:rPr>
-          <w:color w:val="000000"/>
-          <w:sz w:val="28"/>
-          <w:szCs w:val="28"/>
-        </w:rPr>
-        <w:br/>
-        <w:t xml:space="preserve">        </w:t>
-      </w:r>
-      <w:proofErr w:type="spellStart"/>
-      <w:r>
-        <w:rPr>
-          <w:color w:val="000000"/>
-          <w:sz w:val="28"/>
-          <w:szCs w:val="28"/>
-        </w:rPr>
-        <w:t>var</w:t>
-      </w:r>
-      <w:proofErr w:type="spellEnd"/>
-      <w:r>
-        <w:rPr>
-          <w:color w:val="000000"/>
-          <w:sz w:val="28"/>
-          <w:szCs w:val="28"/>
-        </w:rPr>
-        <w:t xml:space="preserve"> </w:t>
-      </w:r>
-      <w:proofErr w:type="spellStart"/>
-      <w:r>
-        <w:rPr>
-          <w:color w:val="000000"/>
-          <w:sz w:val="28"/>
-          <w:szCs w:val="28"/>
-        </w:rPr>
-        <w:t>content</w:t>
-      </w:r>
-      <w:proofErr w:type="spellEnd"/>
-      <w:r>
-        <w:rPr>
-          <w:color w:val="000000"/>
-          <w:sz w:val="28"/>
-          <w:szCs w:val="28"/>
-        </w:rPr>
-        <w:t xml:space="preserve"> = </w:t>
-      </w:r>
-      <w:proofErr w:type="spellStart"/>
-      <w:r>
-        <w:rPr>
-          <w:color w:val="000000"/>
-          <w:sz w:val="28"/>
-          <w:szCs w:val="28"/>
-        </w:rPr>
-        <w:t>await</w:t>
-      </w:r>
-      <w:proofErr w:type="spellEnd"/>
-      <w:r>
-        <w:rPr>
-          <w:color w:val="000000"/>
-          <w:sz w:val="28"/>
-          <w:szCs w:val="28"/>
-        </w:rPr>
-        <w:t xml:space="preserve"> </w:t>
-      </w:r>
-      <w:proofErr w:type="spellStart"/>
-      <w:r>
-        <w:rPr>
-          <w:color w:val="000000"/>
-          <w:sz w:val="28"/>
-          <w:szCs w:val="28"/>
-        </w:rPr>
-        <w:t>response.Content.ReadAsStringAsync</w:t>
-      </w:r>
-      <w:proofErr w:type="spellEnd"/>
-      <w:r>
-        <w:rPr>
-          <w:color w:val="000000"/>
-          <w:sz w:val="28"/>
-          <w:szCs w:val="28"/>
-        </w:rPr>
-        <w:t>();</w:t>
-      </w:r>
-      <w:r>
-        <w:rPr>
-          <w:color w:val="000000"/>
-          <w:sz w:val="28"/>
-          <w:szCs w:val="28"/>
-        </w:rPr>
-        <w:br/>
-      </w:r>
-      <w:r>
-        <w:rPr>
-          <w:color w:val="000000"/>
-          <w:sz w:val="28"/>
-          <w:szCs w:val="28"/>
-        </w:rPr>
-        <w:br/>
-        <w:t xml:space="preserve">        </w:t>
-      </w:r>
-      <w:proofErr w:type="spellStart"/>
-      <w:r>
-        <w:rPr>
-          <w:color w:val="000000"/>
-          <w:sz w:val="28"/>
-          <w:szCs w:val="28"/>
-        </w:rPr>
-        <w:t>Assert.Contains</w:t>
-      </w:r>
-      <w:proofErr w:type="spellEnd"/>
-      <w:r>
-        <w:rPr>
-          <w:color w:val="000000"/>
-          <w:sz w:val="28"/>
-          <w:szCs w:val="28"/>
-        </w:rPr>
-        <w:t>("</w:t>
-      </w:r>
-      <w:proofErr w:type="spellStart"/>
-      <w:r>
-        <w:rPr>
-          <w:color w:val="000000"/>
-          <w:sz w:val="28"/>
-          <w:szCs w:val="28"/>
-        </w:rPr>
-        <w:t>firstname</w:t>
-      </w:r>
-      <w:proofErr w:type="spellEnd"/>
-      <w:r>
-        <w:rPr>
-          <w:color w:val="000000"/>
-          <w:sz w:val="28"/>
-          <w:szCs w:val="28"/>
-        </w:rPr>
-        <w:t xml:space="preserve">", </w:t>
-      </w:r>
-      <w:proofErr w:type="spellStart"/>
-      <w:r>
-        <w:rPr>
-          <w:color w:val="000000"/>
-          <w:sz w:val="28"/>
-          <w:szCs w:val="28"/>
-        </w:rPr>
-        <w:t>content</w:t>
-      </w:r>
-      <w:proofErr w:type="spellEnd"/>
-      <w:r>
-        <w:rPr>
-          <w:color w:val="000000"/>
-          <w:sz w:val="28"/>
-          <w:szCs w:val="28"/>
-        </w:rPr>
-        <w:t>);</w:t>
-      </w:r>
-      <w:r>
-        <w:rPr>
-          <w:color w:val="000000"/>
-          <w:sz w:val="28"/>
-          <w:szCs w:val="28"/>
-        </w:rPr>
-        <w:br/>
-        <w:t xml:space="preserve">    }</w:t>
-      </w:r>
-      <w:r>
-        <w:rPr>
-          <w:color w:val="000000"/>
-          <w:sz w:val="28"/>
-          <w:szCs w:val="28"/>
-        </w:rPr>
-        <w:br/>
-      </w:r>
-      <w:r>
-        <w:rPr>
-          <w:color w:val="000000"/>
-          <w:sz w:val="28"/>
-          <w:szCs w:val="28"/>
-        </w:rPr>
-        <w:br/>
-        <w:t xml:space="preserve">    [</w:t>
-      </w:r>
-      <w:proofErr w:type="spellStart"/>
-      <w:r>
-        <w:rPr>
-          <w:color w:val="000000"/>
-          <w:sz w:val="28"/>
-          <w:szCs w:val="28"/>
-        </w:rPr>
-        <w:t>Fact</w:t>
-      </w:r>
-      <w:proofErr w:type="spellEnd"/>
-      <w:r>
-        <w:rPr>
-          <w:color w:val="000000"/>
-          <w:sz w:val="28"/>
-          <w:szCs w:val="28"/>
-        </w:rPr>
-        <w:t>]</w:t>
-      </w:r>
-      <w:r>
-        <w:rPr>
-          <w:color w:val="000000"/>
-          <w:sz w:val="28"/>
-          <w:szCs w:val="28"/>
-        </w:rPr>
-        <w:br/>
-        <w:t xml:space="preserve">    </w:t>
-      </w:r>
-      <w:proofErr w:type="spellStart"/>
-      <w:r>
-        <w:rPr>
-          <w:color w:val="000000"/>
-          <w:sz w:val="28"/>
-          <w:szCs w:val="28"/>
-        </w:rPr>
-        <w:t>public</w:t>
-      </w:r>
-      <w:proofErr w:type="spellEnd"/>
-      <w:r>
-        <w:rPr>
-          <w:color w:val="000000"/>
-          <w:sz w:val="28"/>
-          <w:szCs w:val="28"/>
-        </w:rPr>
-        <w:t xml:space="preserve"> </w:t>
-      </w:r>
-      <w:proofErr w:type="spellStart"/>
-      <w:r>
-        <w:rPr>
-          <w:color w:val="000000"/>
-          <w:sz w:val="28"/>
-          <w:szCs w:val="28"/>
-        </w:rPr>
-        <w:t>async</w:t>
-      </w:r>
-      <w:proofErr w:type="spellEnd"/>
-      <w:r>
-        <w:rPr>
-          <w:color w:val="000000"/>
-          <w:sz w:val="28"/>
-          <w:szCs w:val="28"/>
-        </w:rPr>
-        <w:t xml:space="preserve"> </w:t>
-      </w:r>
-      <w:proofErr w:type="spellStart"/>
-      <w:r>
-        <w:rPr>
-          <w:color w:val="000000"/>
-          <w:sz w:val="28"/>
-          <w:szCs w:val="28"/>
-        </w:rPr>
-        <w:t>Task</w:t>
-      </w:r>
-      <w:proofErr w:type="spellEnd"/>
-      <w:r>
-        <w:rPr>
-          <w:color w:val="000000"/>
-          <w:sz w:val="28"/>
-          <w:szCs w:val="28"/>
-        </w:rPr>
-        <w:t xml:space="preserve"> </w:t>
-      </w:r>
-      <w:proofErr w:type="spellStart"/>
-      <w:r>
-        <w:rPr>
-          <w:color w:val="000000"/>
-          <w:sz w:val="28"/>
-          <w:szCs w:val="28"/>
-        </w:rPr>
-        <w:t>Get_BookingById_ContainsLastname</w:t>
-      </w:r>
-      <w:proofErr w:type="spellEnd"/>
-      <w:r>
-        <w:rPr>
-          <w:color w:val="000000"/>
-          <w:sz w:val="28"/>
-          <w:szCs w:val="28"/>
-        </w:rPr>
-        <w:t>()</w:t>
-      </w:r>
-      <w:r>
-        <w:rPr>
-          <w:color w:val="000000"/>
-          <w:sz w:val="28"/>
-          <w:szCs w:val="28"/>
-        </w:rPr>
-        <w:br/>
-        <w:t xml:space="preserve">    {</w:t>
-      </w:r>
-      <w:r>
-        <w:rPr>
-          <w:color w:val="000000"/>
-          <w:sz w:val="28"/>
-          <w:szCs w:val="28"/>
-        </w:rPr>
-        <w:br/>
-      </w:r>
-      <w:r>
-        <w:rPr>
-          <w:color w:val="000000"/>
-          <w:sz w:val="28"/>
-          <w:szCs w:val="28"/>
-        </w:rPr>
-        <w:lastRenderedPageBreak/>
-        <w:t xml:space="preserve">        </w:t>
-      </w:r>
-      <w:proofErr w:type="spellStart"/>
-      <w:r>
-        <w:rPr>
-          <w:color w:val="000000"/>
-          <w:sz w:val="28"/>
-          <w:szCs w:val="28"/>
-        </w:rPr>
-        <w:t>var</w:t>
-      </w:r>
-      <w:proofErr w:type="spellEnd"/>
-      <w:r>
-        <w:rPr>
-          <w:color w:val="000000"/>
-          <w:sz w:val="28"/>
-          <w:szCs w:val="28"/>
-        </w:rPr>
-        <w:t xml:space="preserve"> </w:t>
-      </w:r>
-      <w:proofErr w:type="spellStart"/>
-      <w:r>
-        <w:rPr>
-          <w:color w:val="000000"/>
-          <w:sz w:val="28"/>
-          <w:szCs w:val="28"/>
-        </w:rPr>
-        <w:t>response</w:t>
-      </w:r>
-      <w:proofErr w:type="spellEnd"/>
-      <w:r>
-        <w:rPr>
-          <w:color w:val="000000"/>
-          <w:sz w:val="28"/>
-          <w:szCs w:val="28"/>
-        </w:rPr>
-        <w:t xml:space="preserve"> = </w:t>
-      </w:r>
-      <w:proofErr w:type="spellStart"/>
-      <w:r>
-        <w:rPr>
-          <w:color w:val="000000"/>
-          <w:sz w:val="28"/>
-          <w:szCs w:val="28"/>
-        </w:rPr>
-        <w:t>await</w:t>
-      </w:r>
-      <w:proofErr w:type="spellEnd"/>
-      <w:r>
-        <w:rPr>
-          <w:color w:val="000000"/>
-          <w:sz w:val="28"/>
-          <w:szCs w:val="28"/>
-        </w:rPr>
-        <w:t xml:space="preserve"> _</w:t>
-      </w:r>
-      <w:proofErr w:type="spellStart"/>
-      <w:r>
-        <w:rPr>
-          <w:color w:val="000000"/>
-          <w:sz w:val="28"/>
-          <w:szCs w:val="28"/>
-        </w:rPr>
-        <w:t>client.GetAsync</w:t>
-      </w:r>
-      <w:proofErr w:type="spellEnd"/>
-      <w:r>
-        <w:rPr>
-          <w:color w:val="000000"/>
-          <w:sz w:val="28"/>
-          <w:szCs w:val="28"/>
-        </w:rPr>
-        <w:t>("</w:t>
-      </w:r>
-      <w:proofErr w:type="spellStart"/>
-      <w:r>
-        <w:rPr>
-          <w:color w:val="000000"/>
-          <w:sz w:val="28"/>
-          <w:szCs w:val="28"/>
-        </w:rPr>
-        <w:t>booking</w:t>
-      </w:r>
-      <w:proofErr w:type="spellEnd"/>
-      <w:r>
-        <w:rPr>
-          <w:color w:val="000000"/>
-          <w:sz w:val="28"/>
-          <w:szCs w:val="28"/>
-        </w:rPr>
-        <w:t>/1");</w:t>
-      </w:r>
-      <w:r>
-        <w:rPr>
-          <w:color w:val="000000"/>
-          <w:sz w:val="28"/>
-          <w:szCs w:val="28"/>
-        </w:rPr>
-        <w:br/>
-        <w:t xml:space="preserve">        </w:t>
-      </w:r>
-      <w:proofErr w:type="spellStart"/>
-      <w:r>
-        <w:rPr>
-          <w:color w:val="000000"/>
-          <w:sz w:val="28"/>
-          <w:szCs w:val="28"/>
-        </w:rPr>
-        <w:t>var</w:t>
-      </w:r>
-      <w:proofErr w:type="spellEnd"/>
-      <w:r>
-        <w:rPr>
-          <w:color w:val="000000"/>
-          <w:sz w:val="28"/>
-          <w:szCs w:val="28"/>
-        </w:rPr>
-        <w:t xml:space="preserve"> </w:t>
-      </w:r>
-      <w:proofErr w:type="spellStart"/>
-      <w:r>
-        <w:rPr>
-          <w:color w:val="000000"/>
-          <w:sz w:val="28"/>
-          <w:szCs w:val="28"/>
-        </w:rPr>
-        <w:t>content</w:t>
-      </w:r>
-      <w:proofErr w:type="spellEnd"/>
-      <w:r>
-        <w:rPr>
-          <w:color w:val="000000"/>
-          <w:sz w:val="28"/>
-          <w:szCs w:val="28"/>
-        </w:rPr>
-        <w:t xml:space="preserve"> = </w:t>
-      </w:r>
-      <w:proofErr w:type="spellStart"/>
-      <w:r>
-        <w:rPr>
-          <w:color w:val="000000"/>
-          <w:sz w:val="28"/>
-          <w:szCs w:val="28"/>
-        </w:rPr>
-        <w:t>await</w:t>
-      </w:r>
-      <w:proofErr w:type="spellEnd"/>
-      <w:r>
-        <w:rPr>
-          <w:color w:val="000000"/>
-          <w:sz w:val="28"/>
-          <w:szCs w:val="28"/>
-        </w:rPr>
-        <w:t xml:space="preserve"> </w:t>
-      </w:r>
-      <w:proofErr w:type="spellStart"/>
-      <w:r>
-        <w:rPr>
-          <w:color w:val="000000"/>
-          <w:sz w:val="28"/>
-          <w:szCs w:val="28"/>
-        </w:rPr>
-        <w:t>response.Content.ReadAsStringAsync</w:t>
-      </w:r>
-      <w:proofErr w:type="spellEnd"/>
-      <w:r>
-        <w:rPr>
-          <w:color w:val="000000"/>
-          <w:sz w:val="28"/>
-          <w:szCs w:val="28"/>
-        </w:rPr>
-        <w:t>();</w:t>
-      </w:r>
-      <w:r>
-        <w:rPr>
-          <w:color w:val="000000"/>
-          <w:sz w:val="28"/>
-          <w:szCs w:val="28"/>
-        </w:rPr>
-        <w:br/>
-      </w:r>
-      <w:r>
-        <w:rPr>
-          <w:color w:val="000000"/>
-          <w:sz w:val="28"/>
-          <w:szCs w:val="28"/>
-        </w:rPr>
-        <w:br/>
-        <w:t xml:space="preserve">        </w:t>
-      </w:r>
-      <w:proofErr w:type="spellStart"/>
-      <w:r>
-        <w:rPr>
-          <w:color w:val="000000"/>
-          <w:sz w:val="28"/>
-          <w:szCs w:val="28"/>
-        </w:rPr>
-        <w:t>Assert.Contains</w:t>
-      </w:r>
-      <w:proofErr w:type="spellEnd"/>
-      <w:r>
-        <w:rPr>
-          <w:color w:val="000000"/>
-          <w:sz w:val="28"/>
-          <w:szCs w:val="28"/>
-        </w:rPr>
-        <w:t>("</w:t>
-      </w:r>
-      <w:proofErr w:type="spellStart"/>
-      <w:r>
-        <w:rPr>
-          <w:color w:val="000000"/>
-          <w:sz w:val="28"/>
-          <w:szCs w:val="28"/>
-        </w:rPr>
-        <w:t>lastname</w:t>
-      </w:r>
-      <w:proofErr w:type="spellEnd"/>
-      <w:r>
-        <w:rPr>
-          <w:color w:val="000000"/>
-          <w:sz w:val="28"/>
-          <w:szCs w:val="28"/>
-        </w:rPr>
-        <w:t xml:space="preserve">", </w:t>
-      </w:r>
-      <w:proofErr w:type="spellStart"/>
-      <w:r>
-        <w:rPr>
-          <w:color w:val="000000"/>
-          <w:sz w:val="28"/>
-          <w:szCs w:val="28"/>
-        </w:rPr>
-        <w:t>content</w:t>
-      </w:r>
-      <w:proofErr w:type="spellEnd"/>
-      <w:r>
-        <w:rPr>
-          <w:color w:val="000000"/>
-          <w:sz w:val="28"/>
-          <w:szCs w:val="28"/>
-        </w:rPr>
-        <w:t>);</w:t>
-      </w:r>
-      <w:r>
-        <w:rPr>
-          <w:color w:val="000000"/>
-          <w:sz w:val="28"/>
-          <w:szCs w:val="28"/>
-        </w:rPr>
-        <w:br/>
-        <w:t xml:space="preserve">    }</w:t>
-      </w:r>
-      <w:r>
-        <w:rPr>
-          <w:color w:val="000000"/>
-          <w:sz w:val="28"/>
-          <w:szCs w:val="28"/>
-        </w:rPr>
-        <w:br/>
-      </w:r>
-      <w:r>
-        <w:rPr>
-          <w:color w:val="000000"/>
-          <w:sz w:val="28"/>
-          <w:szCs w:val="28"/>
-        </w:rPr>
-        <w:br/>
-        <w:t xml:space="preserve">    [</w:t>
-      </w:r>
-      <w:proofErr w:type="spellStart"/>
-      <w:r>
-        <w:rPr>
-          <w:color w:val="000000"/>
-          <w:sz w:val="28"/>
-          <w:szCs w:val="28"/>
-        </w:rPr>
-        <w:t>Fact</w:t>
-      </w:r>
-      <w:proofErr w:type="spellEnd"/>
-      <w:r>
-        <w:rPr>
-          <w:color w:val="000000"/>
-          <w:sz w:val="28"/>
-          <w:szCs w:val="28"/>
-        </w:rPr>
-        <w:t>]</w:t>
-      </w:r>
-      <w:r>
-        <w:rPr>
-          <w:color w:val="000000"/>
-          <w:sz w:val="28"/>
-          <w:szCs w:val="28"/>
-        </w:rPr>
-        <w:br/>
-        <w:t xml:space="preserve">    </w:t>
-      </w:r>
-      <w:proofErr w:type="spellStart"/>
-      <w:r>
-        <w:rPr>
-          <w:color w:val="000000"/>
-          <w:sz w:val="28"/>
-          <w:szCs w:val="28"/>
-        </w:rPr>
-        <w:t>public</w:t>
-      </w:r>
-      <w:proofErr w:type="spellEnd"/>
-      <w:r>
-        <w:rPr>
-          <w:color w:val="000000"/>
-          <w:sz w:val="28"/>
-          <w:szCs w:val="28"/>
-        </w:rPr>
-        <w:t xml:space="preserve"> </w:t>
-      </w:r>
-      <w:proofErr w:type="spellStart"/>
-      <w:r>
-        <w:rPr>
-          <w:color w:val="000000"/>
-          <w:sz w:val="28"/>
-          <w:szCs w:val="28"/>
-        </w:rPr>
-        <w:t>async</w:t>
-      </w:r>
-      <w:proofErr w:type="spellEnd"/>
-      <w:r>
-        <w:rPr>
-          <w:color w:val="000000"/>
-          <w:sz w:val="28"/>
-          <w:szCs w:val="28"/>
-        </w:rPr>
-        <w:t xml:space="preserve"> </w:t>
-      </w:r>
-      <w:proofErr w:type="spellStart"/>
-      <w:r>
-        <w:rPr>
-          <w:color w:val="000000"/>
-          <w:sz w:val="28"/>
-          <w:szCs w:val="28"/>
-        </w:rPr>
-        <w:t>Task</w:t>
-      </w:r>
-      <w:proofErr w:type="spellEnd"/>
-      <w:r>
-        <w:rPr>
-          <w:color w:val="000000"/>
-          <w:sz w:val="28"/>
-          <w:szCs w:val="28"/>
-        </w:rPr>
-        <w:t xml:space="preserve"> </w:t>
-      </w:r>
-      <w:proofErr w:type="spellStart"/>
-      <w:r>
-        <w:rPr>
-          <w:color w:val="000000"/>
-          <w:sz w:val="28"/>
-          <w:szCs w:val="28"/>
-        </w:rPr>
-        <w:t>Get_BookingById_NotEmpty</w:t>
-      </w:r>
-      <w:proofErr w:type="spellEnd"/>
-      <w:r>
-        <w:rPr>
-          <w:color w:val="000000"/>
-          <w:sz w:val="28"/>
-          <w:szCs w:val="28"/>
-        </w:rPr>
-        <w:t>()</w:t>
-      </w:r>
-      <w:r>
-        <w:rPr>
-          <w:color w:val="000000"/>
-          <w:sz w:val="28"/>
-          <w:szCs w:val="28"/>
-        </w:rPr>
-        <w:br/>
-        <w:t xml:space="preserve">    {</w:t>
-      </w:r>
-      <w:r>
-        <w:rPr>
-          <w:color w:val="000000"/>
-          <w:sz w:val="28"/>
-          <w:szCs w:val="28"/>
-        </w:rPr>
-        <w:br/>
-        <w:t xml:space="preserve">        </w:t>
-      </w:r>
-      <w:proofErr w:type="spellStart"/>
-      <w:r>
-        <w:rPr>
-          <w:color w:val="000000"/>
-          <w:sz w:val="28"/>
-          <w:szCs w:val="28"/>
-        </w:rPr>
-        <w:t>var</w:t>
-      </w:r>
-      <w:proofErr w:type="spellEnd"/>
-      <w:r>
-        <w:rPr>
-          <w:color w:val="000000"/>
-          <w:sz w:val="28"/>
-          <w:szCs w:val="28"/>
-        </w:rPr>
-        <w:t xml:space="preserve"> </w:t>
-      </w:r>
-      <w:proofErr w:type="spellStart"/>
-      <w:r>
-        <w:rPr>
-          <w:color w:val="000000"/>
-          <w:sz w:val="28"/>
-          <w:szCs w:val="28"/>
-        </w:rPr>
-        <w:t>response</w:t>
-      </w:r>
-      <w:proofErr w:type="spellEnd"/>
-      <w:r>
-        <w:rPr>
-          <w:color w:val="000000"/>
-          <w:sz w:val="28"/>
-          <w:szCs w:val="28"/>
-        </w:rPr>
-        <w:t xml:space="preserve"> = </w:t>
-      </w:r>
-      <w:proofErr w:type="spellStart"/>
-      <w:r>
-        <w:rPr>
-          <w:color w:val="000000"/>
-          <w:sz w:val="28"/>
-          <w:szCs w:val="28"/>
-        </w:rPr>
-        <w:t>await</w:t>
-      </w:r>
-      <w:proofErr w:type="spellEnd"/>
-      <w:r>
-        <w:rPr>
-          <w:color w:val="000000"/>
-          <w:sz w:val="28"/>
-          <w:szCs w:val="28"/>
-        </w:rPr>
-        <w:t xml:space="preserve"> _</w:t>
-      </w:r>
-      <w:proofErr w:type="spellStart"/>
-      <w:r>
-        <w:rPr>
-          <w:color w:val="000000"/>
-          <w:sz w:val="28"/>
-          <w:szCs w:val="28"/>
-        </w:rPr>
-        <w:t>client.GetAsync</w:t>
-      </w:r>
-      <w:proofErr w:type="spellEnd"/>
-      <w:r>
-        <w:rPr>
-          <w:color w:val="000000"/>
-          <w:sz w:val="28"/>
-          <w:szCs w:val="28"/>
-        </w:rPr>
-        <w:t>("</w:t>
-      </w:r>
-      <w:proofErr w:type="spellStart"/>
-      <w:r>
-        <w:rPr>
-          <w:color w:val="000000"/>
-          <w:sz w:val="28"/>
-          <w:szCs w:val="28"/>
-        </w:rPr>
-        <w:t>booking</w:t>
-      </w:r>
-      <w:proofErr w:type="spellEnd"/>
-      <w:r>
-        <w:rPr>
-          <w:color w:val="000000"/>
-          <w:sz w:val="28"/>
-          <w:szCs w:val="28"/>
-        </w:rPr>
-        <w:t>/1");</w:t>
-      </w:r>
-      <w:r>
-        <w:rPr>
-          <w:color w:val="000000"/>
-          <w:sz w:val="28"/>
-          <w:szCs w:val="28"/>
-        </w:rPr>
-        <w:br/>
-        <w:t xml:space="preserve">        </w:t>
-      </w:r>
-      <w:proofErr w:type="spellStart"/>
-      <w:r>
-        <w:rPr>
-          <w:color w:val="000000"/>
-          <w:sz w:val="28"/>
-          <w:szCs w:val="28"/>
-        </w:rPr>
-        <w:t>var</w:t>
-      </w:r>
-      <w:proofErr w:type="spellEnd"/>
-      <w:r>
-        <w:rPr>
-          <w:color w:val="000000"/>
-          <w:sz w:val="28"/>
-          <w:szCs w:val="28"/>
-        </w:rPr>
-        <w:t xml:space="preserve"> </w:t>
-      </w:r>
-      <w:proofErr w:type="spellStart"/>
-      <w:r>
-        <w:rPr>
-          <w:color w:val="000000"/>
-          <w:sz w:val="28"/>
-          <w:szCs w:val="28"/>
-        </w:rPr>
-        <w:t>content</w:t>
-      </w:r>
-      <w:proofErr w:type="spellEnd"/>
-      <w:r>
-        <w:rPr>
-          <w:color w:val="000000"/>
-          <w:sz w:val="28"/>
-          <w:szCs w:val="28"/>
-        </w:rPr>
-        <w:t xml:space="preserve"> = </w:t>
-      </w:r>
-      <w:proofErr w:type="spellStart"/>
-      <w:r>
-        <w:rPr>
-          <w:color w:val="000000"/>
-          <w:sz w:val="28"/>
-          <w:szCs w:val="28"/>
-        </w:rPr>
-        <w:t>await</w:t>
-      </w:r>
-      <w:proofErr w:type="spellEnd"/>
-      <w:r>
-        <w:rPr>
-          <w:color w:val="000000"/>
-          <w:sz w:val="28"/>
-          <w:szCs w:val="28"/>
-        </w:rPr>
-        <w:t xml:space="preserve"> </w:t>
-      </w:r>
-      <w:proofErr w:type="spellStart"/>
-      <w:r>
-        <w:rPr>
-          <w:color w:val="000000"/>
-          <w:sz w:val="28"/>
-          <w:szCs w:val="28"/>
-        </w:rPr>
-        <w:t>response.Content.ReadAsStringAsync</w:t>
-      </w:r>
-      <w:proofErr w:type="spellEnd"/>
-      <w:r>
-        <w:rPr>
-          <w:color w:val="000000"/>
-          <w:sz w:val="28"/>
-          <w:szCs w:val="28"/>
-        </w:rPr>
-        <w:t>();</w:t>
-      </w:r>
-      <w:r>
-        <w:rPr>
-          <w:color w:val="000000"/>
-          <w:sz w:val="28"/>
-          <w:szCs w:val="28"/>
-        </w:rPr>
-        <w:br/>
-      </w:r>
-      <w:r>
-        <w:rPr>
-          <w:color w:val="000000"/>
-          <w:sz w:val="28"/>
-          <w:szCs w:val="28"/>
-        </w:rPr>
-        <w:br/>
-        <w:t xml:space="preserve">        </w:t>
-      </w:r>
-      <w:proofErr w:type="spellStart"/>
-      <w:r>
-        <w:rPr>
-          <w:color w:val="000000"/>
-          <w:sz w:val="28"/>
-          <w:szCs w:val="28"/>
-        </w:rPr>
-        <w:t>Assert.False</w:t>
-      </w:r>
-      <w:proofErr w:type="spellEnd"/>
-      <w:r>
-        <w:rPr>
-          <w:color w:val="000000"/>
-          <w:sz w:val="28"/>
-          <w:szCs w:val="28"/>
-        </w:rPr>
-        <w:t>(</w:t>
-      </w:r>
-      <w:proofErr w:type="spellStart"/>
-      <w:r>
-        <w:rPr>
-          <w:color w:val="000000"/>
-          <w:sz w:val="28"/>
-          <w:szCs w:val="28"/>
-        </w:rPr>
-        <w:t>string.IsNullOrEmpty</w:t>
-      </w:r>
-      <w:proofErr w:type="spellEnd"/>
-      <w:r>
-        <w:rPr>
-          <w:color w:val="000000"/>
-          <w:sz w:val="28"/>
-          <w:szCs w:val="28"/>
-        </w:rPr>
-        <w:t>(</w:t>
-      </w:r>
-      <w:proofErr w:type="spellStart"/>
-      <w:r>
-        <w:rPr>
-          <w:color w:val="000000"/>
-          <w:sz w:val="28"/>
-          <w:szCs w:val="28"/>
-        </w:rPr>
-        <w:t>content</w:t>
-      </w:r>
-      <w:proofErr w:type="spellEnd"/>
-      <w:r>
-        <w:rPr>
-          <w:color w:val="000000"/>
-          <w:sz w:val="28"/>
-          <w:szCs w:val="28"/>
-        </w:rPr>
-        <w:t>));</w:t>
-      </w:r>
-      <w:r>
-        <w:rPr>
-          <w:color w:val="000000"/>
-          <w:sz w:val="28"/>
-          <w:szCs w:val="28"/>
-        </w:rPr>
-        <w:br/>
-        <w:t xml:space="preserve">    }</w:t>
-      </w:r>
-      <w:r>
-        <w:rPr>
-          <w:color w:val="000000"/>
-          <w:sz w:val="28"/>
-          <w:szCs w:val="28"/>
-        </w:rPr>
-        <w:br/>
-      </w:r>
-      <w:r>
-        <w:rPr>
-          <w:color w:val="000000"/>
-          <w:sz w:val="28"/>
-          <w:szCs w:val="28"/>
-        </w:rPr>
-        <w:br/>
-        <w:t xml:space="preserve">    [</w:t>
-      </w:r>
-      <w:proofErr w:type="spellStart"/>
-      <w:r>
-        <w:rPr>
-          <w:color w:val="000000"/>
-          <w:sz w:val="28"/>
-          <w:szCs w:val="28"/>
-        </w:rPr>
-        <w:t>Fact</w:t>
-      </w:r>
-      <w:proofErr w:type="spellEnd"/>
-      <w:r>
-        <w:rPr>
-          <w:color w:val="000000"/>
-          <w:sz w:val="28"/>
-          <w:szCs w:val="28"/>
-        </w:rPr>
-        <w:t>]</w:t>
-      </w:r>
-      <w:r>
-        <w:rPr>
-          <w:color w:val="000000"/>
-          <w:sz w:val="28"/>
-          <w:szCs w:val="28"/>
-        </w:rPr>
-        <w:br/>
-        <w:t xml:space="preserve">    </w:t>
-      </w:r>
-      <w:proofErr w:type="spellStart"/>
-      <w:r>
-        <w:rPr>
-          <w:color w:val="000000"/>
-          <w:sz w:val="28"/>
-          <w:szCs w:val="28"/>
-        </w:rPr>
-        <w:t>public</w:t>
-      </w:r>
-      <w:proofErr w:type="spellEnd"/>
-      <w:r>
-        <w:rPr>
-          <w:color w:val="000000"/>
-          <w:sz w:val="28"/>
-          <w:szCs w:val="28"/>
-        </w:rPr>
-        <w:t xml:space="preserve"> </w:t>
-      </w:r>
-      <w:proofErr w:type="spellStart"/>
-      <w:r>
-        <w:rPr>
-          <w:color w:val="000000"/>
-          <w:sz w:val="28"/>
-          <w:szCs w:val="28"/>
-        </w:rPr>
-        <w:t>async</w:t>
-      </w:r>
-      <w:proofErr w:type="spellEnd"/>
-      <w:r>
-        <w:rPr>
-          <w:color w:val="000000"/>
-          <w:sz w:val="28"/>
-          <w:szCs w:val="28"/>
-        </w:rPr>
-        <w:t xml:space="preserve"> </w:t>
-      </w:r>
-      <w:proofErr w:type="spellStart"/>
-      <w:r>
-        <w:rPr>
-          <w:color w:val="000000"/>
-          <w:sz w:val="28"/>
-          <w:szCs w:val="28"/>
-        </w:rPr>
-        <w:t>Task</w:t>
-      </w:r>
-      <w:proofErr w:type="spellEnd"/>
-      <w:r>
-        <w:rPr>
-          <w:color w:val="000000"/>
-          <w:sz w:val="28"/>
-          <w:szCs w:val="28"/>
-        </w:rPr>
-        <w:t xml:space="preserve"> Get_BookingById_InvalidId_Returns404()</w:t>
-      </w:r>
-      <w:r>
-        <w:rPr>
-          <w:color w:val="000000"/>
-          <w:sz w:val="28"/>
-          <w:szCs w:val="28"/>
-        </w:rPr>
-        <w:br/>
-        <w:t xml:space="preserve">    {</w:t>
-      </w:r>
-      <w:r>
-        <w:rPr>
-          <w:color w:val="000000"/>
-          <w:sz w:val="28"/>
-          <w:szCs w:val="28"/>
-        </w:rPr>
-        <w:br/>
-        <w:t xml:space="preserve">        </w:t>
-      </w:r>
-      <w:proofErr w:type="spellStart"/>
-      <w:r>
-        <w:rPr>
-          <w:color w:val="000000"/>
-          <w:sz w:val="28"/>
-          <w:szCs w:val="28"/>
-        </w:rPr>
-        <w:t>var</w:t>
-      </w:r>
-      <w:proofErr w:type="spellEnd"/>
-      <w:r>
-        <w:rPr>
-          <w:color w:val="000000"/>
-          <w:sz w:val="28"/>
-          <w:szCs w:val="28"/>
-        </w:rPr>
-        <w:t xml:space="preserve"> </w:t>
-      </w:r>
-      <w:proofErr w:type="spellStart"/>
-      <w:r>
-        <w:rPr>
-          <w:color w:val="000000"/>
-          <w:sz w:val="28"/>
-          <w:szCs w:val="28"/>
-        </w:rPr>
-        <w:t>response</w:t>
-      </w:r>
-      <w:proofErr w:type="spellEnd"/>
-      <w:r>
-        <w:rPr>
-          <w:color w:val="000000"/>
-          <w:sz w:val="28"/>
-          <w:szCs w:val="28"/>
-        </w:rPr>
-        <w:t xml:space="preserve"> = </w:t>
-      </w:r>
-      <w:proofErr w:type="spellStart"/>
-      <w:r>
-        <w:rPr>
-          <w:color w:val="000000"/>
-          <w:sz w:val="28"/>
-          <w:szCs w:val="28"/>
-        </w:rPr>
-        <w:t>await</w:t>
-      </w:r>
-      <w:proofErr w:type="spellEnd"/>
-      <w:r>
-        <w:rPr>
-          <w:color w:val="000000"/>
-          <w:sz w:val="28"/>
-          <w:szCs w:val="28"/>
-        </w:rPr>
-        <w:t xml:space="preserve"> _</w:t>
-      </w:r>
-      <w:proofErr w:type="spellStart"/>
-      <w:r>
-        <w:rPr>
-          <w:color w:val="000000"/>
-          <w:sz w:val="28"/>
-          <w:szCs w:val="28"/>
-        </w:rPr>
-        <w:t>client.GetAsync</w:t>
-      </w:r>
-      <w:proofErr w:type="spellEnd"/>
-      <w:r>
-        <w:rPr>
-          <w:color w:val="000000"/>
-          <w:sz w:val="28"/>
-          <w:szCs w:val="28"/>
-        </w:rPr>
-        <w:t>("</w:t>
-      </w:r>
-      <w:proofErr w:type="spellStart"/>
-      <w:r>
-        <w:rPr>
-          <w:color w:val="000000"/>
-          <w:sz w:val="28"/>
-          <w:szCs w:val="28"/>
-        </w:rPr>
-        <w:t>booking</w:t>
-      </w:r>
-      <w:proofErr w:type="spellEnd"/>
-      <w:r>
-        <w:rPr>
-          <w:color w:val="000000"/>
-          <w:sz w:val="28"/>
-          <w:szCs w:val="28"/>
-        </w:rPr>
-        <w:t>/999999");</w:t>
-      </w:r>
-      <w:r>
-        <w:rPr>
-          <w:color w:val="000000"/>
-          <w:sz w:val="28"/>
-          <w:szCs w:val="28"/>
-        </w:rPr>
-        <w:br/>
-        <w:t xml:space="preserve">        </w:t>
-      </w:r>
-      <w:proofErr w:type="spellStart"/>
-      <w:r>
-        <w:rPr>
-          <w:color w:val="000000"/>
-          <w:sz w:val="28"/>
-          <w:szCs w:val="28"/>
-        </w:rPr>
-        <w:t>Assert.Equal</w:t>
-      </w:r>
-      <w:proofErr w:type="spellEnd"/>
-      <w:r>
-        <w:rPr>
-          <w:color w:val="000000"/>
-          <w:sz w:val="28"/>
-          <w:szCs w:val="28"/>
-        </w:rPr>
-        <w:t>(</w:t>
-      </w:r>
-      <w:proofErr w:type="spellStart"/>
-      <w:r>
-        <w:rPr>
-          <w:color w:val="000000"/>
-          <w:sz w:val="28"/>
-          <w:szCs w:val="28"/>
-        </w:rPr>
-        <w:t>HttpStatusCode.NotFound</w:t>
-      </w:r>
-      <w:proofErr w:type="spellEnd"/>
-      <w:r>
-        <w:rPr>
-          <w:color w:val="000000"/>
-          <w:sz w:val="28"/>
-          <w:szCs w:val="28"/>
-        </w:rPr>
-        <w:t xml:space="preserve">, </w:t>
-      </w:r>
-      <w:proofErr w:type="spellStart"/>
-      <w:r>
-        <w:rPr>
-          <w:color w:val="000000"/>
-          <w:sz w:val="28"/>
-          <w:szCs w:val="28"/>
-        </w:rPr>
-        <w:t>response.StatusCode</w:t>
-      </w:r>
-      <w:proofErr w:type="spellEnd"/>
-      <w:r>
-        <w:rPr>
-          <w:color w:val="000000"/>
-          <w:sz w:val="28"/>
-          <w:szCs w:val="28"/>
-        </w:rPr>
-        <w:t>);</w:t>
-      </w:r>
-      <w:r>
-        <w:rPr>
-          <w:color w:val="000000"/>
-          <w:sz w:val="28"/>
-          <w:szCs w:val="28"/>
-        </w:rPr>
-        <w:br/>
-        <w:t xml:space="preserve">    }</w:t>
-      </w:r>
-    </w:p>
-    <w:p>
-      <w:pPr>
-        <w:pStyle w:val="a3"/>
-        <w:spacing w:before="0" w:beforeAutospacing="0" w:after="0" w:afterAutospacing="0"/>
-        <w:rPr>
-          <w:b/>
-          <w:bCs/>
-          <w:color w:val="000000"/>
-          <w:sz w:val="28"/>
-          <w:szCs w:val="28"/>
-        </w:rPr>
-      </w:pPr>
-      <w:r>
-        <w:rPr>
-          <w:b/>
-          <w:bCs/>
-          <w:color w:val="000000"/>
-          <w:sz w:val="28"/>
-          <w:szCs w:val="28"/>
-        </w:rPr>
-        <w:t>3. POST (створення)</w:t>
-      </w:r>
-    </w:p>
-    <w:p>
-      <w:pPr>
-        <w:pStyle w:val="a3"/>
-        <w:rPr>
-          <w:color w:val="000000"/>
-          <w:sz w:val="28"/>
-          <w:szCs w:val="28"/>
-        </w:rPr>
-      </w:pPr>
-      <w:r>
-        <w:rPr>
-          <w:color w:val="000000"/>
-          <w:sz w:val="28"/>
-          <w:szCs w:val="28"/>
-        </w:rPr>
-        <w:t xml:space="preserve">    [</w:t>
-      </w:r>
-      <w:proofErr w:type="spellStart"/>
-      <w:r>
-        <w:rPr>
-          <w:color w:val="000000"/>
-          <w:sz w:val="28"/>
-          <w:szCs w:val="28"/>
-        </w:rPr>
-        <w:t>Fact</w:t>
-      </w:r>
-      <w:proofErr w:type="spellEnd"/>
-      <w:r>
-        <w:rPr>
-          <w:color w:val="000000"/>
-          <w:sz w:val="28"/>
-          <w:szCs w:val="28"/>
-        </w:rPr>
-        <w:t>]</w:t>
-      </w:r>
-      <w:r>
-        <w:rPr>
-          <w:color w:val="000000"/>
-          <w:sz w:val="28"/>
-          <w:szCs w:val="28"/>
-        </w:rPr>
-        <w:br/>
-        <w:t xml:space="preserve">    </w:t>
-      </w:r>
-      <w:proofErr w:type="spellStart"/>
-      <w:r>
-        <w:rPr>
-          <w:color w:val="000000"/>
-          <w:sz w:val="28"/>
-          <w:szCs w:val="28"/>
-        </w:rPr>
-        <w:t>public</w:t>
-      </w:r>
-      <w:proofErr w:type="spellEnd"/>
-      <w:r>
-        <w:rPr>
-          <w:color w:val="000000"/>
-          <w:sz w:val="28"/>
-          <w:szCs w:val="28"/>
-        </w:rPr>
-        <w:t xml:space="preserve"> </w:t>
-      </w:r>
-      <w:proofErr w:type="spellStart"/>
-      <w:r>
-        <w:rPr>
-          <w:color w:val="000000"/>
-          <w:sz w:val="28"/>
-          <w:szCs w:val="28"/>
-        </w:rPr>
-        <w:t>async</w:t>
-      </w:r>
-      <w:proofErr w:type="spellEnd"/>
-      <w:r>
-        <w:rPr>
-          <w:color w:val="000000"/>
-          <w:sz w:val="28"/>
-          <w:szCs w:val="28"/>
-        </w:rPr>
-        <w:t xml:space="preserve"> </w:t>
-      </w:r>
-      <w:proofErr w:type="spellStart"/>
-      <w:r>
-        <w:rPr>
-          <w:color w:val="000000"/>
-          <w:sz w:val="28"/>
-          <w:szCs w:val="28"/>
-        </w:rPr>
-        <w:t>Task</w:t>
-      </w:r>
-      <w:proofErr w:type="spellEnd"/>
-      <w:r>
-        <w:rPr>
-          <w:color w:val="000000"/>
-          <w:sz w:val="28"/>
-          <w:szCs w:val="28"/>
-        </w:rPr>
-        <w:t xml:space="preserve"> CreateBooking_ShouldReturn200()</w:t>
-      </w:r>
-      <w:r>
-        <w:rPr>
-          <w:color w:val="000000"/>
-          <w:sz w:val="28"/>
-          <w:szCs w:val="28"/>
-        </w:rPr>
-        <w:br/>
-        <w:t xml:space="preserve">    {</w:t>
-      </w:r>
-      <w:r>
-        <w:rPr>
-          <w:color w:val="000000"/>
-          <w:sz w:val="28"/>
-          <w:szCs w:val="28"/>
-        </w:rPr>
-        <w:br/>
-        <w:t xml:space="preserve">        </w:t>
-      </w:r>
-      <w:proofErr w:type="spellStart"/>
-      <w:r>
-        <w:rPr>
-          <w:color w:val="000000"/>
-          <w:sz w:val="28"/>
-          <w:szCs w:val="28"/>
-        </w:rPr>
-        <w:t>var</w:t>
-      </w:r>
-      <w:proofErr w:type="spellEnd"/>
-      <w:r>
-        <w:rPr>
-          <w:color w:val="000000"/>
-          <w:sz w:val="28"/>
-          <w:szCs w:val="28"/>
-        </w:rPr>
-        <w:t xml:space="preserve"> </w:t>
-      </w:r>
-      <w:proofErr w:type="spellStart"/>
-      <w:r>
-        <w:rPr>
-          <w:color w:val="000000"/>
-          <w:sz w:val="28"/>
-          <w:szCs w:val="28"/>
-        </w:rPr>
-        <w:t>body</w:t>
-      </w:r>
-      <w:proofErr w:type="spellEnd"/>
-      <w:r>
-        <w:rPr>
-          <w:color w:val="000000"/>
-          <w:sz w:val="28"/>
-          <w:szCs w:val="28"/>
-        </w:rPr>
-        <w:t xml:space="preserve"> = </w:t>
-      </w:r>
-      <w:proofErr w:type="spellStart"/>
-      <w:r>
-        <w:rPr>
-          <w:color w:val="000000"/>
-          <w:sz w:val="28"/>
-          <w:szCs w:val="28"/>
-        </w:rPr>
-        <w:t>new</w:t>
-      </w:r>
-      <w:proofErr w:type="spellEnd"/>
+        <w:t xml:space="preserve">        var body = new</w:t>
+      </w:r>
       <w:r>
         <w:rPr>
           <w:color w:val="000000"/>
@@ -5524,180 +2157,44 @@
           <w:szCs w:val="28"/>
         </w:rPr>
         <w:br/>
-        <w:t xml:space="preserve">            </w:t>
-      </w:r>
-      <w:proofErr w:type="spellStart"/>
-      <w:r>
-        <w:rPr>
-          <w:color w:val="000000"/>
-          <w:sz w:val="28"/>
-          <w:szCs w:val="28"/>
-        </w:rPr>
-        <w:t>firstname</w:t>
-      </w:r>
-      <w:proofErr w:type="spellEnd"/>
-      <w:r>
-        <w:rPr>
-          <w:color w:val="000000"/>
-          <w:sz w:val="28"/>
-          <w:szCs w:val="28"/>
-        </w:rPr>
-        <w:t xml:space="preserve"> = "</w:t>
-      </w:r>
-      <w:proofErr w:type="spellStart"/>
-      <w:r>
-        <w:rPr>
-          <w:color w:val="000000"/>
-          <w:sz w:val="28"/>
-          <w:szCs w:val="28"/>
-        </w:rPr>
-        <w:t>Test</w:t>
-      </w:r>
-      <w:proofErr w:type="spellEnd"/>
-      <w:r>
-        <w:rPr>
-          <w:color w:val="000000"/>
-          <w:sz w:val="28"/>
-          <w:szCs w:val="28"/>
-        </w:rPr>
-        <w:t>",</w:t>
-      </w:r>
-      <w:r>
-        <w:rPr>
-          <w:color w:val="000000"/>
-          <w:sz w:val="28"/>
-          <w:szCs w:val="28"/>
-        </w:rPr>
-        <w:br/>
-        <w:t xml:space="preserve">            </w:t>
-      </w:r>
-      <w:proofErr w:type="spellStart"/>
-      <w:r>
-        <w:rPr>
-          <w:color w:val="000000"/>
-          <w:sz w:val="28"/>
-          <w:szCs w:val="28"/>
-        </w:rPr>
-        <w:t>lastname</w:t>
-      </w:r>
-      <w:proofErr w:type="spellEnd"/>
-      <w:r>
-        <w:rPr>
-          <w:color w:val="000000"/>
-          <w:sz w:val="28"/>
-          <w:szCs w:val="28"/>
-        </w:rPr>
-        <w:t xml:space="preserve"> = "User",</w:t>
-      </w:r>
-      <w:r>
-        <w:rPr>
-          <w:color w:val="000000"/>
-          <w:sz w:val="28"/>
-          <w:szCs w:val="28"/>
-        </w:rPr>
-        <w:br/>
-        <w:t xml:space="preserve">            </w:t>
-      </w:r>
-      <w:proofErr w:type="spellStart"/>
-      <w:r>
-        <w:rPr>
-          <w:color w:val="000000"/>
-          <w:sz w:val="28"/>
-          <w:szCs w:val="28"/>
-        </w:rPr>
-        <w:t>totalprice</w:t>
-      </w:r>
-      <w:proofErr w:type="spellEnd"/>
-      <w:r>
-        <w:rPr>
-          <w:color w:val="000000"/>
-          <w:sz w:val="28"/>
-          <w:szCs w:val="28"/>
-        </w:rPr>
-        <w:t xml:space="preserve"> = 100,</w:t>
-      </w:r>
-      <w:r>
-        <w:rPr>
-          <w:color w:val="000000"/>
-          <w:sz w:val="28"/>
-          <w:szCs w:val="28"/>
-        </w:rPr>
-        <w:br/>
-        <w:t xml:space="preserve">            </w:t>
-      </w:r>
-      <w:proofErr w:type="spellStart"/>
-      <w:r>
-        <w:rPr>
-          <w:color w:val="000000"/>
-          <w:sz w:val="28"/>
-          <w:szCs w:val="28"/>
-        </w:rPr>
-        <w:t>depositpaid</w:t>
-      </w:r>
-      <w:proofErr w:type="spellEnd"/>
-      <w:r>
-        <w:rPr>
-          <w:color w:val="000000"/>
-          <w:sz w:val="28"/>
-          <w:szCs w:val="28"/>
-        </w:rPr>
-        <w:t xml:space="preserve"> = </w:t>
-      </w:r>
-      <w:proofErr w:type="spellStart"/>
-      <w:r>
-        <w:rPr>
-          <w:color w:val="000000"/>
-          <w:sz w:val="28"/>
-          <w:szCs w:val="28"/>
-        </w:rPr>
-        <w:t>true</w:t>
-      </w:r>
-      <w:proofErr w:type="spellEnd"/>
-      <w:r>
-        <w:rPr>
-          <w:color w:val="000000"/>
-          <w:sz w:val="28"/>
-          <w:szCs w:val="28"/>
-        </w:rPr>
-        <w:t>,</w:t>
-      </w:r>
-      <w:r>
-        <w:rPr>
-          <w:color w:val="000000"/>
-          <w:sz w:val="28"/>
-          <w:szCs w:val="28"/>
-        </w:rPr>
-        <w:br/>
-        <w:t xml:space="preserve">            </w:t>
-      </w:r>
-      <w:proofErr w:type="spellStart"/>
-      <w:r>
-        <w:rPr>
-          <w:color w:val="000000"/>
-          <w:sz w:val="28"/>
-          <w:szCs w:val="28"/>
-        </w:rPr>
-        <w:t>bookingdates</w:t>
-      </w:r>
-      <w:proofErr w:type="spellEnd"/>
-      <w:r>
-        <w:rPr>
-          <w:color w:val="000000"/>
-          <w:sz w:val="28"/>
-          <w:szCs w:val="28"/>
-        </w:rPr>
-        <w:t xml:space="preserve"> = </w:t>
-      </w:r>
-      <w:proofErr w:type="spellStart"/>
-      <w:r>
-        <w:rPr>
-          <w:color w:val="000000"/>
-          <w:sz w:val="28"/>
-          <w:szCs w:val="28"/>
-        </w:rPr>
-        <w:t>new</w:t>
-      </w:r>
-      <w:proofErr w:type="spellEnd"/>
+        <w:t xml:space="preserve">            firstname = "Test",</w:t>
+      </w:r>
+      <w:r>
+        <w:rPr>
+          <w:color w:val="000000"/>
+          <w:sz w:val="28"/>
+          <w:szCs w:val="28"/>
+        </w:rPr>
+        <w:br/>
+        <w:t xml:space="preserve">            lastname = "User",</w:t>
+      </w:r>
+      <w:r>
+        <w:rPr>
+          <w:color w:val="000000"/>
+          <w:sz w:val="28"/>
+          <w:szCs w:val="28"/>
+        </w:rPr>
+        <w:br/>
+        <w:t xml:space="preserve">            totalprice = 100,</w:t>
+      </w:r>
+      <w:r>
+        <w:rPr>
+          <w:color w:val="000000"/>
+          <w:sz w:val="28"/>
+          <w:szCs w:val="28"/>
+        </w:rPr>
+        <w:br/>
+        <w:t xml:space="preserve">            depositpaid = true,</w:t>
+      </w:r>
+      <w:r>
+        <w:rPr>
+          <w:color w:val="000000"/>
+          <w:sz w:val="28"/>
+          <w:szCs w:val="28"/>
+        </w:rPr>
+        <w:br/>
+        <w:t xml:space="preserve">            bookingdates = new</w:t>
+      </w:r>
       <w:r>
         <w:rPr>
           <w:color w:val="000000"/>
@@ -5714,52 +2211,16 @@
           <w:szCs w:val="28"/>
         </w:rPr>
         <w:br/>
-        <w:t xml:space="preserve">                </w:t>
-      </w:r>
-      <w:proofErr w:type="spellStart"/>
-      <w:r>
-        <w:rPr>
-          <w:color w:val="000000"/>
-          <w:sz w:val="28"/>
-          <w:szCs w:val="28"/>
-        </w:rPr>
-        <w:t>checkin</w:t>
-      </w:r>
-      <w:proofErr w:type="spellEnd"/>
-      <w:r>
-        <w:rPr>
-          <w:color w:val="000000"/>
-          <w:sz w:val="28"/>
-          <w:szCs w:val="28"/>
-        </w:rPr>
-        <w:t xml:space="preserve"> = "2024-01-01",</w:t>
-      </w:r>
-      <w:r>
-        <w:rPr>
-          <w:color w:val="000000"/>
-          <w:sz w:val="28"/>
-          <w:szCs w:val="28"/>
-        </w:rPr>
-        <w:br/>
-        <w:t xml:space="preserve">                </w:t>
-      </w:r>
-      <w:proofErr w:type="spellStart"/>
-      <w:r>
-        <w:rPr>
-          <w:color w:val="000000"/>
-          <w:sz w:val="28"/>
-          <w:szCs w:val="28"/>
-        </w:rPr>
-        <w:t>checkout</w:t>
-      </w:r>
-      <w:proofErr w:type="spellEnd"/>
-      <w:r>
-        <w:rPr>
-          <w:color w:val="000000"/>
-          <w:sz w:val="28"/>
-          <w:szCs w:val="28"/>
-        </w:rPr>
-        <w:t xml:space="preserve"> = "2024-01-10"</w:t>
+        <w:t xml:space="preserve">                checkin = "2024-01-01",</w:t>
+      </w:r>
+      <w:r>
+        <w:rPr>
+          <w:color w:val="000000"/>
+          <w:sz w:val="28"/>
+          <w:szCs w:val="28"/>
+        </w:rPr>
+        <w:br/>
+        <w:t xml:space="preserve">                checkout = "2024-01-10"</w:t>
       </w:r>
       <w:r>
         <w:rPr>
@@ -5777,43 +2238,7 @@
           <w:szCs w:val="28"/>
         </w:rPr>
         <w:br/>
-        <w:t xml:space="preserve">            </w:t>
-      </w:r>
-      <w:proofErr w:type="spellStart"/>
-      <w:r>
-        <w:rPr>
-          <w:color w:val="000000"/>
-          <w:sz w:val="28"/>
-          <w:szCs w:val="28"/>
-        </w:rPr>
-        <w:t>additionalneeds</w:t>
-      </w:r>
-      <w:proofErr w:type="spellEnd"/>
-      <w:r>
-        <w:rPr>
-          <w:color w:val="000000"/>
-          <w:sz w:val="28"/>
-          <w:szCs w:val="28"/>
-        </w:rPr>
-        <w:t xml:space="preserve"> = "</w:t>
-      </w:r>
-      <w:proofErr w:type="spellStart"/>
-      <w:r>
-        <w:rPr>
-          <w:color w:val="000000"/>
-          <w:sz w:val="28"/>
-          <w:szCs w:val="28"/>
-        </w:rPr>
-        <w:t>Breakfast</w:t>
-      </w:r>
-      <w:proofErr w:type="spellEnd"/>
-      <w:r>
-        <w:rPr>
-          <w:color w:val="000000"/>
-          <w:sz w:val="28"/>
-          <w:szCs w:val="28"/>
-        </w:rPr>
-        <w:t>"</w:t>
+        <w:t xml:space="preserve">            additionalneeds = "Breakfast"</w:t>
       </w:r>
       <w:r>
         <w:rPr>
@@ -5839,124 +2264,16 @@
           <w:szCs w:val="28"/>
         </w:rPr>
         <w:br/>
-        <w:t xml:space="preserve">        </w:t>
-      </w:r>
-      <w:proofErr w:type="spellStart"/>
-      <w:r>
-        <w:rPr>
-          <w:color w:val="000000"/>
-          <w:sz w:val="28"/>
-          <w:szCs w:val="28"/>
-        </w:rPr>
-        <w:t>var</w:t>
-      </w:r>
-      <w:proofErr w:type="spellEnd"/>
-      <w:r>
-        <w:rPr>
-          <w:color w:val="000000"/>
-          <w:sz w:val="28"/>
-          <w:szCs w:val="28"/>
-        </w:rPr>
-        <w:t xml:space="preserve"> </w:t>
-      </w:r>
-      <w:proofErr w:type="spellStart"/>
-      <w:r>
-        <w:rPr>
-          <w:color w:val="000000"/>
-          <w:sz w:val="28"/>
-          <w:szCs w:val="28"/>
-        </w:rPr>
-        <w:t>content</w:t>
-      </w:r>
-      <w:proofErr w:type="spellEnd"/>
-      <w:r>
-        <w:rPr>
-          <w:color w:val="000000"/>
-          <w:sz w:val="28"/>
-          <w:szCs w:val="28"/>
-        </w:rPr>
-        <w:t xml:space="preserve"> = </w:t>
-      </w:r>
-      <w:proofErr w:type="spellStart"/>
-      <w:r>
-        <w:rPr>
-          <w:color w:val="000000"/>
-          <w:sz w:val="28"/>
-          <w:szCs w:val="28"/>
-        </w:rPr>
-        <w:t>new</w:t>
-      </w:r>
-      <w:proofErr w:type="spellEnd"/>
-      <w:r>
-        <w:rPr>
-          <w:color w:val="000000"/>
-          <w:sz w:val="28"/>
-          <w:szCs w:val="28"/>
-        </w:rPr>
-        <w:t xml:space="preserve"> </w:t>
-      </w:r>
-      <w:proofErr w:type="spellStart"/>
-      <w:r>
-        <w:rPr>
-          <w:color w:val="000000"/>
-          <w:sz w:val="28"/>
-          <w:szCs w:val="28"/>
-        </w:rPr>
-        <w:t>StringContent</w:t>
-      </w:r>
-      <w:proofErr w:type="spellEnd"/>
-      <w:r>
-        <w:rPr>
-          <w:color w:val="000000"/>
-          <w:sz w:val="28"/>
-          <w:szCs w:val="28"/>
-        </w:rPr>
-        <w:t>(</w:t>
-      </w:r>
-      <w:r>
-        <w:rPr>
-          <w:color w:val="000000"/>
-          <w:sz w:val="28"/>
-          <w:szCs w:val="28"/>
-        </w:rPr>
-        <w:br/>
-        <w:t xml:space="preserve">            </w:t>
-      </w:r>
-      <w:proofErr w:type="spellStart"/>
-      <w:r>
-        <w:rPr>
-          <w:color w:val="000000"/>
-          <w:sz w:val="28"/>
-          <w:szCs w:val="28"/>
-        </w:rPr>
-        <w:t>JsonConvert.SerializeObject</w:t>
-      </w:r>
-      <w:proofErr w:type="spellEnd"/>
-      <w:r>
-        <w:rPr>
-          <w:color w:val="000000"/>
-          <w:sz w:val="28"/>
-          <w:szCs w:val="28"/>
-        </w:rPr>
-        <w:t>(</w:t>
-      </w:r>
-      <w:proofErr w:type="spellStart"/>
-      <w:r>
-        <w:rPr>
-          <w:color w:val="000000"/>
-          <w:sz w:val="28"/>
-          <w:szCs w:val="28"/>
-        </w:rPr>
-        <w:t>body</w:t>
-      </w:r>
-      <w:proofErr w:type="spellEnd"/>
-      <w:r>
-        <w:rPr>
-          <w:color w:val="000000"/>
-          <w:sz w:val="28"/>
-          <w:szCs w:val="28"/>
-        </w:rPr>
-        <w:t>),</w:t>
+        <w:t xml:space="preserve">        var content = new StringContent(</w:t>
+      </w:r>
+      <w:r>
+        <w:rPr>
+          <w:color w:val="000000"/>
+          <w:sz w:val="28"/>
+          <w:szCs w:val="28"/>
+        </w:rPr>
+        <w:br/>
+        <w:t xml:space="preserve">            JsonConvert.SerializeObject(body),</w:t>
       </w:r>
       <w:r>
         <w:rPr>
@@ -5974,43 +2291,7 @@
           <w:szCs w:val="28"/>
         </w:rPr>
         <w:br/>
-        <w:t xml:space="preserve">            "</w:t>
-      </w:r>
-      <w:proofErr w:type="spellStart"/>
-      <w:r>
-        <w:rPr>
-          <w:color w:val="000000"/>
-          <w:sz w:val="28"/>
-          <w:szCs w:val="28"/>
-        </w:rPr>
-        <w:t>application</w:t>
-      </w:r>
-      <w:proofErr w:type="spellEnd"/>
-      <w:r>
-        <w:rPr>
-          <w:color w:val="000000"/>
-          <w:sz w:val="28"/>
-          <w:szCs w:val="28"/>
-        </w:rPr>
-        <w:t>/</w:t>
-      </w:r>
-      <w:proofErr w:type="spellStart"/>
-      <w:r>
-        <w:rPr>
-          <w:color w:val="000000"/>
-          <w:sz w:val="28"/>
-          <w:szCs w:val="28"/>
-        </w:rPr>
-        <w:t>json</w:t>
-      </w:r>
-      <w:proofErr w:type="spellEnd"/>
-      <w:r>
-        <w:rPr>
-          <w:color w:val="000000"/>
-          <w:sz w:val="28"/>
-          <w:szCs w:val="28"/>
-        </w:rPr>
-        <w:t>"</w:t>
+        <w:t xml:space="preserve">            "application/json"</w:t>
       </w:r>
       <w:r>
         <w:rPr>
@@ -6044,186 +2325,24 @@
           <w:szCs w:val="28"/>
         </w:rPr>
         <w:br/>
-        <w:t xml:space="preserve">        </w:t>
-      </w:r>
-      <w:proofErr w:type="spellStart"/>
-      <w:r>
-        <w:rPr>
-          <w:color w:val="000000"/>
-          <w:sz w:val="28"/>
-          <w:szCs w:val="28"/>
-        </w:rPr>
-        <w:t>var</w:t>
-      </w:r>
-      <w:proofErr w:type="spellEnd"/>
-      <w:r>
-        <w:rPr>
-          <w:color w:val="000000"/>
-          <w:sz w:val="28"/>
-          <w:szCs w:val="28"/>
-        </w:rPr>
-        <w:t xml:space="preserve"> </w:t>
-      </w:r>
-      <w:proofErr w:type="spellStart"/>
-      <w:r>
-        <w:rPr>
-          <w:color w:val="000000"/>
-          <w:sz w:val="28"/>
-          <w:szCs w:val="28"/>
-        </w:rPr>
-        <w:t>response</w:t>
-      </w:r>
-      <w:proofErr w:type="spellEnd"/>
-      <w:r>
-        <w:rPr>
-          <w:color w:val="000000"/>
-          <w:sz w:val="28"/>
-          <w:szCs w:val="28"/>
-        </w:rPr>
-        <w:t xml:space="preserve"> = </w:t>
-      </w:r>
-      <w:proofErr w:type="spellStart"/>
-      <w:r>
-        <w:rPr>
-          <w:color w:val="000000"/>
-          <w:sz w:val="28"/>
-          <w:szCs w:val="28"/>
-        </w:rPr>
-        <w:t>await</w:t>
-      </w:r>
-      <w:proofErr w:type="spellEnd"/>
-      <w:r>
-        <w:rPr>
-          <w:color w:val="000000"/>
-          <w:sz w:val="28"/>
-          <w:szCs w:val="28"/>
-        </w:rPr>
-        <w:t xml:space="preserve"> _</w:t>
-      </w:r>
-      <w:proofErr w:type="spellStart"/>
-      <w:r>
-        <w:rPr>
-          <w:color w:val="000000"/>
-          <w:sz w:val="28"/>
-          <w:szCs w:val="28"/>
-        </w:rPr>
-        <w:t>client.PostAsync</w:t>
-      </w:r>
-      <w:proofErr w:type="spellEnd"/>
-      <w:r>
-        <w:rPr>
-          <w:color w:val="000000"/>
-          <w:sz w:val="28"/>
-          <w:szCs w:val="28"/>
-        </w:rPr>
-        <w:t>("</w:t>
-      </w:r>
-      <w:proofErr w:type="spellStart"/>
-      <w:r>
-        <w:rPr>
-          <w:color w:val="000000"/>
-          <w:sz w:val="28"/>
-          <w:szCs w:val="28"/>
-        </w:rPr>
-        <w:t>booking</w:t>
-      </w:r>
-      <w:proofErr w:type="spellEnd"/>
-      <w:r>
-        <w:rPr>
-          <w:color w:val="000000"/>
-          <w:sz w:val="28"/>
-          <w:szCs w:val="28"/>
-        </w:rPr>
-        <w:t xml:space="preserve">", </w:t>
-      </w:r>
-      <w:proofErr w:type="spellStart"/>
-      <w:r>
-        <w:rPr>
-          <w:color w:val="000000"/>
-          <w:sz w:val="28"/>
-          <w:szCs w:val="28"/>
-        </w:rPr>
-        <w:t>content</w:t>
-      </w:r>
-      <w:proofErr w:type="spellEnd"/>
-      <w:r>
-        <w:rPr>
-          <w:color w:val="000000"/>
-          <w:sz w:val="28"/>
-          <w:szCs w:val="28"/>
-        </w:rPr>
-        <w:t>);</w:t>
-      </w:r>
-      <w:r>
-        <w:rPr>
-          <w:color w:val="000000"/>
-          <w:sz w:val="28"/>
-          <w:szCs w:val="28"/>
-        </w:rPr>
-        <w:br/>
-      </w:r>
-      <w:r>
-        <w:rPr>
-          <w:color w:val="000000"/>
-          <w:sz w:val="28"/>
-          <w:szCs w:val="28"/>
-        </w:rPr>
-        <w:br/>
-        <w:t xml:space="preserve">        </w:t>
-      </w:r>
-      <w:proofErr w:type="spellStart"/>
-      <w:r>
-        <w:rPr>
-          <w:color w:val="000000"/>
-          <w:sz w:val="28"/>
-          <w:szCs w:val="28"/>
-        </w:rPr>
-        <w:t>Assert.Equal</w:t>
-      </w:r>
-      <w:proofErr w:type="spellEnd"/>
-      <w:r>
-        <w:rPr>
-          <w:color w:val="000000"/>
-          <w:sz w:val="28"/>
-          <w:szCs w:val="28"/>
-        </w:rPr>
-        <w:t>(</w:t>
-      </w:r>
-      <w:proofErr w:type="spellStart"/>
-      <w:r>
-        <w:rPr>
-          <w:color w:val="000000"/>
-          <w:sz w:val="28"/>
-          <w:szCs w:val="28"/>
-        </w:rPr>
-        <w:t>HttpStatusCode.OK</w:t>
-      </w:r>
-      <w:proofErr w:type="spellEnd"/>
-      <w:r>
-        <w:rPr>
-          <w:color w:val="000000"/>
-          <w:sz w:val="28"/>
-          <w:szCs w:val="28"/>
-        </w:rPr>
-        <w:t xml:space="preserve">, </w:t>
-      </w:r>
-      <w:proofErr w:type="spellStart"/>
-      <w:r>
-        <w:rPr>
-          <w:color w:val="000000"/>
-          <w:sz w:val="28"/>
-          <w:szCs w:val="28"/>
-        </w:rPr>
-        <w:t>response.StatusCode</w:t>
-      </w:r>
-      <w:proofErr w:type="spellEnd"/>
-      <w:r>
-        <w:rPr>
-          <w:color w:val="000000"/>
-          <w:sz w:val="28"/>
-          <w:szCs w:val="28"/>
-        </w:rPr>
-        <w:t>);</w:t>
+        <w:t xml:space="preserve">        var response = await _client.PostAsync("booking", content);</w:t>
+      </w:r>
+      <w:r>
+        <w:rPr>
+          <w:color w:val="000000"/>
+          <w:sz w:val="28"/>
+          <w:szCs w:val="28"/>
+        </w:rPr>
+        <w:br/>
+      </w:r>
+      <w:r>
+        <w:rPr>
+          <w:color w:val="000000"/>
+          <w:sz w:val="28"/>
+          <w:szCs w:val="28"/>
+        </w:rPr>
+        <w:br/>
+        <w:t xml:space="preserve">        Assert.Equal(HttpStatusCode.OK, response.StatusCode);</w:t>
       </w:r>
       <w:r>
         <w:rPr>
@@ -6274,25 +2393,7 @@
           <w:sz w:val="28"/>
           <w:szCs w:val="28"/>
         </w:rPr>
-        <w:t xml:space="preserve">перевірка що є </w:t>
-      </w:r>
-      <w:proofErr w:type="spellStart"/>
-      <w:r>
-        <w:rPr>
-          <w:color w:val="000000"/>
-          <w:sz w:val="28"/>
-          <w:szCs w:val="28"/>
-        </w:rPr>
-        <w:t>bookingid</w:t>
-      </w:r>
-      <w:proofErr w:type="spellEnd"/>
-      <w:r>
-        <w:rPr>
-          <w:color w:val="000000"/>
-          <w:sz w:val="28"/>
-          <w:szCs w:val="28"/>
-        </w:rPr>
-        <w:t xml:space="preserve"> </w:t>
+        <w:t xml:space="preserve">перевірка що є bookingid </w:t>
       </w:r>
     </w:p>
     <w:p>
@@ -6315,25 +2416,7 @@
           <w:sz w:val="28"/>
           <w:szCs w:val="28"/>
         </w:rPr>
-        <w:t xml:space="preserve">перевірка </w:t>
-      </w:r>
-      <w:proofErr w:type="spellStart"/>
-      <w:r>
-        <w:rPr>
-          <w:color w:val="000000"/>
-          <w:sz w:val="28"/>
-          <w:szCs w:val="28"/>
-        </w:rPr>
-        <w:t>content-type</w:t>
-      </w:r>
-      <w:proofErr w:type="spellEnd"/>
-      <w:r>
-        <w:rPr>
-          <w:color w:val="000000"/>
-          <w:sz w:val="28"/>
-          <w:szCs w:val="28"/>
-        </w:rPr>
-        <w:t xml:space="preserve"> </w:t>
+        <w:t xml:space="preserve">перевірка content-type </w:t>
       </w:r>
     </w:p>
     <w:p>
@@ -6379,43 +2462,7 @@
           <w:sz w:val="28"/>
           <w:szCs w:val="28"/>
         </w:rPr>
-        <w:t>перевірка значень (</w:t>
-      </w:r>
-      <w:proofErr w:type="spellStart"/>
-      <w:r>
-        <w:rPr>
-          <w:color w:val="000000"/>
-          <w:sz w:val="28"/>
-          <w:szCs w:val="28"/>
-        </w:rPr>
-        <w:t>firstname</w:t>
-      </w:r>
-      <w:proofErr w:type="spellEnd"/>
-      <w:r>
-        <w:rPr>
-          <w:color w:val="000000"/>
-          <w:sz w:val="28"/>
-          <w:szCs w:val="28"/>
-        </w:rPr>
-        <w:t xml:space="preserve"> == </w:t>
-      </w:r>
-      <w:proofErr w:type="spellStart"/>
-      <w:r>
-        <w:rPr>
-          <w:color w:val="000000"/>
-          <w:sz w:val="28"/>
-          <w:szCs w:val="28"/>
-        </w:rPr>
-        <w:t>Test</w:t>
-      </w:r>
-      <w:proofErr w:type="spellEnd"/>
-      <w:r>
-        <w:rPr>
-          <w:color w:val="000000"/>
-          <w:sz w:val="28"/>
-          <w:szCs w:val="28"/>
-        </w:rPr>
-        <w:t xml:space="preserve">) </w:t>
+        <w:t xml:space="preserve">перевірка значень (firstname == Test) </w:t>
       </w:r>
     </w:p>
     <w:p>
@@ -6467,36 +2514,8 @@
           <w:sz w:val="28"/>
           <w:szCs w:val="28"/>
         </w:rPr>
-        <w:t xml:space="preserve">Потрібен токен → API дозволяє </w:t>
-      </w:r>
-      <w:proofErr w:type="spellStart"/>
-      <w:r>
-        <w:rPr>
-          <w:color w:val="000000"/>
-          <w:sz w:val="28"/>
-          <w:szCs w:val="28"/>
-        </w:rPr>
-        <w:t>basic</w:t>
-      </w:r>
-      <w:proofErr w:type="spellEnd"/>
-      <w:r>
-        <w:rPr>
-          <w:color w:val="000000"/>
-          <w:sz w:val="28"/>
-          <w:szCs w:val="28"/>
-        </w:rPr>
-        <w:t xml:space="preserve"> </w:t>
-      </w:r>
-      <w:proofErr w:type="spellStart"/>
-      <w:r>
-        <w:rPr>
-          <w:color w:val="000000"/>
-          <w:sz w:val="28"/>
-          <w:szCs w:val="28"/>
-        </w:rPr>
-        <w:t>auth</w:t>
-      </w:r>
-      <w:proofErr w:type="spellEnd"/>
+        <w:t>Потрібен токен → API дозволяє basic auth</w:t>
+      </w:r>
     </w:p>
     <w:p>
       <w:pPr>
@@ -6513,61 +2532,7 @@
           <w:sz w:val="28"/>
           <w:szCs w:val="28"/>
         </w:rPr>
-        <w:t>_</w:t>
-      </w:r>
-      <w:proofErr w:type="spellStart"/>
-      <w:r>
-        <w:rPr>
-          <w:color w:val="000000"/>
-          <w:sz w:val="28"/>
-          <w:szCs w:val="28"/>
-        </w:rPr>
-        <w:t>client.DefaultRequestHeaders.Add</w:t>
-      </w:r>
-      <w:proofErr w:type="spellEnd"/>
-      <w:r>
-        <w:rPr>
-          <w:color w:val="000000"/>
-          <w:sz w:val="28"/>
-          <w:szCs w:val="28"/>
-        </w:rPr>
-        <w:t>("</w:t>
-      </w:r>
-      <w:proofErr w:type="spellStart"/>
-      <w:r>
-        <w:rPr>
-          <w:color w:val="000000"/>
-          <w:sz w:val="28"/>
-          <w:szCs w:val="28"/>
-        </w:rPr>
-        <w:t>Cookie</w:t>
-      </w:r>
-      <w:proofErr w:type="spellEnd"/>
-      <w:r>
-        <w:rPr>
-          <w:color w:val="000000"/>
-          <w:sz w:val="28"/>
-          <w:szCs w:val="28"/>
-        </w:rPr>
-        <w:t>", "</w:t>
-      </w:r>
-      <w:proofErr w:type="spellStart"/>
-      <w:r>
-        <w:rPr>
-          <w:color w:val="000000"/>
-          <w:sz w:val="28"/>
-          <w:szCs w:val="28"/>
-        </w:rPr>
-        <w:t>token</w:t>
-      </w:r>
-      <w:proofErr w:type="spellEnd"/>
-      <w:r>
-        <w:rPr>
-          <w:color w:val="000000"/>
-          <w:sz w:val="28"/>
-          <w:szCs w:val="28"/>
-        </w:rPr>
-        <w:t>=abc123");</w:t>
+        <w:t>_client.DefaultRequestHeaders.Add("Cookie", "token=abc123");</w:t>
       </w:r>
     </w:p>
     <w:p>
@@ -6586,25 +2551,7 @@
           <w:sz w:val="28"/>
           <w:szCs w:val="28"/>
         </w:rPr>
-        <w:t xml:space="preserve">(або можна пропустити і </w:t>
-      </w:r>
-      <w:proofErr w:type="spellStart"/>
-      <w:r>
-        <w:rPr>
-          <w:color w:val="000000"/>
-          <w:sz w:val="28"/>
-          <w:szCs w:val="28"/>
-        </w:rPr>
-        <w:t>протестити</w:t>
-      </w:r>
-      <w:proofErr w:type="spellEnd"/>
-      <w:r>
-        <w:rPr>
-          <w:color w:val="000000"/>
-          <w:sz w:val="28"/>
-          <w:szCs w:val="28"/>
-        </w:rPr>
-        <w:t xml:space="preserve"> 403 </w:t>
+        <w:t xml:space="preserve">(або можна пропустити і протестити 403 </w:t>
       </w:r>
       <w:r>
         <w:rPr>
@@ -6639,106 +2586,16 @@
           <w:sz w:val="28"/>
           <w:szCs w:val="28"/>
         </w:rPr>
-        <w:t xml:space="preserve">    [</w:t>
-      </w:r>
-      <w:proofErr w:type="spellStart"/>
-      <w:r>
-        <w:rPr>
-          <w:color w:val="000000"/>
-          <w:sz w:val="28"/>
-          <w:szCs w:val="28"/>
-        </w:rPr>
-        <w:t>Fact</w:t>
-      </w:r>
-      <w:proofErr w:type="spellEnd"/>
-      <w:r>
-        <w:rPr>
-          <w:color w:val="000000"/>
-          <w:sz w:val="28"/>
-          <w:szCs w:val="28"/>
-        </w:rPr>
-        <w:t>]</w:t>
-      </w:r>
-      <w:r>
-        <w:rPr>
-          <w:color w:val="000000"/>
-          <w:sz w:val="28"/>
-          <w:szCs w:val="28"/>
-        </w:rPr>
-        <w:br/>
-        <w:t xml:space="preserve">    </w:t>
-      </w:r>
-      <w:proofErr w:type="spellStart"/>
-      <w:r>
-        <w:rPr>
-          <w:color w:val="000000"/>
-          <w:sz w:val="28"/>
-          <w:szCs w:val="28"/>
-        </w:rPr>
-        <w:t>public</w:t>
-      </w:r>
-      <w:proofErr w:type="spellEnd"/>
-      <w:r>
-        <w:rPr>
-          <w:color w:val="000000"/>
-          <w:sz w:val="28"/>
-          <w:szCs w:val="28"/>
-        </w:rPr>
-        <w:t xml:space="preserve"> </w:t>
-      </w:r>
-      <w:proofErr w:type="spellStart"/>
-      <w:r>
-        <w:rPr>
-          <w:color w:val="000000"/>
-          <w:sz w:val="28"/>
-          <w:szCs w:val="28"/>
-        </w:rPr>
-        <w:t>async</w:t>
-      </w:r>
-      <w:proofErr w:type="spellEnd"/>
-      <w:r>
-        <w:rPr>
-          <w:color w:val="000000"/>
-          <w:sz w:val="28"/>
-          <w:szCs w:val="28"/>
-        </w:rPr>
-        <w:t xml:space="preserve"> </w:t>
-      </w:r>
-      <w:proofErr w:type="spellStart"/>
-      <w:r>
-        <w:rPr>
-          <w:color w:val="000000"/>
-          <w:sz w:val="28"/>
-          <w:szCs w:val="28"/>
-        </w:rPr>
-        <w:t>Task</w:t>
-      </w:r>
-      <w:proofErr w:type="spellEnd"/>
-      <w:r>
-        <w:rPr>
-          <w:color w:val="000000"/>
-          <w:sz w:val="28"/>
-          <w:szCs w:val="28"/>
-        </w:rPr>
-        <w:t xml:space="preserve"> </w:t>
-      </w:r>
-      <w:proofErr w:type="spellStart"/>
-      <w:r>
-        <w:rPr>
-          <w:color w:val="000000"/>
-          <w:sz w:val="28"/>
-          <w:szCs w:val="28"/>
-        </w:rPr>
-        <w:t>UpdateBooking_WithoutAuth_ShouldFail</w:t>
-      </w:r>
-      <w:proofErr w:type="spellEnd"/>
-      <w:r>
-        <w:rPr>
-          <w:color w:val="000000"/>
-          <w:sz w:val="28"/>
-          <w:szCs w:val="28"/>
-        </w:rPr>
-        <w:t>()</w:t>
+        <w:t xml:space="preserve">    [Fact]</w:t>
+      </w:r>
+      <w:r>
+        <w:rPr>
+          <w:color w:val="000000"/>
+          <w:sz w:val="28"/>
+          <w:szCs w:val="28"/>
+        </w:rPr>
+        <w:br/>
+        <w:t xml:space="preserve">    public async Task UpdateBooking_WithoutAuth_ShouldFail()</w:t>
       </w:r>
       <w:r>
         <w:rPr>
@@ -6756,223 +2613,25 @@
           <w:szCs w:val="28"/>
         </w:rPr>
         <w:br/>
-        <w:t xml:space="preserve">        </w:t>
-      </w:r>
-      <w:proofErr w:type="spellStart"/>
-      <w:r>
-        <w:rPr>
-          <w:color w:val="000000"/>
-          <w:sz w:val="28"/>
-          <w:szCs w:val="28"/>
-        </w:rPr>
-        <w:t>var</w:t>
-      </w:r>
-      <w:proofErr w:type="spellEnd"/>
-      <w:r>
-        <w:rPr>
-          <w:color w:val="000000"/>
-          <w:sz w:val="28"/>
-          <w:szCs w:val="28"/>
-        </w:rPr>
-        <w:t xml:space="preserve"> </w:t>
-      </w:r>
-      <w:proofErr w:type="spellStart"/>
-      <w:r>
-        <w:rPr>
-          <w:color w:val="000000"/>
-          <w:sz w:val="28"/>
-          <w:szCs w:val="28"/>
-        </w:rPr>
-        <w:t>response</w:t>
-      </w:r>
-      <w:proofErr w:type="spellEnd"/>
-      <w:r>
-        <w:rPr>
-          <w:color w:val="000000"/>
-          <w:sz w:val="28"/>
-          <w:szCs w:val="28"/>
-        </w:rPr>
-        <w:t xml:space="preserve"> = </w:t>
-      </w:r>
-      <w:proofErr w:type="spellStart"/>
-      <w:r>
-        <w:rPr>
-          <w:color w:val="000000"/>
-          <w:sz w:val="28"/>
-          <w:szCs w:val="28"/>
-        </w:rPr>
-        <w:t>await</w:t>
-      </w:r>
-      <w:proofErr w:type="spellEnd"/>
-      <w:r>
-        <w:rPr>
-          <w:color w:val="000000"/>
-          <w:sz w:val="28"/>
-          <w:szCs w:val="28"/>
-        </w:rPr>
-        <w:t xml:space="preserve"> _</w:t>
-      </w:r>
-      <w:proofErr w:type="spellStart"/>
-      <w:r>
-        <w:rPr>
-          <w:color w:val="000000"/>
-          <w:sz w:val="28"/>
-          <w:szCs w:val="28"/>
-        </w:rPr>
-        <w:t>client.PutAsync</w:t>
-      </w:r>
-      <w:proofErr w:type="spellEnd"/>
-      <w:r>
-        <w:rPr>
-          <w:color w:val="000000"/>
-          <w:sz w:val="28"/>
-          <w:szCs w:val="28"/>
-        </w:rPr>
-        <w:t>("</w:t>
-      </w:r>
-      <w:proofErr w:type="spellStart"/>
-      <w:r>
-        <w:rPr>
-          <w:color w:val="000000"/>
-          <w:sz w:val="28"/>
-          <w:szCs w:val="28"/>
-        </w:rPr>
-        <w:t>booking</w:t>
-      </w:r>
-      <w:proofErr w:type="spellEnd"/>
-      <w:r>
-        <w:rPr>
-          <w:color w:val="000000"/>
-          <w:sz w:val="28"/>
-          <w:szCs w:val="28"/>
-        </w:rPr>
-        <w:t xml:space="preserve">/1", </w:t>
-      </w:r>
-      <w:proofErr w:type="spellStart"/>
-      <w:r>
-        <w:rPr>
-          <w:color w:val="000000"/>
-          <w:sz w:val="28"/>
-          <w:szCs w:val="28"/>
-        </w:rPr>
-        <w:t>null</w:t>
-      </w:r>
-      <w:proofErr w:type="spellEnd"/>
-      <w:r>
-        <w:rPr>
-          <w:color w:val="000000"/>
-          <w:sz w:val="28"/>
-          <w:szCs w:val="28"/>
-        </w:rPr>
-        <w:t>);</w:t>
-      </w:r>
-      <w:r>
-        <w:rPr>
-          <w:color w:val="000000"/>
-          <w:sz w:val="28"/>
-          <w:szCs w:val="28"/>
-        </w:rPr>
-        <w:br/>
-        <w:t xml:space="preserve">        </w:t>
-      </w:r>
-      <w:proofErr w:type="spellStart"/>
-      <w:r>
-        <w:rPr>
-          <w:color w:val="000000"/>
-          <w:sz w:val="28"/>
-          <w:szCs w:val="28"/>
-        </w:rPr>
-        <w:t>Assert.True</w:t>
-      </w:r>
-      <w:proofErr w:type="spellEnd"/>
-      <w:r>
-        <w:rPr>
-          <w:color w:val="000000"/>
-          <w:sz w:val="28"/>
-          <w:szCs w:val="28"/>
-        </w:rPr>
-        <w:t>(</w:t>
-      </w:r>
-      <w:proofErr w:type="spellStart"/>
-      <w:r>
-        <w:rPr>
-          <w:color w:val="000000"/>
-          <w:sz w:val="28"/>
-          <w:szCs w:val="28"/>
-        </w:rPr>
-        <w:t>response.StatusCode</w:t>
-      </w:r>
-      <w:proofErr w:type="spellEnd"/>
-      <w:r>
-        <w:rPr>
-          <w:color w:val="000000"/>
-          <w:sz w:val="28"/>
-          <w:szCs w:val="28"/>
-        </w:rPr>
-        <w:t xml:space="preserve"> == </w:t>
-      </w:r>
-      <w:proofErr w:type="spellStart"/>
-      <w:r>
-        <w:rPr>
-          <w:color w:val="000000"/>
-          <w:sz w:val="28"/>
-          <w:szCs w:val="28"/>
-        </w:rPr>
-        <w:t>HttpStatusCode.Forbidden</w:t>
-      </w:r>
-      <w:proofErr w:type="spellEnd"/>
-      <w:r>
-        <w:rPr>
-          <w:color w:val="000000"/>
-          <w:sz w:val="28"/>
-          <w:szCs w:val="28"/>
-        </w:rPr>
-        <w:t xml:space="preserve"> ||</w:t>
-      </w:r>
-      <w:r>
-        <w:rPr>
-          <w:color w:val="000000"/>
-          <w:sz w:val="28"/>
-          <w:szCs w:val="28"/>
-        </w:rPr>
-        <w:br/>
-        <w:t xml:space="preserve">                    </w:t>
-      </w:r>
-      <w:proofErr w:type="spellStart"/>
-      <w:r>
-        <w:rPr>
-          <w:color w:val="000000"/>
-          <w:sz w:val="28"/>
-          <w:szCs w:val="28"/>
-        </w:rPr>
-        <w:t>response.StatusCode</w:t>
-      </w:r>
-      <w:proofErr w:type="spellEnd"/>
-      <w:r>
-        <w:rPr>
-          <w:color w:val="000000"/>
-          <w:sz w:val="28"/>
-          <w:szCs w:val="28"/>
-        </w:rPr>
-        <w:t xml:space="preserve"> == </w:t>
-      </w:r>
-      <w:proofErr w:type="spellStart"/>
-      <w:r>
-        <w:rPr>
-          <w:color w:val="000000"/>
-          <w:sz w:val="28"/>
-          <w:szCs w:val="28"/>
-        </w:rPr>
-        <w:t>HttpStatusCode.MethodNotAllowed</w:t>
-      </w:r>
-      <w:proofErr w:type="spellEnd"/>
-      <w:r>
-        <w:rPr>
-          <w:color w:val="000000"/>
-          <w:sz w:val="28"/>
-          <w:szCs w:val="28"/>
-        </w:rPr>
-        <w:t>);</w:t>
+        <w:t xml:space="preserve">        var response = await _client.PutAsync("booking/1", null);</w:t>
+      </w:r>
+      <w:r>
+        <w:rPr>
+          <w:color w:val="000000"/>
+          <w:sz w:val="28"/>
+          <w:szCs w:val="28"/>
+        </w:rPr>
+        <w:br/>
+        <w:t xml:space="preserve">        Assert.True(response.StatusCode == HttpStatusCode.Forbidden ||</w:t>
+      </w:r>
+      <w:r>
+        <w:rPr>
+          <w:color w:val="000000"/>
+          <w:sz w:val="28"/>
+          <w:szCs w:val="28"/>
+        </w:rPr>
+        <w:br/>
+        <w:t xml:space="preserve">                    response.StatusCode == HttpStatusCode.MethodNotAllowed);</w:t>
       </w:r>
       <w:r>
         <w:rPr>
@@ -7051,106 +2710,16 @@
           <w:sz w:val="28"/>
           <w:szCs w:val="28"/>
         </w:rPr>
-        <w:t xml:space="preserve">    [</w:t>
-      </w:r>
-      <w:proofErr w:type="spellStart"/>
-      <w:r>
-        <w:rPr>
-          <w:color w:val="000000"/>
-          <w:sz w:val="28"/>
-          <w:szCs w:val="28"/>
-        </w:rPr>
-        <w:t>Fact</w:t>
-      </w:r>
-      <w:proofErr w:type="spellEnd"/>
-      <w:r>
-        <w:rPr>
-          <w:color w:val="000000"/>
-          <w:sz w:val="28"/>
-          <w:szCs w:val="28"/>
-        </w:rPr>
-        <w:t>]</w:t>
-      </w:r>
-      <w:r>
-        <w:rPr>
-          <w:color w:val="000000"/>
-          <w:sz w:val="28"/>
-          <w:szCs w:val="28"/>
-        </w:rPr>
-        <w:br/>
-        <w:t xml:space="preserve">    </w:t>
-      </w:r>
-      <w:proofErr w:type="spellStart"/>
-      <w:r>
-        <w:rPr>
-          <w:color w:val="000000"/>
-          <w:sz w:val="28"/>
-          <w:szCs w:val="28"/>
-        </w:rPr>
-        <w:t>public</w:t>
-      </w:r>
-      <w:proofErr w:type="spellEnd"/>
-      <w:r>
-        <w:rPr>
-          <w:color w:val="000000"/>
-          <w:sz w:val="28"/>
-          <w:szCs w:val="28"/>
-        </w:rPr>
-        <w:t xml:space="preserve"> </w:t>
-      </w:r>
-      <w:proofErr w:type="spellStart"/>
-      <w:r>
-        <w:rPr>
-          <w:color w:val="000000"/>
-          <w:sz w:val="28"/>
-          <w:szCs w:val="28"/>
-        </w:rPr>
-        <w:t>async</w:t>
-      </w:r>
-      <w:proofErr w:type="spellEnd"/>
-      <w:r>
-        <w:rPr>
-          <w:color w:val="000000"/>
-          <w:sz w:val="28"/>
-          <w:szCs w:val="28"/>
-        </w:rPr>
-        <w:t xml:space="preserve"> </w:t>
-      </w:r>
-      <w:proofErr w:type="spellStart"/>
-      <w:r>
-        <w:rPr>
-          <w:color w:val="000000"/>
-          <w:sz w:val="28"/>
-          <w:szCs w:val="28"/>
-        </w:rPr>
-        <w:t>Task</w:t>
-      </w:r>
-      <w:proofErr w:type="spellEnd"/>
-      <w:r>
-        <w:rPr>
-          <w:color w:val="000000"/>
-          <w:sz w:val="28"/>
-          <w:szCs w:val="28"/>
-        </w:rPr>
-        <w:t xml:space="preserve"> </w:t>
-      </w:r>
-      <w:proofErr w:type="spellStart"/>
-      <w:r>
-        <w:rPr>
-          <w:color w:val="000000"/>
-          <w:sz w:val="28"/>
-          <w:szCs w:val="28"/>
-        </w:rPr>
-        <w:t>DeleteBooking_WithoutAuth_ShouldFail</w:t>
-      </w:r>
-      <w:proofErr w:type="spellEnd"/>
-      <w:r>
-        <w:rPr>
-          <w:color w:val="000000"/>
-          <w:sz w:val="28"/>
-          <w:szCs w:val="28"/>
-        </w:rPr>
-        <w:t>()</w:t>
+        <w:t xml:space="preserve">    [Fact]</w:t>
+      </w:r>
+      <w:r>
+        <w:rPr>
+          <w:color w:val="000000"/>
+          <w:sz w:val="28"/>
+          <w:szCs w:val="28"/>
+        </w:rPr>
+        <w:br/>
+        <w:t xml:space="preserve">    public async Task DeleteBooking_WithoutAuth_ShouldFail()</w:t>
       </w:r>
       <w:r>
         <w:rPr>
@@ -7168,213 +2737,33 @@
           <w:szCs w:val="28"/>
         </w:rPr>
         <w:br/>
-        <w:t xml:space="preserve">        </w:t>
-      </w:r>
-      <w:proofErr w:type="spellStart"/>
-      <w:r>
-        <w:rPr>
-          <w:color w:val="000000"/>
-          <w:sz w:val="28"/>
-          <w:szCs w:val="28"/>
-        </w:rPr>
-        <w:t>var</w:t>
-      </w:r>
-      <w:proofErr w:type="spellEnd"/>
-      <w:r>
-        <w:rPr>
-          <w:color w:val="000000"/>
-          <w:sz w:val="28"/>
-          <w:szCs w:val="28"/>
-        </w:rPr>
-        <w:t xml:space="preserve"> </w:t>
-      </w:r>
-      <w:proofErr w:type="spellStart"/>
-      <w:r>
-        <w:rPr>
-          <w:color w:val="000000"/>
-          <w:sz w:val="28"/>
-          <w:szCs w:val="28"/>
-        </w:rPr>
-        <w:t>response</w:t>
-      </w:r>
-      <w:proofErr w:type="spellEnd"/>
-      <w:r>
-        <w:rPr>
-          <w:color w:val="000000"/>
-          <w:sz w:val="28"/>
-          <w:szCs w:val="28"/>
-        </w:rPr>
-        <w:t xml:space="preserve"> = </w:t>
-      </w:r>
-      <w:proofErr w:type="spellStart"/>
-      <w:r>
-        <w:rPr>
-          <w:color w:val="000000"/>
-          <w:sz w:val="28"/>
-          <w:szCs w:val="28"/>
-        </w:rPr>
-        <w:t>await</w:t>
-      </w:r>
-      <w:proofErr w:type="spellEnd"/>
-      <w:r>
-        <w:rPr>
-          <w:color w:val="000000"/>
-          <w:sz w:val="28"/>
-          <w:szCs w:val="28"/>
-        </w:rPr>
-        <w:t xml:space="preserve"> _</w:t>
-      </w:r>
-      <w:proofErr w:type="spellStart"/>
-      <w:r>
-        <w:rPr>
-          <w:color w:val="000000"/>
-          <w:sz w:val="28"/>
-          <w:szCs w:val="28"/>
-        </w:rPr>
-        <w:t>client.DeleteAsync</w:t>
-      </w:r>
-      <w:proofErr w:type="spellEnd"/>
-      <w:r>
-        <w:rPr>
-          <w:color w:val="000000"/>
-          <w:sz w:val="28"/>
-          <w:szCs w:val="28"/>
-        </w:rPr>
-        <w:t>("</w:t>
-      </w:r>
-      <w:proofErr w:type="spellStart"/>
-      <w:r>
-        <w:rPr>
-          <w:color w:val="000000"/>
-          <w:sz w:val="28"/>
-          <w:szCs w:val="28"/>
-        </w:rPr>
-        <w:t>booking</w:t>
-      </w:r>
-      <w:proofErr w:type="spellEnd"/>
-      <w:r>
-        <w:rPr>
-          <w:color w:val="000000"/>
-          <w:sz w:val="28"/>
-          <w:szCs w:val="28"/>
-        </w:rPr>
-        <w:t>/1");</w:t>
-      </w:r>
-      <w:r>
-        <w:rPr>
-          <w:color w:val="000000"/>
-          <w:sz w:val="28"/>
-          <w:szCs w:val="28"/>
-        </w:rPr>
-        <w:br/>
-      </w:r>
-      <w:r>
-        <w:rPr>
-          <w:color w:val="000000"/>
-          <w:sz w:val="28"/>
-          <w:szCs w:val="28"/>
-        </w:rPr>
-        <w:br/>
-        <w:t xml:space="preserve">        </w:t>
-      </w:r>
-      <w:proofErr w:type="spellStart"/>
-      <w:r>
-        <w:rPr>
-          <w:color w:val="000000"/>
-          <w:sz w:val="28"/>
-          <w:szCs w:val="28"/>
-        </w:rPr>
-        <w:t>Assert.True</w:t>
-      </w:r>
-      <w:proofErr w:type="spellEnd"/>
-      <w:r>
-        <w:rPr>
-          <w:color w:val="000000"/>
-          <w:sz w:val="28"/>
-          <w:szCs w:val="28"/>
-        </w:rPr>
-        <w:t>(</w:t>
-      </w:r>
-      <w:proofErr w:type="spellStart"/>
-      <w:r>
-        <w:rPr>
-          <w:color w:val="000000"/>
-          <w:sz w:val="28"/>
-          <w:szCs w:val="28"/>
-        </w:rPr>
-        <w:t>response.StatusCode</w:t>
-      </w:r>
-      <w:proofErr w:type="spellEnd"/>
-      <w:r>
-        <w:rPr>
-          <w:color w:val="000000"/>
-          <w:sz w:val="28"/>
-          <w:szCs w:val="28"/>
-        </w:rPr>
-        <w:t xml:space="preserve"> == </w:t>
-      </w:r>
-      <w:proofErr w:type="spellStart"/>
-      <w:r>
-        <w:rPr>
-          <w:color w:val="000000"/>
-          <w:sz w:val="28"/>
-          <w:szCs w:val="28"/>
-        </w:rPr>
-        <w:t>HttpStatusCode.Forbidden</w:t>
-      </w:r>
-      <w:proofErr w:type="spellEnd"/>
-      <w:r>
-        <w:rPr>
-          <w:color w:val="000000"/>
-          <w:sz w:val="28"/>
-          <w:szCs w:val="28"/>
-        </w:rPr>
-        <w:t xml:space="preserve"> ||</w:t>
-      </w:r>
-      <w:r>
-        <w:rPr>
-          <w:color w:val="000000"/>
-          <w:sz w:val="28"/>
-          <w:szCs w:val="28"/>
-        </w:rPr>
-        <w:br/>
-        <w:t xml:space="preserve">                    </w:t>
-      </w:r>
-      <w:proofErr w:type="spellStart"/>
-      <w:r>
-        <w:rPr>
-          <w:color w:val="000000"/>
-          <w:sz w:val="28"/>
-          <w:szCs w:val="28"/>
-        </w:rPr>
-        <w:t>response.StatusCode</w:t>
-      </w:r>
-      <w:proofErr w:type="spellEnd"/>
-      <w:r>
-        <w:rPr>
-          <w:color w:val="000000"/>
-          <w:sz w:val="28"/>
-          <w:szCs w:val="28"/>
-        </w:rPr>
-        <w:t xml:space="preserve"> == </w:t>
-      </w:r>
-      <w:proofErr w:type="spellStart"/>
-      <w:r>
-        <w:rPr>
-          <w:color w:val="000000"/>
-          <w:sz w:val="28"/>
-          <w:szCs w:val="28"/>
-        </w:rPr>
-        <w:t>HttpStatusCode.MethodNotAllowed</w:t>
-      </w:r>
-      <w:proofErr w:type="spellEnd"/>
-      <w:r>
-        <w:rPr>
-          <w:color w:val="000000"/>
-          <w:sz w:val="28"/>
-          <w:szCs w:val="28"/>
-        </w:rPr>
-        <w:t>);</w:t>
+        <w:t xml:space="preserve">        var response = await _client.DeleteAsync("booking/1");</w:t>
+      </w:r>
+      <w:r>
+        <w:rPr>
+          <w:color w:val="000000"/>
+          <w:sz w:val="28"/>
+          <w:szCs w:val="28"/>
+        </w:rPr>
+        <w:br/>
+      </w:r>
+      <w:r>
+        <w:rPr>
+          <w:color w:val="000000"/>
+          <w:sz w:val="28"/>
+          <w:szCs w:val="28"/>
+        </w:rPr>
+        <w:br/>
+        <w:t xml:space="preserve">        Assert.True(response.StatusCode == HttpStatusCode.Forbidden ||</w:t>
+      </w:r>
+      <w:r>
+        <w:rPr>
+          <w:color w:val="000000"/>
+          <w:sz w:val="28"/>
+          <w:szCs w:val="28"/>
+        </w:rPr>
+        <w:br/>
+        <w:t xml:space="preserve">                    response.StatusCode == HttpStatusCode.MethodNotAllowed);</w:t>
       </w:r>
       <w:r>
         <w:rPr>
@@ -7429,6 +2818,7 @@
       </w:pPr>
       <w:r>
         <w:rPr>
+          <w:noProof/>
           <w:color w:val="000000"/>
           <w:sz w:val="28"/>
           <w:szCs w:val="28"/>
@@ -7545,6 +2935,7 @@
       </w:pPr>
       <w:r>
         <w:rPr>
+          <w:noProof/>
           <w:color w:val="000000"/>
           <w:sz w:val="28"/>
           <w:szCs w:val="28"/>
@@ -7676,25 +3067,7 @@
           <w:sz w:val="28"/>
           <w:szCs w:val="28"/>
         </w:rPr>
-        <w:t xml:space="preserve">Інтеграційні тести дозволяють перевіряти взаємодію системи із зовнішніми API. У ході роботи було реалізовано тести для методів GET, POST, PUT та DELETE. Було перевірено статус-коди, структуру відповіді, вміст даних та поведінку системи при помилкових запитах. Використання </w:t>
-      </w:r>
-      <w:proofErr w:type="spellStart"/>
-      <w:r>
-        <w:rPr>
-          <w:color w:val="000000"/>
-          <w:sz w:val="28"/>
-          <w:szCs w:val="28"/>
-        </w:rPr>
-        <w:t>HttpClient</w:t>
-      </w:r>
-      <w:proofErr w:type="spellEnd"/>
-      <w:r>
-        <w:rPr>
-          <w:color w:val="000000"/>
-          <w:sz w:val="28"/>
-          <w:szCs w:val="28"/>
-        </w:rPr>
-        <w:t xml:space="preserve"> дозволяє ефективно реалізувати API тестування в середовищі .NET.</w:t>
+        <w:t>Інтеграційні тести дозволяють перевіряти взаємодію системи із зовнішніми API. У ході роботи було реалізовано тести для методів GET, POST, PUT та DELETE. Було перевірено статус-коди, структуру відповіді, вміст даних та поведінку системи при помилкових запитах. Використання HttpClient дозволяє ефективно реалізувати API тестування в середовищі .NET.</w:t>
       </w:r>
     </w:p>
     <w:sectPr>
@@ -13093,6 +8466,7 @@
   <w:style w:type="character" w:default="1" w:styleId="a0">
     <w:name w:val="Default Paragraph Font"/>
     <w:uiPriority w:val="1"/>
+    <w:semiHidden/>
     <w:unhideWhenUsed/>
   </w:style>
   <w:style w:type="table" w:default="1" w:styleId="a1">
